--- a/template_pisf-ATERRO.docx
+++ b/template_pisf-ATERRO.docx
@@ -109,7 +109,21 @@
         <w:rPr>
           <w:rFonts w:ascii="Aptos Narrow" w:hAnsi="Aptos Narrow"/>
         </w:rPr>
-        <w:t xml:space="preserve"> {{ PROPRIETARIO }}</w:t>
+        <w:t xml:space="preserve"> </w:t>
+      </w:r>
+      <w:proofErr w:type="gramStart"/>
+      <w:r>
+        <w:rPr>
+          <w:rFonts w:ascii="Aptos Narrow" w:hAnsi="Aptos Narrow"/>
+        </w:rPr>
+        <w:t>{{ PROPRIETARIO</w:t>
+      </w:r>
+      <w:proofErr w:type="gramEnd"/>
+      <w:r>
+        <w:rPr>
+          <w:rFonts w:ascii="Aptos Narrow" w:hAnsi="Aptos Narrow"/>
+        </w:rPr>
+        <w:t xml:space="preserve"> }}</w:t>
       </w:r>
     </w:p>
     <w:p>
@@ -166,7 +180,21 @@
         <w:rPr>
           <w:rFonts w:ascii="Aptos Narrow" w:hAnsi="Aptos Narrow"/>
         </w:rPr>
-        <w:t xml:space="preserve"> {{ CONTRATO }}</w:t>
+        <w:t xml:space="preserve"> </w:t>
+      </w:r>
+      <w:proofErr w:type="gramStart"/>
+      <w:r>
+        <w:rPr>
+          <w:rFonts w:ascii="Aptos Narrow" w:hAnsi="Aptos Narrow"/>
+        </w:rPr>
+        <w:t>{{ CONTRATO</w:t>
+      </w:r>
+      <w:proofErr w:type="gramEnd"/>
+      <w:r>
+        <w:rPr>
+          <w:rFonts w:ascii="Aptos Narrow" w:hAnsi="Aptos Narrow"/>
+        </w:rPr>
+        <w:t xml:space="preserve"> }}</w:t>
       </w:r>
     </w:p>
     <w:p>
@@ -191,7 +219,21 @@
         <w:rPr>
           <w:rFonts w:ascii="Aptos Narrow" w:hAnsi="Aptos Narrow"/>
         </w:rPr>
-        <w:t xml:space="preserve"> {{ MUNICIPIO }}</w:t>
+        <w:t xml:space="preserve"> </w:t>
+      </w:r>
+      <w:proofErr w:type="gramStart"/>
+      <w:r>
+        <w:rPr>
+          <w:rFonts w:ascii="Aptos Narrow" w:hAnsi="Aptos Narrow"/>
+        </w:rPr>
+        <w:t>{{ MUNICIPIO</w:t>
+      </w:r>
+      <w:proofErr w:type="gramEnd"/>
+      <w:r>
+        <w:rPr>
+          <w:rFonts w:ascii="Aptos Narrow" w:hAnsi="Aptos Narrow"/>
+        </w:rPr>
+        <w:t xml:space="preserve"> }}</w:t>
       </w:r>
     </w:p>
     <w:p>
@@ -218,17 +260,67 @@
         </w:rPr>
         <w:t xml:space="preserve"> </w:t>
       </w:r>
-      <w:r>
-        <w:rPr>
-          <w:rFonts w:ascii="Aptos Narrow" w:hAnsi="Aptos Narrow"/>
-        </w:rPr>
-        <w:t xml:space="preserve">{{ EIXO }} - </w:t>
-      </w:r>
-      <w:r>
-        <w:rPr>
-          <w:rFonts w:ascii="Aptos Narrow" w:hAnsi="Aptos Narrow"/>
-        </w:rPr>
-        <w:t>Estaca {{ ESTACA }}  — Lado: {{ LADO }}</w:t>
+      <w:proofErr w:type="gramStart"/>
+      <w:r>
+        <w:rPr>
+          <w:rFonts w:ascii="Aptos Narrow" w:hAnsi="Aptos Narrow"/>
+        </w:rPr>
+        <w:t>{{ EIXO</w:t>
+      </w:r>
+      <w:proofErr w:type="gramEnd"/>
+      <w:r>
+        <w:rPr>
+          <w:rFonts w:ascii="Aptos Narrow" w:hAnsi="Aptos Narrow"/>
+        </w:rPr>
+        <w:t xml:space="preserve"> }} - </w:t>
+      </w:r>
+      <w:r>
+        <w:rPr>
+          <w:rFonts w:ascii="Aptos Narrow" w:hAnsi="Aptos Narrow"/>
+        </w:rPr>
+        <w:t xml:space="preserve">Estaca </w:t>
+      </w:r>
+      <w:proofErr w:type="gramStart"/>
+      <w:r>
+        <w:rPr>
+          <w:rFonts w:ascii="Aptos Narrow" w:hAnsi="Aptos Narrow"/>
+        </w:rPr>
+        <w:t>{{ ESTACA</w:t>
+      </w:r>
+      <w:proofErr w:type="gramEnd"/>
+      <w:r>
+        <w:rPr>
+          <w:rFonts w:ascii="Aptos Narrow" w:hAnsi="Aptos Narrow"/>
+        </w:rPr>
+        <w:t xml:space="preserve"> </w:t>
+      </w:r>
+      <w:proofErr w:type="gramStart"/>
+      <w:r>
+        <w:rPr>
+          <w:rFonts w:ascii="Aptos Narrow" w:hAnsi="Aptos Narrow"/>
+        </w:rPr>
+        <w:t>}}  —</w:t>
+      </w:r>
+      <w:proofErr w:type="gramEnd"/>
+      <w:r>
+        <w:rPr>
+          <w:rFonts w:ascii="Aptos Narrow" w:hAnsi="Aptos Narrow"/>
+        </w:rPr>
+        <w:t xml:space="preserve"> Lado: </w:t>
+      </w:r>
+      <w:proofErr w:type="gramStart"/>
+      <w:r>
+        <w:rPr>
+          <w:rFonts w:ascii="Aptos Narrow" w:hAnsi="Aptos Narrow"/>
+        </w:rPr>
+        <w:t>{{ LADO</w:t>
+      </w:r>
+      <w:proofErr w:type="gramEnd"/>
+      <w:r>
+        <w:rPr>
+          <w:rFonts w:ascii="Aptos Narrow" w:hAnsi="Aptos Narrow"/>
+        </w:rPr>
+        <w:t xml:space="preserve"> }}</w:t>
       </w:r>
     </w:p>
     <w:p>
@@ -287,7 +379,21 @@
         <w:rPr>
           <w:rFonts w:ascii="Aptos Narrow" w:hAnsi="Aptos Narrow"/>
         </w:rPr>
-        <w:t xml:space="preserve">: {{ LAT }} / </w:t>
+        <w:t xml:space="preserve">: </w:t>
+      </w:r>
+      <w:proofErr w:type="gramStart"/>
+      <w:r>
+        <w:rPr>
+          <w:rFonts w:ascii="Aptos Narrow" w:hAnsi="Aptos Narrow"/>
+        </w:rPr>
+        <w:t>{{ LAT</w:t>
+      </w:r>
+      <w:proofErr w:type="gramEnd"/>
+      <w:r>
+        <w:rPr>
+          <w:rFonts w:ascii="Aptos Narrow" w:hAnsi="Aptos Narrow"/>
+        </w:rPr>
+        <w:t xml:space="preserve"> }} / </w:t>
       </w:r>
       <w:r>
         <w:rPr>
@@ -299,7 +405,21 @@
         <w:rPr>
           <w:rFonts w:ascii="Aptos Narrow" w:hAnsi="Aptos Narrow"/>
         </w:rPr>
-        <w:t>: {{ LONG }}</w:t>
+        <w:t xml:space="preserve">: </w:t>
+      </w:r>
+      <w:proofErr w:type="gramStart"/>
+      <w:r>
+        <w:rPr>
+          <w:rFonts w:ascii="Aptos Narrow" w:hAnsi="Aptos Narrow"/>
+        </w:rPr>
+        <w:t>{{ LONG</w:t>
+      </w:r>
+      <w:proofErr w:type="gramEnd"/>
+      <w:r>
+        <w:rPr>
+          <w:rFonts w:ascii="Aptos Narrow" w:hAnsi="Aptos Narrow"/>
+        </w:rPr>
+        <w:t xml:space="preserve"> }}</w:t>
       </w:r>
     </w:p>
     <w:p>
@@ -324,7 +444,35 @@
         <w:rPr>
           <w:rFonts w:ascii="Aptos Narrow" w:hAnsi="Aptos Narrow"/>
         </w:rPr>
-        <w:t xml:space="preserve"> {{ USO_DA_AGUA }} | </w:t>
+        <w:t xml:space="preserve"> </w:t>
+      </w:r>
+      <w:proofErr w:type="gramStart"/>
+      <w:r>
+        <w:rPr>
+          <w:rFonts w:ascii="Aptos Narrow" w:hAnsi="Aptos Narrow"/>
+        </w:rPr>
+        <w:t>{{ USO</w:t>
+      </w:r>
+      <w:proofErr w:type="gramEnd"/>
+      <w:r>
+        <w:rPr>
+          <w:rFonts w:ascii="Aptos Narrow" w:hAnsi="Aptos Narrow"/>
+        </w:rPr>
+        <w:t>_DA_</w:t>
+      </w:r>
+      <w:proofErr w:type="gramStart"/>
+      <w:r>
+        <w:rPr>
+          <w:rFonts w:ascii="Aptos Narrow" w:hAnsi="Aptos Narrow"/>
+        </w:rPr>
+        <w:t>AGUA }</w:t>
+      </w:r>
+      <w:proofErr w:type="gramEnd"/>
+      <w:r>
+        <w:rPr>
+          <w:rFonts w:ascii="Aptos Narrow" w:hAnsi="Aptos Narrow"/>
+        </w:rPr>
+        <w:t xml:space="preserve">} | </w:t>
       </w:r>
       <w:r>
         <w:rPr>
@@ -340,6 +488,7 @@
         </w:rPr>
         <w:t xml:space="preserve"> </w:t>
       </w:r>
+      <w:proofErr w:type="gramStart"/>
       <w:r>
         <w:rPr>
           <w:rFonts w:ascii="Aptos Narrow" w:hAnsi="Aptos Narrow"/>
@@ -347,7 +496,17 @@
           <w:bCs/>
           <w:color w:val="EE0000"/>
         </w:rPr>
-        <w:t>{{ SISTEMA }}</w:t>
+        <w:t>{{ SISTEMA</w:t>
+      </w:r>
+      <w:proofErr w:type="gramEnd"/>
+      <w:r>
+        <w:rPr>
+          <w:rFonts w:ascii="Aptos Narrow" w:hAnsi="Aptos Narrow"/>
+          <w:b/>
+          <w:bCs/>
+          <w:color w:val="EE0000"/>
+        </w:rPr>
+        <w:t xml:space="preserve"> }}</w:t>
       </w:r>
     </w:p>
     <w:p>
@@ -372,7 +531,35 @@
         <w:rPr>
           <w:rFonts w:ascii="Aptos Narrow" w:hAnsi="Aptos Narrow"/>
         </w:rPr>
-        <w:t xml:space="preserve"> {{ ESTRUTURA_WBS }}.</w:t>
+        <w:t xml:space="preserve"> </w:t>
+      </w:r>
+      <w:proofErr w:type="gramStart"/>
+      <w:r>
+        <w:rPr>
+          <w:rFonts w:ascii="Aptos Narrow" w:hAnsi="Aptos Narrow"/>
+        </w:rPr>
+        <w:t>{{ ESTRUTURA</w:t>
+      </w:r>
+      <w:proofErr w:type="gramEnd"/>
+      <w:r>
+        <w:rPr>
+          <w:rFonts w:ascii="Aptos Narrow" w:hAnsi="Aptos Narrow"/>
+        </w:rPr>
+        <w:t>_</w:t>
+      </w:r>
+      <w:proofErr w:type="gramStart"/>
+      <w:r>
+        <w:rPr>
+          <w:rFonts w:ascii="Aptos Narrow" w:hAnsi="Aptos Narrow"/>
+        </w:rPr>
+        <w:t>WBS }</w:t>
+      </w:r>
+      <w:proofErr w:type="gramEnd"/>
+      <w:r>
+        <w:rPr>
+          <w:rFonts w:ascii="Aptos Narrow" w:hAnsi="Aptos Narrow"/>
+        </w:rPr>
+        <w:t>}.</w:t>
       </w:r>
     </w:p>
     <w:p>
@@ -3312,7 +3499,40 @@
                 <w:lang w:eastAsia="pt-BR"/>
                 <w14:ligatures w14:val="none"/>
               </w:rPr>
-              <w:t>CANALETA DE CONCRETO 14X19X39</w:t>
+              <w:t xml:space="preserve">CANALETA DE CONCRETO </w:t>
+            </w:r>
+            <w:r>
+              <w:rPr>
+                <w:rFonts w:ascii="Calibri" w:eastAsia="Times New Roman" w:hAnsi="Calibri" w:cs="Calibri"/>
+                <w:kern w:val="0"/>
+                <w:sz w:val="18"/>
+                <w:szCs w:val="18"/>
+                <w:lang w:eastAsia="pt-BR"/>
+                <w14:ligatures w14:val="none"/>
+              </w:rPr>
+              <w:t>20</w:t>
+            </w:r>
+            <w:r>
+              <w:rPr>
+                <w:rFonts w:ascii="Calibri" w:eastAsia="Times New Roman" w:hAnsi="Calibri" w:cs="Calibri"/>
+                <w:kern w:val="0"/>
+                <w:sz w:val="18"/>
+                <w:szCs w:val="18"/>
+                <w:lang w:eastAsia="pt-BR"/>
+                <w14:ligatures w14:val="none"/>
+              </w:rPr>
+              <w:t>X19X39</w:t>
+            </w:r>
+            <w:r>
+              <w:rPr>
+                <w:rFonts w:ascii="Calibri" w:eastAsia="Times New Roman" w:hAnsi="Calibri" w:cs="Calibri"/>
+                <w:kern w:val="0"/>
+                <w:sz w:val="18"/>
+                <w:szCs w:val="18"/>
+                <w:lang w:eastAsia="pt-BR"/>
+                <w14:ligatures w14:val="none"/>
+              </w:rPr>
+              <w:t xml:space="preserve"> (CANALETA DE 20 CM)</w:t>
             </w:r>
           </w:p>
         </w:tc>
@@ -4500,7 +4720,6 @@
               <w:right w:val="single" w:sz="4" w:space="0" w:color="auto"/>
             </w:tcBorders>
             <w:vAlign w:val="center"/>
-            <w:hideMark/>
           </w:tcPr>
           <w:p>
             <w:pPr>
@@ -4525,6 +4744,233 @@
                 <w14:ligatures w14:val="none"/>
               </w:rPr>
               <w:t>20</w:t>
+            </w:r>
+          </w:p>
+        </w:tc>
+        <w:tc>
+          <w:tcPr>
+            <w:tcW w:w="4612" w:type="dxa"/>
+            <w:tcBorders>
+              <w:top w:val="single" w:sz="4" w:space="0" w:color="auto"/>
+              <w:left w:val="single" w:sz="4" w:space="0" w:color="auto"/>
+              <w:bottom w:val="single" w:sz="4" w:space="0" w:color="auto"/>
+              <w:right w:val="single" w:sz="4" w:space="0" w:color="auto"/>
+            </w:tcBorders>
+            <w:noWrap/>
+            <w:vAlign w:val="center"/>
+          </w:tcPr>
+          <w:p>
+            <w:pPr>
+              <w:spacing w:after="0" w:line="240" w:lineRule="auto"/>
+              <w:rPr>
+                <w:rFonts w:ascii="Calibri" w:eastAsia="Times New Roman" w:hAnsi="Calibri" w:cs="Calibri"/>
+                <w:color w:val="000000"/>
+                <w:kern w:val="0"/>
+                <w:sz w:val="18"/>
+                <w:szCs w:val="18"/>
+                <w:lang w:eastAsia="pt-BR"/>
+                <w14:ligatures w14:val="none"/>
+              </w:rPr>
+            </w:pPr>
+            <w:r>
+              <w:rPr>
+                <w:rFonts w:ascii="Calibri" w:eastAsia="Times New Roman" w:hAnsi="Calibri" w:cs="Calibri"/>
+                <w:kern w:val="0"/>
+                <w:sz w:val="18"/>
+                <w:szCs w:val="18"/>
+                <w:lang w:eastAsia="pt-BR"/>
+                <w14:ligatures w14:val="none"/>
+              </w:rPr>
+              <w:t xml:space="preserve">BLOQUEADOR DE AR PARA HIDRÔMETRO - </w:t>
+            </w:r>
+            <w:r>
+              <w:rPr>
+                <w:rFonts w:ascii="Calibri" w:eastAsia="Times New Roman" w:hAnsi="Calibri" w:cs="Calibri"/>
+                <w:kern w:val="0"/>
+                <w:sz w:val="18"/>
+                <w:szCs w:val="18"/>
+                <w:lang w:eastAsia="pt-BR"/>
+                <w14:ligatures w14:val="none"/>
+              </w:rPr>
+              <w:t>3/4''</w:t>
+            </w:r>
+            <w:r>
+              <w:rPr>
+                <w:rFonts w:ascii="Calibri" w:eastAsia="Times New Roman" w:hAnsi="Calibri" w:cs="Calibri"/>
+                <w:kern w:val="0"/>
+                <w:sz w:val="18"/>
+                <w:szCs w:val="18"/>
+                <w:lang w:eastAsia="pt-BR"/>
+                <w14:ligatures w14:val="none"/>
+              </w:rPr>
+              <w:t xml:space="preserve"> – DN25MM</w:t>
+            </w:r>
+          </w:p>
+        </w:tc>
+        <w:tc>
+          <w:tcPr>
+            <w:tcW w:w="910" w:type="dxa"/>
+            <w:tcBorders>
+              <w:top w:val="single" w:sz="4" w:space="0" w:color="auto"/>
+              <w:left w:val="single" w:sz="4" w:space="0" w:color="auto"/>
+              <w:bottom w:val="single" w:sz="4" w:space="0" w:color="auto"/>
+              <w:right w:val="single" w:sz="4" w:space="0" w:color="auto"/>
+            </w:tcBorders>
+            <w:noWrap/>
+            <w:vAlign w:val="center"/>
+          </w:tcPr>
+          <w:p>
+            <w:pPr>
+              <w:spacing w:after="0" w:line="240" w:lineRule="auto"/>
+              <w:jc w:val="center"/>
+              <w:rPr>
+                <w:rFonts w:ascii="Calibri" w:eastAsia="Times New Roman" w:hAnsi="Calibri" w:cs="Calibri"/>
+                <w:kern w:val="0"/>
+                <w:sz w:val="18"/>
+                <w:szCs w:val="18"/>
+                <w:lang w:eastAsia="pt-BR"/>
+                <w14:ligatures w14:val="none"/>
+              </w:rPr>
+            </w:pPr>
+            <w:r>
+              <w:rPr>
+                <w:rFonts w:ascii="Calibri" w:eastAsia="Times New Roman" w:hAnsi="Calibri" w:cs="Calibri"/>
+                <w:kern w:val="0"/>
+                <w:sz w:val="18"/>
+                <w:szCs w:val="18"/>
+                <w:lang w:eastAsia="pt-BR"/>
+                <w14:ligatures w14:val="none"/>
+              </w:rPr>
+              <w:t>1</w:t>
+            </w:r>
+          </w:p>
+        </w:tc>
+        <w:tc>
+          <w:tcPr>
+            <w:tcW w:w="910" w:type="dxa"/>
+            <w:tcBorders>
+              <w:top w:val="single" w:sz="4" w:space="0" w:color="auto"/>
+              <w:left w:val="single" w:sz="4" w:space="0" w:color="auto"/>
+              <w:bottom w:val="single" w:sz="4" w:space="0" w:color="auto"/>
+              <w:right w:val="single" w:sz="4" w:space="0" w:color="auto"/>
+            </w:tcBorders>
+            <w:noWrap/>
+            <w:vAlign w:val="center"/>
+          </w:tcPr>
+          <w:p>
+            <w:pPr>
+              <w:spacing w:after="0" w:line="240" w:lineRule="auto"/>
+              <w:jc w:val="center"/>
+              <w:rPr>
+                <w:rFonts w:ascii="Calibri" w:eastAsia="Times New Roman" w:hAnsi="Calibri" w:cs="Calibri"/>
+                <w:kern w:val="0"/>
+                <w:sz w:val="18"/>
+                <w:szCs w:val="18"/>
+                <w:lang w:eastAsia="pt-BR"/>
+                <w14:ligatures w14:val="none"/>
+              </w:rPr>
+            </w:pPr>
+            <w:r>
+              <w:rPr>
+                <w:rFonts w:ascii="Calibri" w:eastAsia="Times New Roman" w:hAnsi="Calibri" w:cs="Calibri"/>
+                <w:kern w:val="0"/>
+                <w:sz w:val="18"/>
+                <w:szCs w:val="18"/>
+                <w:lang w:eastAsia="pt-BR"/>
+                <w14:ligatures w14:val="none"/>
+              </w:rPr>
+              <w:t>UNID</w:t>
+            </w:r>
+          </w:p>
+        </w:tc>
+        <w:tc>
+          <w:tcPr>
+            <w:tcW w:w="3915" w:type="dxa"/>
+            <w:tcBorders>
+              <w:top w:val="single" w:sz="4" w:space="0" w:color="auto"/>
+              <w:left w:val="single" w:sz="4" w:space="0" w:color="auto"/>
+              <w:bottom w:val="single" w:sz="4" w:space="0" w:color="auto"/>
+              <w:right w:val="single" w:sz="4" w:space="0" w:color="auto"/>
+            </w:tcBorders>
+            <w:noWrap/>
+            <w:vAlign w:val="center"/>
+          </w:tcPr>
+          <w:p>
+            <w:pPr>
+              <w:spacing w:after="0" w:line="240" w:lineRule="auto"/>
+              <w:rPr>
+                <w:rFonts w:ascii="Calibri" w:eastAsia="Times New Roman" w:hAnsi="Calibri" w:cs="Calibri"/>
+                <w:kern w:val="0"/>
+                <w:sz w:val="18"/>
+                <w:szCs w:val="18"/>
+                <w:lang w:eastAsia="pt-BR"/>
+                <w14:ligatures w14:val="none"/>
+              </w:rPr>
+            </w:pPr>
+            <w:r>
+              <w:rPr>
+                <w:rFonts w:ascii="Calibri" w:eastAsia="Times New Roman" w:hAnsi="Calibri" w:cs="Calibri"/>
+                <w:kern w:val="0"/>
+                <w:sz w:val="18"/>
+                <w:szCs w:val="18"/>
+                <w:lang w:eastAsia="pt-BR"/>
+                <w14:ligatures w14:val="none"/>
+              </w:rPr>
+              <w:t> </w:t>
+            </w:r>
+          </w:p>
+        </w:tc>
+      </w:tr>
+      <w:tr>
+        <w:trPr>
+          <w:trHeight w:val="341"/>
+        </w:trPr>
+        <w:tc>
+          <w:tcPr>
+            <w:tcW w:w="580" w:type="dxa"/>
+            <w:tcBorders>
+              <w:top w:val="single" w:sz="4" w:space="0" w:color="auto"/>
+              <w:left w:val="single" w:sz="4" w:space="0" w:color="auto"/>
+              <w:bottom w:val="single" w:sz="4" w:space="0" w:color="auto"/>
+              <w:right w:val="single" w:sz="4" w:space="0" w:color="auto"/>
+            </w:tcBorders>
+            <w:vAlign w:val="center"/>
+            <w:hideMark/>
+          </w:tcPr>
+          <w:p>
+            <w:pPr>
+              <w:spacing w:after="0" w:line="240" w:lineRule="auto"/>
+              <w:jc w:val="center"/>
+              <w:rPr>
+                <w:rFonts w:ascii="Calibri" w:eastAsia="Times New Roman" w:hAnsi="Calibri" w:cs="Calibri"/>
+                <w:kern w:val="0"/>
+                <w:sz w:val="18"/>
+                <w:szCs w:val="18"/>
+                <w:lang w:eastAsia="pt-BR"/>
+                <w14:ligatures w14:val="none"/>
+              </w:rPr>
+            </w:pPr>
+            <w:r>
+              <w:rPr>
+                <w:rFonts w:ascii="Calibri" w:eastAsia="Times New Roman" w:hAnsi="Calibri" w:cs="Calibri"/>
+                <w:kern w:val="0"/>
+                <w:sz w:val="18"/>
+                <w:szCs w:val="18"/>
+                <w:lang w:eastAsia="pt-BR"/>
+                <w14:ligatures w14:val="none"/>
+              </w:rPr>
+              <w:t>2</w:t>
+            </w:r>
+            <w:r>
+              <w:rPr>
+                <w:rFonts w:ascii="Calibri" w:eastAsia="Times New Roman" w:hAnsi="Calibri" w:cs="Calibri"/>
+                <w:kern w:val="0"/>
+                <w:sz w:val="18"/>
+                <w:szCs w:val="18"/>
+                <w:lang w:eastAsia="pt-BR"/>
+                <w14:ligatures w14:val="none"/>
+              </w:rPr>
+              <w:t>1</w:t>
             </w:r>
           </w:p>
         </w:tc>
@@ -4866,30 +5312,138 @@
                 <w:sz w:val="20"/>
                 <w:szCs w:val="20"/>
               </w:rPr>
-              <w:t>Foto 1: Ponto de captação na Estaca {{ ESTACA }}  — Lado: {{ LADO }}.</w:t>
-            </w:r>
-          </w:p>
-        </w:tc>
-        <w:tc>
-          <w:tcPr>
-            <w:tcW w:w="4819" w:type="dxa"/>
-          </w:tcPr>
-          <w:p>
-            <w:pPr>
-              <w:shd w:val="clear" w:color="auto" w:fill="FFFFFF" w:themeFill="background1"/>
+              <w:t xml:space="preserve">Foto 1: Ponto de captação na Estaca </w:t>
+            </w:r>
+            <w:proofErr w:type="gramStart"/>
+            <w:r>
               <w:rPr>
                 <w:i/>
                 <w:sz w:val="20"/>
                 <w:szCs w:val="20"/>
               </w:rPr>
-            </w:pPr>
+              <w:t>{{ ESTACA</w:t>
+            </w:r>
+            <w:proofErr w:type="gramEnd"/>
             <w:r>
               <w:rPr>
                 <w:i/>
                 <w:sz w:val="20"/>
                 <w:szCs w:val="20"/>
               </w:rPr>
-              <w:t>Foto 2: Ponto de captação na Estaca {{ ESTACA }}  — Lado: {{ LADO }}.</w:t>
+              <w:t xml:space="preserve"> </w:t>
+            </w:r>
+            <w:proofErr w:type="gramStart"/>
+            <w:r>
+              <w:rPr>
+                <w:i/>
+                <w:sz w:val="20"/>
+                <w:szCs w:val="20"/>
+              </w:rPr>
+              <w:t>}}  —</w:t>
+            </w:r>
+            <w:proofErr w:type="gramEnd"/>
+            <w:r>
+              <w:rPr>
+                <w:i/>
+                <w:sz w:val="20"/>
+                <w:szCs w:val="20"/>
+              </w:rPr>
+              <w:t xml:space="preserve"> Lado: </w:t>
+            </w:r>
+            <w:proofErr w:type="gramStart"/>
+            <w:r>
+              <w:rPr>
+                <w:i/>
+                <w:sz w:val="20"/>
+                <w:szCs w:val="20"/>
+              </w:rPr>
+              <w:t>{{ LADO</w:t>
+            </w:r>
+            <w:proofErr w:type="gramEnd"/>
+            <w:r>
+              <w:rPr>
+                <w:i/>
+                <w:sz w:val="20"/>
+                <w:szCs w:val="20"/>
+              </w:rPr>
+              <w:t xml:space="preserve"> }}.</w:t>
+            </w:r>
+          </w:p>
+        </w:tc>
+        <w:tc>
+          <w:tcPr>
+            <w:tcW w:w="4819" w:type="dxa"/>
+          </w:tcPr>
+          <w:p>
+            <w:pPr>
+              <w:shd w:val="clear" w:color="auto" w:fill="FFFFFF" w:themeFill="background1"/>
+              <w:rPr>
+                <w:i/>
+                <w:sz w:val="20"/>
+                <w:szCs w:val="20"/>
+              </w:rPr>
+            </w:pPr>
+            <w:r>
+              <w:rPr>
+                <w:i/>
+                <w:sz w:val="20"/>
+                <w:szCs w:val="20"/>
+              </w:rPr>
+              <w:t xml:space="preserve">Foto 2: Ponto de captação na Estaca </w:t>
+            </w:r>
+            <w:proofErr w:type="gramStart"/>
+            <w:r>
+              <w:rPr>
+                <w:i/>
+                <w:sz w:val="20"/>
+                <w:szCs w:val="20"/>
+              </w:rPr>
+              <w:t>{{ ESTACA</w:t>
+            </w:r>
+            <w:proofErr w:type="gramEnd"/>
+            <w:r>
+              <w:rPr>
+                <w:i/>
+                <w:sz w:val="20"/>
+                <w:szCs w:val="20"/>
+              </w:rPr>
+              <w:t xml:space="preserve"> </w:t>
+            </w:r>
+            <w:proofErr w:type="gramStart"/>
+            <w:r>
+              <w:rPr>
+                <w:i/>
+                <w:sz w:val="20"/>
+                <w:szCs w:val="20"/>
+              </w:rPr>
+              <w:t>}}  —</w:t>
+            </w:r>
+            <w:proofErr w:type="gramEnd"/>
+            <w:r>
+              <w:rPr>
+                <w:i/>
+                <w:sz w:val="20"/>
+                <w:szCs w:val="20"/>
+              </w:rPr>
+              <w:t xml:space="preserve"> Lado: </w:t>
+            </w:r>
+            <w:proofErr w:type="gramStart"/>
+            <w:r>
+              <w:rPr>
+                <w:i/>
+                <w:sz w:val="20"/>
+                <w:szCs w:val="20"/>
+              </w:rPr>
+              <w:t>{{ LADO</w:t>
+            </w:r>
+            <w:proofErr w:type="gramEnd"/>
+            <w:r>
+              <w:rPr>
+                <w:i/>
+                <w:sz w:val="20"/>
+                <w:szCs w:val="20"/>
+              </w:rPr>
+              <w:t xml:space="preserve"> }}.</w:t>
             </w:r>
           </w:p>
         </w:tc>
@@ -4915,13 +5469,6 @@
           <w:rFonts w:ascii="Aptos Narrow" w:hAnsi="Aptos Narrow"/>
         </w:rPr>
       </w:pPr>
-    </w:p>
-    <w:p>
-      <w:pPr>
-        <w:rPr>
-          <w:rFonts w:ascii="Aptos Narrow" w:hAnsi="Aptos Narrow"/>
-        </w:rPr>
-      </w:pPr>
       <w:r>
         <w:rPr>
           <w:rFonts w:ascii="Aptos Narrow" w:hAnsi="Aptos Narrow"/>
@@ -4932,7 +5479,21 @@
         <w:rPr>
           <w:rFonts w:ascii="Aptos Narrow" w:hAnsi="Aptos Narrow"/>
         </w:rPr>
-        <w:t>- PE, ______ de ________________ de 2026.</w:t>
+        <w:t xml:space="preserve">- PE, ______ de ________________ </w:t>
+      </w:r>
+      <w:proofErr w:type="spellStart"/>
+      <w:r>
+        <w:rPr>
+          <w:rFonts w:ascii="Aptos Narrow" w:hAnsi="Aptos Narrow"/>
+        </w:rPr>
+        <w:t>de</w:t>
+      </w:r>
+      <w:proofErr w:type="spellEnd"/>
+      <w:r>
+        <w:rPr>
+          <w:rFonts w:ascii="Aptos Narrow" w:hAnsi="Aptos Narrow"/>
+        </w:rPr>
+        <w:t xml:space="preserve"> 2026.</w:t>
       </w:r>
     </w:p>
     <w:p>
@@ -5120,11 +5681,19 @@
                                 <w:rFonts w:ascii="Aptos Narrow" w:hAnsi="Aptos Narrow"/>
                               </w:rPr>
                             </w:pPr>
+                            <w:proofErr w:type="gramStart"/>
                             <w:r>
                               <w:rPr>
                                 <w:rFonts w:ascii="Aptos Narrow" w:hAnsi="Aptos Narrow"/>
                               </w:rPr>
-                              <w:t>{{ PROPRIETARIO }}</w:t>
+                              <w:t>{{ PROPRIETARIO</w:t>
+                            </w:r>
+                            <w:proofErr w:type="gramEnd"/>
+                            <w:r>
+                              <w:rPr>
+                                <w:rFonts w:ascii="Aptos Narrow" w:hAnsi="Aptos Narrow"/>
+                              </w:rPr>
+                              <w:t xml:space="preserve"> }}</w:t>
                             </w:r>
                             <w:r>
                               <w:rPr>
@@ -5490,7 +6059,16 @@
                               <w:sz w:val="20"/>
                               <w:szCs w:val="20"/>
                             </w:rPr>
-                            <w:t xml:space="preserve">CONTRATO {{ </w:t>
+                            <w:t xml:space="preserve">CONTRATO </w:t>
+                          </w:r>
+                          <w:proofErr w:type="gramStart"/>
+                          <w:r>
+                            <w:rPr>
+                              <w:rFonts w:ascii="Aptos Narrow" w:hAnsi="Aptos Narrow"/>
+                              <w:sz w:val="20"/>
+                              <w:szCs w:val="20"/>
+                            </w:rPr>
+                            <w:t xml:space="preserve">{{ </w:t>
                           </w:r>
                           <w:r>
                             <w:rPr>
@@ -5511,6 +6089,7 @@
                             </w:rPr>
                             <w:t>CONTRATO</w:t>
                           </w:r>
+                          <w:proofErr w:type="gramEnd"/>
                           <w:r>
                             <w:rPr>
                               <w:rFonts w:ascii="Aptos Narrow" w:hAnsi="Aptos Narrow"/>

--- a/template_pisf-ATERRO.docx
+++ b/template_pisf-ATERRO.docx
@@ -2711,7 +2711,7 @@
                 <w:lang w:eastAsia="pt-BR"/>
                 <w14:ligatures w14:val="none"/>
               </w:rPr>
-              <w:t>ABRAÇADEIRA DE ROSCA SEM FIM (127-146mm|5-5,3/4'')</w:t>
+              <w:t>ABRAÇADEIRA METÁLICA TIPO U – 1.1/4’’ – 40mm</w:t>
             </w:r>
           </w:p>
         </w:tc>
@@ -5545,6 +5545,60 @@
           <w:docGrid w:linePitch="360"/>
         </w:sectPr>
       </w:pPr>
+      <w:r>
+        <w:rPr>
+          <w:rFonts w:ascii="Aptos Narrow" w:hAnsi="Aptos Narrow"/>
+          <w:noProof/>
+        </w:rPr>
+        <w:drawing>
+          <wp:inline distT="0" distB="0" distL="0" distR="0" wp14:anchorId="54885023" wp14:editId="0C773AD7">
+            <wp:extent cx="1276350" cy="1009650"/>
+            <wp:effectExtent l="0" t="0" r="0" b="0"/>
+            <wp:docPr id="688629907" name="Imagem 4"/>
+            <wp:cNvGraphicFramePr>
+              <a:graphicFrameLocks xmlns:a="http://schemas.openxmlformats.org/drawingml/2006/main" noChangeAspect="1"/>
+            </wp:cNvGraphicFramePr>
+            <a:graphic xmlns:a="http://schemas.openxmlformats.org/drawingml/2006/main">
+              <a:graphicData uri="http://schemas.openxmlformats.org/drawingml/2006/picture">
+                <pic:pic xmlns:pic="http://schemas.openxmlformats.org/drawingml/2006/picture">
+                  <pic:nvPicPr>
+                    <pic:cNvPr id="0" name="Picture 5"/>
+                    <pic:cNvPicPr>
+                      <a:picLocks noChangeAspect="1" noChangeArrowheads="1"/>
+                    </pic:cNvPicPr>
+                  </pic:nvPicPr>
+                  <pic:blipFill>
+                    <a:blip r:embed="rId10">
+                      <a:extLst>
+                        <a:ext uri="{28A0092B-C50C-407E-A947-70E740481C1C}">
+                          <a14:useLocalDpi xmlns:a14="http://schemas.microsoft.com/office/drawing/2010/main" val="0"/>
+                        </a:ext>
+                      </a:extLst>
+                    </a:blip>
+                    <a:srcRect/>
+                    <a:stretch>
+                      <a:fillRect/>
+                    </a:stretch>
+                  </pic:blipFill>
+                  <pic:spPr bwMode="auto">
+                    <a:xfrm>
+                      <a:off x="0" y="0"/>
+                      <a:ext cx="1276350" cy="1009650"/>
+                    </a:xfrm>
+                    <a:prstGeom prst="rect">
+                      <a:avLst/>
+                    </a:prstGeom>
+                    <a:noFill/>
+                    <a:ln>
+                      <a:noFill/>
+                    </a:ln>
+                  </pic:spPr>
+                </pic:pic>
+              </a:graphicData>
+            </a:graphic>
+          </wp:inline>
+        </w:drawing>
+      </w:r>
     </w:p>
     <w:p>
       <w:pPr>
@@ -5935,13 +5989,6 @@
     </w:p>
     <w:p>
       <w:pPr>
-        <w:rPr>
-          <w:rFonts w:ascii="Aptos Narrow" w:hAnsi="Aptos Narrow"/>
-        </w:rPr>
-      </w:pPr>
-    </w:p>
-    <w:p>
-      <w:pPr>
         <w:tabs>
           <w:tab w:val="left" w:pos="3555"/>
         </w:tabs>
@@ -5949,12 +5996,6 @@
           <w:rFonts w:ascii="Aptos Narrow" w:hAnsi="Aptos Narrow"/>
         </w:rPr>
       </w:pPr>
-      <w:r>
-        <w:rPr>
-          <w:rFonts w:ascii="Aptos Narrow" w:hAnsi="Aptos Narrow"/>
-        </w:rPr>
-        <w:tab/>
-      </w:r>
     </w:p>
     <w:sectPr>
       <w:type w:val="continuous"/>

--- a/template_pisf-ATERRO.docx
+++ b/template_pisf-ATERRO.docx
@@ -109,21 +109,7 @@
         <w:rPr>
           <w:rFonts w:ascii="Aptos Narrow" w:hAnsi="Aptos Narrow"/>
         </w:rPr>
-        <w:t xml:space="preserve"> </w:t>
-      </w:r>
-      <w:proofErr w:type="gramStart"/>
-      <w:r>
-        <w:rPr>
-          <w:rFonts w:ascii="Aptos Narrow" w:hAnsi="Aptos Narrow"/>
-        </w:rPr>
-        <w:t>{{ PROPRIETARIO</w:t>
-      </w:r>
-      <w:proofErr w:type="gramEnd"/>
-      <w:r>
-        <w:rPr>
-          <w:rFonts w:ascii="Aptos Narrow" w:hAnsi="Aptos Narrow"/>
-        </w:rPr>
-        <w:t xml:space="preserve"> }}</w:t>
+        <w:t xml:space="preserve"> {{ PROPRIETARIO }}</w:t>
       </w:r>
     </w:p>
     <w:p>
@@ -180,21 +166,7 @@
         <w:rPr>
           <w:rFonts w:ascii="Aptos Narrow" w:hAnsi="Aptos Narrow"/>
         </w:rPr>
-        <w:t xml:space="preserve"> </w:t>
-      </w:r>
-      <w:proofErr w:type="gramStart"/>
-      <w:r>
-        <w:rPr>
-          <w:rFonts w:ascii="Aptos Narrow" w:hAnsi="Aptos Narrow"/>
-        </w:rPr>
-        <w:t>{{ CONTRATO</w:t>
-      </w:r>
-      <w:proofErr w:type="gramEnd"/>
-      <w:r>
-        <w:rPr>
-          <w:rFonts w:ascii="Aptos Narrow" w:hAnsi="Aptos Narrow"/>
-        </w:rPr>
-        <w:t xml:space="preserve"> }}</w:t>
+        <w:t xml:space="preserve"> {{ CONTRATO }}</w:t>
       </w:r>
     </w:p>
     <w:p>
@@ -219,21 +191,7 @@
         <w:rPr>
           <w:rFonts w:ascii="Aptos Narrow" w:hAnsi="Aptos Narrow"/>
         </w:rPr>
-        <w:t xml:space="preserve"> </w:t>
-      </w:r>
-      <w:proofErr w:type="gramStart"/>
-      <w:r>
-        <w:rPr>
-          <w:rFonts w:ascii="Aptos Narrow" w:hAnsi="Aptos Narrow"/>
-        </w:rPr>
-        <w:t>{{ MUNICIPIO</w:t>
-      </w:r>
-      <w:proofErr w:type="gramEnd"/>
-      <w:r>
-        <w:rPr>
-          <w:rFonts w:ascii="Aptos Narrow" w:hAnsi="Aptos Narrow"/>
-        </w:rPr>
-        <w:t xml:space="preserve"> }}</w:t>
+        <w:t xml:space="preserve"> {{ MUNICIPIO }}</w:t>
       </w:r>
     </w:p>
     <w:p>
@@ -260,67 +218,17 @@
         </w:rPr>
         <w:t xml:space="preserve"> </w:t>
       </w:r>
-      <w:proofErr w:type="gramStart"/>
       <w:r>
         <w:rPr>
           <w:rFonts w:ascii="Aptos Narrow" w:hAnsi="Aptos Narrow"/>
         </w:rPr>
-        <w:t>{{ EIXO</w:t>
-      </w:r>
-      <w:proofErr w:type="gramEnd"/>
-      <w:r>
-        <w:rPr>
-          <w:rFonts w:ascii="Aptos Narrow" w:hAnsi="Aptos Narrow"/>
-        </w:rPr>
-        <w:t xml:space="preserve"> }} - </w:t>
+        <w:t xml:space="preserve">{{ EIXO }} - </w:t>
       </w:r>
       <w:r>
         <w:rPr>
           <w:rFonts w:ascii="Aptos Narrow" w:hAnsi="Aptos Narrow"/>
         </w:rPr>
-        <w:t xml:space="preserve">Estaca </w:t>
-      </w:r>
-      <w:proofErr w:type="gramStart"/>
-      <w:r>
-        <w:rPr>
-          <w:rFonts w:ascii="Aptos Narrow" w:hAnsi="Aptos Narrow"/>
-        </w:rPr>
-        <w:t>{{ ESTACA</w:t>
-      </w:r>
-      <w:proofErr w:type="gramEnd"/>
-      <w:r>
-        <w:rPr>
-          <w:rFonts w:ascii="Aptos Narrow" w:hAnsi="Aptos Narrow"/>
-        </w:rPr>
-        <w:t xml:space="preserve"> </w:t>
-      </w:r>
-      <w:proofErr w:type="gramStart"/>
-      <w:r>
-        <w:rPr>
-          <w:rFonts w:ascii="Aptos Narrow" w:hAnsi="Aptos Narrow"/>
-        </w:rPr>
-        <w:t>}}  —</w:t>
-      </w:r>
-      <w:proofErr w:type="gramEnd"/>
-      <w:r>
-        <w:rPr>
-          <w:rFonts w:ascii="Aptos Narrow" w:hAnsi="Aptos Narrow"/>
-        </w:rPr>
-        <w:t xml:space="preserve"> Lado: </w:t>
-      </w:r>
-      <w:proofErr w:type="gramStart"/>
-      <w:r>
-        <w:rPr>
-          <w:rFonts w:ascii="Aptos Narrow" w:hAnsi="Aptos Narrow"/>
-        </w:rPr>
-        <w:t>{{ LADO</w:t>
-      </w:r>
-      <w:proofErr w:type="gramEnd"/>
-      <w:r>
-        <w:rPr>
-          <w:rFonts w:ascii="Aptos Narrow" w:hAnsi="Aptos Narrow"/>
-        </w:rPr>
-        <w:t xml:space="preserve"> }}</w:t>
+        <w:t>Estaca {{ ESTACA }}  — Lado: {{ LADO }}</w:t>
       </w:r>
     </w:p>
     <w:p>
@@ -379,21 +287,7 @@
         <w:rPr>
           <w:rFonts w:ascii="Aptos Narrow" w:hAnsi="Aptos Narrow"/>
         </w:rPr>
-        <w:t xml:space="preserve">: </w:t>
-      </w:r>
-      <w:proofErr w:type="gramStart"/>
-      <w:r>
-        <w:rPr>
-          <w:rFonts w:ascii="Aptos Narrow" w:hAnsi="Aptos Narrow"/>
-        </w:rPr>
-        <w:t>{{ LAT</w:t>
-      </w:r>
-      <w:proofErr w:type="gramEnd"/>
-      <w:r>
-        <w:rPr>
-          <w:rFonts w:ascii="Aptos Narrow" w:hAnsi="Aptos Narrow"/>
-        </w:rPr>
-        <w:t xml:space="preserve"> }} / </w:t>
+        <w:t xml:space="preserve">: {{ LAT }} / </w:t>
       </w:r>
       <w:r>
         <w:rPr>
@@ -405,21 +299,7 @@
         <w:rPr>
           <w:rFonts w:ascii="Aptos Narrow" w:hAnsi="Aptos Narrow"/>
         </w:rPr>
-        <w:t xml:space="preserve">: </w:t>
-      </w:r>
-      <w:proofErr w:type="gramStart"/>
-      <w:r>
-        <w:rPr>
-          <w:rFonts w:ascii="Aptos Narrow" w:hAnsi="Aptos Narrow"/>
-        </w:rPr>
-        <w:t>{{ LONG</w:t>
-      </w:r>
-      <w:proofErr w:type="gramEnd"/>
-      <w:r>
-        <w:rPr>
-          <w:rFonts w:ascii="Aptos Narrow" w:hAnsi="Aptos Narrow"/>
-        </w:rPr>
-        <w:t xml:space="preserve"> }}</w:t>
+        <w:t>: {{ LONG }}</w:t>
       </w:r>
     </w:p>
     <w:p>
@@ -444,35 +324,7 @@
         <w:rPr>
           <w:rFonts w:ascii="Aptos Narrow" w:hAnsi="Aptos Narrow"/>
         </w:rPr>
-        <w:t xml:space="preserve"> </w:t>
-      </w:r>
-      <w:proofErr w:type="gramStart"/>
-      <w:r>
-        <w:rPr>
-          <w:rFonts w:ascii="Aptos Narrow" w:hAnsi="Aptos Narrow"/>
-        </w:rPr>
-        <w:t>{{ USO</w:t>
-      </w:r>
-      <w:proofErr w:type="gramEnd"/>
-      <w:r>
-        <w:rPr>
-          <w:rFonts w:ascii="Aptos Narrow" w:hAnsi="Aptos Narrow"/>
-        </w:rPr>
-        <w:t>_DA_</w:t>
-      </w:r>
-      <w:proofErr w:type="gramStart"/>
-      <w:r>
-        <w:rPr>
-          <w:rFonts w:ascii="Aptos Narrow" w:hAnsi="Aptos Narrow"/>
-        </w:rPr>
-        <w:t>AGUA }</w:t>
-      </w:r>
-      <w:proofErr w:type="gramEnd"/>
-      <w:r>
-        <w:rPr>
-          <w:rFonts w:ascii="Aptos Narrow" w:hAnsi="Aptos Narrow"/>
-        </w:rPr>
-        <w:t xml:space="preserve">} | </w:t>
+        <w:t xml:space="preserve"> {{ USO_DA_AGUA }} | </w:t>
       </w:r>
       <w:r>
         <w:rPr>
@@ -488,7 +340,6 @@
         </w:rPr>
         <w:t xml:space="preserve"> </w:t>
       </w:r>
-      <w:proofErr w:type="gramStart"/>
       <w:r>
         <w:rPr>
           <w:rFonts w:ascii="Aptos Narrow" w:hAnsi="Aptos Narrow"/>
@@ -496,17 +347,7 @@
           <w:bCs/>
           <w:color w:val="EE0000"/>
         </w:rPr>
-        <w:t>{{ SISTEMA</w:t>
-      </w:r>
-      <w:proofErr w:type="gramEnd"/>
-      <w:r>
-        <w:rPr>
-          <w:rFonts w:ascii="Aptos Narrow" w:hAnsi="Aptos Narrow"/>
-          <w:b/>
-          <w:bCs/>
-          <w:color w:val="EE0000"/>
-        </w:rPr>
-        <w:t xml:space="preserve"> }}</w:t>
+        <w:t>{{ SISTEMA }}</w:t>
       </w:r>
     </w:p>
     <w:p>
@@ -531,35 +372,7 @@
         <w:rPr>
           <w:rFonts w:ascii="Aptos Narrow" w:hAnsi="Aptos Narrow"/>
         </w:rPr>
-        <w:t xml:space="preserve"> </w:t>
-      </w:r>
-      <w:proofErr w:type="gramStart"/>
-      <w:r>
-        <w:rPr>
-          <w:rFonts w:ascii="Aptos Narrow" w:hAnsi="Aptos Narrow"/>
-        </w:rPr>
-        <w:t>{{ ESTRUTURA</w:t>
-      </w:r>
-      <w:proofErr w:type="gramEnd"/>
-      <w:r>
-        <w:rPr>
-          <w:rFonts w:ascii="Aptos Narrow" w:hAnsi="Aptos Narrow"/>
-        </w:rPr>
-        <w:t>_</w:t>
-      </w:r>
-      <w:proofErr w:type="gramStart"/>
-      <w:r>
-        <w:rPr>
-          <w:rFonts w:ascii="Aptos Narrow" w:hAnsi="Aptos Narrow"/>
-        </w:rPr>
-        <w:t>WBS }</w:t>
-      </w:r>
-      <w:proofErr w:type="gramEnd"/>
-      <w:r>
-        <w:rPr>
-          <w:rFonts w:ascii="Aptos Narrow" w:hAnsi="Aptos Narrow"/>
-        </w:rPr>
-        <w:t>}.</w:t>
+        <w:t xml:space="preserve"> {{ ESTRUTURA_WBS }}.</w:t>
       </w:r>
     </w:p>
     <w:p>
@@ -642,7 +455,7 @@
     </w:p>
     <w:tbl>
       <w:tblPr>
-        <w:tblW w:w="10927" w:type="dxa"/>
+        <w:tblW w:w="10825" w:type="dxa"/>
         <w:tblCellMar>
           <w:left w:w="70" w:type="dxa"/>
           <w:right w:w="70" w:type="dxa"/>
@@ -650,19 +463,19 @@
         <w:tblLook w:val="04A0" w:firstRow="1" w:lastRow="0" w:firstColumn="1" w:lastColumn="0" w:noHBand="0" w:noVBand="1"/>
       </w:tblPr>
       <w:tblGrid>
-        <w:gridCol w:w="580"/>
-        <w:gridCol w:w="4612"/>
-        <w:gridCol w:w="910"/>
-        <w:gridCol w:w="910"/>
-        <w:gridCol w:w="3915"/>
+        <w:gridCol w:w="569"/>
+        <w:gridCol w:w="4504"/>
+        <w:gridCol w:w="900"/>
+        <w:gridCol w:w="900"/>
+        <w:gridCol w:w="3952"/>
       </w:tblGrid>
       <w:tr>
         <w:trPr>
-          <w:trHeight w:val="248"/>
+          <w:trHeight w:val="218"/>
         </w:trPr>
         <w:tc>
           <w:tcPr>
-            <w:tcW w:w="580" w:type="dxa"/>
+            <w:tcW w:w="569" w:type="dxa"/>
             <w:tcBorders>
               <w:top w:val="single" w:sz="4" w:space="0" w:color="auto"/>
               <w:left w:val="single" w:sz="4" w:space="0" w:color="auto"/>
@@ -706,7 +519,7 @@
         </w:tc>
         <w:tc>
           <w:tcPr>
-            <w:tcW w:w="4612" w:type="dxa"/>
+            <w:tcW w:w="4504" w:type="dxa"/>
             <w:tcBorders>
               <w:top w:val="single" w:sz="4" w:space="0" w:color="auto"/>
               <w:left w:val="nil"/>
@@ -750,7 +563,7 @@
         </w:tc>
         <w:tc>
           <w:tcPr>
-            <w:tcW w:w="910" w:type="dxa"/>
+            <w:tcW w:w="900" w:type="dxa"/>
             <w:tcBorders>
               <w:top w:val="single" w:sz="4" w:space="0" w:color="auto"/>
               <w:left w:val="nil"/>
@@ -795,7 +608,7 @@
         </w:tc>
         <w:tc>
           <w:tcPr>
-            <w:tcW w:w="910" w:type="dxa"/>
+            <w:tcW w:w="900" w:type="dxa"/>
             <w:tcBorders>
               <w:top w:val="single" w:sz="4" w:space="0" w:color="auto"/>
               <w:left w:val="nil"/>
@@ -840,7 +653,7 @@
         </w:tc>
         <w:tc>
           <w:tcPr>
-            <w:tcW w:w="3915" w:type="dxa"/>
+            <w:tcW w:w="3952" w:type="dxa"/>
             <w:tcBorders>
               <w:top w:val="single" w:sz="4" w:space="0" w:color="auto"/>
               <w:left w:val="nil"/>
@@ -886,11 +699,11 @@
       </w:tr>
       <w:tr>
         <w:trPr>
-          <w:trHeight w:val="341"/>
+          <w:trHeight w:val="301"/>
         </w:trPr>
         <w:tc>
           <w:tcPr>
-            <w:tcW w:w="580" w:type="dxa"/>
+            <w:tcW w:w="569" w:type="dxa"/>
             <w:tcBorders>
               <w:top w:val="nil"/>
               <w:left w:val="single" w:sz="4" w:space="0" w:color="auto"/>
@@ -928,7 +741,7 @@
         </w:tc>
         <w:tc>
           <w:tcPr>
-            <w:tcW w:w="4612" w:type="dxa"/>
+            <w:tcW w:w="4504" w:type="dxa"/>
             <w:tcBorders>
               <w:top w:val="single" w:sz="4" w:space="0" w:color="auto"/>
               <w:left w:val="nil"/>
@@ -966,7 +779,7 @@
         </w:tc>
         <w:tc>
           <w:tcPr>
-            <w:tcW w:w="910" w:type="dxa"/>
+            <w:tcW w:w="900" w:type="dxa"/>
             <w:tcBorders>
               <w:top w:val="nil"/>
               <w:left w:val="nil"/>
@@ -999,13 +812,13 @@
                 <w:lang w:eastAsia="pt-BR"/>
                 <w14:ligatures w14:val="none"/>
               </w:rPr>
-              <w:t>18</w:t>
-            </w:r>
-          </w:p>
-        </w:tc>
-        <w:tc>
-          <w:tcPr>
-            <w:tcW w:w="910" w:type="dxa"/>
+              <w:t>12</w:t>
+            </w:r>
+          </w:p>
+        </w:tc>
+        <w:tc>
+          <w:tcPr>
+            <w:tcW w:w="900" w:type="dxa"/>
             <w:tcBorders>
               <w:top w:val="nil"/>
               <w:left w:val="nil"/>
@@ -1044,7 +857,7 @@
         </w:tc>
         <w:tc>
           <w:tcPr>
-            <w:tcW w:w="3915" w:type="dxa"/>
+            <w:tcW w:w="3952" w:type="dxa"/>
             <w:tcBorders>
               <w:top w:val="single" w:sz="4" w:space="0" w:color="auto"/>
               <w:left w:val="nil"/>
@@ -1067,16 +880,27 @@
                 <w14:ligatures w14:val="none"/>
               </w:rPr>
             </w:pPr>
+            <w:r>
+              <w:rPr>
+                <w:rFonts w:ascii="Calibri" w:eastAsia="Times New Roman" w:hAnsi="Calibri" w:cs="Calibri"/>
+                <w:kern w:val="0"/>
+                <w:sz w:val="18"/>
+                <w:szCs w:val="18"/>
+                <w:lang w:eastAsia="pt-BR"/>
+                <w14:ligatures w14:val="none"/>
+              </w:rPr>
+              <w:t> </w:t>
+            </w:r>
           </w:p>
         </w:tc>
       </w:tr>
       <w:tr>
         <w:trPr>
-          <w:trHeight w:val="341"/>
+          <w:trHeight w:val="301"/>
         </w:trPr>
         <w:tc>
           <w:tcPr>
-            <w:tcW w:w="580" w:type="dxa"/>
+            <w:tcW w:w="569" w:type="dxa"/>
             <w:tcBorders>
               <w:top w:val="nil"/>
               <w:left w:val="single" w:sz="4" w:space="0" w:color="auto"/>
@@ -1114,7 +938,7 @@
         </w:tc>
         <w:tc>
           <w:tcPr>
-            <w:tcW w:w="4612" w:type="dxa"/>
+            <w:tcW w:w="4504" w:type="dxa"/>
             <w:tcBorders>
               <w:top w:val="single" w:sz="4" w:space="0" w:color="auto"/>
               <w:left w:val="nil"/>
@@ -1152,7 +976,7 @@
         </w:tc>
         <w:tc>
           <w:tcPr>
-            <w:tcW w:w="910" w:type="dxa"/>
+            <w:tcW w:w="900" w:type="dxa"/>
             <w:tcBorders>
               <w:top w:val="nil"/>
               <w:left w:val="nil"/>
@@ -1191,7 +1015,7 @@
         </w:tc>
         <w:tc>
           <w:tcPr>
-            <w:tcW w:w="910" w:type="dxa"/>
+            <w:tcW w:w="900" w:type="dxa"/>
             <w:tcBorders>
               <w:top w:val="nil"/>
               <w:left w:val="nil"/>
@@ -1230,7 +1054,7 @@
         </w:tc>
         <w:tc>
           <w:tcPr>
-            <w:tcW w:w="3915" w:type="dxa"/>
+            <w:tcW w:w="3952" w:type="dxa"/>
             <w:tcBorders>
               <w:top w:val="single" w:sz="4" w:space="0" w:color="auto"/>
               <w:left w:val="nil"/>
@@ -1269,11 +1093,11 @@
       </w:tr>
       <w:tr>
         <w:trPr>
-          <w:trHeight w:val="341"/>
+          <w:trHeight w:val="301"/>
         </w:trPr>
         <w:tc>
           <w:tcPr>
-            <w:tcW w:w="580" w:type="dxa"/>
+            <w:tcW w:w="569" w:type="dxa"/>
             <w:tcBorders>
               <w:top w:val="nil"/>
               <w:left w:val="single" w:sz="4" w:space="0" w:color="auto"/>
@@ -1311,7 +1135,7 @@
         </w:tc>
         <w:tc>
           <w:tcPr>
-            <w:tcW w:w="4612" w:type="dxa"/>
+            <w:tcW w:w="4504" w:type="dxa"/>
             <w:tcBorders>
               <w:top w:val="single" w:sz="4" w:space="0" w:color="auto"/>
               <w:left w:val="nil"/>
@@ -1349,7 +1173,7 @@
         </w:tc>
         <w:tc>
           <w:tcPr>
-            <w:tcW w:w="910" w:type="dxa"/>
+            <w:tcW w:w="900" w:type="dxa"/>
             <w:tcBorders>
               <w:top w:val="nil"/>
               <w:left w:val="nil"/>
@@ -1388,7 +1212,7 @@
         </w:tc>
         <w:tc>
           <w:tcPr>
-            <w:tcW w:w="910" w:type="dxa"/>
+            <w:tcW w:w="900" w:type="dxa"/>
             <w:tcBorders>
               <w:top w:val="nil"/>
               <w:left w:val="nil"/>
@@ -1427,7 +1251,7 @@
         </w:tc>
         <w:tc>
           <w:tcPr>
-            <w:tcW w:w="3915" w:type="dxa"/>
+            <w:tcW w:w="3952" w:type="dxa"/>
             <w:tcBorders>
               <w:top w:val="single" w:sz="4" w:space="0" w:color="auto"/>
               <w:left w:val="nil"/>
@@ -1466,11 +1290,11 @@
       </w:tr>
       <w:tr>
         <w:trPr>
-          <w:trHeight w:val="341"/>
+          <w:trHeight w:val="301"/>
         </w:trPr>
         <w:tc>
           <w:tcPr>
-            <w:tcW w:w="580" w:type="dxa"/>
+            <w:tcW w:w="569" w:type="dxa"/>
             <w:tcBorders>
               <w:top w:val="nil"/>
               <w:left w:val="single" w:sz="4" w:space="0" w:color="auto"/>
@@ -1508,7 +1332,7 @@
         </w:tc>
         <w:tc>
           <w:tcPr>
-            <w:tcW w:w="4612" w:type="dxa"/>
+            <w:tcW w:w="4504" w:type="dxa"/>
             <w:tcBorders>
               <w:top w:val="single" w:sz="4" w:space="0" w:color="auto"/>
               <w:left w:val="nil"/>
@@ -1546,7 +1370,7 @@
         </w:tc>
         <w:tc>
           <w:tcPr>
-            <w:tcW w:w="910" w:type="dxa"/>
+            <w:tcW w:w="900" w:type="dxa"/>
             <w:tcBorders>
               <w:top w:val="nil"/>
               <w:left w:val="nil"/>
@@ -1585,7 +1409,7 @@
         </w:tc>
         <w:tc>
           <w:tcPr>
-            <w:tcW w:w="910" w:type="dxa"/>
+            <w:tcW w:w="900" w:type="dxa"/>
             <w:tcBorders>
               <w:top w:val="nil"/>
               <w:left w:val="nil"/>
@@ -1624,7 +1448,7 @@
         </w:tc>
         <w:tc>
           <w:tcPr>
-            <w:tcW w:w="3915" w:type="dxa"/>
+            <w:tcW w:w="3952" w:type="dxa"/>
             <w:tcBorders>
               <w:top w:val="single" w:sz="4" w:space="0" w:color="auto"/>
               <w:left w:val="nil"/>
@@ -1663,11 +1487,11 @@
       </w:tr>
       <w:tr>
         <w:trPr>
-          <w:trHeight w:val="341"/>
+          <w:trHeight w:val="301"/>
         </w:trPr>
         <w:tc>
           <w:tcPr>
-            <w:tcW w:w="580" w:type="dxa"/>
+            <w:tcW w:w="569" w:type="dxa"/>
             <w:tcBorders>
               <w:top w:val="nil"/>
               <w:left w:val="single" w:sz="4" w:space="0" w:color="auto"/>
@@ -1705,7 +1529,7 @@
         </w:tc>
         <w:tc>
           <w:tcPr>
-            <w:tcW w:w="4612" w:type="dxa"/>
+            <w:tcW w:w="4504" w:type="dxa"/>
             <w:tcBorders>
               <w:top w:val="single" w:sz="4" w:space="0" w:color="auto"/>
               <w:left w:val="nil"/>
@@ -1743,7 +1567,7 @@
         </w:tc>
         <w:tc>
           <w:tcPr>
-            <w:tcW w:w="910" w:type="dxa"/>
+            <w:tcW w:w="900" w:type="dxa"/>
             <w:tcBorders>
               <w:top w:val="nil"/>
               <w:left w:val="nil"/>
@@ -1782,7 +1606,7 @@
         </w:tc>
         <w:tc>
           <w:tcPr>
-            <w:tcW w:w="910" w:type="dxa"/>
+            <w:tcW w:w="900" w:type="dxa"/>
             <w:tcBorders>
               <w:top w:val="nil"/>
               <w:left w:val="nil"/>
@@ -1821,7 +1645,7 @@
         </w:tc>
         <w:tc>
           <w:tcPr>
-            <w:tcW w:w="3915" w:type="dxa"/>
+            <w:tcW w:w="3952" w:type="dxa"/>
             <w:tcBorders>
               <w:top w:val="single" w:sz="4" w:space="0" w:color="auto"/>
               <w:left w:val="nil"/>
@@ -1860,11 +1684,11 @@
       </w:tr>
       <w:tr>
         <w:trPr>
-          <w:trHeight w:val="341"/>
+          <w:trHeight w:val="301"/>
         </w:trPr>
         <w:tc>
           <w:tcPr>
-            <w:tcW w:w="580" w:type="dxa"/>
+            <w:tcW w:w="569" w:type="dxa"/>
             <w:tcBorders>
               <w:top w:val="nil"/>
               <w:left w:val="single" w:sz="4" w:space="0" w:color="auto"/>
@@ -1902,7 +1726,7 @@
         </w:tc>
         <w:tc>
           <w:tcPr>
-            <w:tcW w:w="4612" w:type="dxa"/>
+            <w:tcW w:w="4504" w:type="dxa"/>
             <w:tcBorders>
               <w:top w:val="single" w:sz="4" w:space="0" w:color="auto"/>
               <w:left w:val="nil"/>
@@ -1940,7 +1764,7 @@
         </w:tc>
         <w:tc>
           <w:tcPr>
-            <w:tcW w:w="910" w:type="dxa"/>
+            <w:tcW w:w="900" w:type="dxa"/>
             <w:tcBorders>
               <w:top w:val="nil"/>
               <w:left w:val="nil"/>
@@ -1979,7 +1803,7 @@
         </w:tc>
         <w:tc>
           <w:tcPr>
-            <w:tcW w:w="910" w:type="dxa"/>
+            <w:tcW w:w="900" w:type="dxa"/>
             <w:tcBorders>
               <w:top w:val="nil"/>
               <w:left w:val="nil"/>
@@ -2018,7 +1842,7 @@
         </w:tc>
         <w:tc>
           <w:tcPr>
-            <w:tcW w:w="3915" w:type="dxa"/>
+            <w:tcW w:w="3952" w:type="dxa"/>
             <w:tcBorders>
               <w:top w:val="single" w:sz="4" w:space="0" w:color="auto"/>
               <w:left w:val="nil"/>
@@ -2057,11 +1881,11 @@
       </w:tr>
       <w:tr>
         <w:trPr>
-          <w:trHeight w:val="341"/>
+          <w:trHeight w:val="301"/>
         </w:trPr>
         <w:tc>
           <w:tcPr>
-            <w:tcW w:w="580" w:type="dxa"/>
+            <w:tcW w:w="569" w:type="dxa"/>
             <w:tcBorders>
               <w:top w:val="nil"/>
               <w:left w:val="single" w:sz="4" w:space="0" w:color="auto"/>
@@ -2099,7 +1923,7 @@
         </w:tc>
         <w:tc>
           <w:tcPr>
-            <w:tcW w:w="4612" w:type="dxa"/>
+            <w:tcW w:w="4504" w:type="dxa"/>
             <w:tcBorders>
               <w:top w:val="single" w:sz="4" w:space="0" w:color="auto"/>
               <w:left w:val="nil"/>
@@ -2137,7 +1961,7 @@
         </w:tc>
         <w:tc>
           <w:tcPr>
-            <w:tcW w:w="910" w:type="dxa"/>
+            <w:tcW w:w="900" w:type="dxa"/>
             <w:tcBorders>
               <w:top w:val="nil"/>
               <w:left w:val="nil"/>
@@ -2176,7 +2000,7 @@
         </w:tc>
         <w:tc>
           <w:tcPr>
-            <w:tcW w:w="910" w:type="dxa"/>
+            <w:tcW w:w="900" w:type="dxa"/>
             <w:tcBorders>
               <w:top w:val="nil"/>
               <w:left w:val="nil"/>
@@ -2215,7 +2039,7 @@
         </w:tc>
         <w:tc>
           <w:tcPr>
-            <w:tcW w:w="3915" w:type="dxa"/>
+            <w:tcW w:w="3952" w:type="dxa"/>
             <w:tcBorders>
               <w:top w:val="single" w:sz="4" w:space="0" w:color="auto"/>
               <w:left w:val="nil"/>
@@ -2254,11 +2078,11 @@
       </w:tr>
       <w:tr>
         <w:trPr>
-          <w:trHeight w:val="341"/>
+          <w:trHeight w:val="301"/>
         </w:trPr>
         <w:tc>
           <w:tcPr>
-            <w:tcW w:w="580" w:type="dxa"/>
+            <w:tcW w:w="569" w:type="dxa"/>
             <w:tcBorders>
               <w:top w:val="nil"/>
               <w:left w:val="single" w:sz="4" w:space="0" w:color="auto"/>
@@ -2296,7 +2120,7 @@
         </w:tc>
         <w:tc>
           <w:tcPr>
-            <w:tcW w:w="4612" w:type="dxa"/>
+            <w:tcW w:w="4504" w:type="dxa"/>
             <w:tcBorders>
               <w:top w:val="single" w:sz="4" w:space="0" w:color="auto"/>
               <w:left w:val="nil"/>
@@ -2334,7 +2158,7 @@
         </w:tc>
         <w:tc>
           <w:tcPr>
-            <w:tcW w:w="910" w:type="dxa"/>
+            <w:tcW w:w="900" w:type="dxa"/>
             <w:tcBorders>
               <w:top w:val="nil"/>
               <w:left w:val="nil"/>
@@ -2358,11 +2182,22 @@
                 <w14:ligatures w14:val="none"/>
               </w:rPr>
             </w:pPr>
-          </w:p>
-        </w:tc>
-        <w:tc>
-          <w:tcPr>
-            <w:tcW w:w="910" w:type="dxa"/>
+            <w:r>
+              <w:rPr>
+                <w:rFonts w:ascii="Calibri" w:eastAsia="Times New Roman" w:hAnsi="Calibri" w:cs="Calibri"/>
+                <w:kern w:val="0"/>
+                <w:sz w:val="18"/>
+                <w:szCs w:val="18"/>
+                <w:lang w:eastAsia="pt-BR"/>
+                <w14:ligatures w14:val="none"/>
+              </w:rPr>
+              <w:t>15</w:t>
+            </w:r>
+          </w:p>
+        </w:tc>
+        <w:tc>
+          <w:tcPr>
+            <w:tcW w:w="900" w:type="dxa"/>
             <w:tcBorders>
               <w:top w:val="nil"/>
               <w:left w:val="nil"/>
@@ -2401,7 +2236,7 @@
         </w:tc>
         <w:tc>
           <w:tcPr>
-            <w:tcW w:w="3915" w:type="dxa"/>
+            <w:tcW w:w="3952" w:type="dxa"/>
             <w:tcBorders>
               <w:top w:val="single" w:sz="4" w:space="0" w:color="auto"/>
               <w:left w:val="nil"/>
@@ -2440,11 +2275,11 @@
       </w:tr>
       <w:tr>
         <w:trPr>
-          <w:trHeight w:val="341"/>
+          <w:trHeight w:val="301"/>
         </w:trPr>
         <w:tc>
           <w:tcPr>
-            <w:tcW w:w="580" w:type="dxa"/>
+            <w:tcW w:w="569" w:type="dxa"/>
             <w:tcBorders>
               <w:top w:val="nil"/>
               <w:left w:val="single" w:sz="4" w:space="0" w:color="auto"/>
@@ -2482,7 +2317,7 @@
         </w:tc>
         <w:tc>
           <w:tcPr>
-            <w:tcW w:w="4612" w:type="dxa"/>
+            <w:tcW w:w="4504" w:type="dxa"/>
             <w:tcBorders>
               <w:top w:val="single" w:sz="4" w:space="0" w:color="auto"/>
               <w:left w:val="nil"/>
@@ -2514,13 +2349,13 @@
                 <w:lang w:eastAsia="pt-BR"/>
                 <w14:ligatures w14:val="none"/>
               </w:rPr>
-              <w:t>JOELHO PVC SOLD Ø25MM x 90º</w:t>
-            </w:r>
-          </w:p>
-        </w:tc>
-        <w:tc>
-          <w:tcPr>
-            <w:tcW w:w="910" w:type="dxa"/>
+              <w:t>JOELHO PVC SOLD Ø20MM x 90º</w:t>
+            </w:r>
+          </w:p>
+        </w:tc>
+        <w:tc>
+          <w:tcPr>
+            <w:tcW w:w="900" w:type="dxa"/>
             <w:tcBorders>
               <w:top w:val="nil"/>
               <w:left w:val="nil"/>
@@ -2559,7 +2394,7 @@
         </w:tc>
         <w:tc>
           <w:tcPr>
-            <w:tcW w:w="910" w:type="dxa"/>
+            <w:tcW w:w="900" w:type="dxa"/>
             <w:tcBorders>
               <w:top w:val="nil"/>
               <w:left w:val="nil"/>
@@ -2598,7 +2433,7 @@
         </w:tc>
         <w:tc>
           <w:tcPr>
-            <w:tcW w:w="3915" w:type="dxa"/>
+            <w:tcW w:w="3952" w:type="dxa"/>
             <w:tcBorders>
               <w:top w:val="single" w:sz="4" w:space="0" w:color="auto"/>
               <w:left w:val="nil"/>
@@ -2637,11 +2472,11 @@
       </w:tr>
       <w:tr>
         <w:trPr>
-          <w:trHeight w:val="341"/>
+          <w:trHeight w:val="301"/>
         </w:trPr>
         <w:tc>
           <w:tcPr>
-            <w:tcW w:w="580" w:type="dxa"/>
+            <w:tcW w:w="569" w:type="dxa"/>
             <w:tcBorders>
               <w:top w:val="nil"/>
               <w:left w:val="single" w:sz="4" w:space="0" w:color="auto"/>
@@ -2679,7 +2514,7 @@
         </w:tc>
         <w:tc>
           <w:tcPr>
-            <w:tcW w:w="4612" w:type="dxa"/>
+            <w:tcW w:w="4504" w:type="dxa"/>
             <w:tcBorders>
               <w:top w:val="single" w:sz="4" w:space="0" w:color="auto"/>
               <w:left w:val="nil"/>
@@ -2711,13 +2546,13 @@
                 <w:lang w:eastAsia="pt-BR"/>
                 <w14:ligatures w14:val="none"/>
               </w:rPr>
-              <w:t>ABRAÇADEIRA METÁLICA TIPO U – 1.1/4’’ – 40mm</w:t>
-            </w:r>
-          </w:p>
-        </w:tc>
-        <w:tc>
-          <w:tcPr>
-            <w:tcW w:w="910" w:type="dxa"/>
+              <w:t>ABRAÇADEIRA DE ROSCA SEM FIM (3/4'')</w:t>
+            </w:r>
+          </w:p>
+        </w:tc>
+        <w:tc>
+          <w:tcPr>
+            <w:tcW w:w="900" w:type="dxa"/>
             <w:tcBorders>
               <w:top w:val="nil"/>
               <w:left w:val="nil"/>
@@ -2750,13 +2585,13 @@
                 <w:lang w:eastAsia="pt-BR"/>
                 <w14:ligatures w14:val="none"/>
               </w:rPr>
-              <w:t>4</w:t>
-            </w:r>
-          </w:p>
-        </w:tc>
-        <w:tc>
-          <w:tcPr>
-            <w:tcW w:w="910" w:type="dxa"/>
+              <w:t>2</w:t>
+            </w:r>
+          </w:p>
+        </w:tc>
+        <w:tc>
+          <w:tcPr>
+            <w:tcW w:w="900" w:type="dxa"/>
             <w:tcBorders>
               <w:top w:val="nil"/>
               <w:left w:val="nil"/>
@@ -2795,7 +2630,7 @@
         </w:tc>
         <w:tc>
           <w:tcPr>
-            <w:tcW w:w="3915" w:type="dxa"/>
+            <w:tcW w:w="3952" w:type="dxa"/>
             <w:tcBorders>
               <w:top w:val="single" w:sz="4" w:space="0" w:color="auto"/>
               <w:left w:val="nil"/>
@@ -2827,18 +2662,18 @@
                 <w:lang w:eastAsia="pt-BR"/>
                 <w14:ligatures w14:val="none"/>
               </w:rPr>
-              <w:t>Fixação</w:t>
+              <w:t>Fixação tubulação</w:t>
             </w:r>
           </w:p>
         </w:tc>
       </w:tr>
       <w:tr>
         <w:trPr>
-          <w:trHeight w:val="341"/>
+          <w:trHeight w:val="301"/>
         </w:trPr>
         <w:tc>
           <w:tcPr>
-            <w:tcW w:w="580" w:type="dxa"/>
+            <w:tcW w:w="569" w:type="dxa"/>
             <w:tcBorders>
               <w:top w:val="nil"/>
               <w:left w:val="single" w:sz="4" w:space="0" w:color="auto"/>
@@ -2876,7 +2711,7 @@
         </w:tc>
         <w:tc>
           <w:tcPr>
-            <w:tcW w:w="4612" w:type="dxa"/>
+            <w:tcW w:w="4504" w:type="dxa"/>
             <w:tcBorders>
               <w:top w:val="single" w:sz="4" w:space="0" w:color="auto"/>
               <w:left w:val="nil"/>
@@ -2908,13 +2743,13 @@
                 <w:lang w:eastAsia="pt-BR"/>
                 <w14:ligatures w14:val="none"/>
               </w:rPr>
-              <w:t>ADAPTADOR P/ ROSCA FÊMEA SOLDÁVEL 3/4"</w:t>
-            </w:r>
-          </w:p>
-        </w:tc>
-        <w:tc>
-          <w:tcPr>
-            <w:tcW w:w="910" w:type="dxa"/>
+              <w:t>ABRAÇADEIRA METÁLICA TIPO U - 1.1/2'' 40MM</w:t>
+            </w:r>
+          </w:p>
+        </w:tc>
+        <w:tc>
+          <w:tcPr>
+            <w:tcW w:w="900" w:type="dxa"/>
             <w:tcBorders>
               <w:top w:val="nil"/>
               <w:left w:val="nil"/>
@@ -2947,13 +2782,13 @@
                 <w:lang w:eastAsia="pt-BR"/>
                 <w14:ligatures w14:val="none"/>
               </w:rPr>
-              <w:t>1</w:t>
-            </w:r>
-          </w:p>
-        </w:tc>
-        <w:tc>
-          <w:tcPr>
-            <w:tcW w:w="910" w:type="dxa"/>
+              <w:t>4</w:t>
+            </w:r>
+          </w:p>
+        </w:tc>
+        <w:tc>
+          <w:tcPr>
+            <w:tcW w:w="900" w:type="dxa"/>
             <w:tcBorders>
               <w:top w:val="nil"/>
               <w:left w:val="nil"/>
@@ -2992,7 +2827,7 @@
         </w:tc>
         <w:tc>
           <w:tcPr>
-            <w:tcW w:w="3915" w:type="dxa"/>
+            <w:tcW w:w="3952" w:type="dxa"/>
             <w:tcBorders>
               <w:top w:val="single" w:sz="4" w:space="0" w:color="auto"/>
               <w:left w:val="nil"/>
@@ -3024,18 +2859,18 @@
                 <w:lang w:eastAsia="pt-BR"/>
                 <w14:ligatures w14:val="none"/>
               </w:rPr>
-              <w:t>Ligação (hidrômetro x mangueira)</w:t>
+              <w:t>Fixação tubulação</w:t>
             </w:r>
           </w:p>
         </w:tc>
       </w:tr>
       <w:tr>
         <w:trPr>
-          <w:trHeight w:val="341"/>
+          <w:trHeight w:val="301"/>
         </w:trPr>
         <w:tc>
           <w:tcPr>
-            <w:tcW w:w="580" w:type="dxa"/>
+            <w:tcW w:w="569" w:type="dxa"/>
             <w:tcBorders>
               <w:top w:val="nil"/>
               <w:left w:val="single" w:sz="4" w:space="0" w:color="auto"/>
@@ -3073,7 +2908,7 @@
         </w:tc>
         <w:tc>
           <w:tcPr>
-            <w:tcW w:w="4612" w:type="dxa"/>
+            <w:tcW w:w="4504" w:type="dxa"/>
             <w:tcBorders>
               <w:top w:val="single" w:sz="4" w:space="0" w:color="auto"/>
               <w:left w:val="nil"/>
@@ -3105,13 +2940,13 @@
                 <w:lang w:eastAsia="pt-BR"/>
                 <w14:ligatures w14:val="none"/>
               </w:rPr>
-              <w:t>ADAPTADOR SOLDÁVEL CURTO 40MM X 1.1/2''</w:t>
-            </w:r>
-          </w:p>
-        </w:tc>
-        <w:tc>
-          <w:tcPr>
-            <w:tcW w:w="910" w:type="dxa"/>
+              <w:t>LUVA LR (SOLDÁVEL P/ ROSCA) 32MM X 1''</w:t>
+            </w:r>
+          </w:p>
+        </w:tc>
+        <w:tc>
+          <w:tcPr>
+            <w:tcW w:w="900" w:type="dxa"/>
             <w:tcBorders>
               <w:top w:val="nil"/>
               <w:left w:val="nil"/>
@@ -3150,7 +2985,7 @@
         </w:tc>
         <w:tc>
           <w:tcPr>
-            <w:tcW w:w="910" w:type="dxa"/>
+            <w:tcW w:w="900" w:type="dxa"/>
             <w:tcBorders>
               <w:top w:val="nil"/>
               <w:left w:val="nil"/>
@@ -3189,7 +3024,7 @@
         </w:tc>
         <w:tc>
           <w:tcPr>
-            <w:tcW w:w="3915" w:type="dxa"/>
+            <w:tcW w:w="3952" w:type="dxa"/>
             <w:tcBorders>
               <w:top w:val="single" w:sz="4" w:space="0" w:color="auto"/>
               <w:left w:val="nil"/>
@@ -3221,18 +3056,18 @@
                 <w:lang w:eastAsia="pt-BR"/>
                 <w14:ligatures w14:val="none"/>
               </w:rPr>
-              <w:t>Ligação (tubo x válvula crivo)</w:t>
+              <w:t>Ligação (registro x hidrômetro)</w:t>
             </w:r>
           </w:p>
         </w:tc>
       </w:tr>
       <w:tr>
         <w:trPr>
-          <w:trHeight w:val="341"/>
+          <w:trHeight w:val="301"/>
         </w:trPr>
         <w:tc>
           <w:tcPr>
-            <w:tcW w:w="580" w:type="dxa"/>
+            <w:tcW w:w="569" w:type="dxa"/>
             <w:tcBorders>
               <w:top w:val="nil"/>
               <w:left w:val="single" w:sz="4" w:space="0" w:color="auto"/>
@@ -3270,7 +3105,7 @@
         </w:tc>
         <w:tc>
           <w:tcPr>
-            <w:tcW w:w="4612" w:type="dxa"/>
+            <w:tcW w:w="4504" w:type="dxa"/>
             <w:tcBorders>
               <w:top w:val="single" w:sz="4" w:space="0" w:color="auto"/>
               <w:left w:val="nil"/>
@@ -3302,13 +3137,13 @@
                 <w:lang w:eastAsia="pt-BR"/>
                 <w14:ligatures w14:val="none"/>
               </w:rPr>
-              <w:t>VALVULA DE PE COM CRIVO - 40MM</w:t>
-            </w:r>
-          </w:p>
-        </w:tc>
-        <w:tc>
-          <w:tcPr>
-            <w:tcW w:w="910" w:type="dxa"/>
+              <w:t>LUVA LR (SOLDÁVEL P/ ROSCA) 32MM X 3/4''</w:t>
+            </w:r>
+          </w:p>
+        </w:tc>
+        <w:tc>
+          <w:tcPr>
+            <w:tcW w:w="900" w:type="dxa"/>
             <w:tcBorders>
               <w:top w:val="nil"/>
               <w:left w:val="nil"/>
@@ -3347,7 +3182,7 @@
         </w:tc>
         <w:tc>
           <w:tcPr>
-            <w:tcW w:w="910" w:type="dxa"/>
+            <w:tcW w:w="900" w:type="dxa"/>
             <w:tcBorders>
               <w:top w:val="nil"/>
               <w:left w:val="nil"/>
@@ -3386,7 +3221,7 @@
         </w:tc>
         <w:tc>
           <w:tcPr>
-            <w:tcW w:w="3915" w:type="dxa"/>
+            <w:tcW w:w="3952" w:type="dxa"/>
             <w:tcBorders>
               <w:top w:val="single" w:sz="4" w:space="0" w:color="auto"/>
               <w:left w:val="nil"/>
@@ -3418,18 +3253,18 @@
                 <w:lang w:eastAsia="pt-BR"/>
                 <w14:ligatures w14:val="none"/>
               </w:rPr>
-              <w:t> </w:t>
+              <w:t>Ligação (hidrômetro x mangueira)</w:t>
             </w:r>
           </w:p>
         </w:tc>
       </w:tr>
       <w:tr>
         <w:trPr>
-          <w:trHeight w:val="341"/>
+          <w:trHeight w:val="301"/>
         </w:trPr>
         <w:tc>
           <w:tcPr>
-            <w:tcW w:w="580" w:type="dxa"/>
+            <w:tcW w:w="569" w:type="dxa"/>
             <w:tcBorders>
               <w:top w:val="nil"/>
               <w:left w:val="single" w:sz="4" w:space="0" w:color="auto"/>
@@ -3467,7 +3302,7 @@
         </w:tc>
         <w:tc>
           <w:tcPr>
-            <w:tcW w:w="4612" w:type="dxa"/>
+            <w:tcW w:w="4504" w:type="dxa"/>
             <w:tcBorders>
               <w:top w:val="single" w:sz="4" w:space="0" w:color="auto"/>
               <w:left w:val="nil"/>
@@ -3499,46 +3334,13 @@
                 <w:lang w:eastAsia="pt-BR"/>
                 <w14:ligatures w14:val="none"/>
               </w:rPr>
-              <w:t xml:space="preserve">CANALETA DE CONCRETO </w:t>
-            </w:r>
-            <w:r>
-              <w:rPr>
-                <w:rFonts w:ascii="Calibri" w:eastAsia="Times New Roman" w:hAnsi="Calibri" w:cs="Calibri"/>
-                <w:kern w:val="0"/>
-                <w:sz w:val="18"/>
-                <w:szCs w:val="18"/>
-                <w:lang w:eastAsia="pt-BR"/>
-                <w14:ligatures w14:val="none"/>
-              </w:rPr>
-              <w:t>20</w:t>
-            </w:r>
-            <w:r>
-              <w:rPr>
-                <w:rFonts w:ascii="Calibri" w:eastAsia="Times New Roman" w:hAnsi="Calibri" w:cs="Calibri"/>
-                <w:kern w:val="0"/>
-                <w:sz w:val="18"/>
-                <w:szCs w:val="18"/>
-                <w:lang w:eastAsia="pt-BR"/>
-                <w14:ligatures w14:val="none"/>
-              </w:rPr>
-              <w:t>X19X39</w:t>
-            </w:r>
-            <w:r>
-              <w:rPr>
-                <w:rFonts w:ascii="Calibri" w:eastAsia="Times New Roman" w:hAnsi="Calibri" w:cs="Calibri"/>
-                <w:kern w:val="0"/>
-                <w:sz w:val="18"/>
-                <w:szCs w:val="18"/>
-                <w:lang w:eastAsia="pt-BR"/>
-                <w14:ligatures w14:val="none"/>
-              </w:rPr>
-              <w:t xml:space="preserve"> (CANALETA DE 20 CM)</w:t>
-            </w:r>
-          </w:p>
-        </w:tc>
-        <w:tc>
-          <w:tcPr>
-            <w:tcW w:w="910" w:type="dxa"/>
+              <w:t>ADAPTADOR SOLDÁVEL CURTO 40MM X 1.1/2''</w:t>
+            </w:r>
+          </w:p>
+        </w:tc>
+        <w:tc>
+          <w:tcPr>
+            <w:tcW w:w="900" w:type="dxa"/>
             <w:tcBorders>
               <w:top w:val="nil"/>
               <w:left w:val="nil"/>
@@ -3577,7 +3379,7 @@
         </w:tc>
         <w:tc>
           <w:tcPr>
-            <w:tcW w:w="910" w:type="dxa"/>
+            <w:tcW w:w="900" w:type="dxa"/>
             <w:tcBorders>
               <w:top w:val="nil"/>
               <w:left w:val="nil"/>
@@ -3616,7 +3418,7 @@
         </w:tc>
         <w:tc>
           <w:tcPr>
-            <w:tcW w:w="3915" w:type="dxa"/>
+            <w:tcW w:w="3952" w:type="dxa"/>
             <w:tcBorders>
               <w:top w:val="single" w:sz="4" w:space="0" w:color="auto"/>
               <w:left w:val="nil"/>
@@ -3648,29 +3450,18 @@
                 <w:lang w:eastAsia="pt-BR"/>
                 <w14:ligatures w14:val="none"/>
               </w:rPr>
-              <w:t> </w:t>
-            </w:r>
-            <w:r>
-              <w:rPr>
-                <w:rFonts w:ascii="Calibri" w:eastAsia="Times New Roman" w:hAnsi="Calibri" w:cs="Calibri"/>
-                <w:kern w:val="0"/>
-                <w:sz w:val="18"/>
-                <w:szCs w:val="18"/>
-                <w:lang w:eastAsia="pt-BR"/>
-                <w14:ligatures w14:val="none"/>
-              </w:rPr>
-              <w:t>Proteção captação</w:t>
+              <w:t>Ligação (tubo x válvula crivo)</w:t>
             </w:r>
           </w:p>
         </w:tc>
       </w:tr>
       <w:tr>
         <w:trPr>
-          <w:trHeight w:val="341"/>
+          <w:trHeight w:val="301"/>
         </w:trPr>
         <w:tc>
           <w:tcPr>
-            <w:tcW w:w="580" w:type="dxa"/>
+            <w:tcW w:w="569" w:type="dxa"/>
             <w:tcBorders>
               <w:top w:val="nil"/>
               <w:left w:val="single" w:sz="4" w:space="0" w:color="auto"/>
@@ -3708,7 +3499,7 @@
         </w:tc>
         <w:tc>
           <w:tcPr>
-            <w:tcW w:w="4612" w:type="dxa"/>
+            <w:tcW w:w="4504" w:type="dxa"/>
             <w:tcBorders>
               <w:top w:val="single" w:sz="4" w:space="0" w:color="auto"/>
               <w:left w:val="nil"/>
@@ -3724,55 +3515,29 @@
               <w:spacing w:after="0" w:line="240" w:lineRule="auto"/>
               <w:rPr>
                 <w:rFonts w:ascii="Calibri" w:eastAsia="Times New Roman" w:hAnsi="Calibri" w:cs="Calibri"/>
-                <w:color w:val="000000"/>
-                <w:kern w:val="0"/>
-                <w:sz w:val="18"/>
-                <w:szCs w:val="18"/>
-                <w:lang w:eastAsia="pt-BR"/>
-                <w14:ligatures w14:val="none"/>
-              </w:rPr>
-            </w:pPr>
-            <w:r>
-              <w:rPr>
-                <w:rFonts w:ascii="Calibri" w:eastAsia="Times New Roman" w:hAnsi="Calibri" w:cs="Calibri"/>
-                <w:color w:val="000000"/>
-                <w:kern w:val="0"/>
-                <w:sz w:val="18"/>
-                <w:szCs w:val="18"/>
-                <w:lang w:eastAsia="pt-BR"/>
-                <w14:ligatures w14:val="none"/>
-              </w:rPr>
-              <w:t xml:space="preserve">CAIXA EM CONCRETO PRÉ-MOLDADO </w:t>
-            </w:r>
-            <w:r>
-              <w:rPr>
-                <w:rFonts w:ascii="Calibri" w:eastAsia="Times New Roman" w:hAnsi="Calibri" w:cs="Calibri"/>
-                <w:color w:val="000000"/>
-                <w:kern w:val="0"/>
-                <w:sz w:val="18"/>
-                <w:szCs w:val="18"/>
-                <w:lang w:eastAsia="pt-BR"/>
-                <w14:ligatures w14:val="none"/>
-              </w:rPr>
-              <w:t>3</w:t>
-            </w:r>
-            <w:r>
-              <w:rPr>
-                <w:rFonts w:ascii="Calibri" w:eastAsia="Times New Roman" w:hAnsi="Calibri" w:cs="Calibri"/>
-                <w:color w:val="000000"/>
-                <w:kern w:val="0"/>
-                <w:sz w:val="18"/>
-                <w:szCs w:val="18"/>
-                <w:lang w:eastAsia="pt-BR"/>
-                <w14:ligatures w14:val="none"/>
-              </w:rPr>
-              <w:t>0X80X35CM</w:t>
-            </w:r>
-          </w:p>
-        </w:tc>
-        <w:tc>
-          <w:tcPr>
-            <w:tcW w:w="910" w:type="dxa"/>
+                <w:kern w:val="0"/>
+                <w:sz w:val="18"/>
+                <w:szCs w:val="18"/>
+                <w:lang w:eastAsia="pt-BR"/>
+                <w14:ligatures w14:val="none"/>
+              </w:rPr>
+            </w:pPr>
+            <w:r>
+              <w:rPr>
+                <w:rFonts w:ascii="Calibri" w:eastAsia="Times New Roman" w:hAnsi="Calibri" w:cs="Calibri"/>
+                <w:kern w:val="0"/>
+                <w:sz w:val="18"/>
+                <w:szCs w:val="18"/>
+                <w:lang w:eastAsia="pt-BR"/>
+                <w14:ligatures w14:val="none"/>
+              </w:rPr>
+              <w:t>VALVULA DE PE COM CRIVO - 40MM</w:t>
+            </w:r>
+          </w:p>
+        </w:tc>
+        <w:tc>
+          <w:tcPr>
+            <w:tcW w:w="900" w:type="dxa"/>
             <w:tcBorders>
               <w:top w:val="nil"/>
               <w:left w:val="nil"/>
@@ -3811,7 +3576,7 @@
         </w:tc>
         <w:tc>
           <w:tcPr>
-            <w:tcW w:w="910" w:type="dxa"/>
+            <w:tcW w:w="900" w:type="dxa"/>
             <w:tcBorders>
               <w:top w:val="nil"/>
               <w:left w:val="nil"/>
@@ -3850,7 +3615,7 @@
         </w:tc>
         <w:tc>
           <w:tcPr>
-            <w:tcW w:w="3915" w:type="dxa"/>
+            <w:tcW w:w="3952" w:type="dxa"/>
             <w:tcBorders>
               <w:top w:val="single" w:sz="4" w:space="0" w:color="auto"/>
               <w:left w:val="nil"/>
@@ -3882,18 +3647,18 @@
                 <w:lang w:eastAsia="pt-BR"/>
                 <w14:ligatures w14:val="none"/>
               </w:rPr>
-              <w:t xml:space="preserve"> Abrigo hidrômetro</w:t>
+              <w:t> </w:t>
             </w:r>
           </w:p>
         </w:tc>
       </w:tr>
       <w:tr>
         <w:trPr>
-          <w:trHeight w:val="341"/>
+          <w:trHeight w:val="301"/>
         </w:trPr>
         <w:tc>
           <w:tcPr>
-            <w:tcW w:w="580" w:type="dxa"/>
+            <w:tcW w:w="569" w:type="dxa"/>
             <w:tcBorders>
               <w:top w:val="nil"/>
               <w:left w:val="single" w:sz="4" w:space="0" w:color="auto"/>
@@ -3931,47 +3696,45 @@
         </w:tc>
         <w:tc>
           <w:tcPr>
-            <w:tcW w:w="4612" w:type="dxa"/>
+            <w:tcW w:w="4504" w:type="dxa"/>
             <w:tcBorders>
               <w:top w:val="single" w:sz="4" w:space="0" w:color="auto"/>
               <w:left w:val="nil"/>
               <w:bottom w:val="single" w:sz="4" w:space="0" w:color="auto"/>
-              <w:right w:val="single" w:sz="4" w:space="0" w:color="000000"/>
-            </w:tcBorders>
-            <w:noWrap/>
-            <w:vAlign w:val="center"/>
-            <w:hideMark/>
-          </w:tcPr>
-          <w:p>
-            <w:pPr>
-              <w:spacing w:after="0" w:line="240" w:lineRule="auto"/>
-              <w:rPr>
-                <w:rFonts w:ascii="Calibri" w:eastAsia="Times New Roman" w:hAnsi="Calibri" w:cs="Calibri"/>
-                <w:color w:val="000000"/>
-                <w:kern w:val="0"/>
-                <w:sz w:val="18"/>
-                <w:szCs w:val="18"/>
-                <w:lang w:eastAsia="pt-BR"/>
-                <w14:ligatures w14:val="none"/>
-              </w:rPr>
-            </w:pPr>
-            <w:r>
-              <w:rPr>
-                <w:rFonts w:ascii="Calibri" w:eastAsia="Times New Roman" w:hAnsi="Calibri" w:cs="Calibri"/>
-                <w:color w:val="000000"/>
-                <w:kern w:val="0"/>
-                <w:sz w:val="18"/>
-                <w:szCs w:val="18"/>
-                <w:lang w:eastAsia="pt-BR"/>
-                <w14:ligatures w14:val="none"/>
-              </w:rPr>
-              <w:t>BUCHA COM ABA ANEL - S8</w:t>
-            </w:r>
-          </w:p>
-        </w:tc>
-        <w:tc>
-          <w:tcPr>
-            <w:tcW w:w="910" w:type="dxa"/>
+              <w:right w:val="single" w:sz="4" w:space="0" w:color="auto"/>
+            </w:tcBorders>
+            <w:noWrap/>
+            <w:vAlign w:val="center"/>
+            <w:hideMark/>
+          </w:tcPr>
+          <w:p>
+            <w:pPr>
+              <w:spacing w:after="0" w:line="240" w:lineRule="auto"/>
+              <w:rPr>
+                <w:rFonts w:ascii="Calibri" w:eastAsia="Times New Roman" w:hAnsi="Calibri" w:cs="Calibri"/>
+                <w:kern w:val="0"/>
+                <w:sz w:val="18"/>
+                <w:szCs w:val="18"/>
+                <w:lang w:eastAsia="pt-BR"/>
+                <w14:ligatures w14:val="none"/>
+              </w:rPr>
+            </w:pPr>
+            <w:r>
+              <w:rPr>
+                <w:rFonts w:ascii="Calibri" w:eastAsia="Times New Roman" w:hAnsi="Calibri" w:cs="Calibri"/>
+                <w:kern w:val="0"/>
+                <w:sz w:val="18"/>
+                <w:szCs w:val="18"/>
+                <w:lang w:eastAsia="pt-BR"/>
+                <w14:ligatures w14:val="none"/>
+              </w:rPr>
+              <w:t>CANALETA DE CONCRETO 14X19X39</w:t>
+            </w:r>
+          </w:p>
+        </w:tc>
+        <w:tc>
+          <w:tcPr>
+            <w:tcW w:w="900" w:type="dxa"/>
             <w:tcBorders>
               <w:top w:val="nil"/>
               <w:left w:val="nil"/>
@@ -4004,13 +3767,13 @@
                 <w:lang w:eastAsia="pt-BR"/>
                 <w14:ligatures w14:val="none"/>
               </w:rPr>
-              <w:t>8</w:t>
-            </w:r>
-          </w:p>
-        </w:tc>
-        <w:tc>
-          <w:tcPr>
-            <w:tcW w:w="910" w:type="dxa"/>
+              <w:t>1</w:t>
+            </w:r>
+          </w:p>
+        </w:tc>
+        <w:tc>
+          <w:tcPr>
+            <w:tcW w:w="900" w:type="dxa"/>
             <w:tcBorders>
               <w:top w:val="nil"/>
               <w:left w:val="nil"/>
@@ -4049,7 +3812,7 @@
         </w:tc>
         <w:tc>
           <w:tcPr>
-            <w:tcW w:w="3915" w:type="dxa"/>
+            <w:tcW w:w="3952" w:type="dxa"/>
             <w:tcBorders>
               <w:top w:val="single" w:sz="4" w:space="0" w:color="auto"/>
               <w:left w:val="nil"/>
@@ -4081,29 +3844,18 @@
                 <w:lang w:eastAsia="pt-BR"/>
                 <w14:ligatures w14:val="none"/>
               </w:rPr>
-              <w:t> </w:t>
-            </w:r>
-            <w:r>
-              <w:rPr>
-                <w:rFonts w:ascii="Calibri" w:eastAsia="Times New Roman" w:hAnsi="Calibri" w:cs="Calibri"/>
-                <w:kern w:val="0"/>
-                <w:sz w:val="18"/>
-                <w:szCs w:val="18"/>
-                <w:lang w:eastAsia="pt-BR"/>
-                <w14:ligatures w14:val="none"/>
-              </w:rPr>
-              <w:t>Fixação</w:t>
+              <w:t>Proteção da tubulação na mureta</w:t>
             </w:r>
           </w:p>
         </w:tc>
       </w:tr>
       <w:tr>
         <w:trPr>
-          <w:trHeight w:val="341"/>
+          <w:trHeight w:val="301"/>
         </w:trPr>
         <w:tc>
           <w:tcPr>
-            <w:tcW w:w="580" w:type="dxa"/>
+            <w:tcW w:w="569" w:type="dxa"/>
             <w:tcBorders>
               <w:top w:val="nil"/>
               <w:left w:val="single" w:sz="4" w:space="0" w:color="auto"/>
@@ -4141,12 +3893,12 @@
         </w:tc>
         <w:tc>
           <w:tcPr>
-            <w:tcW w:w="4612" w:type="dxa"/>
+            <w:tcW w:w="4504" w:type="dxa"/>
             <w:tcBorders>
               <w:top w:val="single" w:sz="4" w:space="0" w:color="auto"/>
               <w:left w:val="nil"/>
               <w:bottom w:val="single" w:sz="4" w:space="0" w:color="auto"/>
-              <w:right w:val="single" w:sz="4" w:space="0" w:color="000000"/>
+              <w:right w:val="single" w:sz="4" w:space="0" w:color="auto"/>
             </w:tcBorders>
             <w:noWrap/>
             <w:vAlign w:val="center"/>
@@ -4175,13 +3927,13 @@
                 <w:lang w:eastAsia="pt-BR"/>
                 <w14:ligatures w14:val="none"/>
               </w:rPr>
-              <w:t>PARAFUSO 5X40</w:t>
-            </w:r>
-          </w:p>
-        </w:tc>
-        <w:tc>
-          <w:tcPr>
-            <w:tcW w:w="910" w:type="dxa"/>
+              <w:t>CAIXA EM CONCRETO PRÉ-MOLDADO 50X80X35CM</w:t>
+            </w:r>
+          </w:p>
+        </w:tc>
+        <w:tc>
+          <w:tcPr>
+            <w:tcW w:w="900" w:type="dxa"/>
             <w:tcBorders>
               <w:top w:val="nil"/>
               <w:left w:val="nil"/>
@@ -4214,13 +3966,13 @@
                 <w:lang w:eastAsia="pt-BR"/>
                 <w14:ligatures w14:val="none"/>
               </w:rPr>
-              <w:t>8</w:t>
-            </w:r>
-          </w:p>
-        </w:tc>
-        <w:tc>
-          <w:tcPr>
-            <w:tcW w:w="910" w:type="dxa"/>
+              <w:t>1</w:t>
+            </w:r>
+          </w:p>
+        </w:tc>
+        <w:tc>
+          <w:tcPr>
+            <w:tcW w:w="900" w:type="dxa"/>
             <w:tcBorders>
               <w:top w:val="nil"/>
               <w:left w:val="nil"/>
@@ -4259,7 +4011,7 @@
         </w:tc>
         <w:tc>
           <w:tcPr>
-            <w:tcW w:w="3915" w:type="dxa"/>
+            <w:tcW w:w="3952" w:type="dxa"/>
             <w:tcBorders>
               <w:top w:val="single" w:sz="4" w:space="0" w:color="auto"/>
               <w:left w:val="nil"/>
@@ -4291,29 +4043,18 @@
                 <w:lang w:eastAsia="pt-BR"/>
                 <w14:ligatures w14:val="none"/>
               </w:rPr>
-              <w:t> </w:t>
-            </w:r>
-            <w:r>
-              <w:rPr>
-                <w:rFonts w:ascii="Calibri" w:eastAsia="Times New Roman" w:hAnsi="Calibri" w:cs="Calibri"/>
-                <w:kern w:val="0"/>
-                <w:sz w:val="18"/>
-                <w:szCs w:val="18"/>
-                <w:lang w:eastAsia="pt-BR"/>
-                <w14:ligatures w14:val="none"/>
-              </w:rPr>
-              <w:t>Fixação</w:t>
+              <w:t>Ver detalhe 02.</w:t>
             </w:r>
           </w:p>
         </w:tc>
       </w:tr>
       <w:tr>
         <w:trPr>
-          <w:trHeight w:val="341"/>
+          <w:trHeight w:val="301"/>
         </w:trPr>
         <w:tc>
           <w:tcPr>
-            <w:tcW w:w="580" w:type="dxa"/>
+            <w:tcW w:w="569" w:type="dxa"/>
             <w:tcBorders>
               <w:top w:val="single" w:sz="4" w:space="0" w:color="auto"/>
               <w:left w:val="single" w:sz="4" w:space="0" w:color="auto"/>
@@ -4345,54 +4086,13 @@
                 <w:lang w:eastAsia="pt-BR"/>
                 <w14:ligatures w14:val="none"/>
               </w:rPr>
-              <w:lastRenderedPageBreak/>
               <w:t>18</w:t>
             </w:r>
           </w:p>
         </w:tc>
         <w:tc>
           <w:tcPr>
-            <w:tcW w:w="4612" w:type="dxa"/>
-            <w:tcBorders>
-              <w:top w:val="single" w:sz="4" w:space="0" w:color="auto"/>
-              <w:left w:val="nil"/>
-              <w:bottom w:val="single" w:sz="4" w:space="0" w:color="auto"/>
-              <w:right w:val="single" w:sz="4" w:space="0" w:color="auto"/>
-            </w:tcBorders>
-            <w:noWrap/>
-            <w:vAlign w:val="center"/>
-            <w:hideMark/>
-          </w:tcPr>
-          <w:p>
-            <w:pPr>
-              <w:spacing w:after="0" w:line="240" w:lineRule="auto"/>
-              <w:rPr>
-                <w:rFonts w:ascii="Calibri" w:eastAsia="Times New Roman" w:hAnsi="Calibri" w:cs="Calibri"/>
-                <w:color w:val="000000"/>
-                <w:kern w:val="0"/>
-                <w:sz w:val="18"/>
-                <w:szCs w:val="18"/>
-                <w:lang w:eastAsia="pt-BR"/>
-                <w14:ligatures w14:val="none"/>
-              </w:rPr>
-            </w:pPr>
-            <w:r>
-              <w:rPr>
-                <w:rFonts w:ascii="Calibri" w:eastAsia="Times New Roman" w:hAnsi="Calibri" w:cs="Calibri"/>
-                <w:color w:val="000000"/>
-                <w:kern w:val="0"/>
-                <w:sz w:val="18"/>
-                <w:szCs w:val="18"/>
-                <w:lang w:eastAsia="pt-BR"/>
-                <w14:ligatures w14:val="none"/>
-              </w:rPr>
-              <w:t>ADESIVO PLÁSTICO PARA TUOS DE PVC</w:t>
-            </w:r>
-          </w:p>
-        </w:tc>
-        <w:tc>
-          <w:tcPr>
-            <w:tcW w:w="910" w:type="dxa"/>
+            <w:tcW w:w="4504" w:type="dxa"/>
             <w:tcBorders>
               <w:top w:val="single" w:sz="4" w:space="0" w:color="auto"/>
               <w:left w:val="single" w:sz="4" w:space="0" w:color="auto"/>
@@ -4406,32 +4106,33 @@
           <w:p>
             <w:pPr>
               <w:spacing w:after="0" w:line="240" w:lineRule="auto"/>
-              <w:jc w:val="center"/>
-              <w:rPr>
-                <w:rFonts w:ascii="Calibri" w:eastAsia="Times New Roman" w:hAnsi="Calibri" w:cs="Calibri"/>
-                <w:kern w:val="0"/>
-                <w:sz w:val="18"/>
-                <w:szCs w:val="18"/>
-                <w:lang w:eastAsia="pt-BR"/>
-                <w14:ligatures w14:val="none"/>
-              </w:rPr>
-            </w:pPr>
-            <w:r>
-              <w:rPr>
-                <w:rFonts w:ascii="Calibri" w:eastAsia="Times New Roman" w:hAnsi="Calibri" w:cs="Calibri"/>
-                <w:kern w:val="0"/>
-                <w:sz w:val="18"/>
-                <w:szCs w:val="18"/>
-                <w:lang w:eastAsia="pt-BR"/>
-                <w14:ligatures w14:val="none"/>
-              </w:rPr>
-              <w:t>1</w:t>
-            </w:r>
-          </w:p>
-        </w:tc>
-        <w:tc>
-          <w:tcPr>
-            <w:tcW w:w="910" w:type="dxa"/>
+              <w:rPr>
+                <w:rFonts w:ascii="Calibri" w:eastAsia="Times New Roman" w:hAnsi="Calibri" w:cs="Calibri"/>
+                <w:color w:val="000000"/>
+                <w:kern w:val="0"/>
+                <w:sz w:val="18"/>
+                <w:szCs w:val="18"/>
+                <w:lang w:eastAsia="pt-BR"/>
+                <w14:ligatures w14:val="none"/>
+              </w:rPr>
+            </w:pPr>
+            <w:r>
+              <w:rPr>
+                <w:rFonts w:ascii="Calibri" w:eastAsia="Times New Roman" w:hAnsi="Calibri" w:cs="Calibri"/>
+                <w:color w:val="000000"/>
+                <w:kern w:val="0"/>
+                <w:sz w:val="18"/>
+                <w:szCs w:val="18"/>
+                <w:lang w:eastAsia="pt-BR"/>
+                <w14:ligatures w14:val="none"/>
+              </w:rPr>
+              <w:t>BUCHA COM ABA ANEL - S8</w:t>
+            </w:r>
+          </w:p>
+        </w:tc>
+        <w:tc>
+          <w:tcPr>
+            <w:tcW w:w="900" w:type="dxa"/>
             <w:tcBorders>
               <w:top w:val="single" w:sz="4" w:space="0" w:color="auto"/>
               <w:left w:val="single" w:sz="4" w:space="0" w:color="auto"/>
@@ -4464,13 +4165,13 @@
                 <w:lang w:eastAsia="pt-BR"/>
                 <w14:ligatures w14:val="none"/>
               </w:rPr>
-              <w:t>UNID</w:t>
-            </w:r>
-          </w:p>
-        </w:tc>
-        <w:tc>
-          <w:tcPr>
-            <w:tcW w:w="3915" w:type="dxa"/>
+              <w:t>8</w:t>
+            </w:r>
+          </w:p>
+        </w:tc>
+        <w:tc>
+          <w:tcPr>
+            <w:tcW w:w="900" w:type="dxa"/>
             <w:tcBorders>
               <w:top w:val="single" w:sz="4" w:space="0" w:color="auto"/>
               <w:left w:val="single" w:sz="4" w:space="0" w:color="auto"/>
@@ -4484,42 +4185,160 @@
           <w:p>
             <w:pPr>
               <w:spacing w:after="0" w:line="240" w:lineRule="auto"/>
-              <w:rPr>
-                <w:rFonts w:ascii="Calibri" w:eastAsia="Times New Roman" w:hAnsi="Calibri" w:cs="Calibri"/>
-                <w:kern w:val="0"/>
-                <w:sz w:val="18"/>
-                <w:szCs w:val="18"/>
-                <w:lang w:eastAsia="pt-BR"/>
-                <w14:ligatures w14:val="none"/>
-              </w:rPr>
-            </w:pPr>
-            <w:r>
-              <w:rPr>
-                <w:rFonts w:ascii="Calibri" w:eastAsia="Times New Roman" w:hAnsi="Calibri" w:cs="Calibri"/>
-                <w:kern w:val="0"/>
-                <w:sz w:val="18"/>
-                <w:szCs w:val="18"/>
-                <w:lang w:eastAsia="pt-BR"/>
-                <w14:ligatures w14:val="none"/>
-              </w:rPr>
-              <w:t> </w:t>
+              <w:jc w:val="center"/>
+              <w:rPr>
+                <w:rFonts w:ascii="Calibri" w:eastAsia="Times New Roman" w:hAnsi="Calibri" w:cs="Calibri"/>
+                <w:kern w:val="0"/>
+                <w:sz w:val="18"/>
+                <w:szCs w:val="18"/>
+                <w:lang w:eastAsia="pt-BR"/>
+                <w14:ligatures w14:val="none"/>
+              </w:rPr>
+            </w:pPr>
+            <w:r>
+              <w:rPr>
+                <w:rFonts w:ascii="Calibri" w:eastAsia="Times New Roman" w:hAnsi="Calibri" w:cs="Calibri"/>
+                <w:kern w:val="0"/>
+                <w:sz w:val="18"/>
+                <w:szCs w:val="18"/>
+                <w:lang w:eastAsia="pt-BR"/>
+                <w14:ligatures w14:val="none"/>
+              </w:rPr>
+              <w:t>UNID</w:t>
+            </w:r>
+          </w:p>
+        </w:tc>
+        <w:tc>
+          <w:tcPr>
+            <w:tcW w:w="3952" w:type="dxa"/>
+            <w:tcBorders>
+              <w:top w:val="single" w:sz="4" w:space="0" w:color="auto"/>
+              <w:left w:val="single" w:sz="4" w:space="0" w:color="auto"/>
+              <w:bottom w:val="single" w:sz="4" w:space="0" w:color="auto"/>
+              <w:right w:val="single" w:sz="4" w:space="0" w:color="auto"/>
+            </w:tcBorders>
+            <w:noWrap/>
+            <w:vAlign w:val="center"/>
+            <w:hideMark/>
+          </w:tcPr>
+          <w:p>
+            <w:pPr>
+              <w:spacing w:after="0" w:line="240" w:lineRule="auto"/>
+              <w:rPr>
+                <w:rFonts w:ascii="Calibri" w:eastAsia="Times New Roman" w:hAnsi="Calibri" w:cs="Calibri"/>
+                <w:kern w:val="0"/>
+                <w:sz w:val="18"/>
+                <w:szCs w:val="18"/>
+                <w:lang w:eastAsia="pt-BR"/>
+                <w14:ligatures w14:val="none"/>
+              </w:rPr>
+            </w:pPr>
+            <w:r>
+              <w:rPr>
+                <w:rFonts w:ascii="Calibri" w:eastAsia="Times New Roman" w:hAnsi="Calibri" w:cs="Calibri"/>
+                <w:kern w:val="0"/>
+                <w:sz w:val="18"/>
+                <w:szCs w:val="18"/>
+                <w:lang w:eastAsia="pt-BR"/>
+                <w14:ligatures w14:val="none"/>
+              </w:rPr>
+              <w:t>Ancoragem da Tubulação</w:t>
             </w:r>
           </w:p>
         </w:tc>
       </w:tr>
       <w:tr>
         <w:trPr>
-          <w:trHeight w:val="341"/>
+          <w:trHeight w:val="301"/>
         </w:trPr>
         <w:tc>
           <w:tcPr>
-            <w:tcW w:w="580" w:type="dxa"/>
+            <w:tcW w:w="569" w:type="dxa"/>
+            <w:tcBorders>
+              <w:top w:val="nil"/>
+              <w:left w:val="single" w:sz="4" w:space="0" w:color="auto"/>
+              <w:bottom w:val="single" w:sz="4" w:space="0" w:color="auto"/>
+              <w:right w:val="single" w:sz="4" w:space="0" w:color="auto"/>
+            </w:tcBorders>
+            <w:vAlign w:val="center"/>
+            <w:hideMark/>
+          </w:tcPr>
+          <w:p>
+            <w:pPr>
+              <w:spacing w:after="0" w:line="240" w:lineRule="auto"/>
+              <w:jc w:val="center"/>
+              <w:rPr>
+                <w:rFonts w:ascii="Calibri" w:eastAsia="Times New Roman" w:hAnsi="Calibri" w:cs="Calibri"/>
+                <w:kern w:val="0"/>
+                <w:sz w:val="18"/>
+                <w:szCs w:val="18"/>
+                <w:lang w:eastAsia="pt-BR"/>
+                <w14:ligatures w14:val="none"/>
+              </w:rPr>
+            </w:pPr>
+            <w:r>
+              <w:rPr>
+                <w:rFonts w:ascii="Calibri" w:eastAsia="Times New Roman" w:hAnsi="Calibri" w:cs="Calibri"/>
+                <w:kern w:val="0"/>
+                <w:sz w:val="18"/>
+                <w:szCs w:val="18"/>
+                <w:lang w:eastAsia="pt-BR"/>
+                <w14:ligatures w14:val="none"/>
+              </w:rPr>
+              <w:t>19</w:t>
+            </w:r>
+          </w:p>
+        </w:tc>
+        <w:tc>
+          <w:tcPr>
+            <w:tcW w:w="4504" w:type="dxa"/>
             <w:tcBorders>
               <w:top w:val="single" w:sz="4" w:space="0" w:color="auto"/>
-              <w:left w:val="single" w:sz="4" w:space="0" w:color="auto"/>
-              <w:bottom w:val="single" w:sz="4" w:space="0" w:color="auto"/>
-              <w:right w:val="single" w:sz="4" w:space="0" w:color="auto"/>
-            </w:tcBorders>
+              <w:left w:val="nil"/>
+              <w:bottom w:val="single" w:sz="4" w:space="0" w:color="auto"/>
+              <w:right w:val="single" w:sz="4" w:space="0" w:color="000000"/>
+            </w:tcBorders>
+            <w:noWrap/>
+            <w:vAlign w:val="center"/>
+            <w:hideMark/>
+          </w:tcPr>
+          <w:p>
+            <w:pPr>
+              <w:spacing w:after="0" w:line="240" w:lineRule="auto"/>
+              <w:rPr>
+                <w:rFonts w:ascii="Calibri" w:eastAsia="Times New Roman" w:hAnsi="Calibri" w:cs="Calibri"/>
+                <w:color w:val="000000"/>
+                <w:kern w:val="0"/>
+                <w:sz w:val="18"/>
+                <w:szCs w:val="18"/>
+                <w:lang w:eastAsia="pt-BR"/>
+                <w14:ligatures w14:val="none"/>
+              </w:rPr>
+            </w:pPr>
+            <w:r>
+              <w:rPr>
+                <w:rFonts w:ascii="Calibri" w:eastAsia="Times New Roman" w:hAnsi="Calibri" w:cs="Calibri"/>
+                <w:color w:val="000000"/>
+                <w:kern w:val="0"/>
+                <w:sz w:val="18"/>
+                <w:szCs w:val="18"/>
+                <w:lang w:eastAsia="pt-BR"/>
+                <w14:ligatures w14:val="none"/>
+              </w:rPr>
+              <w:t>PARAFUSO 5X40</w:t>
+            </w:r>
+          </w:p>
+        </w:tc>
+        <w:tc>
+          <w:tcPr>
+            <w:tcW w:w="900" w:type="dxa"/>
+            <w:tcBorders>
+              <w:top w:val="nil"/>
+              <w:left w:val="nil"/>
+              <w:bottom w:val="single" w:sz="4" w:space="0" w:color="auto"/>
+              <w:right w:val="single" w:sz="4" w:space="0" w:color="auto"/>
+            </w:tcBorders>
+            <w:noWrap/>
             <w:vAlign w:val="center"/>
             <w:hideMark/>
           </w:tcPr>
@@ -4545,174 +4364,95 @@
                 <w:lang w:eastAsia="pt-BR"/>
                 <w14:ligatures w14:val="none"/>
               </w:rPr>
-              <w:t>19</w:t>
-            </w:r>
-          </w:p>
-        </w:tc>
-        <w:tc>
-          <w:tcPr>
-            <w:tcW w:w="4612" w:type="dxa"/>
+              <w:t>8</w:t>
+            </w:r>
+          </w:p>
+        </w:tc>
+        <w:tc>
+          <w:tcPr>
+            <w:tcW w:w="900" w:type="dxa"/>
+            <w:tcBorders>
+              <w:top w:val="nil"/>
+              <w:left w:val="nil"/>
+              <w:bottom w:val="single" w:sz="4" w:space="0" w:color="auto"/>
+              <w:right w:val="single" w:sz="4" w:space="0" w:color="auto"/>
+            </w:tcBorders>
+            <w:noWrap/>
+            <w:vAlign w:val="center"/>
+            <w:hideMark/>
+          </w:tcPr>
+          <w:p>
+            <w:pPr>
+              <w:spacing w:after="0" w:line="240" w:lineRule="auto"/>
+              <w:jc w:val="center"/>
+              <w:rPr>
+                <w:rFonts w:ascii="Calibri" w:eastAsia="Times New Roman" w:hAnsi="Calibri" w:cs="Calibri"/>
+                <w:kern w:val="0"/>
+                <w:sz w:val="18"/>
+                <w:szCs w:val="18"/>
+                <w:lang w:eastAsia="pt-BR"/>
+                <w14:ligatures w14:val="none"/>
+              </w:rPr>
+            </w:pPr>
+            <w:r>
+              <w:rPr>
+                <w:rFonts w:ascii="Calibri" w:eastAsia="Times New Roman" w:hAnsi="Calibri" w:cs="Calibri"/>
+                <w:kern w:val="0"/>
+                <w:sz w:val="18"/>
+                <w:szCs w:val="18"/>
+                <w:lang w:eastAsia="pt-BR"/>
+                <w14:ligatures w14:val="none"/>
+              </w:rPr>
+              <w:t>UNID</w:t>
+            </w:r>
+          </w:p>
+        </w:tc>
+        <w:tc>
+          <w:tcPr>
+            <w:tcW w:w="3952" w:type="dxa"/>
             <w:tcBorders>
               <w:top w:val="single" w:sz="4" w:space="0" w:color="auto"/>
-              <w:left w:val="single" w:sz="4" w:space="0" w:color="auto"/>
-              <w:bottom w:val="single" w:sz="4" w:space="0" w:color="auto"/>
-              <w:right w:val="single" w:sz="4" w:space="0" w:color="auto"/>
-            </w:tcBorders>
-            <w:noWrap/>
-            <w:vAlign w:val="center"/>
-            <w:hideMark/>
-          </w:tcPr>
-          <w:p>
-            <w:pPr>
-              <w:spacing w:after="0" w:line="240" w:lineRule="auto"/>
-              <w:rPr>
-                <w:rFonts w:ascii="Calibri" w:eastAsia="Times New Roman" w:hAnsi="Calibri" w:cs="Calibri"/>
-                <w:color w:val="000000"/>
-                <w:kern w:val="0"/>
-                <w:sz w:val="18"/>
-                <w:szCs w:val="18"/>
-                <w:lang w:eastAsia="pt-BR"/>
-                <w14:ligatures w14:val="none"/>
-              </w:rPr>
-            </w:pPr>
-            <w:r>
-              <w:rPr>
-                <w:rFonts w:ascii="Calibri" w:eastAsia="Times New Roman" w:hAnsi="Calibri" w:cs="Calibri"/>
-                <w:color w:val="000000"/>
-                <w:kern w:val="0"/>
-                <w:sz w:val="18"/>
-                <w:szCs w:val="18"/>
-                <w:lang w:eastAsia="pt-BR"/>
-                <w14:ligatures w14:val="none"/>
-              </w:rPr>
-              <w:t>FITA VEDA ROSCA</w:t>
-            </w:r>
-          </w:p>
-        </w:tc>
-        <w:tc>
-          <w:tcPr>
-            <w:tcW w:w="910" w:type="dxa"/>
-            <w:tcBorders>
-              <w:top w:val="single" w:sz="4" w:space="0" w:color="auto"/>
-              <w:left w:val="single" w:sz="4" w:space="0" w:color="auto"/>
-              <w:bottom w:val="single" w:sz="4" w:space="0" w:color="auto"/>
-              <w:right w:val="single" w:sz="4" w:space="0" w:color="auto"/>
-            </w:tcBorders>
-            <w:noWrap/>
-            <w:vAlign w:val="center"/>
-            <w:hideMark/>
-          </w:tcPr>
-          <w:p>
-            <w:pPr>
-              <w:spacing w:after="0" w:line="240" w:lineRule="auto"/>
-              <w:jc w:val="center"/>
-              <w:rPr>
-                <w:rFonts w:ascii="Calibri" w:eastAsia="Times New Roman" w:hAnsi="Calibri" w:cs="Calibri"/>
-                <w:kern w:val="0"/>
-                <w:sz w:val="18"/>
-                <w:szCs w:val="18"/>
-                <w:lang w:eastAsia="pt-BR"/>
-                <w14:ligatures w14:val="none"/>
-              </w:rPr>
-            </w:pPr>
-            <w:r>
-              <w:rPr>
-                <w:rFonts w:ascii="Calibri" w:eastAsia="Times New Roman" w:hAnsi="Calibri" w:cs="Calibri"/>
-                <w:kern w:val="0"/>
-                <w:sz w:val="18"/>
-                <w:szCs w:val="18"/>
-                <w:lang w:eastAsia="pt-BR"/>
-                <w14:ligatures w14:val="none"/>
-              </w:rPr>
-              <w:t>1</w:t>
-            </w:r>
-          </w:p>
-        </w:tc>
-        <w:tc>
-          <w:tcPr>
-            <w:tcW w:w="910" w:type="dxa"/>
-            <w:tcBorders>
-              <w:top w:val="single" w:sz="4" w:space="0" w:color="auto"/>
-              <w:left w:val="single" w:sz="4" w:space="0" w:color="auto"/>
-              <w:bottom w:val="single" w:sz="4" w:space="0" w:color="auto"/>
-              <w:right w:val="single" w:sz="4" w:space="0" w:color="auto"/>
-            </w:tcBorders>
-            <w:noWrap/>
-            <w:vAlign w:val="center"/>
-            <w:hideMark/>
-          </w:tcPr>
-          <w:p>
-            <w:pPr>
-              <w:spacing w:after="0" w:line="240" w:lineRule="auto"/>
-              <w:jc w:val="center"/>
-              <w:rPr>
-                <w:rFonts w:ascii="Calibri" w:eastAsia="Times New Roman" w:hAnsi="Calibri" w:cs="Calibri"/>
-                <w:kern w:val="0"/>
-                <w:sz w:val="18"/>
-                <w:szCs w:val="18"/>
-                <w:lang w:eastAsia="pt-BR"/>
-                <w14:ligatures w14:val="none"/>
-              </w:rPr>
-            </w:pPr>
-            <w:r>
-              <w:rPr>
-                <w:rFonts w:ascii="Calibri" w:eastAsia="Times New Roman" w:hAnsi="Calibri" w:cs="Calibri"/>
-                <w:kern w:val="0"/>
-                <w:sz w:val="18"/>
-                <w:szCs w:val="18"/>
-                <w:lang w:eastAsia="pt-BR"/>
-                <w14:ligatures w14:val="none"/>
-              </w:rPr>
-              <w:t>UNID</w:t>
-            </w:r>
-          </w:p>
-        </w:tc>
-        <w:tc>
-          <w:tcPr>
-            <w:tcW w:w="3915" w:type="dxa"/>
-            <w:tcBorders>
-              <w:top w:val="single" w:sz="4" w:space="0" w:color="auto"/>
-              <w:left w:val="single" w:sz="4" w:space="0" w:color="auto"/>
-              <w:bottom w:val="single" w:sz="4" w:space="0" w:color="auto"/>
-              <w:right w:val="single" w:sz="4" w:space="0" w:color="auto"/>
-            </w:tcBorders>
-            <w:noWrap/>
-            <w:vAlign w:val="center"/>
-            <w:hideMark/>
-          </w:tcPr>
-          <w:p>
-            <w:pPr>
-              <w:spacing w:after="0" w:line="240" w:lineRule="auto"/>
-              <w:rPr>
-                <w:rFonts w:ascii="Calibri" w:eastAsia="Times New Roman" w:hAnsi="Calibri" w:cs="Calibri"/>
-                <w:kern w:val="0"/>
-                <w:sz w:val="18"/>
-                <w:szCs w:val="18"/>
-                <w:lang w:eastAsia="pt-BR"/>
-                <w14:ligatures w14:val="none"/>
-              </w:rPr>
-            </w:pPr>
-            <w:r>
-              <w:rPr>
-                <w:rFonts w:ascii="Calibri" w:eastAsia="Times New Roman" w:hAnsi="Calibri" w:cs="Calibri"/>
-                <w:kern w:val="0"/>
-                <w:sz w:val="18"/>
-                <w:szCs w:val="18"/>
-                <w:lang w:eastAsia="pt-BR"/>
-                <w14:ligatures w14:val="none"/>
-              </w:rPr>
-              <w:t> </w:t>
+              <w:left w:val="nil"/>
+              <w:bottom w:val="single" w:sz="4" w:space="0" w:color="auto"/>
+              <w:right w:val="single" w:sz="4" w:space="0" w:color="auto"/>
+            </w:tcBorders>
+            <w:noWrap/>
+            <w:vAlign w:val="center"/>
+            <w:hideMark/>
+          </w:tcPr>
+          <w:p>
+            <w:pPr>
+              <w:spacing w:after="0" w:line="240" w:lineRule="auto"/>
+              <w:rPr>
+                <w:rFonts w:ascii="Calibri" w:eastAsia="Times New Roman" w:hAnsi="Calibri" w:cs="Calibri"/>
+                <w:kern w:val="0"/>
+                <w:sz w:val="18"/>
+                <w:szCs w:val="18"/>
+                <w:lang w:eastAsia="pt-BR"/>
+                <w14:ligatures w14:val="none"/>
+              </w:rPr>
+            </w:pPr>
+            <w:r>
+              <w:rPr>
+                <w:rFonts w:ascii="Calibri" w:eastAsia="Times New Roman" w:hAnsi="Calibri" w:cs="Calibri"/>
+                <w:kern w:val="0"/>
+                <w:sz w:val="18"/>
+                <w:szCs w:val="18"/>
+                <w:lang w:eastAsia="pt-BR"/>
+                <w14:ligatures w14:val="none"/>
+              </w:rPr>
+              <w:t>Ancoragem da Tubulação</w:t>
             </w:r>
           </w:p>
         </w:tc>
       </w:tr>
       <w:tr>
         <w:trPr>
-          <w:trHeight w:val="341"/>
+          <w:trHeight w:val="301"/>
         </w:trPr>
         <w:tc>
           <w:tcPr>
-            <w:tcW w:w="580" w:type="dxa"/>
+            <w:tcW w:w="569" w:type="dxa"/>
             <w:tcBorders>
               <w:top w:val="single" w:sz="4" w:space="0" w:color="auto"/>
               <w:left w:val="single" w:sz="4" w:space="0" w:color="auto"/>
@@ -4720,6 +4460,7 @@
               <w:right w:val="single" w:sz="4" w:space="0" w:color="auto"/>
             </w:tcBorders>
             <w:vAlign w:val="center"/>
+            <w:hideMark/>
           </w:tcPr>
           <w:p>
             <w:pPr>
@@ -4743,13 +4484,14 @@
                 <w:lang w:eastAsia="pt-BR"/>
                 <w14:ligatures w14:val="none"/>
               </w:rPr>
+              <w:lastRenderedPageBreak/>
               <w:t>20</w:t>
             </w:r>
           </w:p>
         </w:tc>
         <w:tc>
           <w:tcPr>
-            <w:tcW w:w="4612" w:type="dxa"/>
+            <w:tcW w:w="4504" w:type="dxa"/>
             <w:tcBorders>
               <w:top w:val="single" w:sz="4" w:space="0" w:color="auto"/>
               <w:left w:val="single" w:sz="4" w:space="0" w:color="auto"/>
@@ -4758,6 +4500,7 @@
             </w:tcBorders>
             <w:noWrap/>
             <w:vAlign w:val="center"/>
+            <w:hideMark/>
           </w:tcPr>
           <w:p>
             <w:pPr>
@@ -4775,41 +4518,20 @@
             <w:r>
               <w:rPr>
                 <w:rFonts w:ascii="Calibri" w:eastAsia="Times New Roman" w:hAnsi="Calibri" w:cs="Calibri"/>
-                <w:kern w:val="0"/>
-                <w:sz w:val="18"/>
-                <w:szCs w:val="18"/>
-                <w:lang w:eastAsia="pt-BR"/>
-                <w14:ligatures w14:val="none"/>
-              </w:rPr>
-              <w:t xml:space="preserve">BLOQUEADOR DE AR PARA HIDRÔMETRO - </w:t>
-            </w:r>
-            <w:r>
-              <w:rPr>
-                <w:rFonts w:ascii="Calibri" w:eastAsia="Times New Roman" w:hAnsi="Calibri" w:cs="Calibri"/>
-                <w:kern w:val="0"/>
-                <w:sz w:val="18"/>
-                <w:szCs w:val="18"/>
-                <w:lang w:eastAsia="pt-BR"/>
-                <w14:ligatures w14:val="none"/>
-              </w:rPr>
-              <w:t>3/4''</w:t>
-            </w:r>
-            <w:r>
-              <w:rPr>
-                <w:rFonts w:ascii="Calibri" w:eastAsia="Times New Roman" w:hAnsi="Calibri" w:cs="Calibri"/>
-                <w:kern w:val="0"/>
-                <w:sz w:val="18"/>
-                <w:szCs w:val="18"/>
-                <w:lang w:eastAsia="pt-BR"/>
-                <w14:ligatures w14:val="none"/>
-              </w:rPr>
-              <w:t xml:space="preserve"> – DN25MM</w:t>
-            </w:r>
-          </w:p>
-        </w:tc>
-        <w:tc>
-          <w:tcPr>
-            <w:tcW w:w="910" w:type="dxa"/>
+                <w:color w:val="000000"/>
+                <w:kern w:val="0"/>
+                <w:sz w:val="18"/>
+                <w:szCs w:val="18"/>
+                <w:lang w:eastAsia="pt-BR"/>
+                <w14:ligatures w14:val="none"/>
+              </w:rPr>
+              <w:t>ADESIVO PLÁSTICO PARA TUOS DE PVC</w:t>
+            </w:r>
+          </w:p>
+        </w:tc>
+        <w:tc>
+          <w:tcPr>
+            <w:tcW w:w="900" w:type="dxa"/>
             <w:tcBorders>
               <w:top w:val="single" w:sz="4" w:space="0" w:color="auto"/>
               <w:left w:val="single" w:sz="4" w:space="0" w:color="auto"/>
@@ -4818,6 +4540,7 @@
             </w:tcBorders>
             <w:noWrap/>
             <w:vAlign w:val="center"/>
+            <w:hideMark/>
           </w:tcPr>
           <w:p>
             <w:pPr>
@@ -4847,7 +4570,7 @@
         </w:tc>
         <w:tc>
           <w:tcPr>
-            <w:tcW w:w="910" w:type="dxa"/>
+            <w:tcW w:w="900" w:type="dxa"/>
             <w:tcBorders>
               <w:top w:val="single" w:sz="4" w:space="0" w:color="auto"/>
               <w:left w:val="single" w:sz="4" w:space="0" w:color="auto"/>
@@ -4856,6 +4579,7 @@
             </w:tcBorders>
             <w:noWrap/>
             <w:vAlign w:val="center"/>
+            <w:hideMark/>
           </w:tcPr>
           <w:p>
             <w:pPr>
@@ -4885,7 +4609,7 @@
         </w:tc>
         <w:tc>
           <w:tcPr>
-            <w:tcW w:w="3915" w:type="dxa"/>
+            <w:tcW w:w="3952" w:type="dxa"/>
             <w:tcBorders>
               <w:top w:val="single" w:sz="4" w:space="0" w:color="auto"/>
               <w:left w:val="single" w:sz="4" w:space="0" w:color="auto"/>
@@ -4894,6 +4618,7 @@
             </w:tcBorders>
             <w:noWrap/>
             <w:vAlign w:val="center"/>
+            <w:hideMark/>
           </w:tcPr>
           <w:p>
             <w:pPr>
@@ -4923,13 +4648,212 @@
       </w:tr>
       <w:tr>
         <w:trPr>
-          <w:trHeight w:val="341"/>
+          <w:trHeight w:val="301"/>
         </w:trPr>
         <w:tc>
           <w:tcPr>
-            <w:tcW w:w="580" w:type="dxa"/>
+            <w:tcW w:w="569" w:type="dxa"/>
+            <w:tcBorders>
+              <w:top w:val="nil"/>
+              <w:left w:val="single" w:sz="4" w:space="0" w:color="auto"/>
+              <w:bottom w:val="single" w:sz="4" w:space="0" w:color="auto"/>
+              <w:right w:val="single" w:sz="4" w:space="0" w:color="auto"/>
+            </w:tcBorders>
+            <w:vAlign w:val="center"/>
+            <w:hideMark/>
+          </w:tcPr>
+          <w:p>
+            <w:pPr>
+              <w:spacing w:after="0" w:line="240" w:lineRule="auto"/>
+              <w:jc w:val="center"/>
+              <w:rPr>
+                <w:rFonts w:ascii="Calibri" w:eastAsia="Times New Roman" w:hAnsi="Calibri" w:cs="Calibri"/>
+                <w:kern w:val="0"/>
+                <w:sz w:val="18"/>
+                <w:szCs w:val="18"/>
+                <w:lang w:eastAsia="pt-BR"/>
+                <w14:ligatures w14:val="none"/>
+              </w:rPr>
+            </w:pPr>
+            <w:r>
+              <w:rPr>
+                <w:rFonts w:ascii="Calibri" w:eastAsia="Times New Roman" w:hAnsi="Calibri" w:cs="Calibri"/>
+                <w:kern w:val="0"/>
+                <w:sz w:val="18"/>
+                <w:szCs w:val="18"/>
+                <w:lang w:eastAsia="pt-BR"/>
+                <w14:ligatures w14:val="none"/>
+              </w:rPr>
+              <w:t>21</w:t>
+            </w:r>
+          </w:p>
+        </w:tc>
+        <w:tc>
+          <w:tcPr>
+            <w:tcW w:w="4504" w:type="dxa"/>
             <w:tcBorders>
               <w:top w:val="single" w:sz="4" w:space="0" w:color="auto"/>
+              <w:left w:val="nil"/>
+              <w:bottom w:val="single" w:sz="4" w:space="0" w:color="auto"/>
+              <w:right w:val="single" w:sz="4" w:space="0" w:color="000000"/>
+            </w:tcBorders>
+            <w:noWrap/>
+            <w:vAlign w:val="center"/>
+            <w:hideMark/>
+          </w:tcPr>
+          <w:p>
+            <w:pPr>
+              <w:spacing w:after="0" w:line="240" w:lineRule="auto"/>
+              <w:rPr>
+                <w:rFonts w:ascii="Calibri" w:eastAsia="Times New Roman" w:hAnsi="Calibri" w:cs="Calibri"/>
+                <w:color w:val="000000"/>
+                <w:kern w:val="0"/>
+                <w:sz w:val="18"/>
+                <w:szCs w:val="18"/>
+                <w:lang w:eastAsia="pt-BR"/>
+                <w14:ligatures w14:val="none"/>
+              </w:rPr>
+            </w:pPr>
+            <w:r>
+              <w:rPr>
+                <w:rFonts w:ascii="Calibri" w:eastAsia="Times New Roman" w:hAnsi="Calibri" w:cs="Calibri"/>
+                <w:color w:val="000000"/>
+                <w:kern w:val="0"/>
+                <w:sz w:val="18"/>
+                <w:szCs w:val="18"/>
+                <w:lang w:eastAsia="pt-BR"/>
+                <w14:ligatures w14:val="none"/>
+              </w:rPr>
+              <w:t>FITA VEDA ROSCA</w:t>
+            </w:r>
+          </w:p>
+        </w:tc>
+        <w:tc>
+          <w:tcPr>
+            <w:tcW w:w="900" w:type="dxa"/>
+            <w:tcBorders>
+              <w:top w:val="nil"/>
+              <w:left w:val="nil"/>
+              <w:bottom w:val="single" w:sz="4" w:space="0" w:color="auto"/>
+              <w:right w:val="single" w:sz="4" w:space="0" w:color="auto"/>
+            </w:tcBorders>
+            <w:noWrap/>
+            <w:vAlign w:val="center"/>
+            <w:hideMark/>
+          </w:tcPr>
+          <w:p>
+            <w:pPr>
+              <w:spacing w:after="0" w:line="240" w:lineRule="auto"/>
+              <w:jc w:val="center"/>
+              <w:rPr>
+                <w:rFonts w:ascii="Calibri" w:eastAsia="Times New Roman" w:hAnsi="Calibri" w:cs="Calibri"/>
+                <w:kern w:val="0"/>
+                <w:sz w:val="18"/>
+                <w:szCs w:val="18"/>
+                <w:lang w:eastAsia="pt-BR"/>
+                <w14:ligatures w14:val="none"/>
+              </w:rPr>
+            </w:pPr>
+            <w:r>
+              <w:rPr>
+                <w:rFonts w:ascii="Calibri" w:eastAsia="Times New Roman" w:hAnsi="Calibri" w:cs="Calibri"/>
+                <w:kern w:val="0"/>
+                <w:sz w:val="18"/>
+                <w:szCs w:val="18"/>
+                <w:lang w:eastAsia="pt-BR"/>
+                <w14:ligatures w14:val="none"/>
+              </w:rPr>
+              <w:t>1</w:t>
+            </w:r>
+          </w:p>
+        </w:tc>
+        <w:tc>
+          <w:tcPr>
+            <w:tcW w:w="900" w:type="dxa"/>
+            <w:tcBorders>
+              <w:top w:val="nil"/>
+              <w:left w:val="nil"/>
+              <w:bottom w:val="single" w:sz="4" w:space="0" w:color="auto"/>
+              <w:right w:val="single" w:sz="4" w:space="0" w:color="auto"/>
+            </w:tcBorders>
+            <w:noWrap/>
+            <w:vAlign w:val="center"/>
+            <w:hideMark/>
+          </w:tcPr>
+          <w:p>
+            <w:pPr>
+              <w:spacing w:after="0" w:line="240" w:lineRule="auto"/>
+              <w:jc w:val="center"/>
+              <w:rPr>
+                <w:rFonts w:ascii="Calibri" w:eastAsia="Times New Roman" w:hAnsi="Calibri" w:cs="Calibri"/>
+                <w:kern w:val="0"/>
+                <w:sz w:val="18"/>
+                <w:szCs w:val="18"/>
+                <w:lang w:eastAsia="pt-BR"/>
+                <w14:ligatures w14:val="none"/>
+              </w:rPr>
+            </w:pPr>
+            <w:r>
+              <w:rPr>
+                <w:rFonts w:ascii="Calibri" w:eastAsia="Times New Roman" w:hAnsi="Calibri" w:cs="Calibri"/>
+                <w:kern w:val="0"/>
+                <w:sz w:val="18"/>
+                <w:szCs w:val="18"/>
+                <w:lang w:eastAsia="pt-BR"/>
+                <w14:ligatures w14:val="none"/>
+              </w:rPr>
+              <w:t>UNID</w:t>
+            </w:r>
+          </w:p>
+        </w:tc>
+        <w:tc>
+          <w:tcPr>
+            <w:tcW w:w="3952" w:type="dxa"/>
+            <w:tcBorders>
+              <w:top w:val="single" w:sz="4" w:space="0" w:color="auto"/>
+              <w:left w:val="nil"/>
+              <w:bottom w:val="single" w:sz="4" w:space="0" w:color="auto"/>
+              <w:right w:val="single" w:sz="4" w:space="0" w:color="auto"/>
+            </w:tcBorders>
+            <w:noWrap/>
+            <w:vAlign w:val="center"/>
+            <w:hideMark/>
+          </w:tcPr>
+          <w:p>
+            <w:pPr>
+              <w:spacing w:after="0" w:line="240" w:lineRule="auto"/>
+              <w:rPr>
+                <w:rFonts w:ascii="Calibri" w:eastAsia="Times New Roman" w:hAnsi="Calibri" w:cs="Calibri"/>
+                <w:kern w:val="0"/>
+                <w:sz w:val="18"/>
+                <w:szCs w:val="18"/>
+                <w:lang w:eastAsia="pt-BR"/>
+                <w14:ligatures w14:val="none"/>
+              </w:rPr>
+            </w:pPr>
+            <w:r>
+              <w:rPr>
+                <w:rFonts w:ascii="Calibri" w:eastAsia="Times New Roman" w:hAnsi="Calibri" w:cs="Calibri"/>
+                <w:kern w:val="0"/>
+                <w:sz w:val="18"/>
+                <w:szCs w:val="18"/>
+                <w:lang w:eastAsia="pt-BR"/>
+                <w14:ligatures w14:val="none"/>
+              </w:rPr>
+              <w:t> </w:t>
+            </w:r>
+          </w:p>
+        </w:tc>
+      </w:tr>
+      <w:tr>
+        <w:trPr>
+          <w:trHeight w:val="301"/>
+        </w:trPr>
+        <w:tc>
+          <w:tcPr>
+            <w:tcW w:w="569" w:type="dxa"/>
+            <w:tcBorders>
+              <w:top w:val="nil"/>
               <w:left w:val="single" w:sz="4" w:space="0" w:color="auto"/>
               <w:bottom w:val="single" w:sz="4" w:space="0" w:color="auto"/>
               <w:right w:val="single" w:sz="4" w:space="0" w:color="auto"/>
@@ -4959,8 +4883,1685 @@
                 <w:lang w:eastAsia="pt-BR"/>
                 <w14:ligatures w14:val="none"/>
               </w:rPr>
+              <w:t>22</w:t>
+            </w:r>
+          </w:p>
+        </w:tc>
+        <w:tc>
+          <w:tcPr>
+            <w:tcW w:w="4504" w:type="dxa"/>
+            <w:tcBorders>
+              <w:top w:val="single" w:sz="4" w:space="0" w:color="auto"/>
+              <w:left w:val="nil"/>
+              <w:bottom w:val="single" w:sz="4" w:space="0" w:color="auto"/>
+              <w:right w:val="single" w:sz="4" w:space="0" w:color="auto"/>
+            </w:tcBorders>
+            <w:noWrap/>
+            <w:vAlign w:val="center"/>
+            <w:hideMark/>
+          </w:tcPr>
+          <w:p>
+            <w:pPr>
+              <w:spacing w:after="0" w:line="240" w:lineRule="auto"/>
+              <w:rPr>
+                <w:rFonts w:ascii="Calibri" w:eastAsia="Times New Roman" w:hAnsi="Calibri" w:cs="Calibri"/>
+                <w:kern w:val="0"/>
+                <w:sz w:val="18"/>
+                <w:szCs w:val="18"/>
+                <w:lang w:eastAsia="pt-BR"/>
+                <w14:ligatures w14:val="none"/>
+              </w:rPr>
+            </w:pPr>
+            <w:r>
+              <w:rPr>
+                <w:rFonts w:ascii="Calibri" w:eastAsia="Times New Roman" w:hAnsi="Calibri" w:cs="Calibri"/>
+                <w:kern w:val="0"/>
+                <w:sz w:val="18"/>
+                <w:szCs w:val="18"/>
+                <w:lang w:eastAsia="pt-BR"/>
+                <w14:ligatures w14:val="none"/>
+              </w:rPr>
+              <w:t>JOELHO PVC SOLD Ø40MM x 45º</w:t>
+            </w:r>
+          </w:p>
+        </w:tc>
+        <w:tc>
+          <w:tcPr>
+            <w:tcW w:w="900" w:type="dxa"/>
+            <w:tcBorders>
+              <w:top w:val="nil"/>
+              <w:left w:val="nil"/>
+              <w:bottom w:val="single" w:sz="4" w:space="0" w:color="auto"/>
+              <w:right w:val="single" w:sz="4" w:space="0" w:color="auto"/>
+            </w:tcBorders>
+            <w:noWrap/>
+            <w:vAlign w:val="center"/>
+            <w:hideMark/>
+          </w:tcPr>
+          <w:p>
+            <w:pPr>
+              <w:spacing w:after="0" w:line="240" w:lineRule="auto"/>
+              <w:jc w:val="center"/>
+              <w:rPr>
+                <w:rFonts w:ascii="Calibri" w:eastAsia="Times New Roman" w:hAnsi="Calibri" w:cs="Calibri"/>
+                <w:kern w:val="0"/>
+                <w:sz w:val="18"/>
+                <w:szCs w:val="18"/>
+                <w:lang w:eastAsia="pt-BR"/>
+                <w14:ligatures w14:val="none"/>
+              </w:rPr>
+            </w:pPr>
+            <w:r>
+              <w:rPr>
+                <w:rFonts w:ascii="Calibri" w:eastAsia="Times New Roman" w:hAnsi="Calibri" w:cs="Calibri"/>
+                <w:kern w:val="0"/>
+                <w:sz w:val="18"/>
+                <w:szCs w:val="18"/>
+                <w:lang w:eastAsia="pt-BR"/>
+                <w14:ligatures w14:val="none"/>
+              </w:rPr>
+              <w:t>1</w:t>
+            </w:r>
+          </w:p>
+        </w:tc>
+        <w:tc>
+          <w:tcPr>
+            <w:tcW w:w="900" w:type="dxa"/>
+            <w:tcBorders>
+              <w:top w:val="nil"/>
+              <w:left w:val="nil"/>
+              <w:bottom w:val="single" w:sz="4" w:space="0" w:color="auto"/>
+              <w:right w:val="single" w:sz="4" w:space="0" w:color="auto"/>
+            </w:tcBorders>
+            <w:noWrap/>
+            <w:vAlign w:val="center"/>
+            <w:hideMark/>
+          </w:tcPr>
+          <w:p>
+            <w:pPr>
+              <w:spacing w:after="0" w:line="240" w:lineRule="auto"/>
+              <w:jc w:val="center"/>
+              <w:rPr>
+                <w:rFonts w:ascii="Calibri" w:eastAsia="Times New Roman" w:hAnsi="Calibri" w:cs="Calibri"/>
+                <w:kern w:val="0"/>
+                <w:sz w:val="18"/>
+                <w:szCs w:val="18"/>
+                <w:lang w:eastAsia="pt-BR"/>
+                <w14:ligatures w14:val="none"/>
+              </w:rPr>
+            </w:pPr>
+            <w:r>
+              <w:rPr>
+                <w:rFonts w:ascii="Calibri" w:eastAsia="Times New Roman" w:hAnsi="Calibri" w:cs="Calibri"/>
+                <w:kern w:val="0"/>
+                <w:sz w:val="18"/>
+                <w:szCs w:val="18"/>
+                <w:lang w:eastAsia="pt-BR"/>
+                <w14:ligatures w14:val="none"/>
+              </w:rPr>
+              <w:t>UNID</w:t>
+            </w:r>
+          </w:p>
+        </w:tc>
+        <w:tc>
+          <w:tcPr>
+            <w:tcW w:w="3952" w:type="dxa"/>
+            <w:tcBorders>
+              <w:top w:val="single" w:sz="4" w:space="0" w:color="auto"/>
+              <w:left w:val="nil"/>
+              <w:bottom w:val="single" w:sz="4" w:space="0" w:color="auto"/>
+              <w:right w:val="single" w:sz="4" w:space="0" w:color="auto"/>
+            </w:tcBorders>
+            <w:noWrap/>
+            <w:vAlign w:val="center"/>
+            <w:hideMark/>
+          </w:tcPr>
+          <w:p>
+            <w:pPr>
+              <w:spacing w:after="0" w:line="240" w:lineRule="auto"/>
+              <w:rPr>
+                <w:rFonts w:ascii="Calibri" w:eastAsia="Times New Roman" w:hAnsi="Calibri" w:cs="Calibri"/>
+                <w:kern w:val="0"/>
+                <w:sz w:val="18"/>
+                <w:szCs w:val="18"/>
+                <w:lang w:eastAsia="pt-BR"/>
+                <w14:ligatures w14:val="none"/>
+              </w:rPr>
+            </w:pPr>
+            <w:r>
+              <w:rPr>
+                <w:rFonts w:ascii="Calibri" w:eastAsia="Times New Roman" w:hAnsi="Calibri" w:cs="Calibri"/>
+                <w:kern w:val="0"/>
+                <w:sz w:val="18"/>
+                <w:szCs w:val="18"/>
+                <w:lang w:eastAsia="pt-BR"/>
+                <w14:ligatures w14:val="none"/>
+              </w:rPr>
+              <w:t> </w:t>
+            </w:r>
+          </w:p>
+        </w:tc>
+      </w:tr>
+      <w:tr>
+        <w:trPr>
+          <w:trHeight w:val="301"/>
+        </w:trPr>
+        <w:tc>
+          <w:tcPr>
+            <w:tcW w:w="569" w:type="dxa"/>
+            <w:tcBorders>
+              <w:top w:val="nil"/>
+              <w:left w:val="single" w:sz="4" w:space="0" w:color="auto"/>
+              <w:bottom w:val="single" w:sz="4" w:space="0" w:color="auto"/>
+              <w:right w:val="single" w:sz="4" w:space="0" w:color="auto"/>
+            </w:tcBorders>
+            <w:vAlign w:val="center"/>
+            <w:hideMark/>
+          </w:tcPr>
+          <w:p>
+            <w:pPr>
+              <w:spacing w:after="0" w:line="240" w:lineRule="auto"/>
+              <w:jc w:val="center"/>
+              <w:rPr>
+                <w:rFonts w:ascii="Calibri" w:eastAsia="Times New Roman" w:hAnsi="Calibri" w:cs="Calibri"/>
+                <w:kern w:val="0"/>
+                <w:sz w:val="18"/>
+                <w:szCs w:val="18"/>
+                <w:lang w:eastAsia="pt-BR"/>
+                <w14:ligatures w14:val="none"/>
+              </w:rPr>
+            </w:pPr>
+            <w:r>
+              <w:rPr>
+                <w:rFonts w:ascii="Calibri" w:eastAsia="Times New Roman" w:hAnsi="Calibri" w:cs="Calibri"/>
+                <w:kern w:val="0"/>
+                <w:sz w:val="18"/>
+                <w:szCs w:val="18"/>
+                <w:lang w:eastAsia="pt-BR"/>
+                <w14:ligatures w14:val="none"/>
+              </w:rPr>
+              <w:t>23</w:t>
+            </w:r>
+          </w:p>
+        </w:tc>
+        <w:tc>
+          <w:tcPr>
+            <w:tcW w:w="4504" w:type="dxa"/>
+            <w:tcBorders>
+              <w:top w:val="single" w:sz="4" w:space="0" w:color="auto"/>
+              <w:left w:val="nil"/>
+              <w:bottom w:val="single" w:sz="4" w:space="0" w:color="auto"/>
+              <w:right w:val="single" w:sz="4" w:space="0" w:color="auto"/>
+            </w:tcBorders>
+            <w:noWrap/>
+            <w:vAlign w:val="center"/>
+            <w:hideMark/>
+          </w:tcPr>
+          <w:p>
+            <w:pPr>
+              <w:spacing w:after="0" w:line="240" w:lineRule="auto"/>
+              <w:rPr>
+                <w:rFonts w:ascii="Calibri" w:eastAsia="Times New Roman" w:hAnsi="Calibri" w:cs="Calibri"/>
+                <w:kern w:val="0"/>
+                <w:sz w:val="18"/>
+                <w:szCs w:val="18"/>
+                <w:lang w:eastAsia="pt-BR"/>
+                <w14:ligatures w14:val="none"/>
+              </w:rPr>
+            </w:pPr>
+            <w:r>
+              <w:rPr>
+                <w:rFonts w:ascii="Calibri" w:eastAsia="Times New Roman" w:hAnsi="Calibri" w:cs="Calibri"/>
+                <w:kern w:val="0"/>
+                <w:sz w:val="18"/>
+                <w:szCs w:val="18"/>
+                <w:lang w:eastAsia="pt-BR"/>
+                <w14:ligatures w14:val="none"/>
+              </w:rPr>
+              <w:t>TUBO PVC SOLD Ø 20MM</w:t>
+            </w:r>
+          </w:p>
+        </w:tc>
+        <w:tc>
+          <w:tcPr>
+            <w:tcW w:w="900" w:type="dxa"/>
+            <w:tcBorders>
+              <w:top w:val="nil"/>
+              <w:left w:val="nil"/>
+              <w:bottom w:val="single" w:sz="4" w:space="0" w:color="auto"/>
+              <w:right w:val="single" w:sz="4" w:space="0" w:color="auto"/>
+            </w:tcBorders>
+            <w:noWrap/>
+            <w:vAlign w:val="center"/>
+            <w:hideMark/>
+          </w:tcPr>
+          <w:p>
+            <w:pPr>
+              <w:spacing w:after="0" w:line="240" w:lineRule="auto"/>
+              <w:jc w:val="center"/>
+              <w:rPr>
+                <w:rFonts w:ascii="Calibri" w:eastAsia="Times New Roman" w:hAnsi="Calibri" w:cs="Calibri"/>
+                <w:kern w:val="0"/>
+                <w:sz w:val="18"/>
+                <w:szCs w:val="18"/>
+                <w:lang w:eastAsia="pt-BR"/>
+                <w14:ligatures w14:val="none"/>
+              </w:rPr>
+            </w:pPr>
+            <w:r>
+              <w:rPr>
+                <w:rFonts w:ascii="Calibri" w:eastAsia="Times New Roman" w:hAnsi="Calibri" w:cs="Calibri"/>
+                <w:kern w:val="0"/>
+                <w:sz w:val="18"/>
+                <w:szCs w:val="18"/>
+                <w:lang w:eastAsia="pt-BR"/>
+                <w14:ligatures w14:val="none"/>
+              </w:rPr>
+              <w:t>1</w:t>
+            </w:r>
+          </w:p>
+        </w:tc>
+        <w:tc>
+          <w:tcPr>
+            <w:tcW w:w="900" w:type="dxa"/>
+            <w:tcBorders>
+              <w:top w:val="nil"/>
+              <w:left w:val="nil"/>
+              <w:bottom w:val="single" w:sz="4" w:space="0" w:color="auto"/>
+              <w:right w:val="single" w:sz="4" w:space="0" w:color="auto"/>
+            </w:tcBorders>
+            <w:noWrap/>
+            <w:vAlign w:val="center"/>
+            <w:hideMark/>
+          </w:tcPr>
+          <w:p>
+            <w:pPr>
+              <w:spacing w:after="0" w:line="240" w:lineRule="auto"/>
+              <w:jc w:val="center"/>
+              <w:rPr>
+                <w:rFonts w:ascii="Calibri" w:eastAsia="Times New Roman" w:hAnsi="Calibri" w:cs="Calibri"/>
+                <w:kern w:val="0"/>
+                <w:sz w:val="18"/>
+                <w:szCs w:val="18"/>
+                <w:lang w:eastAsia="pt-BR"/>
+                <w14:ligatures w14:val="none"/>
+              </w:rPr>
+            </w:pPr>
+            <w:r>
+              <w:rPr>
+                <w:rFonts w:ascii="Calibri" w:eastAsia="Times New Roman" w:hAnsi="Calibri" w:cs="Calibri"/>
+                <w:kern w:val="0"/>
+                <w:sz w:val="18"/>
+                <w:szCs w:val="18"/>
+                <w:lang w:eastAsia="pt-BR"/>
+                <w14:ligatures w14:val="none"/>
+              </w:rPr>
+              <w:t>M</w:t>
+            </w:r>
+          </w:p>
+        </w:tc>
+        <w:tc>
+          <w:tcPr>
+            <w:tcW w:w="3952" w:type="dxa"/>
+            <w:tcBorders>
+              <w:top w:val="single" w:sz="4" w:space="0" w:color="auto"/>
+              <w:left w:val="nil"/>
+              <w:bottom w:val="single" w:sz="4" w:space="0" w:color="auto"/>
+              <w:right w:val="single" w:sz="4" w:space="0" w:color="auto"/>
+            </w:tcBorders>
+            <w:noWrap/>
+            <w:vAlign w:val="center"/>
+            <w:hideMark/>
+          </w:tcPr>
+          <w:p>
+            <w:pPr>
+              <w:spacing w:after="0" w:line="240" w:lineRule="auto"/>
+              <w:rPr>
+                <w:rFonts w:ascii="Calibri" w:eastAsia="Times New Roman" w:hAnsi="Calibri" w:cs="Calibri"/>
+                <w:kern w:val="0"/>
+                <w:sz w:val="18"/>
+                <w:szCs w:val="18"/>
+                <w:lang w:eastAsia="pt-BR"/>
+                <w14:ligatures w14:val="none"/>
+              </w:rPr>
+            </w:pPr>
+            <w:r>
+              <w:rPr>
+                <w:rFonts w:ascii="Calibri" w:eastAsia="Times New Roman" w:hAnsi="Calibri" w:cs="Calibri"/>
+                <w:kern w:val="0"/>
+                <w:sz w:val="18"/>
+                <w:szCs w:val="18"/>
+                <w:lang w:eastAsia="pt-BR"/>
+                <w14:ligatures w14:val="none"/>
+              </w:rPr>
+              <w:t> </w:t>
+            </w:r>
+          </w:p>
+        </w:tc>
+      </w:tr>
+      <w:tr>
+        <w:trPr>
+          <w:trHeight w:val="301"/>
+        </w:trPr>
+        <w:tc>
+          <w:tcPr>
+            <w:tcW w:w="569" w:type="dxa"/>
+            <w:tcBorders>
+              <w:top w:val="nil"/>
+              <w:left w:val="single" w:sz="4" w:space="0" w:color="auto"/>
+              <w:bottom w:val="single" w:sz="4" w:space="0" w:color="auto"/>
+              <w:right w:val="single" w:sz="4" w:space="0" w:color="auto"/>
+            </w:tcBorders>
+            <w:vAlign w:val="center"/>
+            <w:hideMark/>
+          </w:tcPr>
+          <w:p>
+            <w:pPr>
+              <w:spacing w:after="0" w:line="240" w:lineRule="auto"/>
+              <w:jc w:val="center"/>
+              <w:rPr>
+                <w:rFonts w:ascii="Calibri" w:eastAsia="Times New Roman" w:hAnsi="Calibri" w:cs="Calibri"/>
+                <w:kern w:val="0"/>
+                <w:sz w:val="18"/>
+                <w:szCs w:val="18"/>
+                <w:lang w:eastAsia="pt-BR"/>
+                <w14:ligatures w14:val="none"/>
+              </w:rPr>
+            </w:pPr>
+            <w:r>
+              <w:rPr>
+                <w:rFonts w:ascii="Calibri" w:eastAsia="Times New Roman" w:hAnsi="Calibri" w:cs="Calibri"/>
+                <w:kern w:val="0"/>
+                <w:sz w:val="18"/>
+                <w:szCs w:val="18"/>
+                <w:lang w:eastAsia="pt-BR"/>
+                <w14:ligatures w14:val="none"/>
+              </w:rPr>
+              <w:t>24</w:t>
+            </w:r>
+          </w:p>
+        </w:tc>
+        <w:tc>
+          <w:tcPr>
+            <w:tcW w:w="4504" w:type="dxa"/>
+            <w:tcBorders>
+              <w:top w:val="single" w:sz="4" w:space="0" w:color="auto"/>
+              <w:left w:val="nil"/>
+              <w:bottom w:val="single" w:sz="4" w:space="0" w:color="auto"/>
+              <w:right w:val="single" w:sz="4" w:space="0" w:color="auto"/>
+            </w:tcBorders>
+            <w:noWrap/>
+            <w:vAlign w:val="center"/>
+            <w:hideMark/>
+          </w:tcPr>
+          <w:p>
+            <w:pPr>
+              <w:spacing w:after="0" w:line="240" w:lineRule="auto"/>
+              <w:rPr>
+                <w:rFonts w:ascii="Calibri" w:eastAsia="Times New Roman" w:hAnsi="Calibri" w:cs="Calibri"/>
+                <w:kern w:val="0"/>
+                <w:sz w:val="18"/>
+                <w:szCs w:val="18"/>
+                <w:lang w:eastAsia="pt-BR"/>
+                <w14:ligatures w14:val="none"/>
+              </w:rPr>
+            </w:pPr>
+            <w:r>
+              <w:rPr>
+                <w:rFonts w:ascii="Calibri" w:eastAsia="Times New Roman" w:hAnsi="Calibri" w:cs="Calibri"/>
+                <w:kern w:val="0"/>
+                <w:sz w:val="18"/>
+                <w:szCs w:val="18"/>
+                <w:lang w:eastAsia="pt-BR"/>
+                <w14:ligatures w14:val="none"/>
+              </w:rPr>
+              <w:t>TUBO PVC SOLD Ø 25MM</w:t>
+            </w:r>
+          </w:p>
+        </w:tc>
+        <w:tc>
+          <w:tcPr>
+            <w:tcW w:w="900" w:type="dxa"/>
+            <w:tcBorders>
+              <w:top w:val="nil"/>
+              <w:left w:val="nil"/>
+              <w:bottom w:val="single" w:sz="4" w:space="0" w:color="auto"/>
+              <w:right w:val="single" w:sz="4" w:space="0" w:color="auto"/>
+            </w:tcBorders>
+            <w:noWrap/>
+            <w:vAlign w:val="center"/>
+            <w:hideMark/>
+          </w:tcPr>
+          <w:p>
+            <w:pPr>
+              <w:spacing w:after="0" w:line="240" w:lineRule="auto"/>
+              <w:jc w:val="center"/>
+              <w:rPr>
+                <w:rFonts w:ascii="Calibri" w:eastAsia="Times New Roman" w:hAnsi="Calibri" w:cs="Calibri"/>
+                <w:kern w:val="0"/>
+                <w:sz w:val="18"/>
+                <w:szCs w:val="18"/>
+                <w:lang w:eastAsia="pt-BR"/>
+                <w14:ligatures w14:val="none"/>
+              </w:rPr>
+            </w:pPr>
+            <w:r>
+              <w:rPr>
+                <w:rFonts w:ascii="Calibri" w:eastAsia="Times New Roman" w:hAnsi="Calibri" w:cs="Calibri"/>
+                <w:kern w:val="0"/>
+                <w:sz w:val="18"/>
+                <w:szCs w:val="18"/>
+                <w:lang w:eastAsia="pt-BR"/>
+                <w14:ligatures w14:val="none"/>
+              </w:rPr>
+              <w:t>1</w:t>
+            </w:r>
+          </w:p>
+        </w:tc>
+        <w:tc>
+          <w:tcPr>
+            <w:tcW w:w="900" w:type="dxa"/>
+            <w:tcBorders>
+              <w:top w:val="nil"/>
+              <w:left w:val="nil"/>
+              <w:bottom w:val="single" w:sz="4" w:space="0" w:color="auto"/>
+              <w:right w:val="single" w:sz="4" w:space="0" w:color="auto"/>
+            </w:tcBorders>
+            <w:noWrap/>
+            <w:vAlign w:val="center"/>
+            <w:hideMark/>
+          </w:tcPr>
+          <w:p>
+            <w:pPr>
+              <w:spacing w:after="0" w:line="240" w:lineRule="auto"/>
+              <w:jc w:val="center"/>
+              <w:rPr>
+                <w:rFonts w:ascii="Calibri" w:eastAsia="Times New Roman" w:hAnsi="Calibri" w:cs="Calibri"/>
+                <w:kern w:val="0"/>
+                <w:sz w:val="18"/>
+                <w:szCs w:val="18"/>
+                <w:lang w:eastAsia="pt-BR"/>
+                <w14:ligatures w14:val="none"/>
+              </w:rPr>
+            </w:pPr>
+            <w:r>
+              <w:rPr>
+                <w:rFonts w:ascii="Calibri" w:eastAsia="Times New Roman" w:hAnsi="Calibri" w:cs="Calibri"/>
+                <w:kern w:val="0"/>
+                <w:sz w:val="18"/>
+                <w:szCs w:val="18"/>
+                <w:lang w:eastAsia="pt-BR"/>
+                <w14:ligatures w14:val="none"/>
+              </w:rPr>
+              <w:t>M</w:t>
+            </w:r>
+          </w:p>
+        </w:tc>
+        <w:tc>
+          <w:tcPr>
+            <w:tcW w:w="3952" w:type="dxa"/>
+            <w:tcBorders>
+              <w:top w:val="single" w:sz="4" w:space="0" w:color="auto"/>
+              <w:left w:val="nil"/>
+              <w:bottom w:val="single" w:sz="4" w:space="0" w:color="auto"/>
+              <w:right w:val="single" w:sz="4" w:space="0" w:color="auto"/>
+            </w:tcBorders>
+            <w:noWrap/>
+            <w:vAlign w:val="center"/>
+            <w:hideMark/>
+          </w:tcPr>
+          <w:p>
+            <w:pPr>
+              <w:spacing w:after="0" w:line="240" w:lineRule="auto"/>
+              <w:rPr>
+                <w:rFonts w:ascii="Calibri" w:eastAsia="Times New Roman" w:hAnsi="Calibri" w:cs="Calibri"/>
+                <w:kern w:val="0"/>
+                <w:sz w:val="18"/>
+                <w:szCs w:val="18"/>
+                <w:lang w:eastAsia="pt-BR"/>
+                <w14:ligatures w14:val="none"/>
+              </w:rPr>
+            </w:pPr>
+            <w:r>
+              <w:rPr>
+                <w:rFonts w:ascii="Calibri" w:eastAsia="Times New Roman" w:hAnsi="Calibri" w:cs="Calibri"/>
+                <w:kern w:val="0"/>
+                <w:sz w:val="18"/>
+                <w:szCs w:val="18"/>
+                <w:lang w:eastAsia="pt-BR"/>
+                <w14:ligatures w14:val="none"/>
+              </w:rPr>
+              <w:t> </w:t>
+            </w:r>
+          </w:p>
+        </w:tc>
+      </w:tr>
+      <w:tr>
+        <w:trPr>
+          <w:trHeight w:val="301"/>
+        </w:trPr>
+        <w:tc>
+          <w:tcPr>
+            <w:tcW w:w="569" w:type="dxa"/>
+            <w:tcBorders>
+              <w:top w:val="nil"/>
+              <w:left w:val="single" w:sz="4" w:space="0" w:color="auto"/>
+              <w:bottom w:val="single" w:sz="4" w:space="0" w:color="auto"/>
+              <w:right w:val="single" w:sz="4" w:space="0" w:color="auto"/>
+            </w:tcBorders>
+            <w:vAlign w:val="center"/>
+            <w:hideMark/>
+          </w:tcPr>
+          <w:p>
+            <w:pPr>
+              <w:spacing w:after="0" w:line="240" w:lineRule="auto"/>
+              <w:jc w:val="center"/>
+              <w:rPr>
+                <w:rFonts w:ascii="Calibri" w:eastAsia="Times New Roman" w:hAnsi="Calibri" w:cs="Calibri"/>
+                <w:kern w:val="0"/>
+                <w:sz w:val="18"/>
+                <w:szCs w:val="18"/>
+                <w:lang w:eastAsia="pt-BR"/>
+                <w14:ligatures w14:val="none"/>
+              </w:rPr>
+            </w:pPr>
+            <w:r>
+              <w:rPr>
+                <w:rFonts w:ascii="Calibri" w:eastAsia="Times New Roman" w:hAnsi="Calibri" w:cs="Calibri"/>
+                <w:kern w:val="0"/>
+                <w:sz w:val="18"/>
+                <w:szCs w:val="18"/>
+                <w:lang w:eastAsia="pt-BR"/>
+                <w14:ligatures w14:val="none"/>
+              </w:rPr>
+              <w:t>25</w:t>
+            </w:r>
+          </w:p>
+        </w:tc>
+        <w:tc>
+          <w:tcPr>
+            <w:tcW w:w="4504" w:type="dxa"/>
+            <w:tcBorders>
+              <w:top w:val="single" w:sz="4" w:space="0" w:color="auto"/>
+              <w:left w:val="nil"/>
+              <w:bottom w:val="single" w:sz="4" w:space="0" w:color="auto"/>
+              <w:right w:val="single" w:sz="4" w:space="0" w:color="auto"/>
+            </w:tcBorders>
+            <w:noWrap/>
+            <w:vAlign w:val="center"/>
+            <w:hideMark/>
+          </w:tcPr>
+          <w:p>
+            <w:pPr>
+              <w:spacing w:after="0" w:line="240" w:lineRule="auto"/>
+              <w:rPr>
+                <w:rFonts w:ascii="Calibri" w:eastAsia="Times New Roman" w:hAnsi="Calibri" w:cs="Calibri"/>
+                <w:kern w:val="0"/>
+                <w:sz w:val="18"/>
+                <w:szCs w:val="18"/>
+                <w:lang w:eastAsia="pt-BR"/>
+                <w14:ligatures w14:val="none"/>
+              </w:rPr>
+            </w:pPr>
+            <w:r>
+              <w:rPr>
+                <w:rFonts w:ascii="Calibri" w:eastAsia="Times New Roman" w:hAnsi="Calibri" w:cs="Calibri"/>
+                <w:kern w:val="0"/>
+                <w:sz w:val="18"/>
+                <w:szCs w:val="18"/>
+                <w:lang w:eastAsia="pt-BR"/>
+                <w14:ligatures w14:val="none"/>
+              </w:rPr>
+              <w:t xml:space="preserve">BLOQUEADOR DE AR PARA HIDRÔMETRO - 3/4'' </w:t>
+            </w:r>
+            <w:proofErr w:type="spellStart"/>
+            <w:r>
+              <w:rPr>
+                <w:rFonts w:ascii="Calibri" w:eastAsia="Times New Roman" w:hAnsi="Calibri" w:cs="Calibri"/>
+                <w:kern w:val="0"/>
+                <w:sz w:val="18"/>
+                <w:szCs w:val="18"/>
+                <w:lang w:eastAsia="pt-BR"/>
+                <w14:ligatures w14:val="none"/>
+              </w:rPr>
+              <w:t>Opicional</w:t>
+            </w:r>
+            <w:proofErr w:type="spellEnd"/>
+          </w:p>
+        </w:tc>
+        <w:tc>
+          <w:tcPr>
+            <w:tcW w:w="900" w:type="dxa"/>
+            <w:tcBorders>
+              <w:top w:val="nil"/>
+              <w:left w:val="nil"/>
+              <w:bottom w:val="single" w:sz="4" w:space="0" w:color="auto"/>
+              <w:right w:val="single" w:sz="4" w:space="0" w:color="auto"/>
+            </w:tcBorders>
+            <w:noWrap/>
+            <w:vAlign w:val="center"/>
+            <w:hideMark/>
+          </w:tcPr>
+          <w:p>
+            <w:pPr>
+              <w:spacing w:after="0" w:line="240" w:lineRule="auto"/>
+              <w:jc w:val="center"/>
+              <w:rPr>
+                <w:rFonts w:ascii="Calibri" w:eastAsia="Times New Roman" w:hAnsi="Calibri" w:cs="Calibri"/>
+                <w:kern w:val="0"/>
+                <w:sz w:val="18"/>
+                <w:szCs w:val="18"/>
+                <w:lang w:eastAsia="pt-BR"/>
+                <w14:ligatures w14:val="none"/>
+              </w:rPr>
+            </w:pPr>
+            <w:r>
+              <w:rPr>
+                <w:rFonts w:ascii="Calibri" w:eastAsia="Times New Roman" w:hAnsi="Calibri" w:cs="Calibri"/>
+                <w:kern w:val="0"/>
+                <w:sz w:val="18"/>
+                <w:szCs w:val="18"/>
+                <w:lang w:eastAsia="pt-BR"/>
+                <w14:ligatures w14:val="none"/>
+              </w:rPr>
+              <w:t>1</w:t>
+            </w:r>
+          </w:p>
+        </w:tc>
+        <w:tc>
+          <w:tcPr>
+            <w:tcW w:w="900" w:type="dxa"/>
+            <w:tcBorders>
+              <w:top w:val="nil"/>
+              <w:left w:val="nil"/>
+              <w:bottom w:val="single" w:sz="4" w:space="0" w:color="auto"/>
+              <w:right w:val="single" w:sz="4" w:space="0" w:color="auto"/>
+            </w:tcBorders>
+            <w:noWrap/>
+            <w:vAlign w:val="center"/>
+            <w:hideMark/>
+          </w:tcPr>
+          <w:p>
+            <w:pPr>
+              <w:spacing w:after="0" w:line="240" w:lineRule="auto"/>
+              <w:jc w:val="center"/>
+              <w:rPr>
+                <w:rFonts w:ascii="Calibri" w:eastAsia="Times New Roman" w:hAnsi="Calibri" w:cs="Calibri"/>
+                <w:kern w:val="0"/>
+                <w:sz w:val="18"/>
+                <w:szCs w:val="18"/>
+                <w:lang w:eastAsia="pt-BR"/>
+                <w14:ligatures w14:val="none"/>
+              </w:rPr>
+            </w:pPr>
+            <w:r>
+              <w:rPr>
+                <w:rFonts w:ascii="Calibri" w:eastAsia="Times New Roman" w:hAnsi="Calibri" w:cs="Calibri"/>
+                <w:kern w:val="0"/>
+                <w:sz w:val="18"/>
+                <w:szCs w:val="18"/>
+                <w:lang w:eastAsia="pt-BR"/>
+                <w14:ligatures w14:val="none"/>
+              </w:rPr>
+              <w:t>UNID</w:t>
+            </w:r>
+          </w:p>
+        </w:tc>
+        <w:tc>
+          <w:tcPr>
+            <w:tcW w:w="3952" w:type="dxa"/>
+            <w:tcBorders>
+              <w:top w:val="single" w:sz="4" w:space="0" w:color="auto"/>
+              <w:left w:val="nil"/>
+              <w:bottom w:val="single" w:sz="4" w:space="0" w:color="auto"/>
+              <w:right w:val="single" w:sz="4" w:space="0" w:color="auto"/>
+            </w:tcBorders>
+            <w:noWrap/>
+            <w:vAlign w:val="center"/>
+            <w:hideMark/>
+          </w:tcPr>
+          <w:p>
+            <w:pPr>
+              <w:spacing w:after="0" w:line="240" w:lineRule="auto"/>
+              <w:rPr>
+                <w:rFonts w:ascii="Calibri" w:eastAsia="Times New Roman" w:hAnsi="Calibri" w:cs="Calibri"/>
+                <w:kern w:val="0"/>
+                <w:sz w:val="18"/>
+                <w:szCs w:val="18"/>
+                <w:lang w:eastAsia="pt-BR"/>
+                <w14:ligatures w14:val="none"/>
+              </w:rPr>
+            </w:pPr>
+            <w:r>
+              <w:rPr>
+                <w:rFonts w:ascii="Calibri" w:eastAsia="Times New Roman" w:hAnsi="Calibri" w:cs="Calibri"/>
+                <w:kern w:val="0"/>
+                <w:sz w:val="18"/>
+                <w:szCs w:val="18"/>
+                <w:lang w:eastAsia="pt-BR"/>
+                <w14:ligatures w14:val="none"/>
+              </w:rPr>
+              <w:t> </w:t>
+            </w:r>
+          </w:p>
+        </w:tc>
+      </w:tr>
+      <w:tr>
+        <w:trPr>
+          <w:trHeight w:val="301"/>
+        </w:trPr>
+        <w:tc>
+          <w:tcPr>
+            <w:tcW w:w="569" w:type="dxa"/>
+            <w:tcBorders>
+              <w:top w:val="nil"/>
+              <w:left w:val="single" w:sz="4" w:space="0" w:color="auto"/>
+              <w:bottom w:val="single" w:sz="4" w:space="0" w:color="auto"/>
+              <w:right w:val="single" w:sz="4" w:space="0" w:color="auto"/>
+            </w:tcBorders>
+            <w:vAlign w:val="center"/>
+            <w:hideMark/>
+          </w:tcPr>
+          <w:p>
+            <w:pPr>
+              <w:spacing w:after="0" w:line="240" w:lineRule="auto"/>
+              <w:jc w:val="center"/>
+              <w:rPr>
+                <w:rFonts w:ascii="Calibri" w:eastAsia="Times New Roman" w:hAnsi="Calibri" w:cs="Calibri"/>
+                <w:kern w:val="0"/>
+                <w:sz w:val="18"/>
+                <w:szCs w:val="18"/>
+                <w:lang w:eastAsia="pt-BR"/>
+                <w14:ligatures w14:val="none"/>
+              </w:rPr>
+            </w:pPr>
+            <w:r>
+              <w:rPr>
+                <w:rFonts w:ascii="Calibri" w:eastAsia="Times New Roman" w:hAnsi="Calibri" w:cs="Calibri"/>
+                <w:kern w:val="0"/>
+                <w:sz w:val="18"/>
+                <w:szCs w:val="18"/>
+                <w:lang w:eastAsia="pt-BR"/>
+                <w14:ligatures w14:val="none"/>
+              </w:rPr>
+              <w:t>26</w:t>
+            </w:r>
+          </w:p>
+        </w:tc>
+        <w:tc>
+          <w:tcPr>
+            <w:tcW w:w="4504" w:type="dxa"/>
+            <w:tcBorders>
+              <w:top w:val="single" w:sz="4" w:space="0" w:color="auto"/>
+              <w:left w:val="nil"/>
+              <w:bottom w:val="single" w:sz="4" w:space="0" w:color="auto"/>
+              <w:right w:val="single" w:sz="4" w:space="0" w:color="auto"/>
+            </w:tcBorders>
+            <w:noWrap/>
+            <w:vAlign w:val="center"/>
+            <w:hideMark/>
+          </w:tcPr>
+          <w:p>
+            <w:pPr>
+              <w:spacing w:after="0" w:line="240" w:lineRule="auto"/>
+              <w:rPr>
+                <w:rFonts w:ascii="Calibri" w:eastAsia="Times New Roman" w:hAnsi="Calibri" w:cs="Calibri"/>
+                <w:kern w:val="0"/>
+                <w:sz w:val="18"/>
+                <w:szCs w:val="18"/>
+                <w:lang w:eastAsia="pt-BR"/>
+                <w14:ligatures w14:val="none"/>
+              </w:rPr>
+            </w:pPr>
+            <w:r>
+              <w:rPr>
+                <w:rFonts w:ascii="Calibri" w:eastAsia="Times New Roman" w:hAnsi="Calibri" w:cs="Calibri"/>
+                <w:kern w:val="0"/>
+                <w:sz w:val="18"/>
+                <w:szCs w:val="18"/>
+                <w:lang w:eastAsia="pt-BR"/>
+                <w14:ligatures w14:val="none"/>
+              </w:rPr>
+              <w:t xml:space="preserve">UNIÃO SOLDÁVEL </w:t>
+            </w:r>
+            <w:r>
+              <w:rPr>
+                <w:rFonts w:ascii="Cambria Math" w:eastAsia="Times New Roman" w:hAnsi="Cambria Math" w:cs="Cambria Math"/>
+                <w:kern w:val="0"/>
+                <w:sz w:val="18"/>
+                <w:szCs w:val="18"/>
+                <w:lang w:eastAsia="pt-BR"/>
+                <w14:ligatures w14:val="none"/>
+              </w:rPr>
+              <w:t>∅</w:t>
+            </w:r>
+            <w:r>
+              <w:rPr>
+                <w:rFonts w:ascii="Calibri" w:eastAsia="Times New Roman" w:hAnsi="Calibri" w:cs="Calibri"/>
+                <w:kern w:val="0"/>
+                <w:sz w:val="18"/>
+                <w:szCs w:val="18"/>
+                <w:lang w:eastAsia="pt-BR"/>
+                <w14:ligatures w14:val="none"/>
+              </w:rPr>
+              <w:t>40MM</w:t>
+            </w:r>
+          </w:p>
+        </w:tc>
+        <w:tc>
+          <w:tcPr>
+            <w:tcW w:w="900" w:type="dxa"/>
+            <w:tcBorders>
+              <w:top w:val="nil"/>
+              <w:left w:val="nil"/>
+              <w:bottom w:val="single" w:sz="4" w:space="0" w:color="auto"/>
+              <w:right w:val="single" w:sz="4" w:space="0" w:color="auto"/>
+            </w:tcBorders>
+            <w:noWrap/>
+            <w:vAlign w:val="center"/>
+            <w:hideMark/>
+          </w:tcPr>
+          <w:p>
+            <w:pPr>
+              <w:spacing w:after="0" w:line="240" w:lineRule="auto"/>
+              <w:jc w:val="center"/>
+              <w:rPr>
+                <w:rFonts w:ascii="Calibri" w:eastAsia="Times New Roman" w:hAnsi="Calibri" w:cs="Calibri"/>
+                <w:kern w:val="0"/>
+                <w:sz w:val="18"/>
+                <w:szCs w:val="18"/>
+                <w:lang w:eastAsia="pt-BR"/>
+                <w14:ligatures w14:val="none"/>
+              </w:rPr>
+            </w:pPr>
+            <w:r>
+              <w:rPr>
+                <w:rFonts w:ascii="Calibri" w:eastAsia="Times New Roman" w:hAnsi="Calibri" w:cs="Calibri"/>
+                <w:kern w:val="0"/>
+                <w:sz w:val="18"/>
+                <w:szCs w:val="18"/>
+                <w:lang w:eastAsia="pt-BR"/>
+                <w14:ligatures w14:val="none"/>
+              </w:rPr>
+              <w:t>1</w:t>
+            </w:r>
+          </w:p>
+        </w:tc>
+        <w:tc>
+          <w:tcPr>
+            <w:tcW w:w="900" w:type="dxa"/>
+            <w:tcBorders>
+              <w:top w:val="nil"/>
+              <w:left w:val="nil"/>
+              <w:bottom w:val="single" w:sz="4" w:space="0" w:color="auto"/>
+              <w:right w:val="single" w:sz="4" w:space="0" w:color="auto"/>
+            </w:tcBorders>
+            <w:noWrap/>
+            <w:vAlign w:val="center"/>
+            <w:hideMark/>
+          </w:tcPr>
+          <w:p>
+            <w:pPr>
+              <w:spacing w:after="0" w:line="240" w:lineRule="auto"/>
+              <w:jc w:val="center"/>
+              <w:rPr>
+                <w:rFonts w:ascii="Calibri" w:eastAsia="Times New Roman" w:hAnsi="Calibri" w:cs="Calibri"/>
+                <w:kern w:val="0"/>
+                <w:sz w:val="18"/>
+                <w:szCs w:val="18"/>
+                <w:lang w:eastAsia="pt-BR"/>
+                <w14:ligatures w14:val="none"/>
+              </w:rPr>
+            </w:pPr>
+            <w:r>
+              <w:rPr>
+                <w:rFonts w:ascii="Calibri" w:eastAsia="Times New Roman" w:hAnsi="Calibri" w:cs="Calibri"/>
+                <w:kern w:val="0"/>
+                <w:sz w:val="18"/>
+                <w:szCs w:val="18"/>
+                <w:lang w:eastAsia="pt-BR"/>
+                <w14:ligatures w14:val="none"/>
+              </w:rPr>
+              <w:t>UNID</w:t>
+            </w:r>
+          </w:p>
+        </w:tc>
+        <w:tc>
+          <w:tcPr>
+            <w:tcW w:w="3952" w:type="dxa"/>
+            <w:tcBorders>
+              <w:top w:val="single" w:sz="4" w:space="0" w:color="auto"/>
+              <w:left w:val="nil"/>
+              <w:bottom w:val="single" w:sz="4" w:space="0" w:color="auto"/>
+              <w:right w:val="single" w:sz="4" w:space="0" w:color="auto"/>
+            </w:tcBorders>
+            <w:noWrap/>
+            <w:vAlign w:val="center"/>
+            <w:hideMark/>
+          </w:tcPr>
+          <w:p>
+            <w:pPr>
+              <w:spacing w:after="0" w:line="240" w:lineRule="auto"/>
+              <w:rPr>
+                <w:rFonts w:ascii="Calibri" w:eastAsia="Times New Roman" w:hAnsi="Calibri" w:cs="Calibri"/>
+                <w:kern w:val="0"/>
+                <w:sz w:val="18"/>
+                <w:szCs w:val="18"/>
+                <w:lang w:eastAsia="pt-BR"/>
+                <w14:ligatures w14:val="none"/>
+              </w:rPr>
+            </w:pPr>
+            <w:r>
+              <w:rPr>
+                <w:rFonts w:ascii="Calibri" w:eastAsia="Times New Roman" w:hAnsi="Calibri" w:cs="Calibri"/>
+                <w:kern w:val="0"/>
+                <w:sz w:val="18"/>
+                <w:szCs w:val="18"/>
+                <w:lang w:eastAsia="pt-BR"/>
+                <w14:ligatures w14:val="none"/>
+              </w:rPr>
+              <w:t> </w:t>
+            </w:r>
+          </w:p>
+        </w:tc>
+      </w:tr>
+      <w:tr>
+        <w:trPr>
+          <w:trHeight w:val="301"/>
+        </w:trPr>
+        <w:tc>
+          <w:tcPr>
+            <w:tcW w:w="569" w:type="dxa"/>
+            <w:tcBorders>
+              <w:top w:val="nil"/>
+              <w:left w:val="single" w:sz="4" w:space="0" w:color="auto"/>
+              <w:bottom w:val="single" w:sz="4" w:space="0" w:color="auto"/>
+              <w:right w:val="single" w:sz="4" w:space="0" w:color="auto"/>
+            </w:tcBorders>
+            <w:vAlign w:val="center"/>
+            <w:hideMark/>
+          </w:tcPr>
+          <w:p>
+            <w:pPr>
+              <w:spacing w:after="0" w:line="240" w:lineRule="auto"/>
+              <w:jc w:val="center"/>
+              <w:rPr>
+                <w:rFonts w:ascii="Calibri" w:eastAsia="Times New Roman" w:hAnsi="Calibri" w:cs="Calibri"/>
+                <w:kern w:val="0"/>
+                <w:sz w:val="18"/>
+                <w:szCs w:val="18"/>
+                <w:lang w:eastAsia="pt-BR"/>
+                <w14:ligatures w14:val="none"/>
+              </w:rPr>
+            </w:pPr>
+            <w:r>
+              <w:rPr>
+                <w:rFonts w:ascii="Calibri" w:eastAsia="Times New Roman" w:hAnsi="Calibri" w:cs="Calibri"/>
+                <w:kern w:val="0"/>
+                <w:sz w:val="18"/>
+                <w:szCs w:val="18"/>
+                <w:lang w:eastAsia="pt-BR"/>
+                <w14:ligatures w14:val="none"/>
+              </w:rPr>
+              <w:t>27</w:t>
+            </w:r>
+          </w:p>
+        </w:tc>
+        <w:tc>
+          <w:tcPr>
+            <w:tcW w:w="4504" w:type="dxa"/>
+            <w:tcBorders>
+              <w:top w:val="single" w:sz="4" w:space="0" w:color="auto"/>
+              <w:left w:val="nil"/>
+              <w:bottom w:val="single" w:sz="4" w:space="0" w:color="auto"/>
+              <w:right w:val="single" w:sz="4" w:space="0" w:color="auto"/>
+            </w:tcBorders>
+            <w:noWrap/>
+            <w:vAlign w:val="center"/>
+            <w:hideMark/>
+          </w:tcPr>
+          <w:p>
+            <w:pPr>
+              <w:spacing w:after="0" w:line="240" w:lineRule="auto"/>
+              <w:rPr>
+                <w:rFonts w:ascii="Calibri" w:eastAsia="Times New Roman" w:hAnsi="Calibri" w:cs="Calibri"/>
+                <w:kern w:val="0"/>
+                <w:sz w:val="18"/>
+                <w:szCs w:val="18"/>
+                <w:lang w:eastAsia="pt-BR"/>
+                <w14:ligatures w14:val="none"/>
+              </w:rPr>
+            </w:pPr>
+            <w:r>
+              <w:rPr>
+                <w:rFonts w:ascii="Calibri" w:eastAsia="Times New Roman" w:hAnsi="Calibri" w:cs="Calibri"/>
+                <w:kern w:val="0"/>
+                <w:sz w:val="18"/>
+                <w:szCs w:val="18"/>
+                <w:lang w:eastAsia="pt-BR"/>
+                <w14:ligatures w14:val="none"/>
+              </w:rPr>
+              <w:t>TELA NYLON PARA VALULA DE PÉ C/ CRIVO</w:t>
+            </w:r>
+          </w:p>
+        </w:tc>
+        <w:tc>
+          <w:tcPr>
+            <w:tcW w:w="900" w:type="dxa"/>
+            <w:tcBorders>
+              <w:top w:val="nil"/>
+              <w:left w:val="nil"/>
+              <w:bottom w:val="single" w:sz="4" w:space="0" w:color="auto"/>
+              <w:right w:val="single" w:sz="4" w:space="0" w:color="auto"/>
+            </w:tcBorders>
+            <w:noWrap/>
+            <w:vAlign w:val="center"/>
+            <w:hideMark/>
+          </w:tcPr>
+          <w:p>
+            <w:pPr>
+              <w:spacing w:after="0" w:line="240" w:lineRule="auto"/>
+              <w:jc w:val="center"/>
+              <w:rPr>
+                <w:rFonts w:ascii="Calibri" w:eastAsia="Times New Roman" w:hAnsi="Calibri" w:cs="Calibri"/>
+                <w:kern w:val="0"/>
+                <w:sz w:val="18"/>
+                <w:szCs w:val="18"/>
+                <w:lang w:eastAsia="pt-BR"/>
+                <w14:ligatures w14:val="none"/>
+              </w:rPr>
+            </w:pPr>
+            <w:r>
+              <w:rPr>
+                <w:rFonts w:ascii="Calibri" w:eastAsia="Times New Roman" w:hAnsi="Calibri" w:cs="Calibri"/>
+                <w:kern w:val="0"/>
+                <w:sz w:val="18"/>
+                <w:szCs w:val="18"/>
+                <w:lang w:eastAsia="pt-BR"/>
+                <w14:ligatures w14:val="none"/>
+              </w:rPr>
+              <w:t>1</w:t>
+            </w:r>
+          </w:p>
+        </w:tc>
+        <w:tc>
+          <w:tcPr>
+            <w:tcW w:w="900" w:type="dxa"/>
+            <w:tcBorders>
+              <w:top w:val="nil"/>
+              <w:left w:val="nil"/>
+              <w:bottom w:val="single" w:sz="4" w:space="0" w:color="auto"/>
+              <w:right w:val="single" w:sz="4" w:space="0" w:color="auto"/>
+            </w:tcBorders>
+            <w:noWrap/>
+            <w:vAlign w:val="center"/>
+            <w:hideMark/>
+          </w:tcPr>
+          <w:p>
+            <w:pPr>
+              <w:spacing w:after="0" w:line="240" w:lineRule="auto"/>
+              <w:jc w:val="center"/>
+              <w:rPr>
+                <w:rFonts w:ascii="Calibri" w:eastAsia="Times New Roman" w:hAnsi="Calibri" w:cs="Calibri"/>
+                <w:kern w:val="0"/>
+                <w:sz w:val="18"/>
+                <w:szCs w:val="18"/>
+                <w:lang w:eastAsia="pt-BR"/>
+                <w14:ligatures w14:val="none"/>
+              </w:rPr>
+            </w:pPr>
+            <w:r>
+              <w:rPr>
+                <w:rFonts w:ascii="Calibri" w:eastAsia="Times New Roman" w:hAnsi="Calibri" w:cs="Calibri"/>
+                <w:kern w:val="0"/>
+                <w:sz w:val="18"/>
+                <w:szCs w:val="18"/>
+                <w:lang w:eastAsia="pt-BR"/>
+                <w14:ligatures w14:val="none"/>
+              </w:rPr>
+              <w:t>UNID</w:t>
+            </w:r>
+          </w:p>
+        </w:tc>
+        <w:tc>
+          <w:tcPr>
+            <w:tcW w:w="3952" w:type="dxa"/>
+            <w:tcBorders>
+              <w:top w:val="single" w:sz="4" w:space="0" w:color="auto"/>
+              <w:left w:val="nil"/>
+              <w:bottom w:val="single" w:sz="4" w:space="0" w:color="auto"/>
+              <w:right w:val="single" w:sz="4" w:space="0" w:color="auto"/>
+            </w:tcBorders>
+            <w:noWrap/>
+            <w:vAlign w:val="center"/>
+            <w:hideMark/>
+          </w:tcPr>
+          <w:p>
+            <w:pPr>
+              <w:spacing w:after="0" w:line="240" w:lineRule="auto"/>
+              <w:rPr>
+                <w:rFonts w:ascii="Calibri" w:eastAsia="Times New Roman" w:hAnsi="Calibri" w:cs="Calibri"/>
+                <w:kern w:val="0"/>
+                <w:sz w:val="18"/>
+                <w:szCs w:val="18"/>
+                <w:lang w:eastAsia="pt-BR"/>
+                <w14:ligatures w14:val="none"/>
+              </w:rPr>
+            </w:pPr>
+            <w:r>
+              <w:rPr>
+                <w:rFonts w:ascii="Calibri" w:eastAsia="Times New Roman" w:hAnsi="Calibri" w:cs="Calibri"/>
+                <w:kern w:val="0"/>
+                <w:sz w:val="18"/>
+                <w:szCs w:val="18"/>
+                <w:lang w:eastAsia="pt-BR"/>
+                <w14:ligatures w14:val="none"/>
+              </w:rPr>
+              <w:t> </w:t>
+            </w:r>
+          </w:p>
+        </w:tc>
+      </w:tr>
+      <w:tr>
+        <w:trPr>
+          <w:trHeight w:val="301"/>
+        </w:trPr>
+        <w:tc>
+          <w:tcPr>
+            <w:tcW w:w="569" w:type="dxa"/>
+            <w:tcBorders>
+              <w:top w:val="nil"/>
+              <w:left w:val="single" w:sz="4" w:space="0" w:color="auto"/>
+              <w:bottom w:val="single" w:sz="4" w:space="0" w:color="auto"/>
+              <w:right w:val="single" w:sz="4" w:space="0" w:color="auto"/>
+            </w:tcBorders>
+            <w:vAlign w:val="center"/>
+            <w:hideMark/>
+          </w:tcPr>
+          <w:p>
+            <w:pPr>
+              <w:spacing w:after="0" w:line="240" w:lineRule="auto"/>
+              <w:jc w:val="center"/>
+              <w:rPr>
+                <w:rFonts w:ascii="Calibri" w:eastAsia="Times New Roman" w:hAnsi="Calibri" w:cs="Calibri"/>
+                <w:kern w:val="0"/>
+                <w:sz w:val="18"/>
+                <w:szCs w:val="18"/>
+                <w:lang w:eastAsia="pt-BR"/>
+                <w14:ligatures w14:val="none"/>
+              </w:rPr>
+            </w:pPr>
+            <w:r>
+              <w:rPr>
+                <w:rFonts w:ascii="Calibri" w:eastAsia="Times New Roman" w:hAnsi="Calibri" w:cs="Calibri"/>
+                <w:kern w:val="0"/>
+                <w:sz w:val="18"/>
+                <w:szCs w:val="18"/>
+                <w:lang w:eastAsia="pt-BR"/>
+                <w14:ligatures w14:val="none"/>
+              </w:rPr>
+              <w:t>28</w:t>
+            </w:r>
+          </w:p>
+        </w:tc>
+        <w:tc>
+          <w:tcPr>
+            <w:tcW w:w="4504" w:type="dxa"/>
+            <w:tcBorders>
+              <w:top w:val="single" w:sz="4" w:space="0" w:color="auto"/>
+              <w:left w:val="nil"/>
+              <w:bottom w:val="single" w:sz="4" w:space="0" w:color="auto"/>
+              <w:right w:val="single" w:sz="4" w:space="0" w:color="auto"/>
+            </w:tcBorders>
+            <w:noWrap/>
+            <w:vAlign w:val="center"/>
+            <w:hideMark/>
+          </w:tcPr>
+          <w:p>
+            <w:pPr>
+              <w:spacing w:after="0" w:line="240" w:lineRule="auto"/>
+              <w:rPr>
+                <w:rFonts w:ascii="Calibri" w:eastAsia="Times New Roman" w:hAnsi="Calibri" w:cs="Calibri"/>
+                <w:kern w:val="0"/>
+                <w:sz w:val="18"/>
+                <w:szCs w:val="18"/>
+                <w:lang w:eastAsia="pt-BR"/>
+                <w14:ligatures w14:val="none"/>
+              </w:rPr>
+            </w:pPr>
+            <w:r>
+              <w:rPr>
+                <w:rFonts w:ascii="Calibri" w:eastAsia="Times New Roman" w:hAnsi="Calibri" w:cs="Calibri"/>
+                <w:kern w:val="0"/>
+                <w:sz w:val="18"/>
+                <w:szCs w:val="18"/>
+                <w:lang w:eastAsia="pt-BR"/>
+                <w14:ligatures w14:val="none"/>
+              </w:rPr>
+              <w:t>ABRAÇADEIRA DE NYLON 25X300MM</w:t>
+            </w:r>
+          </w:p>
+        </w:tc>
+        <w:tc>
+          <w:tcPr>
+            <w:tcW w:w="900" w:type="dxa"/>
+            <w:tcBorders>
+              <w:top w:val="nil"/>
+              <w:left w:val="nil"/>
+              <w:bottom w:val="single" w:sz="4" w:space="0" w:color="auto"/>
+              <w:right w:val="single" w:sz="4" w:space="0" w:color="auto"/>
+            </w:tcBorders>
+            <w:noWrap/>
+            <w:vAlign w:val="center"/>
+            <w:hideMark/>
+          </w:tcPr>
+          <w:p>
+            <w:pPr>
+              <w:spacing w:after="0" w:line="240" w:lineRule="auto"/>
+              <w:jc w:val="center"/>
+              <w:rPr>
+                <w:rFonts w:ascii="Calibri" w:eastAsia="Times New Roman" w:hAnsi="Calibri" w:cs="Calibri"/>
+                <w:kern w:val="0"/>
+                <w:sz w:val="18"/>
+                <w:szCs w:val="18"/>
+                <w:lang w:eastAsia="pt-BR"/>
+                <w14:ligatures w14:val="none"/>
+              </w:rPr>
+            </w:pPr>
+            <w:r>
+              <w:rPr>
+                <w:rFonts w:ascii="Calibri" w:eastAsia="Times New Roman" w:hAnsi="Calibri" w:cs="Calibri"/>
+                <w:kern w:val="0"/>
+                <w:sz w:val="18"/>
+                <w:szCs w:val="18"/>
+                <w:lang w:eastAsia="pt-BR"/>
+                <w14:ligatures w14:val="none"/>
+              </w:rPr>
+              <w:t>1</w:t>
+            </w:r>
+          </w:p>
+        </w:tc>
+        <w:tc>
+          <w:tcPr>
+            <w:tcW w:w="900" w:type="dxa"/>
+            <w:tcBorders>
+              <w:top w:val="nil"/>
+              <w:left w:val="nil"/>
+              <w:bottom w:val="single" w:sz="4" w:space="0" w:color="auto"/>
+              <w:right w:val="single" w:sz="4" w:space="0" w:color="auto"/>
+            </w:tcBorders>
+            <w:noWrap/>
+            <w:vAlign w:val="center"/>
+            <w:hideMark/>
+          </w:tcPr>
+          <w:p>
+            <w:pPr>
+              <w:spacing w:after="0" w:line="240" w:lineRule="auto"/>
+              <w:jc w:val="center"/>
+              <w:rPr>
+                <w:rFonts w:ascii="Calibri" w:eastAsia="Times New Roman" w:hAnsi="Calibri" w:cs="Calibri"/>
+                <w:kern w:val="0"/>
+                <w:sz w:val="18"/>
+                <w:szCs w:val="18"/>
+                <w:lang w:eastAsia="pt-BR"/>
+                <w14:ligatures w14:val="none"/>
+              </w:rPr>
+            </w:pPr>
+            <w:r>
+              <w:rPr>
+                <w:rFonts w:ascii="Calibri" w:eastAsia="Times New Roman" w:hAnsi="Calibri" w:cs="Calibri"/>
+                <w:kern w:val="0"/>
+                <w:sz w:val="18"/>
+                <w:szCs w:val="18"/>
+                <w:lang w:eastAsia="pt-BR"/>
+                <w14:ligatures w14:val="none"/>
+              </w:rPr>
+              <w:t>UNID</w:t>
+            </w:r>
+          </w:p>
+        </w:tc>
+        <w:tc>
+          <w:tcPr>
+            <w:tcW w:w="3952" w:type="dxa"/>
+            <w:tcBorders>
+              <w:top w:val="single" w:sz="4" w:space="0" w:color="auto"/>
+              <w:left w:val="nil"/>
+              <w:bottom w:val="single" w:sz="4" w:space="0" w:color="auto"/>
+              <w:right w:val="single" w:sz="4" w:space="0" w:color="auto"/>
+            </w:tcBorders>
+            <w:noWrap/>
+            <w:vAlign w:val="center"/>
+            <w:hideMark/>
+          </w:tcPr>
+          <w:p>
+            <w:pPr>
+              <w:spacing w:after="0" w:line="240" w:lineRule="auto"/>
+              <w:rPr>
+                <w:rFonts w:ascii="Calibri" w:eastAsia="Times New Roman" w:hAnsi="Calibri" w:cs="Calibri"/>
+                <w:kern w:val="0"/>
+                <w:sz w:val="18"/>
+                <w:szCs w:val="18"/>
+                <w:lang w:eastAsia="pt-BR"/>
+                <w14:ligatures w14:val="none"/>
+              </w:rPr>
+            </w:pPr>
+            <w:r>
+              <w:rPr>
+                <w:rFonts w:ascii="Calibri" w:eastAsia="Times New Roman" w:hAnsi="Calibri" w:cs="Calibri"/>
+                <w:kern w:val="0"/>
+                <w:sz w:val="18"/>
+                <w:szCs w:val="18"/>
+                <w:lang w:eastAsia="pt-BR"/>
+                <w14:ligatures w14:val="none"/>
+              </w:rPr>
+              <w:t> </w:t>
+            </w:r>
+          </w:p>
+        </w:tc>
+      </w:tr>
+      <w:tr>
+        <w:trPr>
+          <w:trHeight w:val="301"/>
+        </w:trPr>
+        <w:tc>
+          <w:tcPr>
+            <w:tcW w:w="569" w:type="dxa"/>
+            <w:tcBorders>
+              <w:top w:val="nil"/>
+              <w:left w:val="single" w:sz="4" w:space="0" w:color="auto"/>
+              <w:bottom w:val="single" w:sz="4" w:space="0" w:color="auto"/>
+              <w:right w:val="single" w:sz="4" w:space="0" w:color="auto"/>
+            </w:tcBorders>
+            <w:vAlign w:val="center"/>
+            <w:hideMark/>
+          </w:tcPr>
+          <w:p>
+            <w:pPr>
+              <w:spacing w:after="0" w:line="240" w:lineRule="auto"/>
+              <w:jc w:val="center"/>
+              <w:rPr>
+                <w:rFonts w:ascii="Calibri" w:eastAsia="Times New Roman" w:hAnsi="Calibri" w:cs="Calibri"/>
+                <w:kern w:val="0"/>
+                <w:sz w:val="18"/>
+                <w:szCs w:val="18"/>
+                <w:lang w:eastAsia="pt-BR"/>
+                <w14:ligatures w14:val="none"/>
+              </w:rPr>
+            </w:pPr>
+            <w:r>
+              <w:rPr>
+                <w:rFonts w:ascii="Calibri" w:eastAsia="Times New Roman" w:hAnsi="Calibri" w:cs="Calibri"/>
+                <w:kern w:val="0"/>
+                <w:sz w:val="18"/>
+                <w:szCs w:val="18"/>
+                <w:lang w:eastAsia="pt-BR"/>
+                <w14:ligatures w14:val="none"/>
+              </w:rPr>
+              <w:t>29</w:t>
+            </w:r>
+          </w:p>
+        </w:tc>
+        <w:tc>
+          <w:tcPr>
+            <w:tcW w:w="4504" w:type="dxa"/>
+            <w:tcBorders>
+              <w:top w:val="single" w:sz="4" w:space="0" w:color="auto"/>
+              <w:left w:val="nil"/>
+              <w:bottom w:val="single" w:sz="4" w:space="0" w:color="auto"/>
+              <w:right w:val="single" w:sz="4" w:space="0" w:color="auto"/>
+            </w:tcBorders>
+            <w:noWrap/>
+            <w:vAlign w:val="center"/>
+            <w:hideMark/>
+          </w:tcPr>
+          <w:p>
+            <w:pPr>
+              <w:spacing w:after="0" w:line="240" w:lineRule="auto"/>
+              <w:rPr>
+                <w:rFonts w:ascii="Calibri" w:eastAsia="Times New Roman" w:hAnsi="Calibri" w:cs="Calibri"/>
+                <w:kern w:val="0"/>
+                <w:sz w:val="18"/>
+                <w:szCs w:val="18"/>
+                <w:lang w:eastAsia="pt-BR"/>
+                <w14:ligatures w14:val="none"/>
+              </w:rPr>
+            </w:pPr>
+            <w:r>
+              <w:rPr>
+                <w:rFonts w:ascii="Calibri" w:eastAsia="Times New Roman" w:hAnsi="Calibri" w:cs="Calibri"/>
+                <w:kern w:val="0"/>
+                <w:sz w:val="18"/>
+                <w:szCs w:val="18"/>
+                <w:lang w:eastAsia="pt-BR"/>
+                <w14:ligatures w14:val="none"/>
+              </w:rPr>
+              <w:t xml:space="preserve">CORDA TRAÇADA 6MM </w:t>
+            </w:r>
+          </w:p>
+        </w:tc>
+        <w:tc>
+          <w:tcPr>
+            <w:tcW w:w="900" w:type="dxa"/>
+            <w:tcBorders>
+              <w:top w:val="nil"/>
+              <w:left w:val="nil"/>
+              <w:bottom w:val="single" w:sz="4" w:space="0" w:color="auto"/>
+              <w:right w:val="single" w:sz="4" w:space="0" w:color="auto"/>
+            </w:tcBorders>
+            <w:noWrap/>
+            <w:vAlign w:val="center"/>
+            <w:hideMark/>
+          </w:tcPr>
+          <w:p>
+            <w:pPr>
+              <w:spacing w:after="0" w:line="240" w:lineRule="auto"/>
+              <w:jc w:val="center"/>
+              <w:rPr>
+                <w:rFonts w:ascii="Calibri" w:eastAsia="Times New Roman" w:hAnsi="Calibri" w:cs="Calibri"/>
+                <w:kern w:val="0"/>
+                <w:sz w:val="18"/>
+                <w:szCs w:val="18"/>
+                <w:lang w:eastAsia="pt-BR"/>
+                <w14:ligatures w14:val="none"/>
+              </w:rPr>
+            </w:pPr>
+            <w:r>
+              <w:rPr>
+                <w:rFonts w:ascii="Calibri" w:eastAsia="Times New Roman" w:hAnsi="Calibri" w:cs="Calibri"/>
+                <w:kern w:val="0"/>
+                <w:sz w:val="18"/>
+                <w:szCs w:val="18"/>
+                <w:lang w:eastAsia="pt-BR"/>
+                <w14:ligatures w14:val="none"/>
+              </w:rPr>
               <w:t>2</w:t>
             </w:r>
+          </w:p>
+        </w:tc>
+        <w:tc>
+          <w:tcPr>
+            <w:tcW w:w="900" w:type="dxa"/>
+            <w:tcBorders>
+              <w:top w:val="nil"/>
+              <w:left w:val="nil"/>
+              <w:bottom w:val="single" w:sz="4" w:space="0" w:color="auto"/>
+              <w:right w:val="single" w:sz="4" w:space="0" w:color="auto"/>
+            </w:tcBorders>
+            <w:noWrap/>
+            <w:vAlign w:val="center"/>
+            <w:hideMark/>
+          </w:tcPr>
+          <w:p>
+            <w:pPr>
+              <w:spacing w:after="0" w:line="240" w:lineRule="auto"/>
+              <w:jc w:val="center"/>
+              <w:rPr>
+                <w:rFonts w:ascii="Calibri" w:eastAsia="Times New Roman" w:hAnsi="Calibri" w:cs="Calibri"/>
+                <w:kern w:val="0"/>
+                <w:sz w:val="18"/>
+                <w:szCs w:val="18"/>
+                <w:lang w:eastAsia="pt-BR"/>
+                <w14:ligatures w14:val="none"/>
+              </w:rPr>
+            </w:pPr>
+            <w:r>
+              <w:rPr>
+                <w:rFonts w:ascii="Calibri" w:eastAsia="Times New Roman" w:hAnsi="Calibri" w:cs="Calibri"/>
+                <w:kern w:val="0"/>
+                <w:sz w:val="18"/>
+                <w:szCs w:val="18"/>
+                <w:lang w:eastAsia="pt-BR"/>
+                <w14:ligatures w14:val="none"/>
+              </w:rPr>
+              <w:t>M</w:t>
+            </w:r>
+          </w:p>
+        </w:tc>
+        <w:tc>
+          <w:tcPr>
+            <w:tcW w:w="3952" w:type="dxa"/>
+            <w:tcBorders>
+              <w:top w:val="single" w:sz="4" w:space="0" w:color="auto"/>
+              <w:left w:val="nil"/>
+              <w:bottom w:val="single" w:sz="4" w:space="0" w:color="auto"/>
+              <w:right w:val="single" w:sz="4" w:space="0" w:color="auto"/>
+            </w:tcBorders>
+            <w:noWrap/>
+            <w:vAlign w:val="center"/>
+            <w:hideMark/>
+          </w:tcPr>
+          <w:p>
+            <w:pPr>
+              <w:spacing w:after="0" w:line="240" w:lineRule="auto"/>
+              <w:rPr>
+                <w:rFonts w:ascii="Calibri" w:eastAsia="Times New Roman" w:hAnsi="Calibri" w:cs="Calibri"/>
+                <w:kern w:val="0"/>
+                <w:sz w:val="18"/>
+                <w:szCs w:val="18"/>
+                <w:lang w:eastAsia="pt-BR"/>
+                <w14:ligatures w14:val="none"/>
+              </w:rPr>
+            </w:pPr>
+            <w:r>
+              <w:rPr>
+                <w:rFonts w:ascii="Calibri" w:eastAsia="Times New Roman" w:hAnsi="Calibri" w:cs="Calibri"/>
+                <w:kern w:val="0"/>
+                <w:sz w:val="18"/>
+                <w:szCs w:val="18"/>
+                <w:lang w:eastAsia="pt-BR"/>
+                <w14:ligatures w14:val="none"/>
+              </w:rPr>
+              <w:t> </w:t>
+            </w:r>
+          </w:p>
+        </w:tc>
+      </w:tr>
+      <w:tr>
+        <w:trPr>
+          <w:trHeight w:val="301"/>
+        </w:trPr>
+        <w:tc>
+          <w:tcPr>
+            <w:tcW w:w="569" w:type="dxa"/>
+            <w:tcBorders>
+              <w:top w:val="nil"/>
+              <w:left w:val="single" w:sz="4" w:space="0" w:color="auto"/>
+              <w:bottom w:val="single" w:sz="4" w:space="0" w:color="auto"/>
+              <w:right w:val="single" w:sz="4" w:space="0" w:color="auto"/>
+            </w:tcBorders>
+            <w:vAlign w:val="center"/>
+            <w:hideMark/>
+          </w:tcPr>
+          <w:p>
+            <w:pPr>
+              <w:spacing w:after="0" w:line="240" w:lineRule="auto"/>
+              <w:jc w:val="center"/>
+              <w:rPr>
+                <w:rFonts w:ascii="Calibri" w:eastAsia="Times New Roman" w:hAnsi="Calibri" w:cs="Calibri"/>
+                <w:kern w:val="0"/>
+                <w:sz w:val="18"/>
+                <w:szCs w:val="18"/>
+                <w:lang w:eastAsia="pt-BR"/>
+                <w14:ligatures w14:val="none"/>
+              </w:rPr>
+            </w:pPr>
+            <w:r>
+              <w:rPr>
+                <w:rFonts w:ascii="Calibri" w:eastAsia="Times New Roman" w:hAnsi="Calibri" w:cs="Calibri"/>
+                <w:kern w:val="0"/>
+                <w:sz w:val="18"/>
+                <w:szCs w:val="18"/>
+                <w:lang w:eastAsia="pt-BR"/>
+                <w14:ligatures w14:val="none"/>
+              </w:rPr>
+              <w:t>30</w:t>
+            </w:r>
+          </w:p>
+        </w:tc>
+        <w:tc>
+          <w:tcPr>
+            <w:tcW w:w="4504" w:type="dxa"/>
+            <w:tcBorders>
+              <w:top w:val="single" w:sz="4" w:space="0" w:color="auto"/>
+              <w:left w:val="nil"/>
+              <w:bottom w:val="single" w:sz="4" w:space="0" w:color="auto"/>
+              <w:right w:val="single" w:sz="4" w:space="0" w:color="auto"/>
+            </w:tcBorders>
+            <w:noWrap/>
+            <w:vAlign w:val="center"/>
+            <w:hideMark/>
+          </w:tcPr>
+          <w:p>
+            <w:pPr>
+              <w:spacing w:after="0" w:line="240" w:lineRule="auto"/>
+              <w:rPr>
+                <w:rFonts w:ascii="Calibri" w:eastAsia="Times New Roman" w:hAnsi="Calibri" w:cs="Calibri"/>
+                <w:kern w:val="0"/>
+                <w:sz w:val="18"/>
+                <w:szCs w:val="18"/>
+                <w:lang w:eastAsia="pt-BR"/>
+                <w14:ligatures w14:val="none"/>
+              </w:rPr>
+            </w:pPr>
+            <w:r>
+              <w:rPr>
+                <w:rFonts w:ascii="Calibri" w:eastAsia="Times New Roman" w:hAnsi="Calibri" w:cs="Calibri"/>
+                <w:kern w:val="0"/>
+                <w:sz w:val="18"/>
+                <w:szCs w:val="18"/>
+                <w:lang w:eastAsia="pt-BR"/>
+                <w14:ligatures w14:val="none"/>
+              </w:rPr>
+              <w:t>BUCHA SOLDÁVEL 32 X 25</w:t>
+            </w:r>
+          </w:p>
+        </w:tc>
+        <w:tc>
+          <w:tcPr>
+            <w:tcW w:w="900" w:type="dxa"/>
+            <w:tcBorders>
+              <w:top w:val="nil"/>
+              <w:left w:val="nil"/>
+              <w:bottom w:val="single" w:sz="4" w:space="0" w:color="auto"/>
+              <w:right w:val="single" w:sz="4" w:space="0" w:color="auto"/>
+            </w:tcBorders>
+            <w:noWrap/>
+            <w:vAlign w:val="center"/>
+            <w:hideMark/>
+          </w:tcPr>
+          <w:p>
+            <w:pPr>
+              <w:spacing w:after="0" w:line="240" w:lineRule="auto"/>
+              <w:jc w:val="center"/>
+              <w:rPr>
+                <w:rFonts w:ascii="Calibri" w:eastAsia="Times New Roman" w:hAnsi="Calibri" w:cs="Calibri"/>
+                <w:kern w:val="0"/>
+                <w:sz w:val="18"/>
+                <w:szCs w:val="18"/>
+                <w:lang w:eastAsia="pt-BR"/>
+                <w14:ligatures w14:val="none"/>
+              </w:rPr>
+            </w:pPr>
             <w:r>
               <w:rPr>
                 <w:rFonts w:ascii="Calibri" w:eastAsia="Times New Roman" w:hAnsi="Calibri" w:cs="Calibri"/>
@@ -4976,7 +6577,46 @@
         </w:tc>
         <w:tc>
           <w:tcPr>
-            <w:tcW w:w="4612" w:type="dxa"/>
+            <w:tcW w:w="900" w:type="dxa"/>
+            <w:tcBorders>
+              <w:top w:val="nil"/>
+              <w:left w:val="nil"/>
+              <w:bottom w:val="single" w:sz="4" w:space="0" w:color="auto"/>
+              <w:right w:val="single" w:sz="4" w:space="0" w:color="auto"/>
+            </w:tcBorders>
+            <w:noWrap/>
+            <w:vAlign w:val="center"/>
+            <w:hideMark/>
+          </w:tcPr>
+          <w:p>
+            <w:pPr>
+              <w:spacing w:after="0" w:line="240" w:lineRule="auto"/>
+              <w:jc w:val="center"/>
+              <w:rPr>
+                <w:rFonts w:ascii="Calibri" w:eastAsia="Times New Roman" w:hAnsi="Calibri" w:cs="Calibri"/>
+                <w:kern w:val="0"/>
+                <w:sz w:val="18"/>
+                <w:szCs w:val="18"/>
+                <w:lang w:eastAsia="pt-BR"/>
+                <w14:ligatures w14:val="none"/>
+              </w:rPr>
+            </w:pPr>
+            <w:r>
+              <w:rPr>
+                <w:rFonts w:ascii="Calibri" w:eastAsia="Times New Roman" w:hAnsi="Calibri" w:cs="Calibri"/>
+                <w:kern w:val="0"/>
+                <w:sz w:val="18"/>
+                <w:szCs w:val="18"/>
+                <w:lang w:eastAsia="pt-BR"/>
+                <w14:ligatures w14:val="none"/>
+              </w:rPr>
+              <w:t>UNID</w:t>
+            </w:r>
+          </w:p>
+        </w:tc>
+        <w:tc>
+          <w:tcPr>
+            <w:tcW w:w="3952" w:type="dxa"/>
             <w:tcBorders>
               <w:top w:val="single" w:sz="4" w:space="0" w:color="auto"/>
               <w:left w:val="nil"/>
@@ -5008,13 +6648,56 @@
                 <w:lang w:eastAsia="pt-BR"/>
                 <w14:ligatures w14:val="none"/>
               </w:rPr>
-              <w:t>JOELHO PVC SOLD Ø40MM x 45º</w:t>
-            </w:r>
-          </w:p>
-        </w:tc>
-        <w:tc>
-          <w:tcPr>
-            <w:tcW w:w="910" w:type="dxa"/>
+              <w:t> </w:t>
+            </w:r>
+          </w:p>
+        </w:tc>
+      </w:tr>
+      <w:tr>
+        <w:trPr>
+          <w:trHeight w:val="301"/>
+        </w:trPr>
+        <w:tc>
+          <w:tcPr>
+            <w:tcW w:w="569" w:type="dxa"/>
+            <w:tcBorders>
+              <w:top w:val="nil"/>
+              <w:left w:val="single" w:sz="4" w:space="0" w:color="auto"/>
+              <w:bottom w:val="single" w:sz="4" w:space="0" w:color="auto"/>
+              <w:right w:val="single" w:sz="4" w:space="0" w:color="auto"/>
+            </w:tcBorders>
+            <w:vAlign w:val="center"/>
+            <w:hideMark/>
+          </w:tcPr>
+          <w:p>
+            <w:pPr>
+              <w:spacing w:after="0" w:line="240" w:lineRule="auto"/>
+              <w:jc w:val="center"/>
+              <w:rPr>
+                <w:rFonts w:ascii="Calibri" w:eastAsia="Times New Roman" w:hAnsi="Calibri" w:cs="Calibri"/>
+                <w:kern w:val="0"/>
+                <w:sz w:val="18"/>
+                <w:szCs w:val="18"/>
+                <w:lang w:eastAsia="pt-BR"/>
+                <w14:ligatures w14:val="none"/>
+              </w:rPr>
+            </w:pPr>
+            <w:r>
+              <w:rPr>
+                <w:rFonts w:ascii="Calibri" w:eastAsia="Times New Roman" w:hAnsi="Calibri" w:cs="Calibri"/>
+                <w:kern w:val="0"/>
+                <w:sz w:val="18"/>
+                <w:szCs w:val="18"/>
+                <w:lang w:eastAsia="pt-BR"/>
+                <w14:ligatures w14:val="none"/>
+              </w:rPr>
+              <w:t>31</w:t>
+            </w:r>
+          </w:p>
+        </w:tc>
+        <w:tc>
+          <w:tcPr>
+            <w:tcW w:w="4504" w:type="dxa"/>
             <w:tcBorders>
               <w:top w:val="single" w:sz="4" w:space="0" w:color="auto"/>
               <w:left w:val="nil"/>
@@ -5028,6 +6711,44 @@
           <w:p>
             <w:pPr>
               <w:spacing w:after="0" w:line="240" w:lineRule="auto"/>
+              <w:rPr>
+                <w:rFonts w:ascii="Calibri" w:eastAsia="Times New Roman" w:hAnsi="Calibri" w:cs="Calibri"/>
+                <w:kern w:val="0"/>
+                <w:sz w:val="18"/>
+                <w:szCs w:val="18"/>
+                <w:lang w:eastAsia="pt-BR"/>
+                <w14:ligatures w14:val="none"/>
+              </w:rPr>
+            </w:pPr>
+            <w:r>
+              <w:rPr>
+                <w:rFonts w:ascii="Calibri" w:eastAsia="Times New Roman" w:hAnsi="Calibri" w:cs="Calibri"/>
+                <w:kern w:val="0"/>
+                <w:sz w:val="18"/>
+                <w:szCs w:val="18"/>
+                <w:lang w:eastAsia="pt-BR"/>
+                <w14:ligatures w14:val="none"/>
+              </w:rPr>
+              <w:t>BUCHA SOLDÁVEL 32 X 20</w:t>
+            </w:r>
+          </w:p>
+        </w:tc>
+        <w:tc>
+          <w:tcPr>
+            <w:tcW w:w="900" w:type="dxa"/>
+            <w:tcBorders>
+              <w:top w:val="nil"/>
+              <w:left w:val="nil"/>
+              <w:bottom w:val="single" w:sz="4" w:space="0" w:color="auto"/>
+              <w:right w:val="single" w:sz="4" w:space="0" w:color="auto"/>
+            </w:tcBorders>
+            <w:noWrap/>
+            <w:vAlign w:val="center"/>
+            <w:hideMark/>
+          </w:tcPr>
+          <w:p>
+            <w:pPr>
+              <w:spacing w:after="0" w:line="240" w:lineRule="auto"/>
               <w:jc w:val="center"/>
               <w:rPr>
                 <w:rFonts w:ascii="Calibri" w:eastAsia="Times New Roman" w:hAnsi="Calibri" w:cs="Calibri"/>
@@ -5053,9 +6774,9 @@
         </w:tc>
         <w:tc>
           <w:tcPr>
-            <w:tcW w:w="910" w:type="dxa"/>
-            <w:tcBorders>
-              <w:top w:val="single" w:sz="4" w:space="0" w:color="auto"/>
+            <w:tcW w:w="900" w:type="dxa"/>
+            <w:tcBorders>
+              <w:top w:val="nil"/>
               <w:left w:val="nil"/>
               <w:bottom w:val="single" w:sz="4" w:space="0" w:color="auto"/>
               <w:right w:val="single" w:sz="4" w:space="0" w:color="auto"/>
@@ -5092,7 +6813,7 @@
         </w:tc>
         <w:tc>
           <w:tcPr>
-            <w:tcW w:w="3915" w:type="dxa"/>
+            <w:tcW w:w="3952" w:type="dxa"/>
             <w:tcBorders>
               <w:top w:val="single" w:sz="4" w:space="0" w:color="auto"/>
               <w:left w:val="nil"/>
@@ -5130,15 +6851,6 @@
         </w:tc>
       </w:tr>
     </w:tbl>
-    <w:p>
-      <w:pPr>
-        <w:ind w:firstLine="360"/>
-        <w:jc w:val="both"/>
-        <w:rPr>
-          <w:rFonts w:ascii="Aptos Narrow" w:hAnsi="Aptos Narrow"/>
-        </w:rPr>
-      </w:pPr>
-    </w:p>
     <w:p>
       <w:pPr>
         <w:ind w:firstLine="360"/>
@@ -5198,15 +6910,6 @@
         </w:rPr>
         <w:t>.</w:t>
       </w:r>
-    </w:p>
-    <w:p>
-      <w:pPr>
-        <w:ind w:firstLine="360"/>
-        <w:jc w:val="both"/>
-        <w:rPr>
-          <w:rFonts w:ascii="Aptos Narrow" w:hAnsi="Aptos Narrow"/>
-        </w:rPr>
-      </w:pPr>
     </w:p>
     <w:p>
       <w:pPr>
@@ -5300,6 +7003,7 @@
           <w:p>
             <w:pPr>
               <w:shd w:val="clear" w:color="auto" w:fill="FFFFFF" w:themeFill="background1"/>
+              <w:spacing w:after="0"/>
               <w:rPr>
                 <w:i/>
                 <w:sz w:val="20"/>
@@ -5312,138 +7016,31 @@
                 <w:sz w:val="20"/>
                 <w:szCs w:val="20"/>
               </w:rPr>
-              <w:t xml:space="preserve">Foto 1: Ponto de captação na Estaca </w:t>
-            </w:r>
-            <w:proofErr w:type="gramStart"/>
-            <w:r>
+              <w:t>Foto 1: Ponto de captação na Estaca {{ ESTACA }}  — Lado: {{ LADO }}.</w:t>
+            </w:r>
+          </w:p>
+        </w:tc>
+        <w:tc>
+          <w:tcPr>
+            <w:tcW w:w="4819" w:type="dxa"/>
+          </w:tcPr>
+          <w:p>
+            <w:pPr>
+              <w:shd w:val="clear" w:color="auto" w:fill="FFFFFF" w:themeFill="background1"/>
+              <w:spacing w:after="0"/>
               <w:rPr>
                 <w:i/>
                 <w:sz w:val="20"/>
                 <w:szCs w:val="20"/>
               </w:rPr>
-              <w:t>{{ ESTACA</w:t>
-            </w:r>
-            <w:proofErr w:type="gramEnd"/>
+            </w:pPr>
             <w:r>
               <w:rPr>
                 <w:i/>
                 <w:sz w:val="20"/>
                 <w:szCs w:val="20"/>
               </w:rPr>
-              <w:t xml:space="preserve"> </w:t>
-            </w:r>
-            <w:proofErr w:type="gramStart"/>
-            <w:r>
-              <w:rPr>
-                <w:i/>
-                <w:sz w:val="20"/>
-                <w:szCs w:val="20"/>
-              </w:rPr>
-              <w:t>}}  —</w:t>
-            </w:r>
-            <w:proofErr w:type="gramEnd"/>
-            <w:r>
-              <w:rPr>
-                <w:i/>
-                <w:sz w:val="20"/>
-                <w:szCs w:val="20"/>
-              </w:rPr>
-              <w:t xml:space="preserve"> Lado: </w:t>
-            </w:r>
-            <w:proofErr w:type="gramStart"/>
-            <w:r>
-              <w:rPr>
-                <w:i/>
-                <w:sz w:val="20"/>
-                <w:szCs w:val="20"/>
-              </w:rPr>
-              <w:t>{{ LADO</w:t>
-            </w:r>
-            <w:proofErr w:type="gramEnd"/>
-            <w:r>
-              <w:rPr>
-                <w:i/>
-                <w:sz w:val="20"/>
-                <w:szCs w:val="20"/>
-              </w:rPr>
-              <w:t xml:space="preserve"> }}.</w:t>
-            </w:r>
-          </w:p>
-        </w:tc>
-        <w:tc>
-          <w:tcPr>
-            <w:tcW w:w="4819" w:type="dxa"/>
-          </w:tcPr>
-          <w:p>
-            <w:pPr>
-              <w:shd w:val="clear" w:color="auto" w:fill="FFFFFF" w:themeFill="background1"/>
-              <w:rPr>
-                <w:i/>
-                <w:sz w:val="20"/>
-                <w:szCs w:val="20"/>
-              </w:rPr>
-            </w:pPr>
-            <w:r>
-              <w:rPr>
-                <w:i/>
-                <w:sz w:val="20"/>
-                <w:szCs w:val="20"/>
-              </w:rPr>
-              <w:t xml:space="preserve">Foto 2: Ponto de captação na Estaca </w:t>
-            </w:r>
-            <w:proofErr w:type="gramStart"/>
-            <w:r>
-              <w:rPr>
-                <w:i/>
-                <w:sz w:val="20"/>
-                <w:szCs w:val="20"/>
-              </w:rPr>
-              <w:t>{{ ESTACA</w:t>
-            </w:r>
-            <w:proofErr w:type="gramEnd"/>
-            <w:r>
-              <w:rPr>
-                <w:i/>
-                <w:sz w:val="20"/>
-                <w:szCs w:val="20"/>
-              </w:rPr>
-              <w:t xml:space="preserve"> </w:t>
-            </w:r>
-            <w:proofErr w:type="gramStart"/>
-            <w:r>
-              <w:rPr>
-                <w:i/>
-                <w:sz w:val="20"/>
-                <w:szCs w:val="20"/>
-              </w:rPr>
-              <w:t>}}  —</w:t>
-            </w:r>
-            <w:proofErr w:type="gramEnd"/>
-            <w:r>
-              <w:rPr>
-                <w:i/>
-                <w:sz w:val="20"/>
-                <w:szCs w:val="20"/>
-              </w:rPr>
-              <w:t xml:space="preserve"> Lado: </w:t>
-            </w:r>
-            <w:proofErr w:type="gramStart"/>
-            <w:r>
-              <w:rPr>
-                <w:i/>
-                <w:sz w:val="20"/>
-                <w:szCs w:val="20"/>
-              </w:rPr>
-              <w:t>{{ LADO</w:t>
-            </w:r>
-            <w:proofErr w:type="gramEnd"/>
-            <w:r>
-              <w:rPr>
-                <w:i/>
-                <w:sz w:val="20"/>
-                <w:szCs w:val="20"/>
-              </w:rPr>
-              <w:t xml:space="preserve"> }}.</w:t>
+              <w:t>Foto 2: Ponto de captação na Estaca {{ ESTACA }}  — Lado: {{ LADO }}.</w:t>
             </w:r>
           </w:p>
         </w:tc>
@@ -5451,6 +7048,7 @@
     </w:tbl>
     <w:p>
       <w:pPr>
+        <w:spacing w:after="0"/>
         <w:rPr>
           <w:rFonts w:ascii="Aptos Narrow" w:hAnsi="Aptos Narrow"/>
         </w:rPr>
@@ -5458,16 +7056,18 @@
     </w:p>
     <w:p>
       <w:pPr>
+        <w:spacing w:after="0"/>
         <w:rPr>
           <w:rFonts w:ascii="Aptos Narrow" w:hAnsi="Aptos Narrow"/>
         </w:rPr>
-      </w:pPr>
-    </w:p>
-    <w:p>
-      <w:pPr>
-        <w:rPr>
-          <w:rFonts w:ascii="Aptos Narrow" w:hAnsi="Aptos Narrow"/>
-        </w:rPr>
+        <w:sectPr>
+          <w:headerReference w:type="default" r:id="rId8"/>
+          <w:footerReference w:type="default" r:id="rId9"/>
+          <w:pgSz w:w="11906" w:h="16838" w:code="9"/>
+          <w:pgMar w:top="720" w:right="720" w:bottom="720" w:left="720" w:header="1361" w:footer="0" w:gutter="0"/>
+          <w:cols w:space="708"/>
+          <w:docGrid w:linePitch="360"/>
+        </w:sectPr>
       </w:pPr>
       <w:r>
         <w:rPr>
@@ -5508,14 +7108,20 @@
         <w:rPr>
           <w:rFonts w:ascii="Aptos Narrow" w:hAnsi="Aptos Narrow"/>
         </w:rPr>
-        <w:sectPr>
-          <w:headerReference w:type="default" r:id="rId8"/>
-          <w:footerReference w:type="default" r:id="rId9"/>
-          <w:pgSz w:w="11906" w:h="16838" w:code="9"/>
-          <w:pgMar w:top="720" w:right="720" w:bottom="720" w:left="720" w:header="1361" w:footer="0" w:gutter="0"/>
-          <w:cols w:space="708"/>
-          <w:docGrid w:linePitch="360"/>
-        </w:sectPr>
+      </w:pPr>
+    </w:p>
+    <w:p>
+      <w:pPr>
+        <w:rPr>
+          <w:rFonts w:ascii="Aptos Narrow" w:hAnsi="Aptos Narrow"/>
+        </w:rPr>
+      </w:pPr>
+    </w:p>
+    <w:p>
+      <w:pPr>
+        <w:rPr>
+          <w:rFonts w:ascii="Aptos Narrow" w:hAnsi="Aptos Narrow"/>
+        </w:rPr>
       </w:pPr>
     </w:p>
     <w:p>
@@ -5545,60 +7151,6 @@
           <w:docGrid w:linePitch="360"/>
         </w:sectPr>
       </w:pPr>
-      <w:r>
-        <w:rPr>
-          <w:rFonts w:ascii="Aptos Narrow" w:hAnsi="Aptos Narrow"/>
-          <w:noProof/>
-        </w:rPr>
-        <w:drawing>
-          <wp:inline distT="0" distB="0" distL="0" distR="0" wp14:anchorId="54885023" wp14:editId="0C773AD7">
-            <wp:extent cx="1276350" cy="1009650"/>
-            <wp:effectExtent l="0" t="0" r="0" b="0"/>
-            <wp:docPr id="688629907" name="Imagem 4"/>
-            <wp:cNvGraphicFramePr>
-              <a:graphicFrameLocks xmlns:a="http://schemas.openxmlformats.org/drawingml/2006/main" noChangeAspect="1"/>
-            </wp:cNvGraphicFramePr>
-            <a:graphic xmlns:a="http://schemas.openxmlformats.org/drawingml/2006/main">
-              <a:graphicData uri="http://schemas.openxmlformats.org/drawingml/2006/picture">
-                <pic:pic xmlns:pic="http://schemas.openxmlformats.org/drawingml/2006/picture">
-                  <pic:nvPicPr>
-                    <pic:cNvPr id="0" name="Picture 5"/>
-                    <pic:cNvPicPr>
-                      <a:picLocks noChangeAspect="1" noChangeArrowheads="1"/>
-                    </pic:cNvPicPr>
-                  </pic:nvPicPr>
-                  <pic:blipFill>
-                    <a:blip r:embed="rId10">
-                      <a:extLst>
-                        <a:ext uri="{28A0092B-C50C-407E-A947-70E740481C1C}">
-                          <a14:useLocalDpi xmlns:a14="http://schemas.microsoft.com/office/drawing/2010/main" val="0"/>
-                        </a:ext>
-                      </a:extLst>
-                    </a:blip>
-                    <a:srcRect/>
-                    <a:stretch>
-                      <a:fillRect/>
-                    </a:stretch>
-                  </pic:blipFill>
-                  <pic:spPr bwMode="auto">
-                    <a:xfrm>
-                      <a:off x="0" y="0"/>
-                      <a:ext cx="1276350" cy="1009650"/>
-                    </a:xfrm>
-                    <a:prstGeom prst="rect">
-                      <a:avLst/>
-                    </a:prstGeom>
-                    <a:noFill/>
-                    <a:ln>
-                      <a:noFill/>
-                    </a:ln>
-                  </pic:spPr>
-                </pic:pic>
-              </a:graphicData>
-            </a:graphic>
-          </wp:inline>
-        </w:drawing>
-      </w:r>
     </w:p>
     <w:p>
       <w:pPr>
@@ -5669,15 +7221,15 @@
         <mc:AlternateContent>
           <mc:Choice Requires="wps">
             <w:drawing>
-              <wp:anchor distT="45720" distB="45720" distL="114300" distR="114300" simplePos="0" relativeHeight="251659264" behindDoc="0" locked="0" layoutInCell="1" allowOverlap="1" wp14:anchorId="53A83CBA" wp14:editId="2DBC994F">
+              <wp:anchor distT="45720" distB="45720" distL="114300" distR="114300" simplePos="0" relativeHeight="251659264" behindDoc="0" locked="0" layoutInCell="1" allowOverlap="1" wp14:anchorId="53A83CBA" wp14:editId="47E67D13">
                 <wp:simplePos x="0" y="0"/>
                 <wp:positionH relativeFrom="margin">
                   <wp:align>left</wp:align>
                 </wp:positionH>
                 <wp:positionV relativeFrom="paragraph">
-                  <wp:posOffset>41910</wp:posOffset>
+                  <wp:posOffset>43815</wp:posOffset>
                 </wp:positionV>
-                <wp:extent cx="2743200" cy="514350"/>
+                <wp:extent cx="2933700" cy="693420"/>
                 <wp:effectExtent l="0" t="0" r="0" b="0"/>
                 <wp:wrapSquare wrapText="bothSides"/>
                 <wp:docPr id="2044936601" name="Caixa de Texto 2"/>
@@ -5693,7 +7245,7 @@
                       <wps:spPr bwMode="auto">
                         <a:xfrm>
                           <a:off x="0" y="0"/>
-                          <a:ext cx="2743200" cy="514350"/>
+                          <a:ext cx="2933700" cy="693420"/>
                         </a:xfrm>
                         <a:prstGeom prst="rect">
                           <a:avLst/>
@@ -5735,19 +7287,11 @@
                                 <w:rFonts w:ascii="Aptos Narrow" w:hAnsi="Aptos Narrow"/>
                               </w:rPr>
                             </w:pPr>
-                            <w:proofErr w:type="gramStart"/>
                             <w:r>
                               <w:rPr>
                                 <w:rFonts w:ascii="Aptos Narrow" w:hAnsi="Aptos Narrow"/>
                               </w:rPr>
-                              <w:t>{{ PROPRIETARIO</w:t>
-                            </w:r>
-                            <w:proofErr w:type="gramEnd"/>
-                            <w:r>
-                              <w:rPr>
-                                <w:rFonts w:ascii="Aptos Narrow" w:hAnsi="Aptos Narrow"/>
-                              </w:rPr>
-                              <w:t xml:space="preserve"> }}</w:t>
+                              <w:t>{{ PROPRIETARIO }}</w:t>
                             </w:r>
                             <w:r>
                               <w:rPr>
@@ -5780,7 +7324,7 @@
                 <v:stroke joinstyle="miter"/>
                 <v:path gradientshapeok="t" o:connecttype="rect"/>
               </v:shapetype>
-              <v:shape id="Caixa de Texto 2" o:spid="_x0000_s1026" type="#_x0000_t202" style="position:absolute;margin-left:0;margin-top:3.3pt;width:3in;height:40.5pt;z-index:251659264;visibility:visible;mso-wrap-style:square;mso-width-percent:0;mso-height-percent:0;mso-wrap-distance-left:9pt;mso-wrap-distance-top:3.6pt;mso-wrap-distance-right:9pt;mso-wrap-distance-bottom:3.6pt;mso-position-horizontal:left;mso-position-horizontal-relative:margin;mso-position-vertical:absolute;mso-position-vertical-relative:text;mso-width-percent:0;mso-height-percent:0;mso-width-relative:margin;mso-height-relative:margin;v-text-anchor:middle" o:gfxdata="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" filled="f" stroked="f">
+              <v:shape id="Caixa de Texto 2" o:spid="_x0000_s1026" type="#_x0000_t202" style="position:absolute;margin-left:0;margin-top:3.45pt;width:231pt;height:54.6pt;z-index:251659264;visibility:visible;mso-wrap-style:square;mso-width-percent:0;mso-height-percent:0;mso-wrap-distance-left:9pt;mso-wrap-distance-top:3.6pt;mso-wrap-distance-right:9pt;mso-wrap-distance-bottom:3.6pt;mso-position-horizontal:left;mso-position-horizontal-relative:margin;mso-position-vertical:absolute;mso-position-vertical-relative:text;mso-width-percent:0;mso-height-percent:0;mso-width-relative:margin;mso-height-relative:margin;v-text-anchor:middle" o:gfxdata="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" filled="f" stroked="f">
                 <v:textbox>
                   <w:txbxContent>
                     <w:p>
@@ -5840,15 +7384,15 @@
         <mc:AlternateContent>
           <mc:Choice Requires="wps">
             <w:drawing>
-              <wp:anchor distT="45720" distB="45720" distL="114300" distR="114300" simplePos="0" relativeHeight="251661312" behindDoc="0" locked="0" layoutInCell="1" allowOverlap="1" wp14:anchorId="44D47A3B" wp14:editId="37522971">
+              <wp:anchor distT="45720" distB="45720" distL="114300" distR="114300" simplePos="0" relativeHeight="251661312" behindDoc="0" locked="0" layoutInCell="1" allowOverlap="1" wp14:anchorId="44D47A3B" wp14:editId="3E3B8DFF">
                 <wp:simplePos x="0" y="0"/>
                 <wp:positionH relativeFrom="margin">
-                  <wp:posOffset>3415211</wp:posOffset>
+                  <wp:posOffset>3413760</wp:posOffset>
                 </wp:positionH>
                 <wp:positionV relativeFrom="paragraph">
-                  <wp:posOffset>45720</wp:posOffset>
+                  <wp:posOffset>44450</wp:posOffset>
                 </wp:positionV>
-                <wp:extent cx="3418840" cy="845185"/>
+                <wp:extent cx="3566160" cy="845185"/>
                 <wp:effectExtent l="0" t="0" r="0" b="0"/>
                 <wp:wrapSquare wrapText="bothSides"/>
                 <wp:docPr id="1470893375" name="Caixa de Texto 2"/>
@@ -5864,7 +7408,7 @@
                       <wps:spPr bwMode="auto">
                         <a:xfrm>
                           <a:off x="0" y="0"/>
-                          <a:ext cx="3418840" cy="845185"/>
+                          <a:ext cx="3566160" cy="845185"/>
                         </a:xfrm>
                         <a:prstGeom prst="rect">
                           <a:avLst/>
@@ -5933,7 +7477,7 @@
           </mc:Choice>
           <mc:Fallback>
             <w:pict>
-              <v:shape w14:anchorId="44D47A3B" id="_x0000_s1027" type="#_x0000_t202" style="position:absolute;margin-left:268.9pt;margin-top:3.6pt;width:269.2pt;height:66.55pt;z-index:251661312;visibility:visible;mso-wrap-style:square;mso-width-percent:0;mso-height-percent:0;mso-wrap-distance-left:9pt;mso-wrap-distance-top:3.6pt;mso-wrap-distance-right:9pt;mso-wrap-distance-bottom:3.6pt;mso-position-horizontal:absolute;mso-position-horizontal-relative:margin;mso-position-vertical:absolute;mso-position-vertical-relative:text;mso-width-percent:0;mso-height-percent:0;mso-width-relative:margin;mso-height-relative:margin;v-text-anchor:middle" o:gfxdata="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" filled="f" stroked="f">
+              <v:shape w14:anchorId="44D47A3B" id="_x0000_s1027" type="#_x0000_t202" style="position:absolute;margin-left:268.8pt;margin-top:3.5pt;width:280.8pt;height:66.55pt;z-index:251661312;visibility:visible;mso-wrap-style:square;mso-width-percent:0;mso-height-percent:0;mso-wrap-distance-left:9pt;mso-wrap-distance-top:3.6pt;mso-wrap-distance-right:9pt;mso-wrap-distance-bottom:3.6pt;mso-position-horizontal:absolute;mso-position-horizontal-relative:margin;mso-position-vertical:absolute;mso-position-vertical-relative:text;mso-width-percent:0;mso-height-percent:0;mso-width-relative:margin;mso-height-relative:margin;v-text-anchor:middle" o:gfxdata="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" filled="f" stroked="f">
                 <v:textbox>
                   <w:txbxContent>
                     <w:p>
@@ -6100,16 +7644,7 @@
                               <w:sz w:val="20"/>
                               <w:szCs w:val="20"/>
                             </w:rPr>
-                            <w:t xml:space="preserve">CONTRATO </w:t>
-                          </w:r>
-                          <w:proofErr w:type="gramStart"/>
-                          <w:r>
-                            <w:rPr>
-                              <w:rFonts w:ascii="Aptos Narrow" w:hAnsi="Aptos Narrow"/>
-                              <w:sz w:val="20"/>
-                              <w:szCs w:val="20"/>
-                            </w:rPr>
-                            <w:t xml:space="preserve">{{ </w:t>
+                            <w:t xml:space="preserve">CONTRATO {{ </w:t>
                           </w:r>
                           <w:r>
                             <w:rPr>
@@ -6130,7 +7665,6 @@
                             </w:rPr>
                             <w:t>CONTRATO</w:t>
                           </w:r>
-                          <w:proofErr w:type="gramEnd"/>
                           <w:r>
                             <w:rPr>
                               <w:rFonts w:ascii="Aptos Narrow" w:hAnsi="Aptos Narrow"/>

--- a/template_pisf-ATERRO.docx
+++ b/template_pisf-ATERRO.docx
@@ -503,15 +503,12 @@
             </w:pPr>
             <w:r>
               <w:rPr>
-                <w:rFonts w:ascii="Calibri" w:eastAsia="Times New Roman" w:hAnsi="Calibri" w:cs="Calibri"/>
+                <w:rFonts w:ascii="Calibri" w:hAnsi="Calibri" w:cs="Calibri"/>
                 <w:b/>
                 <w:bCs/>
                 <w:color w:val="000000"/>
-                <w:kern w:val="0"/>
-                <w:sz w:val="18"/>
-                <w:szCs w:val="18"/>
-                <w:lang w:eastAsia="pt-BR"/>
-                <w14:ligatures w14:val="none"/>
+                <w:sz w:val="18"/>
+                <w:szCs w:val="18"/>
               </w:rPr>
               <w:t>ITEM</w:t>
             </w:r>
@@ -547,15 +544,12 @@
             </w:pPr>
             <w:r>
               <w:rPr>
-                <w:rFonts w:ascii="Calibri" w:eastAsia="Times New Roman" w:hAnsi="Calibri" w:cs="Calibri"/>
+                <w:rFonts w:ascii="Calibri" w:hAnsi="Calibri" w:cs="Calibri"/>
                 <w:b/>
                 <w:bCs/>
                 <w:color w:val="000000"/>
-                <w:kern w:val="0"/>
-                <w:sz w:val="18"/>
-                <w:szCs w:val="18"/>
-                <w:lang w:eastAsia="pt-BR"/>
-                <w14:ligatures w14:val="none"/>
+                <w:sz w:val="18"/>
+                <w:szCs w:val="18"/>
               </w:rPr>
               <w:t>MATERIAL</w:t>
             </w:r>
@@ -592,15 +586,12 @@
             </w:pPr>
             <w:r>
               <w:rPr>
-                <w:rFonts w:ascii="Calibri" w:eastAsia="Times New Roman" w:hAnsi="Calibri" w:cs="Calibri"/>
+                <w:rFonts w:ascii="Calibri" w:hAnsi="Calibri" w:cs="Calibri"/>
                 <w:b/>
                 <w:bCs/>
                 <w:color w:val="000000"/>
-                <w:kern w:val="0"/>
-                <w:sz w:val="18"/>
-                <w:szCs w:val="18"/>
-                <w:lang w:eastAsia="pt-BR"/>
-                <w14:ligatures w14:val="none"/>
+                <w:sz w:val="18"/>
+                <w:szCs w:val="18"/>
               </w:rPr>
               <w:t>QUANT.</w:t>
             </w:r>
@@ -637,15 +628,12 @@
             </w:pPr>
             <w:r>
               <w:rPr>
-                <w:rFonts w:ascii="Calibri" w:eastAsia="Times New Roman" w:hAnsi="Calibri" w:cs="Calibri"/>
+                <w:rFonts w:ascii="Calibri" w:hAnsi="Calibri" w:cs="Calibri"/>
                 <w:b/>
                 <w:bCs/>
                 <w:color w:val="000000"/>
-                <w:kern w:val="0"/>
-                <w:sz w:val="18"/>
-                <w:szCs w:val="18"/>
-                <w:lang w:eastAsia="pt-BR"/>
-                <w14:ligatures w14:val="none"/>
+                <w:sz w:val="18"/>
+                <w:szCs w:val="18"/>
               </w:rPr>
               <w:t>UNID</w:t>
             </w:r>
@@ -682,15 +670,12 @@
             </w:pPr>
             <w:r>
               <w:rPr>
-                <w:rFonts w:ascii="Calibri" w:eastAsia="Times New Roman" w:hAnsi="Calibri" w:cs="Calibri"/>
+                <w:rFonts w:ascii="Calibri" w:hAnsi="Calibri" w:cs="Calibri"/>
                 <w:b/>
                 <w:bCs/>
                 <w:color w:val="000000"/>
-                <w:kern w:val="0"/>
-                <w:sz w:val="18"/>
-                <w:szCs w:val="18"/>
-                <w:lang w:eastAsia="pt-BR"/>
-                <w14:ligatures w14:val="none"/>
+                <w:sz w:val="18"/>
+                <w:szCs w:val="18"/>
               </w:rPr>
               <w:t>OBSERVAÇÕES</w:t>
             </w:r>
@@ -728,12 +713,9 @@
             </w:pPr>
             <w:r>
               <w:rPr>
-                <w:rFonts w:ascii="Calibri" w:eastAsia="Times New Roman" w:hAnsi="Calibri" w:cs="Calibri"/>
-                <w:kern w:val="0"/>
-                <w:sz w:val="18"/>
-                <w:szCs w:val="18"/>
-                <w:lang w:eastAsia="pt-BR"/>
-                <w14:ligatures w14:val="none"/>
+                <w:rFonts w:ascii="Calibri" w:hAnsi="Calibri" w:cs="Calibri"/>
+                <w:sz w:val="18"/>
+                <w:szCs w:val="18"/>
               </w:rPr>
               <w:t>1</w:t>
             </w:r>
@@ -766,12 +748,9 @@
             </w:pPr>
             <w:r>
               <w:rPr>
-                <w:rFonts w:ascii="Calibri" w:eastAsia="Times New Roman" w:hAnsi="Calibri" w:cs="Calibri"/>
-                <w:kern w:val="0"/>
-                <w:sz w:val="18"/>
-                <w:szCs w:val="18"/>
-                <w:lang w:eastAsia="pt-BR"/>
-                <w14:ligatures w14:val="none"/>
+                <w:rFonts w:ascii="Calibri" w:hAnsi="Calibri" w:cs="Calibri"/>
+                <w:sz w:val="18"/>
+                <w:szCs w:val="18"/>
               </w:rPr>
               <w:t>TUBO PVC SOLD Ø 40MM</w:t>
             </w:r>
@@ -805,12 +784,9 @@
             </w:pPr>
             <w:r>
               <w:rPr>
-                <w:rFonts w:ascii="Calibri" w:eastAsia="Times New Roman" w:hAnsi="Calibri" w:cs="Calibri"/>
-                <w:kern w:val="0"/>
-                <w:sz w:val="18"/>
-                <w:szCs w:val="18"/>
-                <w:lang w:eastAsia="pt-BR"/>
-                <w14:ligatures w14:val="none"/>
+                <w:rFonts w:ascii="Calibri" w:hAnsi="Calibri" w:cs="Calibri"/>
+                <w:sz w:val="18"/>
+                <w:szCs w:val="18"/>
               </w:rPr>
               <w:t>12</w:t>
             </w:r>
@@ -844,12 +820,9 @@
             </w:pPr>
             <w:r>
               <w:rPr>
-                <w:rFonts w:ascii="Calibri" w:eastAsia="Times New Roman" w:hAnsi="Calibri" w:cs="Calibri"/>
-                <w:kern w:val="0"/>
-                <w:sz w:val="18"/>
-                <w:szCs w:val="18"/>
-                <w:lang w:eastAsia="pt-BR"/>
-                <w14:ligatures w14:val="none"/>
+                <w:rFonts w:ascii="Calibri" w:hAnsi="Calibri" w:cs="Calibri"/>
+                <w:sz w:val="18"/>
+                <w:szCs w:val="18"/>
               </w:rPr>
               <w:t>M</w:t>
             </w:r>
@@ -882,14 +855,11 @@
             </w:pPr>
             <w:r>
               <w:rPr>
-                <w:rFonts w:ascii="Calibri" w:eastAsia="Times New Roman" w:hAnsi="Calibri" w:cs="Calibri"/>
-                <w:kern w:val="0"/>
-                <w:sz w:val="18"/>
-                <w:szCs w:val="18"/>
-                <w:lang w:eastAsia="pt-BR"/>
-                <w14:ligatures w14:val="none"/>
-              </w:rPr>
-              <w:t> </w:t>
+                <w:rFonts w:ascii="Calibri" w:hAnsi="Calibri" w:cs="Calibri"/>
+                <w:sz w:val="18"/>
+                <w:szCs w:val="18"/>
+              </w:rPr>
+              <w:t>CAPTAÇÃO SEÇÃO HIDRÁULICA</w:t>
             </w:r>
           </w:p>
         </w:tc>
@@ -925,12 +895,9 @@
             </w:pPr>
             <w:r>
               <w:rPr>
-                <w:rFonts w:ascii="Calibri" w:eastAsia="Times New Roman" w:hAnsi="Calibri" w:cs="Calibri"/>
-                <w:kern w:val="0"/>
-                <w:sz w:val="18"/>
-                <w:szCs w:val="18"/>
-                <w:lang w:eastAsia="pt-BR"/>
-                <w14:ligatures w14:val="none"/>
+                <w:rFonts w:ascii="Calibri" w:hAnsi="Calibri" w:cs="Calibri"/>
+                <w:sz w:val="18"/>
+                <w:szCs w:val="18"/>
               </w:rPr>
               <w:t>2</w:t>
             </w:r>
@@ -963,12 +930,9 @@
             </w:pPr>
             <w:r>
               <w:rPr>
-                <w:rFonts w:ascii="Calibri" w:eastAsia="Times New Roman" w:hAnsi="Calibri" w:cs="Calibri"/>
-                <w:kern w:val="0"/>
-                <w:sz w:val="18"/>
-                <w:szCs w:val="18"/>
-                <w:lang w:eastAsia="pt-BR"/>
-                <w14:ligatures w14:val="none"/>
+                <w:rFonts w:ascii="Calibri" w:hAnsi="Calibri" w:cs="Calibri"/>
+                <w:sz w:val="18"/>
+                <w:szCs w:val="18"/>
               </w:rPr>
               <w:t>TE PVC Ø40MM</w:t>
             </w:r>
@@ -1002,12 +966,9 @@
             </w:pPr>
             <w:r>
               <w:rPr>
-                <w:rFonts w:ascii="Calibri" w:eastAsia="Times New Roman" w:hAnsi="Calibri" w:cs="Calibri"/>
-                <w:kern w:val="0"/>
-                <w:sz w:val="18"/>
-                <w:szCs w:val="18"/>
-                <w:lang w:eastAsia="pt-BR"/>
-                <w14:ligatures w14:val="none"/>
+                <w:rFonts w:ascii="Calibri" w:hAnsi="Calibri" w:cs="Calibri"/>
+                <w:sz w:val="18"/>
+                <w:szCs w:val="18"/>
               </w:rPr>
               <w:t>1</w:t>
             </w:r>
@@ -1041,12 +1002,9 @@
             </w:pPr>
             <w:r>
               <w:rPr>
-                <w:rFonts w:ascii="Calibri" w:eastAsia="Times New Roman" w:hAnsi="Calibri" w:cs="Calibri"/>
-                <w:kern w:val="0"/>
-                <w:sz w:val="18"/>
-                <w:szCs w:val="18"/>
-                <w:lang w:eastAsia="pt-BR"/>
-                <w14:ligatures w14:val="none"/>
+                <w:rFonts w:ascii="Calibri" w:hAnsi="Calibri" w:cs="Calibri"/>
+                <w:sz w:val="18"/>
+                <w:szCs w:val="18"/>
               </w:rPr>
               <w:t>UNID</w:t>
             </w:r>
@@ -1079,14 +1037,11 @@
             </w:pPr>
             <w:r>
               <w:rPr>
-                <w:rFonts w:ascii="Calibri" w:eastAsia="Times New Roman" w:hAnsi="Calibri" w:cs="Calibri"/>
-                <w:kern w:val="0"/>
-                <w:sz w:val="18"/>
-                <w:szCs w:val="18"/>
-                <w:lang w:eastAsia="pt-BR"/>
-                <w14:ligatures w14:val="none"/>
-              </w:rPr>
-              <w:t> </w:t>
+                <w:rFonts w:ascii="Calibri" w:hAnsi="Calibri" w:cs="Calibri"/>
+                <w:sz w:val="18"/>
+                <w:szCs w:val="18"/>
+              </w:rPr>
+              <w:t>CAPTAÇÃO SEÇÃO HIDRÁULICA</w:t>
             </w:r>
           </w:p>
         </w:tc>
@@ -1122,12 +1077,9 @@
             </w:pPr>
             <w:r>
               <w:rPr>
-                <w:rFonts w:ascii="Calibri" w:eastAsia="Times New Roman" w:hAnsi="Calibri" w:cs="Calibri"/>
-                <w:kern w:val="0"/>
-                <w:sz w:val="18"/>
-                <w:szCs w:val="18"/>
-                <w:lang w:eastAsia="pt-BR"/>
-                <w14:ligatures w14:val="none"/>
+                <w:rFonts w:ascii="Calibri" w:hAnsi="Calibri" w:cs="Calibri"/>
+                <w:sz w:val="18"/>
+                <w:szCs w:val="18"/>
               </w:rPr>
               <w:t>3</w:t>
             </w:r>
@@ -1160,14 +1112,11 @@
             </w:pPr>
             <w:r>
               <w:rPr>
-                <w:rFonts w:ascii="Calibri" w:eastAsia="Times New Roman" w:hAnsi="Calibri" w:cs="Calibri"/>
-                <w:kern w:val="0"/>
-                <w:sz w:val="18"/>
-                <w:szCs w:val="18"/>
-                <w:lang w:eastAsia="pt-BR"/>
-                <w14:ligatures w14:val="none"/>
-              </w:rPr>
-              <w:t>REGISTRO DE ESFERA - PVC SOLD - 40MM</w:t>
+                <w:rFonts w:ascii="Calibri" w:hAnsi="Calibri" w:cs="Calibri"/>
+                <w:sz w:val="18"/>
+                <w:szCs w:val="18"/>
+              </w:rPr>
+              <w:t>REGISTRO ESFERA - PVC SOLD 40MM</w:t>
             </w:r>
           </w:p>
         </w:tc>
@@ -1199,12 +1148,9 @@
             </w:pPr>
             <w:r>
               <w:rPr>
-                <w:rFonts w:ascii="Calibri" w:eastAsia="Times New Roman" w:hAnsi="Calibri" w:cs="Calibri"/>
-                <w:kern w:val="0"/>
-                <w:sz w:val="18"/>
-                <w:szCs w:val="18"/>
-                <w:lang w:eastAsia="pt-BR"/>
-                <w14:ligatures w14:val="none"/>
+                <w:rFonts w:ascii="Calibri" w:hAnsi="Calibri" w:cs="Calibri"/>
+                <w:sz w:val="18"/>
+                <w:szCs w:val="18"/>
               </w:rPr>
               <w:t>1</w:t>
             </w:r>
@@ -1238,12 +1184,9 @@
             </w:pPr>
             <w:r>
               <w:rPr>
-                <w:rFonts w:ascii="Calibri" w:eastAsia="Times New Roman" w:hAnsi="Calibri" w:cs="Calibri"/>
-                <w:kern w:val="0"/>
-                <w:sz w:val="18"/>
-                <w:szCs w:val="18"/>
-                <w:lang w:eastAsia="pt-BR"/>
-                <w14:ligatures w14:val="none"/>
+                <w:rFonts w:ascii="Calibri" w:hAnsi="Calibri" w:cs="Calibri"/>
+                <w:sz w:val="18"/>
+                <w:szCs w:val="18"/>
               </w:rPr>
               <w:t>UNID</w:t>
             </w:r>
@@ -1276,14 +1219,11 @@
             </w:pPr>
             <w:r>
               <w:rPr>
-                <w:rFonts w:ascii="Calibri" w:eastAsia="Times New Roman" w:hAnsi="Calibri" w:cs="Calibri"/>
-                <w:kern w:val="0"/>
-                <w:sz w:val="18"/>
-                <w:szCs w:val="18"/>
-                <w:lang w:eastAsia="pt-BR"/>
-                <w14:ligatures w14:val="none"/>
-              </w:rPr>
-              <w:t> </w:t>
+                <w:rFonts w:ascii="Calibri" w:hAnsi="Calibri" w:cs="Calibri"/>
+                <w:sz w:val="18"/>
+                <w:szCs w:val="18"/>
+              </w:rPr>
+              <w:t>CAPTAÇÃO SEÇÃO HIDRÁULICA</w:t>
             </w:r>
           </w:p>
         </w:tc>
@@ -1319,12 +1259,9 @@
             </w:pPr>
             <w:r>
               <w:rPr>
-                <w:rFonts w:ascii="Calibri" w:eastAsia="Times New Roman" w:hAnsi="Calibri" w:cs="Calibri"/>
-                <w:kern w:val="0"/>
-                <w:sz w:val="18"/>
-                <w:szCs w:val="18"/>
-                <w:lang w:eastAsia="pt-BR"/>
-                <w14:ligatures w14:val="none"/>
+                <w:rFonts w:ascii="Calibri" w:hAnsi="Calibri" w:cs="Calibri"/>
+                <w:sz w:val="18"/>
+                <w:szCs w:val="18"/>
               </w:rPr>
               <w:t>4</w:t>
             </w:r>
@@ -1357,14 +1294,11 @@
             </w:pPr>
             <w:r>
               <w:rPr>
-                <w:rFonts w:ascii="Calibri" w:eastAsia="Times New Roman" w:hAnsi="Calibri" w:cs="Calibri"/>
-                <w:kern w:val="0"/>
-                <w:sz w:val="18"/>
-                <w:szCs w:val="18"/>
-                <w:lang w:eastAsia="pt-BR"/>
-                <w14:ligatures w14:val="none"/>
-              </w:rPr>
-              <w:t>JOELHO PVC SOLD Ø40MM x 90º</w:t>
+                <w:rFonts w:ascii="Calibri" w:hAnsi="Calibri" w:cs="Calibri"/>
+                <w:sz w:val="18"/>
+                <w:szCs w:val="18"/>
+              </w:rPr>
+              <w:t>JOELHO PVC SOLD Ø40MM x 90°</w:t>
             </w:r>
           </w:p>
         </w:tc>
@@ -1396,12 +1330,9 @@
             </w:pPr>
             <w:r>
               <w:rPr>
-                <w:rFonts w:ascii="Calibri" w:eastAsia="Times New Roman" w:hAnsi="Calibri" w:cs="Calibri"/>
-                <w:kern w:val="0"/>
-                <w:sz w:val="18"/>
-                <w:szCs w:val="18"/>
-                <w:lang w:eastAsia="pt-BR"/>
-                <w14:ligatures w14:val="none"/>
+                <w:rFonts w:ascii="Calibri" w:hAnsi="Calibri" w:cs="Calibri"/>
+                <w:sz w:val="18"/>
+                <w:szCs w:val="18"/>
               </w:rPr>
               <w:t>1</w:t>
             </w:r>
@@ -1435,12 +1366,9 @@
             </w:pPr>
             <w:r>
               <w:rPr>
-                <w:rFonts w:ascii="Calibri" w:eastAsia="Times New Roman" w:hAnsi="Calibri" w:cs="Calibri"/>
-                <w:kern w:val="0"/>
-                <w:sz w:val="18"/>
-                <w:szCs w:val="18"/>
-                <w:lang w:eastAsia="pt-BR"/>
-                <w14:ligatures w14:val="none"/>
+                <w:rFonts w:ascii="Calibri" w:hAnsi="Calibri" w:cs="Calibri"/>
+                <w:sz w:val="18"/>
+                <w:szCs w:val="18"/>
               </w:rPr>
               <w:t>UNID</w:t>
             </w:r>
@@ -1473,14 +1401,11 @@
             </w:pPr>
             <w:r>
               <w:rPr>
-                <w:rFonts w:ascii="Calibri" w:eastAsia="Times New Roman" w:hAnsi="Calibri" w:cs="Calibri"/>
-                <w:kern w:val="0"/>
-                <w:sz w:val="18"/>
-                <w:szCs w:val="18"/>
-                <w:lang w:eastAsia="pt-BR"/>
-                <w14:ligatures w14:val="none"/>
-              </w:rPr>
-              <w:t> </w:t>
+                <w:rFonts w:ascii="Calibri" w:hAnsi="Calibri" w:cs="Calibri"/>
+                <w:sz w:val="18"/>
+                <w:szCs w:val="18"/>
+              </w:rPr>
+              <w:t>CAPTAÇÃO SEÇÃO HIDRÁULICA</w:t>
             </w:r>
           </w:p>
         </w:tc>
@@ -1516,12 +1441,9 @@
             </w:pPr>
             <w:r>
               <w:rPr>
-                <w:rFonts w:ascii="Calibri" w:eastAsia="Times New Roman" w:hAnsi="Calibri" w:cs="Calibri"/>
-                <w:kern w:val="0"/>
-                <w:sz w:val="18"/>
-                <w:szCs w:val="18"/>
-                <w:lang w:eastAsia="pt-BR"/>
-                <w14:ligatures w14:val="none"/>
+                <w:rFonts w:ascii="Calibri" w:hAnsi="Calibri" w:cs="Calibri"/>
+                <w:sz w:val="18"/>
+                <w:szCs w:val="18"/>
               </w:rPr>
               <w:t>5</w:t>
             </w:r>
@@ -1554,14 +1476,11 @@
             </w:pPr>
             <w:r>
               <w:rPr>
-                <w:rFonts w:ascii="Calibri" w:eastAsia="Times New Roman" w:hAnsi="Calibri" w:cs="Calibri"/>
-                <w:kern w:val="0"/>
-                <w:sz w:val="18"/>
-                <w:szCs w:val="18"/>
-                <w:lang w:eastAsia="pt-BR"/>
-                <w14:ligatures w14:val="none"/>
-              </w:rPr>
-              <w:t>REDUÇÃO PVC SOLD Ø40MM x Ø25MM</w:t>
+                <w:rFonts w:ascii="Calibri" w:hAnsi="Calibri" w:cs="Calibri"/>
+                <w:sz w:val="18"/>
+                <w:szCs w:val="18"/>
+              </w:rPr>
+              <w:t>REDUÇÃO PVC SOLD Ø40MM x Ø32MM</w:t>
             </w:r>
           </w:p>
         </w:tc>
@@ -1593,12 +1512,9 @@
             </w:pPr>
             <w:r>
               <w:rPr>
-                <w:rFonts w:ascii="Calibri" w:eastAsia="Times New Roman" w:hAnsi="Calibri" w:cs="Calibri"/>
-                <w:kern w:val="0"/>
-                <w:sz w:val="18"/>
-                <w:szCs w:val="18"/>
-                <w:lang w:eastAsia="pt-BR"/>
-                <w14:ligatures w14:val="none"/>
+                <w:rFonts w:ascii="Calibri" w:hAnsi="Calibri" w:cs="Calibri"/>
+                <w:sz w:val="18"/>
+                <w:szCs w:val="18"/>
               </w:rPr>
               <w:t>1</w:t>
             </w:r>
@@ -1632,12 +1548,9 @@
             </w:pPr>
             <w:r>
               <w:rPr>
-                <w:rFonts w:ascii="Calibri" w:eastAsia="Times New Roman" w:hAnsi="Calibri" w:cs="Calibri"/>
-                <w:kern w:val="0"/>
-                <w:sz w:val="18"/>
-                <w:szCs w:val="18"/>
-                <w:lang w:eastAsia="pt-BR"/>
-                <w14:ligatures w14:val="none"/>
+                <w:rFonts w:ascii="Calibri" w:hAnsi="Calibri" w:cs="Calibri"/>
+                <w:sz w:val="18"/>
+                <w:szCs w:val="18"/>
               </w:rPr>
               <w:t>UNID</w:t>
             </w:r>
@@ -1670,14 +1583,11 @@
             </w:pPr>
             <w:r>
               <w:rPr>
-                <w:rFonts w:ascii="Calibri" w:eastAsia="Times New Roman" w:hAnsi="Calibri" w:cs="Calibri"/>
-                <w:kern w:val="0"/>
-                <w:sz w:val="18"/>
-                <w:szCs w:val="18"/>
-                <w:lang w:eastAsia="pt-BR"/>
-                <w14:ligatures w14:val="none"/>
-              </w:rPr>
-              <w:t> </w:t>
+                <w:rFonts w:ascii="Calibri" w:hAnsi="Calibri" w:cs="Calibri"/>
+                <w:sz w:val="18"/>
+                <w:szCs w:val="18"/>
+              </w:rPr>
+              <w:t>CAPTAÇÃO SEÇÃO HIDRÁULICA</w:t>
             </w:r>
           </w:p>
         </w:tc>
@@ -1713,12 +1623,9 @@
             </w:pPr>
             <w:r>
               <w:rPr>
-                <w:rFonts w:ascii="Calibri" w:eastAsia="Times New Roman" w:hAnsi="Calibri" w:cs="Calibri"/>
-                <w:kern w:val="0"/>
-                <w:sz w:val="18"/>
-                <w:szCs w:val="18"/>
-                <w:lang w:eastAsia="pt-BR"/>
-                <w14:ligatures w14:val="none"/>
+                <w:rFonts w:ascii="Calibri" w:hAnsi="Calibri" w:cs="Calibri"/>
+                <w:sz w:val="18"/>
+                <w:szCs w:val="18"/>
               </w:rPr>
               <w:t>6</w:t>
             </w:r>
@@ -1751,14 +1658,11 @@
             </w:pPr>
             <w:r>
               <w:rPr>
-                <w:rFonts w:ascii="Calibri" w:eastAsia="Times New Roman" w:hAnsi="Calibri" w:cs="Calibri"/>
-                <w:kern w:val="0"/>
-                <w:sz w:val="18"/>
-                <w:szCs w:val="18"/>
-                <w:lang w:eastAsia="pt-BR"/>
-                <w14:ligatures w14:val="none"/>
-              </w:rPr>
-              <w:t>HIDRÔMETRO MEDIDOR 3/4’’</w:t>
+                <w:rFonts w:ascii="Calibri" w:hAnsi="Calibri" w:cs="Calibri"/>
+                <w:sz w:val="18"/>
+                <w:szCs w:val="18"/>
+              </w:rPr>
+              <w:t>HIDRÔMETRO MEDIDOR 32MM</w:t>
             </w:r>
           </w:p>
         </w:tc>
@@ -1790,12 +1694,9 @@
             </w:pPr>
             <w:r>
               <w:rPr>
-                <w:rFonts w:ascii="Calibri" w:eastAsia="Times New Roman" w:hAnsi="Calibri" w:cs="Calibri"/>
-                <w:kern w:val="0"/>
-                <w:sz w:val="18"/>
-                <w:szCs w:val="18"/>
-                <w:lang w:eastAsia="pt-BR"/>
-                <w14:ligatures w14:val="none"/>
+                <w:rFonts w:ascii="Calibri" w:hAnsi="Calibri" w:cs="Calibri"/>
+                <w:sz w:val="18"/>
+                <w:szCs w:val="18"/>
               </w:rPr>
               <w:t>1</w:t>
             </w:r>
@@ -1829,12 +1730,9 @@
             </w:pPr>
             <w:r>
               <w:rPr>
-                <w:rFonts w:ascii="Calibri" w:eastAsia="Times New Roman" w:hAnsi="Calibri" w:cs="Calibri"/>
-                <w:kern w:val="0"/>
-                <w:sz w:val="18"/>
-                <w:szCs w:val="18"/>
-                <w:lang w:eastAsia="pt-BR"/>
-                <w14:ligatures w14:val="none"/>
+                <w:rFonts w:ascii="Calibri" w:hAnsi="Calibri" w:cs="Calibri"/>
+                <w:sz w:val="18"/>
+                <w:szCs w:val="18"/>
               </w:rPr>
               <w:t>UNID</w:t>
             </w:r>
@@ -1867,14 +1765,11 @@
             </w:pPr>
             <w:r>
               <w:rPr>
-                <w:rFonts w:ascii="Calibri" w:eastAsia="Times New Roman" w:hAnsi="Calibri" w:cs="Calibri"/>
-                <w:kern w:val="0"/>
-                <w:sz w:val="18"/>
-                <w:szCs w:val="18"/>
-                <w:lang w:eastAsia="pt-BR"/>
-                <w14:ligatures w14:val="none"/>
-              </w:rPr>
-              <w:t> </w:t>
+                <w:rFonts w:ascii="Calibri" w:hAnsi="Calibri" w:cs="Calibri"/>
+                <w:sz w:val="18"/>
+                <w:szCs w:val="18"/>
+              </w:rPr>
+              <w:t>CAIXA HIDRÔMETRO</w:t>
             </w:r>
           </w:p>
         </w:tc>
@@ -1910,12 +1805,9 @@
             </w:pPr>
             <w:r>
               <w:rPr>
-                <w:rFonts w:ascii="Calibri" w:eastAsia="Times New Roman" w:hAnsi="Calibri" w:cs="Calibri"/>
-                <w:kern w:val="0"/>
-                <w:sz w:val="18"/>
-                <w:szCs w:val="18"/>
-                <w:lang w:eastAsia="pt-BR"/>
-                <w14:ligatures w14:val="none"/>
+                <w:rFonts w:ascii="Calibri" w:hAnsi="Calibri" w:cs="Calibri"/>
+                <w:sz w:val="18"/>
+                <w:szCs w:val="18"/>
               </w:rPr>
               <w:t>7</w:t>
             </w:r>
@@ -1948,14 +1840,11 @@
             </w:pPr>
             <w:r>
               <w:rPr>
-                <w:rFonts w:ascii="Calibri" w:eastAsia="Times New Roman" w:hAnsi="Calibri" w:cs="Calibri"/>
-                <w:kern w:val="0"/>
-                <w:sz w:val="18"/>
-                <w:szCs w:val="18"/>
-                <w:lang w:eastAsia="pt-BR"/>
-                <w14:ligatures w14:val="none"/>
-              </w:rPr>
-              <w:t>REGISTRO DE ESFERA - PVC SOLD - 3/4’’</w:t>
+                <w:rFonts w:ascii="Calibri" w:hAnsi="Calibri" w:cs="Calibri"/>
+                <w:sz w:val="18"/>
+                <w:szCs w:val="18"/>
+              </w:rPr>
+              <w:t>REGISTRO ESFERA - PVC SOLD - 32MM</w:t>
             </w:r>
           </w:p>
         </w:tc>
@@ -1987,12 +1876,9 @@
             </w:pPr>
             <w:r>
               <w:rPr>
-                <w:rFonts w:ascii="Calibri" w:eastAsia="Times New Roman" w:hAnsi="Calibri" w:cs="Calibri"/>
-                <w:kern w:val="0"/>
-                <w:sz w:val="18"/>
-                <w:szCs w:val="18"/>
-                <w:lang w:eastAsia="pt-BR"/>
-                <w14:ligatures w14:val="none"/>
+                <w:rFonts w:ascii="Calibri" w:hAnsi="Calibri" w:cs="Calibri"/>
+                <w:sz w:val="18"/>
+                <w:szCs w:val="18"/>
               </w:rPr>
               <w:t>2</w:t>
             </w:r>
@@ -2026,12 +1912,9 @@
             </w:pPr>
             <w:r>
               <w:rPr>
-                <w:rFonts w:ascii="Calibri" w:eastAsia="Times New Roman" w:hAnsi="Calibri" w:cs="Calibri"/>
-                <w:kern w:val="0"/>
-                <w:sz w:val="18"/>
-                <w:szCs w:val="18"/>
-                <w:lang w:eastAsia="pt-BR"/>
-                <w14:ligatures w14:val="none"/>
+                <w:rFonts w:ascii="Calibri" w:hAnsi="Calibri" w:cs="Calibri"/>
+                <w:sz w:val="18"/>
+                <w:szCs w:val="18"/>
               </w:rPr>
               <w:t>UNID</w:t>
             </w:r>
@@ -2064,14 +1947,11 @@
             </w:pPr>
             <w:r>
               <w:rPr>
-                <w:rFonts w:ascii="Calibri" w:eastAsia="Times New Roman" w:hAnsi="Calibri" w:cs="Calibri"/>
-                <w:kern w:val="0"/>
-                <w:sz w:val="18"/>
-                <w:szCs w:val="18"/>
-                <w:lang w:eastAsia="pt-BR"/>
-                <w14:ligatures w14:val="none"/>
-              </w:rPr>
-              <w:t> </w:t>
+                <w:rFonts w:ascii="Calibri" w:hAnsi="Calibri" w:cs="Calibri"/>
+                <w:sz w:val="18"/>
+                <w:szCs w:val="18"/>
+              </w:rPr>
+              <w:t>CAIXA HIDRÔMETRO/DESCIDA TALUDE</w:t>
             </w:r>
           </w:p>
         </w:tc>
@@ -2107,12 +1987,9 @@
             </w:pPr>
             <w:r>
               <w:rPr>
-                <w:rFonts w:ascii="Calibri" w:eastAsia="Times New Roman" w:hAnsi="Calibri" w:cs="Calibri"/>
-                <w:kern w:val="0"/>
-                <w:sz w:val="18"/>
-                <w:szCs w:val="18"/>
-                <w:lang w:eastAsia="pt-BR"/>
-                <w14:ligatures w14:val="none"/>
+                <w:rFonts w:ascii="Calibri" w:hAnsi="Calibri" w:cs="Calibri"/>
+                <w:sz w:val="18"/>
+                <w:szCs w:val="18"/>
               </w:rPr>
               <w:t>8</w:t>
             </w:r>
@@ -2145,14 +2022,11 @@
             </w:pPr>
             <w:r>
               <w:rPr>
-                <w:rFonts w:ascii="Calibri" w:eastAsia="Times New Roman" w:hAnsi="Calibri" w:cs="Calibri"/>
-                <w:kern w:val="0"/>
-                <w:sz w:val="18"/>
-                <w:szCs w:val="18"/>
-                <w:lang w:eastAsia="pt-BR"/>
-                <w14:ligatures w14:val="none"/>
-              </w:rPr>
-              <w:t>MANGUEIRA MANGOTE Ø 25MM</w:t>
+                <w:rFonts w:ascii="Calibri" w:hAnsi="Calibri" w:cs="Calibri"/>
+                <w:sz w:val="18"/>
+                <w:szCs w:val="18"/>
+              </w:rPr>
+              <w:t>MANGUEIRA MANGOTE Ø 32MM - VARIAVEL</w:t>
             </w:r>
           </w:p>
         </w:tc>
@@ -2184,14 +2058,11 @@
             </w:pPr>
             <w:r>
               <w:rPr>
-                <w:rFonts w:ascii="Calibri" w:eastAsia="Times New Roman" w:hAnsi="Calibri" w:cs="Calibri"/>
-                <w:kern w:val="0"/>
-                <w:sz w:val="18"/>
-                <w:szCs w:val="18"/>
-                <w:lang w:eastAsia="pt-BR"/>
-                <w14:ligatures w14:val="none"/>
-              </w:rPr>
-              <w:t>15</w:t>
+                <w:rFonts w:ascii="Calibri" w:hAnsi="Calibri" w:cs="Calibri"/>
+                <w:sz w:val="18"/>
+                <w:szCs w:val="18"/>
+              </w:rPr>
+              <w:t> </w:t>
             </w:r>
           </w:p>
         </w:tc>
@@ -2223,12 +2094,9 @@
             </w:pPr>
             <w:r>
               <w:rPr>
-                <w:rFonts w:ascii="Calibri" w:eastAsia="Times New Roman" w:hAnsi="Calibri" w:cs="Calibri"/>
-                <w:kern w:val="0"/>
-                <w:sz w:val="18"/>
-                <w:szCs w:val="18"/>
-                <w:lang w:eastAsia="pt-BR"/>
-                <w14:ligatures w14:val="none"/>
+                <w:rFonts w:ascii="Calibri" w:hAnsi="Calibri" w:cs="Calibri"/>
+                <w:sz w:val="18"/>
+                <w:szCs w:val="18"/>
               </w:rPr>
               <w:t>M</w:t>
             </w:r>
@@ -2261,14 +2129,11 @@
             </w:pPr>
             <w:r>
               <w:rPr>
-                <w:rFonts w:ascii="Calibri" w:eastAsia="Times New Roman" w:hAnsi="Calibri" w:cs="Calibri"/>
-                <w:kern w:val="0"/>
-                <w:sz w:val="18"/>
-                <w:szCs w:val="18"/>
-                <w:lang w:eastAsia="pt-BR"/>
-                <w14:ligatures w14:val="none"/>
-              </w:rPr>
-              <w:t> </w:t>
+                <w:rFonts w:ascii="Calibri" w:hAnsi="Calibri" w:cs="Calibri"/>
+                <w:sz w:val="18"/>
+                <w:szCs w:val="18"/>
+              </w:rPr>
+              <w:t>DESCIDA TALUDE</w:t>
             </w:r>
           </w:p>
         </w:tc>
@@ -2304,12 +2169,9 @@
             </w:pPr>
             <w:r>
               <w:rPr>
-                <w:rFonts w:ascii="Calibri" w:eastAsia="Times New Roman" w:hAnsi="Calibri" w:cs="Calibri"/>
-                <w:kern w:val="0"/>
-                <w:sz w:val="18"/>
-                <w:szCs w:val="18"/>
-                <w:lang w:eastAsia="pt-BR"/>
-                <w14:ligatures w14:val="none"/>
+                <w:rFonts w:ascii="Calibri" w:hAnsi="Calibri" w:cs="Calibri"/>
+                <w:sz w:val="18"/>
+                <w:szCs w:val="18"/>
               </w:rPr>
               <w:t>9</w:t>
             </w:r>
@@ -2342,14 +2204,11 @@
             </w:pPr>
             <w:r>
               <w:rPr>
-                <w:rFonts w:ascii="Calibri" w:eastAsia="Times New Roman" w:hAnsi="Calibri" w:cs="Calibri"/>
-                <w:kern w:val="0"/>
-                <w:sz w:val="18"/>
-                <w:szCs w:val="18"/>
-                <w:lang w:eastAsia="pt-BR"/>
-                <w14:ligatures w14:val="none"/>
-              </w:rPr>
-              <w:t>JOELHO PVC SOLD Ø20MM x 90º</w:t>
+                <w:rFonts w:ascii="Calibri" w:hAnsi="Calibri" w:cs="Calibri"/>
+                <w:sz w:val="18"/>
+                <w:szCs w:val="18"/>
+              </w:rPr>
+              <w:t>JOELHO PVC SOLD Ø40MM x 45°</w:t>
             </w:r>
           </w:p>
         </w:tc>
@@ -2381,12 +2240,9 @@
             </w:pPr>
             <w:r>
               <w:rPr>
-                <w:rFonts w:ascii="Calibri" w:eastAsia="Times New Roman" w:hAnsi="Calibri" w:cs="Calibri"/>
-                <w:kern w:val="0"/>
-                <w:sz w:val="18"/>
-                <w:szCs w:val="18"/>
-                <w:lang w:eastAsia="pt-BR"/>
-                <w14:ligatures w14:val="none"/>
+                <w:rFonts w:ascii="Calibri" w:hAnsi="Calibri" w:cs="Calibri"/>
+                <w:sz w:val="18"/>
+                <w:szCs w:val="18"/>
               </w:rPr>
               <w:t>2</w:t>
             </w:r>
@@ -2420,12 +2276,9 @@
             </w:pPr>
             <w:r>
               <w:rPr>
-                <w:rFonts w:ascii="Calibri" w:eastAsia="Times New Roman" w:hAnsi="Calibri" w:cs="Calibri"/>
-                <w:kern w:val="0"/>
-                <w:sz w:val="18"/>
-                <w:szCs w:val="18"/>
-                <w:lang w:eastAsia="pt-BR"/>
-                <w14:ligatures w14:val="none"/>
+                <w:rFonts w:ascii="Calibri" w:hAnsi="Calibri" w:cs="Calibri"/>
+                <w:sz w:val="18"/>
+                <w:szCs w:val="18"/>
               </w:rPr>
               <w:t>UNID</w:t>
             </w:r>
@@ -2458,14 +2311,11 @@
             </w:pPr>
             <w:r>
               <w:rPr>
-                <w:rFonts w:ascii="Calibri" w:eastAsia="Times New Roman" w:hAnsi="Calibri" w:cs="Calibri"/>
-                <w:kern w:val="0"/>
-                <w:sz w:val="18"/>
-                <w:szCs w:val="18"/>
-                <w:lang w:eastAsia="pt-BR"/>
-                <w14:ligatures w14:val="none"/>
-              </w:rPr>
-              <w:t> </w:t>
+                <w:rFonts w:ascii="Calibri" w:hAnsi="Calibri" w:cs="Calibri"/>
+                <w:sz w:val="18"/>
+                <w:szCs w:val="18"/>
+              </w:rPr>
+              <w:t>CAPTAÇÃO SEÇÃO HIDRÁULICA</w:t>
             </w:r>
           </w:p>
         </w:tc>
@@ -2501,12 +2351,9 @@
             </w:pPr>
             <w:r>
               <w:rPr>
-                <w:rFonts w:ascii="Calibri" w:eastAsia="Times New Roman" w:hAnsi="Calibri" w:cs="Calibri"/>
-                <w:kern w:val="0"/>
-                <w:sz w:val="18"/>
-                <w:szCs w:val="18"/>
-                <w:lang w:eastAsia="pt-BR"/>
-                <w14:ligatures w14:val="none"/>
+                <w:rFonts w:ascii="Calibri" w:hAnsi="Calibri" w:cs="Calibri"/>
+                <w:sz w:val="18"/>
+                <w:szCs w:val="18"/>
               </w:rPr>
               <w:t>10</w:t>
             </w:r>
@@ -2539,14 +2386,11 @@
             </w:pPr>
             <w:r>
               <w:rPr>
-                <w:rFonts w:ascii="Calibri" w:eastAsia="Times New Roman" w:hAnsi="Calibri" w:cs="Calibri"/>
-                <w:kern w:val="0"/>
-                <w:sz w:val="18"/>
-                <w:szCs w:val="18"/>
-                <w:lang w:eastAsia="pt-BR"/>
-                <w14:ligatures w14:val="none"/>
-              </w:rPr>
-              <w:t>ABRAÇADEIRA DE ROSCA SEM FIM (3/4'')</w:t>
+                <w:rFonts w:ascii="Calibri" w:hAnsi="Calibri" w:cs="Calibri"/>
+                <w:sz w:val="18"/>
+                <w:szCs w:val="18"/>
+              </w:rPr>
+              <w:t>ABRAÇADEIRA DE ROSCA SEM FIM (32 - 44MM)</w:t>
             </w:r>
           </w:p>
         </w:tc>
@@ -2578,12 +2422,9 @@
             </w:pPr>
             <w:r>
               <w:rPr>
-                <w:rFonts w:ascii="Calibri" w:eastAsia="Times New Roman" w:hAnsi="Calibri" w:cs="Calibri"/>
-                <w:kern w:val="0"/>
-                <w:sz w:val="18"/>
-                <w:szCs w:val="18"/>
-                <w:lang w:eastAsia="pt-BR"/>
-                <w14:ligatures w14:val="none"/>
+                <w:rFonts w:ascii="Calibri" w:hAnsi="Calibri" w:cs="Calibri"/>
+                <w:sz w:val="18"/>
+                <w:szCs w:val="18"/>
               </w:rPr>
               <w:t>2</w:t>
             </w:r>
@@ -2617,12 +2458,9 @@
             </w:pPr>
             <w:r>
               <w:rPr>
-                <w:rFonts w:ascii="Calibri" w:eastAsia="Times New Roman" w:hAnsi="Calibri" w:cs="Calibri"/>
-                <w:kern w:val="0"/>
-                <w:sz w:val="18"/>
-                <w:szCs w:val="18"/>
-                <w:lang w:eastAsia="pt-BR"/>
-                <w14:ligatures w14:val="none"/>
+                <w:rFonts w:ascii="Calibri" w:hAnsi="Calibri" w:cs="Calibri"/>
+                <w:sz w:val="18"/>
+                <w:szCs w:val="18"/>
               </w:rPr>
               <w:t>UNID</w:t>
             </w:r>
@@ -2655,14 +2493,11 @@
             </w:pPr>
             <w:r>
               <w:rPr>
-                <w:rFonts w:ascii="Calibri" w:eastAsia="Times New Roman" w:hAnsi="Calibri" w:cs="Calibri"/>
-                <w:kern w:val="0"/>
-                <w:sz w:val="18"/>
-                <w:szCs w:val="18"/>
-                <w:lang w:eastAsia="pt-BR"/>
-                <w14:ligatures w14:val="none"/>
-              </w:rPr>
-              <w:t>Fixação tubulação</w:t>
+                <w:rFonts w:ascii="Calibri" w:hAnsi="Calibri" w:cs="Calibri"/>
+                <w:sz w:val="18"/>
+                <w:szCs w:val="18"/>
+              </w:rPr>
+              <w:t>CAIXA HIDRÔMETRO/DESCIDA TALUDE</w:t>
             </w:r>
           </w:p>
         </w:tc>
@@ -2698,12 +2533,9 @@
             </w:pPr>
             <w:r>
               <w:rPr>
-                <w:rFonts w:ascii="Calibri" w:eastAsia="Times New Roman" w:hAnsi="Calibri" w:cs="Calibri"/>
-                <w:kern w:val="0"/>
-                <w:sz w:val="18"/>
-                <w:szCs w:val="18"/>
-                <w:lang w:eastAsia="pt-BR"/>
-                <w14:ligatures w14:val="none"/>
+                <w:rFonts w:ascii="Calibri" w:hAnsi="Calibri" w:cs="Calibri"/>
+                <w:sz w:val="18"/>
+                <w:szCs w:val="18"/>
               </w:rPr>
               <w:t>11</w:t>
             </w:r>
@@ -2736,14 +2568,11 @@
             </w:pPr>
             <w:r>
               <w:rPr>
-                <w:rFonts w:ascii="Calibri" w:eastAsia="Times New Roman" w:hAnsi="Calibri" w:cs="Calibri"/>
-                <w:kern w:val="0"/>
-                <w:sz w:val="18"/>
-                <w:szCs w:val="18"/>
-                <w:lang w:eastAsia="pt-BR"/>
-                <w14:ligatures w14:val="none"/>
-              </w:rPr>
-              <w:t>ABRAÇADEIRA METÁLICA TIPO U - 1.1/2'' 40MM</w:t>
+                <w:rFonts w:ascii="Calibri" w:hAnsi="Calibri" w:cs="Calibri"/>
+                <w:sz w:val="18"/>
+                <w:szCs w:val="18"/>
+              </w:rPr>
+              <w:t>ABRAÇADEIRA METÁLICA TIPO U - 40 MM</w:t>
             </w:r>
           </w:p>
         </w:tc>
@@ -2775,12 +2604,9 @@
             </w:pPr>
             <w:r>
               <w:rPr>
-                <w:rFonts w:ascii="Calibri" w:eastAsia="Times New Roman" w:hAnsi="Calibri" w:cs="Calibri"/>
-                <w:kern w:val="0"/>
-                <w:sz w:val="18"/>
-                <w:szCs w:val="18"/>
-                <w:lang w:eastAsia="pt-BR"/>
-                <w14:ligatures w14:val="none"/>
+                <w:rFonts w:ascii="Calibri" w:hAnsi="Calibri" w:cs="Calibri"/>
+                <w:sz w:val="18"/>
+                <w:szCs w:val="18"/>
               </w:rPr>
               <w:t>4</w:t>
             </w:r>
@@ -2814,12 +2640,9 @@
             </w:pPr>
             <w:r>
               <w:rPr>
-                <w:rFonts w:ascii="Calibri" w:eastAsia="Times New Roman" w:hAnsi="Calibri" w:cs="Calibri"/>
-                <w:kern w:val="0"/>
-                <w:sz w:val="18"/>
-                <w:szCs w:val="18"/>
-                <w:lang w:eastAsia="pt-BR"/>
-                <w14:ligatures w14:val="none"/>
+                <w:rFonts w:ascii="Calibri" w:hAnsi="Calibri" w:cs="Calibri"/>
+                <w:sz w:val="18"/>
+                <w:szCs w:val="18"/>
               </w:rPr>
               <w:t>UNID</w:t>
             </w:r>
@@ -2852,14 +2675,11 @@
             </w:pPr>
             <w:r>
               <w:rPr>
-                <w:rFonts w:ascii="Calibri" w:eastAsia="Times New Roman" w:hAnsi="Calibri" w:cs="Calibri"/>
-                <w:kern w:val="0"/>
-                <w:sz w:val="18"/>
-                <w:szCs w:val="18"/>
-                <w:lang w:eastAsia="pt-BR"/>
-                <w14:ligatures w14:val="none"/>
-              </w:rPr>
-              <w:t>Fixação tubulação</w:t>
+                <w:rFonts w:ascii="Calibri" w:hAnsi="Calibri" w:cs="Calibri"/>
+                <w:sz w:val="18"/>
+                <w:szCs w:val="18"/>
+              </w:rPr>
+              <w:t>CAPTAÇÃO SEÇÃO HIDRÁULICA</w:t>
             </w:r>
           </w:p>
         </w:tc>
@@ -2895,12 +2715,9 @@
             </w:pPr>
             <w:r>
               <w:rPr>
-                <w:rFonts w:ascii="Calibri" w:eastAsia="Times New Roman" w:hAnsi="Calibri" w:cs="Calibri"/>
-                <w:kern w:val="0"/>
-                <w:sz w:val="18"/>
-                <w:szCs w:val="18"/>
-                <w:lang w:eastAsia="pt-BR"/>
-                <w14:ligatures w14:val="none"/>
+                <w:rFonts w:ascii="Calibri" w:hAnsi="Calibri" w:cs="Calibri"/>
+                <w:sz w:val="18"/>
+                <w:szCs w:val="18"/>
               </w:rPr>
               <w:t>12</w:t>
             </w:r>
@@ -2933,14 +2750,11 @@
             </w:pPr>
             <w:r>
               <w:rPr>
-                <w:rFonts w:ascii="Calibri" w:eastAsia="Times New Roman" w:hAnsi="Calibri" w:cs="Calibri"/>
-                <w:kern w:val="0"/>
-                <w:sz w:val="18"/>
-                <w:szCs w:val="18"/>
-                <w:lang w:eastAsia="pt-BR"/>
-                <w14:ligatures w14:val="none"/>
-              </w:rPr>
-              <w:t>LUVA LR (SOLDÁVEL P/ ROSCA) 32MM X 1''</w:t>
+                <w:rFonts w:ascii="Calibri" w:hAnsi="Calibri" w:cs="Calibri"/>
+                <w:sz w:val="18"/>
+                <w:szCs w:val="18"/>
+              </w:rPr>
+              <w:t>LUVA LR (SOLDÁVEL P/ ROSCA) 32MM X 1</w:t>
             </w:r>
           </w:p>
         </w:tc>
@@ -2972,14 +2786,11 @@
             </w:pPr>
             <w:r>
               <w:rPr>
-                <w:rFonts w:ascii="Calibri" w:eastAsia="Times New Roman" w:hAnsi="Calibri" w:cs="Calibri"/>
-                <w:kern w:val="0"/>
-                <w:sz w:val="18"/>
-                <w:szCs w:val="18"/>
-                <w:lang w:eastAsia="pt-BR"/>
-                <w14:ligatures w14:val="none"/>
-              </w:rPr>
-              <w:t>1</w:t>
+                <w:rFonts w:ascii="Calibri" w:hAnsi="Calibri" w:cs="Calibri"/>
+                <w:sz w:val="18"/>
+                <w:szCs w:val="18"/>
+              </w:rPr>
+              <w:t>2</w:t>
             </w:r>
           </w:p>
         </w:tc>
@@ -3011,12 +2822,9 @@
             </w:pPr>
             <w:r>
               <w:rPr>
-                <w:rFonts w:ascii="Calibri" w:eastAsia="Times New Roman" w:hAnsi="Calibri" w:cs="Calibri"/>
-                <w:kern w:val="0"/>
-                <w:sz w:val="18"/>
-                <w:szCs w:val="18"/>
-                <w:lang w:eastAsia="pt-BR"/>
-                <w14:ligatures w14:val="none"/>
+                <w:rFonts w:ascii="Calibri" w:hAnsi="Calibri" w:cs="Calibri"/>
+                <w:sz w:val="18"/>
+                <w:szCs w:val="18"/>
               </w:rPr>
               <w:t>UNID</w:t>
             </w:r>
@@ -3049,14 +2857,11 @@
             </w:pPr>
             <w:r>
               <w:rPr>
-                <w:rFonts w:ascii="Calibri" w:eastAsia="Times New Roman" w:hAnsi="Calibri" w:cs="Calibri"/>
-                <w:kern w:val="0"/>
-                <w:sz w:val="18"/>
-                <w:szCs w:val="18"/>
-                <w:lang w:eastAsia="pt-BR"/>
-                <w14:ligatures w14:val="none"/>
-              </w:rPr>
-              <w:t>Ligação (registro x hidrômetro)</w:t>
+                <w:rFonts w:ascii="Calibri" w:hAnsi="Calibri" w:cs="Calibri"/>
+                <w:sz w:val="18"/>
+                <w:szCs w:val="18"/>
+              </w:rPr>
+              <w:t>CAIXA HIDRÔMETRO</w:t>
             </w:r>
           </w:p>
         </w:tc>
@@ -3092,12 +2897,9 @@
             </w:pPr>
             <w:r>
               <w:rPr>
-                <w:rFonts w:ascii="Calibri" w:eastAsia="Times New Roman" w:hAnsi="Calibri" w:cs="Calibri"/>
-                <w:kern w:val="0"/>
-                <w:sz w:val="18"/>
-                <w:szCs w:val="18"/>
-                <w:lang w:eastAsia="pt-BR"/>
-                <w14:ligatures w14:val="none"/>
+                <w:rFonts w:ascii="Calibri" w:hAnsi="Calibri" w:cs="Calibri"/>
+                <w:sz w:val="18"/>
+                <w:szCs w:val="18"/>
               </w:rPr>
               <w:t>13</w:t>
             </w:r>
@@ -3130,14 +2932,11 @@
             </w:pPr>
             <w:r>
               <w:rPr>
-                <w:rFonts w:ascii="Calibri" w:eastAsia="Times New Roman" w:hAnsi="Calibri" w:cs="Calibri"/>
-                <w:kern w:val="0"/>
-                <w:sz w:val="18"/>
-                <w:szCs w:val="18"/>
-                <w:lang w:eastAsia="pt-BR"/>
-                <w14:ligatures w14:val="none"/>
-              </w:rPr>
-              <w:t>LUVA LR (SOLDÁVEL P/ ROSCA) 32MM X 3/4''</w:t>
+                <w:rFonts w:ascii="Calibri" w:hAnsi="Calibri" w:cs="Calibri"/>
+                <w:sz w:val="18"/>
+                <w:szCs w:val="18"/>
+              </w:rPr>
+              <w:t>UNIÃO SOLDÁVEL Ø40MM</w:t>
             </w:r>
           </w:p>
         </w:tc>
@@ -3169,12 +2968,9 @@
             </w:pPr>
             <w:r>
               <w:rPr>
-                <w:rFonts w:ascii="Calibri" w:eastAsia="Times New Roman" w:hAnsi="Calibri" w:cs="Calibri"/>
-                <w:kern w:val="0"/>
-                <w:sz w:val="18"/>
-                <w:szCs w:val="18"/>
-                <w:lang w:eastAsia="pt-BR"/>
-                <w14:ligatures w14:val="none"/>
+                <w:rFonts w:ascii="Calibri" w:hAnsi="Calibri" w:cs="Calibri"/>
+                <w:sz w:val="18"/>
+                <w:szCs w:val="18"/>
               </w:rPr>
               <w:t>1</w:t>
             </w:r>
@@ -3208,12 +3004,9 @@
             </w:pPr>
             <w:r>
               <w:rPr>
-                <w:rFonts w:ascii="Calibri" w:eastAsia="Times New Roman" w:hAnsi="Calibri" w:cs="Calibri"/>
-                <w:kern w:val="0"/>
-                <w:sz w:val="18"/>
-                <w:szCs w:val="18"/>
-                <w:lang w:eastAsia="pt-BR"/>
-                <w14:ligatures w14:val="none"/>
+                <w:rFonts w:ascii="Calibri" w:hAnsi="Calibri" w:cs="Calibri"/>
+                <w:sz w:val="18"/>
+                <w:szCs w:val="18"/>
               </w:rPr>
               <w:t>UNID</w:t>
             </w:r>
@@ -3246,14 +3039,11 @@
             </w:pPr>
             <w:r>
               <w:rPr>
-                <w:rFonts w:ascii="Calibri" w:eastAsia="Times New Roman" w:hAnsi="Calibri" w:cs="Calibri"/>
-                <w:kern w:val="0"/>
-                <w:sz w:val="18"/>
-                <w:szCs w:val="18"/>
-                <w:lang w:eastAsia="pt-BR"/>
-                <w14:ligatures w14:val="none"/>
-              </w:rPr>
-              <w:t>Ligação (hidrômetro x mangueira)</w:t>
+                <w:rFonts w:ascii="Calibri" w:hAnsi="Calibri" w:cs="Calibri"/>
+                <w:sz w:val="18"/>
+                <w:szCs w:val="18"/>
+              </w:rPr>
+              <w:t>CAIXA HIDRÔMETRO</w:t>
             </w:r>
           </w:p>
         </w:tc>
@@ -3289,12 +3079,9 @@
             </w:pPr>
             <w:r>
               <w:rPr>
-                <w:rFonts w:ascii="Calibri" w:eastAsia="Times New Roman" w:hAnsi="Calibri" w:cs="Calibri"/>
-                <w:kern w:val="0"/>
-                <w:sz w:val="18"/>
-                <w:szCs w:val="18"/>
-                <w:lang w:eastAsia="pt-BR"/>
-                <w14:ligatures w14:val="none"/>
+                <w:rFonts w:ascii="Calibri" w:hAnsi="Calibri" w:cs="Calibri"/>
+                <w:sz w:val="18"/>
+                <w:szCs w:val="18"/>
               </w:rPr>
               <w:t>14</w:t>
             </w:r>
@@ -3327,14 +3114,11 @@
             </w:pPr>
             <w:r>
               <w:rPr>
-                <w:rFonts w:ascii="Calibri" w:eastAsia="Times New Roman" w:hAnsi="Calibri" w:cs="Calibri"/>
-                <w:kern w:val="0"/>
-                <w:sz w:val="18"/>
-                <w:szCs w:val="18"/>
-                <w:lang w:eastAsia="pt-BR"/>
-                <w14:ligatures w14:val="none"/>
-              </w:rPr>
-              <w:t>ADAPTADOR SOLDÁVEL CURTO 40MM X 1.1/2''</w:t>
+                <w:rFonts w:ascii="Calibri" w:hAnsi="Calibri" w:cs="Calibri"/>
+                <w:sz w:val="18"/>
+                <w:szCs w:val="18"/>
+              </w:rPr>
+              <w:t>ADAPTADOR SOLDÁVEL CURTO 40MM X 1.1/2"</w:t>
             </w:r>
           </w:p>
         </w:tc>
@@ -3366,12 +3150,9 @@
             </w:pPr>
             <w:r>
               <w:rPr>
-                <w:rFonts w:ascii="Calibri" w:eastAsia="Times New Roman" w:hAnsi="Calibri" w:cs="Calibri"/>
-                <w:kern w:val="0"/>
-                <w:sz w:val="18"/>
-                <w:szCs w:val="18"/>
-                <w:lang w:eastAsia="pt-BR"/>
-                <w14:ligatures w14:val="none"/>
+                <w:rFonts w:ascii="Calibri" w:hAnsi="Calibri" w:cs="Calibri"/>
+                <w:sz w:val="18"/>
+                <w:szCs w:val="18"/>
               </w:rPr>
               <w:t>1</w:t>
             </w:r>
@@ -3405,12 +3186,9 @@
             </w:pPr>
             <w:r>
               <w:rPr>
-                <w:rFonts w:ascii="Calibri" w:eastAsia="Times New Roman" w:hAnsi="Calibri" w:cs="Calibri"/>
-                <w:kern w:val="0"/>
-                <w:sz w:val="18"/>
-                <w:szCs w:val="18"/>
-                <w:lang w:eastAsia="pt-BR"/>
-                <w14:ligatures w14:val="none"/>
+                <w:rFonts w:ascii="Calibri" w:hAnsi="Calibri" w:cs="Calibri"/>
+                <w:sz w:val="18"/>
+                <w:szCs w:val="18"/>
               </w:rPr>
               <w:t>UNID</w:t>
             </w:r>
@@ -3443,14 +3221,11 @@
             </w:pPr>
             <w:r>
               <w:rPr>
-                <w:rFonts w:ascii="Calibri" w:eastAsia="Times New Roman" w:hAnsi="Calibri" w:cs="Calibri"/>
-                <w:kern w:val="0"/>
-                <w:sz w:val="18"/>
-                <w:szCs w:val="18"/>
-                <w:lang w:eastAsia="pt-BR"/>
-                <w14:ligatures w14:val="none"/>
-              </w:rPr>
-              <w:t>Ligação (tubo x válvula crivo)</w:t>
+                <w:rFonts w:ascii="Calibri" w:hAnsi="Calibri" w:cs="Calibri"/>
+                <w:sz w:val="18"/>
+                <w:szCs w:val="18"/>
+              </w:rPr>
+              <w:t>CAIXA HIDRÔMETRO</w:t>
             </w:r>
           </w:p>
         </w:tc>
@@ -3486,12 +3261,9 @@
             </w:pPr>
             <w:r>
               <w:rPr>
-                <w:rFonts w:ascii="Calibri" w:eastAsia="Times New Roman" w:hAnsi="Calibri" w:cs="Calibri"/>
-                <w:kern w:val="0"/>
-                <w:sz w:val="18"/>
-                <w:szCs w:val="18"/>
-                <w:lang w:eastAsia="pt-BR"/>
-                <w14:ligatures w14:val="none"/>
+                <w:rFonts w:ascii="Calibri" w:hAnsi="Calibri" w:cs="Calibri"/>
+                <w:sz w:val="18"/>
+                <w:szCs w:val="18"/>
               </w:rPr>
               <w:t>15</w:t>
             </w:r>
@@ -3524,12 +3296,9 @@
             </w:pPr>
             <w:r>
               <w:rPr>
-                <w:rFonts w:ascii="Calibri" w:eastAsia="Times New Roman" w:hAnsi="Calibri" w:cs="Calibri"/>
-                <w:kern w:val="0"/>
-                <w:sz w:val="18"/>
-                <w:szCs w:val="18"/>
-                <w:lang w:eastAsia="pt-BR"/>
-                <w14:ligatures w14:val="none"/>
+                <w:rFonts w:ascii="Calibri" w:hAnsi="Calibri" w:cs="Calibri"/>
+                <w:sz w:val="18"/>
+                <w:szCs w:val="18"/>
               </w:rPr>
               <w:t>VALVULA DE PE COM CRIVO - 40MM</w:t>
             </w:r>
@@ -3563,12 +3332,9 @@
             </w:pPr>
             <w:r>
               <w:rPr>
-                <w:rFonts w:ascii="Calibri" w:eastAsia="Times New Roman" w:hAnsi="Calibri" w:cs="Calibri"/>
-                <w:kern w:val="0"/>
-                <w:sz w:val="18"/>
-                <w:szCs w:val="18"/>
-                <w:lang w:eastAsia="pt-BR"/>
-                <w14:ligatures w14:val="none"/>
+                <w:rFonts w:ascii="Calibri" w:hAnsi="Calibri" w:cs="Calibri"/>
+                <w:sz w:val="18"/>
+                <w:szCs w:val="18"/>
               </w:rPr>
               <w:t>1</w:t>
             </w:r>
@@ -3602,12 +3368,9 @@
             </w:pPr>
             <w:r>
               <w:rPr>
-                <w:rFonts w:ascii="Calibri" w:eastAsia="Times New Roman" w:hAnsi="Calibri" w:cs="Calibri"/>
-                <w:kern w:val="0"/>
-                <w:sz w:val="18"/>
-                <w:szCs w:val="18"/>
-                <w:lang w:eastAsia="pt-BR"/>
-                <w14:ligatures w14:val="none"/>
+                <w:rFonts w:ascii="Calibri" w:hAnsi="Calibri" w:cs="Calibri"/>
+                <w:sz w:val="18"/>
+                <w:szCs w:val="18"/>
               </w:rPr>
               <w:t>UNID</w:t>
             </w:r>
@@ -3640,14 +3403,11 @@
             </w:pPr>
             <w:r>
               <w:rPr>
-                <w:rFonts w:ascii="Calibri" w:eastAsia="Times New Roman" w:hAnsi="Calibri" w:cs="Calibri"/>
-                <w:kern w:val="0"/>
-                <w:sz w:val="18"/>
-                <w:szCs w:val="18"/>
-                <w:lang w:eastAsia="pt-BR"/>
-                <w14:ligatures w14:val="none"/>
-              </w:rPr>
-              <w:t> </w:t>
+                <w:rFonts w:ascii="Calibri" w:hAnsi="Calibri" w:cs="Calibri"/>
+                <w:sz w:val="18"/>
+                <w:szCs w:val="18"/>
+              </w:rPr>
+              <w:t>CAPTAÇÃO SEÇÃO HIDRÁULICA</w:t>
             </w:r>
           </w:p>
         </w:tc>
@@ -3683,12 +3443,9 @@
             </w:pPr>
             <w:r>
               <w:rPr>
-                <w:rFonts w:ascii="Calibri" w:eastAsia="Times New Roman" w:hAnsi="Calibri" w:cs="Calibri"/>
-                <w:kern w:val="0"/>
-                <w:sz w:val="18"/>
-                <w:szCs w:val="18"/>
-                <w:lang w:eastAsia="pt-BR"/>
-                <w14:ligatures w14:val="none"/>
+                <w:rFonts w:ascii="Calibri" w:hAnsi="Calibri" w:cs="Calibri"/>
+                <w:sz w:val="18"/>
+                <w:szCs w:val="18"/>
               </w:rPr>
               <w:t>16</w:t>
             </w:r>
@@ -3721,12 +3478,9 @@
             </w:pPr>
             <w:r>
               <w:rPr>
-                <w:rFonts w:ascii="Calibri" w:eastAsia="Times New Roman" w:hAnsi="Calibri" w:cs="Calibri"/>
-                <w:kern w:val="0"/>
-                <w:sz w:val="18"/>
-                <w:szCs w:val="18"/>
-                <w:lang w:eastAsia="pt-BR"/>
-                <w14:ligatures w14:val="none"/>
+                <w:rFonts w:ascii="Calibri" w:hAnsi="Calibri" w:cs="Calibri"/>
+                <w:sz w:val="18"/>
+                <w:szCs w:val="18"/>
               </w:rPr>
               <w:t>CANALETA DE CONCRETO 14X19X39</w:t>
             </w:r>
@@ -3760,12 +3514,9 @@
             </w:pPr>
             <w:r>
               <w:rPr>
-                <w:rFonts w:ascii="Calibri" w:eastAsia="Times New Roman" w:hAnsi="Calibri" w:cs="Calibri"/>
-                <w:kern w:val="0"/>
-                <w:sz w:val="18"/>
-                <w:szCs w:val="18"/>
-                <w:lang w:eastAsia="pt-BR"/>
-                <w14:ligatures w14:val="none"/>
+                <w:rFonts w:ascii="Calibri" w:hAnsi="Calibri" w:cs="Calibri"/>
+                <w:sz w:val="18"/>
+                <w:szCs w:val="18"/>
               </w:rPr>
               <w:t>1</w:t>
             </w:r>
@@ -3799,14 +3550,11 @@
             </w:pPr>
             <w:r>
               <w:rPr>
-                <w:rFonts w:ascii="Calibri" w:eastAsia="Times New Roman" w:hAnsi="Calibri" w:cs="Calibri"/>
-                <w:kern w:val="0"/>
-                <w:sz w:val="18"/>
-                <w:szCs w:val="18"/>
-                <w:lang w:eastAsia="pt-BR"/>
-                <w14:ligatures w14:val="none"/>
-              </w:rPr>
-              <w:t>UNID</w:t>
+                <w:rFonts w:ascii="Calibri" w:hAnsi="Calibri" w:cs="Calibri"/>
+                <w:sz w:val="18"/>
+                <w:szCs w:val="18"/>
+              </w:rPr>
+              <w:t>M</w:t>
             </w:r>
           </w:p>
         </w:tc>
@@ -3837,14 +3585,11 @@
             </w:pPr>
             <w:r>
               <w:rPr>
-                <w:rFonts w:ascii="Calibri" w:eastAsia="Times New Roman" w:hAnsi="Calibri" w:cs="Calibri"/>
-                <w:kern w:val="0"/>
-                <w:sz w:val="18"/>
-                <w:szCs w:val="18"/>
-                <w:lang w:eastAsia="pt-BR"/>
-                <w14:ligatures w14:val="none"/>
-              </w:rPr>
-              <w:t>Proteção da tubulação na mureta</w:t>
+                <w:rFonts w:ascii="Calibri" w:hAnsi="Calibri" w:cs="Calibri"/>
+                <w:sz w:val="18"/>
+                <w:szCs w:val="18"/>
+              </w:rPr>
+              <w:t>CAPTAÇÃO SEÇÃO HIDRÁULICA</w:t>
             </w:r>
           </w:p>
         </w:tc>
@@ -3880,12 +3625,9 @@
             </w:pPr>
             <w:r>
               <w:rPr>
-                <w:rFonts w:ascii="Calibri" w:eastAsia="Times New Roman" w:hAnsi="Calibri" w:cs="Calibri"/>
-                <w:kern w:val="0"/>
-                <w:sz w:val="18"/>
-                <w:szCs w:val="18"/>
-                <w:lang w:eastAsia="pt-BR"/>
-                <w14:ligatures w14:val="none"/>
+                <w:rFonts w:ascii="Calibri" w:hAnsi="Calibri" w:cs="Calibri"/>
+                <w:sz w:val="18"/>
+                <w:szCs w:val="18"/>
               </w:rPr>
               <w:t>17</w:t>
             </w:r>
@@ -3919,13 +3661,9 @@
             </w:pPr>
             <w:r>
               <w:rPr>
-                <w:rFonts w:ascii="Calibri" w:eastAsia="Times New Roman" w:hAnsi="Calibri" w:cs="Calibri"/>
-                <w:color w:val="000000"/>
-                <w:kern w:val="0"/>
-                <w:sz w:val="18"/>
-                <w:szCs w:val="18"/>
-                <w:lang w:eastAsia="pt-BR"/>
-                <w14:ligatures w14:val="none"/>
+                <w:rFonts w:ascii="Calibri" w:hAnsi="Calibri" w:cs="Calibri"/>
+                <w:sz w:val="18"/>
+                <w:szCs w:val="18"/>
               </w:rPr>
               <w:t>CAIXA EM CONCRETO PRÉ-MOLDADO 50X80X35CM</w:t>
             </w:r>
@@ -3959,12 +3697,9 @@
             </w:pPr>
             <w:r>
               <w:rPr>
-                <w:rFonts w:ascii="Calibri" w:eastAsia="Times New Roman" w:hAnsi="Calibri" w:cs="Calibri"/>
-                <w:kern w:val="0"/>
-                <w:sz w:val="18"/>
-                <w:szCs w:val="18"/>
-                <w:lang w:eastAsia="pt-BR"/>
-                <w14:ligatures w14:val="none"/>
+                <w:rFonts w:ascii="Calibri" w:hAnsi="Calibri" w:cs="Calibri"/>
+                <w:sz w:val="18"/>
+                <w:szCs w:val="18"/>
               </w:rPr>
               <w:t>1</w:t>
             </w:r>
@@ -3998,12 +3733,9 @@
             </w:pPr>
             <w:r>
               <w:rPr>
-                <w:rFonts w:ascii="Calibri" w:eastAsia="Times New Roman" w:hAnsi="Calibri" w:cs="Calibri"/>
-                <w:kern w:val="0"/>
-                <w:sz w:val="18"/>
-                <w:szCs w:val="18"/>
-                <w:lang w:eastAsia="pt-BR"/>
-                <w14:ligatures w14:val="none"/>
+                <w:rFonts w:ascii="Calibri" w:hAnsi="Calibri" w:cs="Calibri"/>
+                <w:sz w:val="18"/>
+                <w:szCs w:val="18"/>
               </w:rPr>
               <w:t>UNID</w:t>
             </w:r>
@@ -4036,14 +3768,11 @@
             </w:pPr>
             <w:r>
               <w:rPr>
-                <w:rFonts w:ascii="Calibri" w:eastAsia="Times New Roman" w:hAnsi="Calibri" w:cs="Calibri"/>
-                <w:kern w:val="0"/>
-                <w:sz w:val="18"/>
-                <w:szCs w:val="18"/>
-                <w:lang w:eastAsia="pt-BR"/>
-                <w14:ligatures w14:val="none"/>
-              </w:rPr>
-              <w:t>Ver detalhe 02.</w:t>
+                <w:rFonts w:ascii="Calibri" w:hAnsi="Calibri" w:cs="Calibri"/>
+                <w:sz w:val="18"/>
+                <w:szCs w:val="18"/>
+              </w:rPr>
+              <w:t>CAIXA HIDRÔMETRO</w:t>
             </w:r>
           </w:p>
         </w:tc>
@@ -4079,12 +3808,9 @@
             </w:pPr>
             <w:r>
               <w:rPr>
-                <w:rFonts w:ascii="Calibri" w:eastAsia="Times New Roman" w:hAnsi="Calibri" w:cs="Calibri"/>
-                <w:kern w:val="0"/>
-                <w:sz w:val="18"/>
-                <w:szCs w:val="18"/>
-                <w:lang w:eastAsia="pt-BR"/>
-                <w14:ligatures w14:val="none"/>
+                <w:rFonts w:ascii="Calibri" w:hAnsi="Calibri" w:cs="Calibri"/>
+                <w:sz w:val="18"/>
+                <w:szCs w:val="18"/>
               </w:rPr>
               <w:t>18</w:t>
             </w:r>
@@ -4118,13 +3844,9 @@
             </w:pPr>
             <w:r>
               <w:rPr>
-                <w:rFonts w:ascii="Calibri" w:eastAsia="Times New Roman" w:hAnsi="Calibri" w:cs="Calibri"/>
-                <w:color w:val="000000"/>
-                <w:kern w:val="0"/>
-                <w:sz w:val="18"/>
-                <w:szCs w:val="18"/>
-                <w:lang w:eastAsia="pt-BR"/>
-                <w14:ligatures w14:val="none"/>
+                <w:rFonts w:ascii="Calibri" w:hAnsi="Calibri" w:cs="Calibri"/>
+                <w:sz w:val="18"/>
+                <w:szCs w:val="18"/>
               </w:rPr>
               <w:t>BUCHA COM ABA ANEL - S8</w:t>
             </w:r>
@@ -4158,12 +3880,9 @@
             </w:pPr>
             <w:r>
               <w:rPr>
-                <w:rFonts w:ascii="Calibri" w:eastAsia="Times New Roman" w:hAnsi="Calibri" w:cs="Calibri"/>
-                <w:kern w:val="0"/>
-                <w:sz w:val="18"/>
-                <w:szCs w:val="18"/>
-                <w:lang w:eastAsia="pt-BR"/>
-                <w14:ligatures w14:val="none"/>
+                <w:rFonts w:ascii="Calibri" w:hAnsi="Calibri" w:cs="Calibri"/>
+                <w:sz w:val="18"/>
+                <w:szCs w:val="18"/>
               </w:rPr>
               <w:t>8</w:t>
             </w:r>
@@ -4197,12 +3916,9 @@
             </w:pPr>
             <w:r>
               <w:rPr>
-                <w:rFonts w:ascii="Calibri" w:eastAsia="Times New Roman" w:hAnsi="Calibri" w:cs="Calibri"/>
-                <w:kern w:val="0"/>
-                <w:sz w:val="18"/>
-                <w:szCs w:val="18"/>
-                <w:lang w:eastAsia="pt-BR"/>
-                <w14:ligatures w14:val="none"/>
+                <w:rFonts w:ascii="Calibri" w:hAnsi="Calibri" w:cs="Calibri"/>
+                <w:sz w:val="18"/>
+                <w:szCs w:val="18"/>
               </w:rPr>
               <w:t>UNID</w:t>
             </w:r>
@@ -4235,14 +3951,11 @@
             </w:pPr>
             <w:r>
               <w:rPr>
-                <w:rFonts w:ascii="Calibri" w:eastAsia="Times New Roman" w:hAnsi="Calibri" w:cs="Calibri"/>
-                <w:kern w:val="0"/>
-                <w:sz w:val="18"/>
-                <w:szCs w:val="18"/>
-                <w:lang w:eastAsia="pt-BR"/>
-                <w14:ligatures w14:val="none"/>
-              </w:rPr>
-              <w:t>Ancoragem da Tubulação</w:t>
+                <w:rFonts w:ascii="Calibri" w:hAnsi="Calibri" w:cs="Calibri"/>
+                <w:sz w:val="18"/>
+                <w:szCs w:val="18"/>
+              </w:rPr>
+              <w:t>MATERIAL DE FIXAÇÃO/MONTAGEM</w:t>
             </w:r>
           </w:p>
         </w:tc>
@@ -4278,12 +3991,9 @@
             </w:pPr>
             <w:r>
               <w:rPr>
-                <w:rFonts w:ascii="Calibri" w:eastAsia="Times New Roman" w:hAnsi="Calibri" w:cs="Calibri"/>
-                <w:kern w:val="0"/>
-                <w:sz w:val="18"/>
-                <w:szCs w:val="18"/>
-                <w:lang w:eastAsia="pt-BR"/>
-                <w14:ligatures w14:val="none"/>
+                <w:rFonts w:ascii="Calibri" w:hAnsi="Calibri" w:cs="Calibri"/>
+                <w:sz w:val="18"/>
+                <w:szCs w:val="18"/>
               </w:rPr>
               <w:t>19</w:t>
             </w:r>
@@ -4317,13 +4027,9 @@
             </w:pPr>
             <w:r>
               <w:rPr>
-                <w:rFonts w:ascii="Calibri" w:eastAsia="Times New Roman" w:hAnsi="Calibri" w:cs="Calibri"/>
-                <w:color w:val="000000"/>
-                <w:kern w:val="0"/>
-                <w:sz w:val="18"/>
-                <w:szCs w:val="18"/>
-                <w:lang w:eastAsia="pt-BR"/>
-                <w14:ligatures w14:val="none"/>
+                <w:rFonts w:ascii="Calibri" w:hAnsi="Calibri" w:cs="Calibri"/>
+                <w:sz w:val="18"/>
+                <w:szCs w:val="18"/>
               </w:rPr>
               <w:t>PARAFUSO 5X40</w:t>
             </w:r>
@@ -4357,12 +4063,9 @@
             </w:pPr>
             <w:r>
               <w:rPr>
-                <w:rFonts w:ascii="Calibri" w:eastAsia="Times New Roman" w:hAnsi="Calibri" w:cs="Calibri"/>
-                <w:kern w:val="0"/>
-                <w:sz w:val="18"/>
-                <w:szCs w:val="18"/>
-                <w:lang w:eastAsia="pt-BR"/>
-                <w14:ligatures w14:val="none"/>
+                <w:rFonts w:ascii="Calibri" w:hAnsi="Calibri" w:cs="Calibri"/>
+                <w:sz w:val="18"/>
+                <w:szCs w:val="18"/>
               </w:rPr>
               <w:t>8</w:t>
             </w:r>
@@ -4396,12 +4099,9 @@
             </w:pPr>
             <w:r>
               <w:rPr>
-                <w:rFonts w:ascii="Calibri" w:eastAsia="Times New Roman" w:hAnsi="Calibri" w:cs="Calibri"/>
-                <w:kern w:val="0"/>
-                <w:sz w:val="18"/>
-                <w:szCs w:val="18"/>
-                <w:lang w:eastAsia="pt-BR"/>
-                <w14:ligatures w14:val="none"/>
+                <w:rFonts w:ascii="Calibri" w:hAnsi="Calibri" w:cs="Calibri"/>
+                <w:sz w:val="18"/>
+                <w:szCs w:val="18"/>
               </w:rPr>
               <w:t>UNID</w:t>
             </w:r>
@@ -4434,14 +4134,11 @@
             </w:pPr>
             <w:r>
               <w:rPr>
-                <w:rFonts w:ascii="Calibri" w:eastAsia="Times New Roman" w:hAnsi="Calibri" w:cs="Calibri"/>
-                <w:kern w:val="0"/>
-                <w:sz w:val="18"/>
-                <w:szCs w:val="18"/>
-                <w:lang w:eastAsia="pt-BR"/>
-                <w14:ligatures w14:val="none"/>
-              </w:rPr>
-              <w:t>Ancoragem da Tubulação</w:t>
+                <w:rFonts w:ascii="Calibri" w:hAnsi="Calibri" w:cs="Calibri"/>
+                <w:sz w:val="18"/>
+                <w:szCs w:val="18"/>
+              </w:rPr>
+              <w:t>MATERIAL DE FIXAÇÃO/MONTAGEM</w:t>
             </w:r>
           </w:p>
         </w:tc>
@@ -4477,12 +4174,9 @@
             </w:pPr>
             <w:r>
               <w:rPr>
-                <w:rFonts w:ascii="Calibri" w:eastAsia="Times New Roman" w:hAnsi="Calibri" w:cs="Calibri"/>
-                <w:kern w:val="0"/>
-                <w:sz w:val="18"/>
-                <w:szCs w:val="18"/>
-                <w:lang w:eastAsia="pt-BR"/>
-                <w14:ligatures w14:val="none"/>
+                <w:rFonts w:ascii="Calibri" w:hAnsi="Calibri" w:cs="Calibri"/>
+                <w:sz w:val="18"/>
+                <w:szCs w:val="18"/>
               </w:rPr>
               <w:lastRenderedPageBreak/>
               <w:t>20</w:t>
@@ -4517,13 +4211,9 @@
             </w:pPr>
             <w:r>
               <w:rPr>
-                <w:rFonts w:ascii="Calibri" w:eastAsia="Times New Roman" w:hAnsi="Calibri" w:cs="Calibri"/>
-                <w:color w:val="000000"/>
-                <w:kern w:val="0"/>
-                <w:sz w:val="18"/>
-                <w:szCs w:val="18"/>
-                <w:lang w:eastAsia="pt-BR"/>
-                <w14:ligatures w14:val="none"/>
+                <w:rFonts w:ascii="Calibri" w:hAnsi="Calibri" w:cs="Calibri"/>
+                <w:sz w:val="18"/>
+                <w:szCs w:val="18"/>
               </w:rPr>
               <w:t>ADESIVO PLÁSTICO PARA TUOS DE PVC</w:t>
             </w:r>
@@ -4557,12 +4247,9 @@
             </w:pPr>
             <w:r>
               <w:rPr>
-                <w:rFonts w:ascii="Calibri" w:eastAsia="Times New Roman" w:hAnsi="Calibri" w:cs="Calibri"/>
-                <w:kern w:val="0"/>
-                <w:sz w:val="18"/>
-                <w:szCs w:val="18"/>
-                <w:lang w:eastAsia="pt-BR"/>
-                <w14:ligatures w14:val="none"/>
+                <w:rFonts w:ascii="Calibri" w:hAnsi="Calibri" w:cs="Calibri"/>
+                <w:sz w:val="18"/>
+                <w:szCs w:val="18"/>
               </w:rPr>
               <w:t>1</w:t>
             </w:r>
@@ -4596,12 +4283,9 @@
             </w:pPr>
             <w:r>
               <w:rPr>
-                <w:rFonts w:ascii="Calibri" w:eastAsia="Times New Roman" w:hAnsi="Calibri" w:cs="Calibri"/>
-                <w:kern w:val="0"/>
-                <w:sz w:val="18"/>
-                <w:szCs w:val="18"/>
-                <w:lang w:eastAsia="pt-BR"/>
-                <w14:ligatures w14:val="none"/>
+                <w:rFonts w:ascii="Calibri" w:hAnsi="Calibri" w:cs="Calibri"/>
+                <w:sz w:val="18"/>
+                <w:szCs w:val="18"/>
               </w:rPr>
               <w:t>UNID</w:t>
             </w:r>
@@ -4634,14 +4318,11 @@
             </w:pPr>
             <w:r>
               <w:rPr>
-                <w:rFonts w:ascii="Calibri" w:eastAsia="Times New Roman" w:hAnsi="Calibri" w:cs="Calibri"/>
-                <w:kern w:val="0"/>
-                <w:sz w:val="18"/>
-                <w:szCs w:val="18"/>
-                <w:lang w:eastAsia="pt-BR"/>
-                <w14:ligatures w14:val="none"/>
-              </w:rPr>
-              <w:t> </w:t>
+                <w:rFonts w:ascii="Calibri" w:hAnsi="Calibri" w:cs="Calibri"/>
+                <w:sz w:val="18"/>
+                <w:szCs w:val="18"/>
+              </w:rPr>
+              <w:t>MATERIAL DE FIXAÇÃO/MONTAGEM</w:t>
             </w:r>
           </w:p>
         </w:tc>
@@ -4677,12 +4358,9 @@
             </w:pPr>
             <w:r>
               <w:rPr>
-                <w:rFonts w:ascii="Calibri" w:eastAsia="Times New Roman" w:hAnsi="Calibri" w:cs="Calibri"/>
-                <w:kern w:val="0"/>
-                <w:sz w:val="18"/>
-                <w:szCs w:val="18"/>
-                <w:lang w:eastAsia="pt-BR"/>
-                <w14:ligatures w14:val="none"/>
+                <w:rFonts w:ascii="Calibri" w:hAnsi="Calibri" w:cs="Calibri"/>
+                <w:sz w:val="18"/>
+                <w:szCs w:val="18"/>
               </w:rPr>
               <w:t>21</w:t>
             </w:r>
@@ -4716,13 +4394,9 @@
             </w:pPr>
             <w:r>
               <w:rPr>
-                <w:rFonts w:ascii="Calibri" w:eastAsia="Times New Roman" w:hAnsi="Calibri" w:cs="Calibri"/>
-                <w:color w:val="000000"/>
-                <w:kern w:val="0"/>
-                <w:sz w:val="18"/>
-                <w:szCs w:val="18"/>
-                <w:lang w:eastAsia="pt-BR"/>
-                <w14:ligatures w14:val="none"/>
+                <w:rFonts w:ascii="Calibri" w:hAnsi="Calibri" w:cs="Calibri"/>
+                <w:sz w:val="18"/>
+                <w:szCs w:val="18"/>
               </w:rPr>
               <w:t>FITA VEDA ROSCA</w:t>
             </w:r>
@@ -4756,12 +4430,9 @@
             </w:pPr>
             <w:r>
               <w:rPr>
-                <w:rFonts w:ascii="Calibri" w:eastAsia="Times New Roman" w:hAnsi="Calibri" w:cs="Calibri"/>
-                <w:kern w:val="0"/>
-                <w:sz w:val="18"/>
-                <w:szCs w:val="18"/>
-                <w:lang w:eastAsia="pt-BR"/>
-                <w14:ligatures w14:val="none"/>
+                <w:rFonts w:ascii="Calibri" w:hAnsi="Calibri" w:cs="Calibri"/>
+                <w:sz w:val="18"/>
+                <w:szCs w:val="18"/>
               </w:rPr>
               <w:t>1</w:t>
             </w:r>
@@ -4795,12 +4466,9 @@
             </w:pPr>
             <w:r>
               <w:rPr>
-                <w:rFonts w:ascii="Calibri" w:eastAsia="Times New Roman" w:hAnsi="Calibri" w:cs="Calibri"/>
-                <w:kern w:val="0"/>
-                <w:sz w:val="18"/>
-                <w:szCs w:val="18"/>
-                <w:lang w:eastAsia="pt-BR"/>
-                <w14:ligatures w14:val="none"/>
+                <w:rFonts w:ascii="Calibri" w:hAnsi="Calibri" w:cs="Calibri"/>
+                <w:sz w:val="18"/>
+                <w:szCs w:val="18"/>
               </w:rPr>
               <w:t>UNID</w:t>
             </w:r>
@@ -4833,14 +4501,11 @@
             </w:pPr>
             <w:r>
               <w:rPr>
-                <w:rFonts w:ascii="Calibri" w:eastAsia="Times New Roman" w:hAnsi="Calibri" w:cs="Calibri"/>
-                <w:kern w:val="0"/>
-                <w:sz w:val="18"/>
-                <w:szCs w:val="18"/>
-                <w:lang w:eastAsia="pt-BR"/>
-                <w14:ligatures w14:val="none"/>
-              </w:rPr>
-              <w:t> </w:t>
+                <w:rFonts w:ascii="Calibri" w:hAnsi="Calibri" w:cs="Calibri"/>
+                <w:sz w:val="18"/>
+                <w:szCs w:val="18"/>
+              </w:rPr>
+              <w:t>MATERIAL DE FIXAÇÃO/MONTAGEM</w:t>
             </w:r>
           </w:p>
         </w:tc>
@@ -4876,12 +4541,9 @@
             </w:pPr>
             <w:r>
               <w:rPr>
-                <w:rFonts w:ascii="Calibri" w:eastAsia="Times New Roman" w:hAnsi="Calibri" w:cs="Calibri"/>
-                <w:kern w:val="0"/>
-                <w:sz w:val="18"/>
-                <w:szCs w:val="18"/>
-                <w:lang w:eastAsia="pt-BR"/>
-                <w14:ligatures w14:val="none"/>
+                <w:rFonts w:ascii="Calibri" w:hAnsi="Calibri" w:cs="Calibri"/>
+                <w:sz w:val="18"/>
+                <w:szCs w:val="18"/>
               </w:rPr>
               <w:t>22</w:t>
             </w:r>
@@ -4914,14 +4576,11 @@
             </w:pPr>
             <w:r>
               <w:rPr>
-                <w:rFonts w:ascii="Calibri" w:eastAsia="Times New Roman" w:hAnsi="Calibri" w:cs="Calibri"/>
-                <w:kern w:val="0"/>
-                <w:sz w:val="18"/>
-                <w:szCs w:val="18"/>
-                <w:lang w:eastAsia="pt-BR"/>
-                <w14:ligatures w14:val="none"/>
-              </w:rPr>
-              <w:t>JOELHO PVC SOLD Ø40MM x 45º</w:t>
+                <w:rFonts w:ascii="Calibri" w:hAnsi="Calibri" w:cs="Calibri"/>
+                <w:sz w:val="18"/>
+                <w:szCs w:val="18"/>
+              </w:rPr>
+              <w:t>TUBO PVC SOLD Ø 32MM</w:t>
             </w:r>
           </w:p>
         </w:tc>
@@ -4953,14 +4612,11 @@
             </w:pPr>
             <w:r>
               <w:rPr>
-                <w:rFonts w:ascii="Calibri" w:eastAsia="Times New Roman" w:hAnsi="Calibri" w:cs="Calibri"/>
-                <w:kern w:val="0"/>
-                <w:sz w:val="18"/>
-                <w:szCs w:val="18"/>
-                <w:lang w:eastAsia="pt-BR"/>
-                <w14:ligatures w14:val="none"/>
-              </w:rPr>
-              <w:t>1</w:t>
+                <w:rFonts w:ascii="Calibri" w:hAnsi="Calibri" w:cs="Calibri"/>
+                <w:sz w:val="18"/>
+                <w:szCs w:val="18"/>
+              </w:rPr>
+              <w:t>2</w:t>
             </w:r>
           </w:p>
         </w:tc>
@@ -4992,14 +4648,11 @@
             </w:pPr>
             <w:r>
               <w:rPr>
-                <w:rFonts w:ascii="Calibri" w:eastAsia="Times New Roman" w:hAnsi="Calibri" w:cs="Calibri"/>
-                <w:kern w:val="0"/>
-                <w:sz w:val="18"/>
-                <w:szCs w:val="18"/>
-                <w:lang w:eastAsia="pt-BR"/>
-                <w14:ligatures w14:val="none"/>
-              </w:rPr>
-              <w:t>UNID</w:t>
+                <w:rFonts w:ascii="Calibri" w:hAnsi="Calibri" w:cs="Calibri"/>
+                <w:sz w:val="18"/>
+                <w:szCs w:val="18"/>
+              </w:rPr>
+              <w:t>M</w:t>
             </w:r>
           </w:p>
         </w:tc>
@@ -5030,14 +4683,11 @@
             </w:pPr>
             <w:r>
               <w:rPr>
-                <w:rFonts w:ascii="Calibri" w:eastAsia="Times New Roman" w:hAnsi="Calibri" w:cs="Calibri"/>
-                <w:kern w:val="0"/>
-                <w:sz w:val="18"/>
-                <w:szCs w:val="18"/>
-                <w:lang w:eastAsia="pt-BR"/>
-                <w14:ligatures w14:val="none"/>
-              </w:rPr>
-              <w:t> </w:t>
+                <w:rFonts w:ascii="Calibri" w:hAnsi="Calibri" w:cs="Calibri"/>
+                <w:sz w:val="18"/>
+                <w:szCs w:val="18"/>
+              </w:rPr>
+              <w:t>CAIXA HIDRÔMETRO</w:t>
             </w:r>
           </w:p>
         </w:tc>
@@ -5073,12 +4723,9 @@
             </w:pPr>
             <w:r>
               <w:rPr>
-                <w:rFonts w:ascii="Calibri" w:eastAsia="Times New Roman" w:hAnsi="Calibri" w:cs="Calibri"/>
-                <w:kern w:val="0"/>
-                <w:sz w:val="18"/>
-                <w:szCs w:val="18"/>
-                <w:lang w:eastAsia="pt-BR"/>
-                <w14:ligatures w14:val="none"/>
+                <w:rFonts w:ascii="Calibri" w:hAnsi="Calibri" w:cs="Calibri"/>
+                <w:sz w:val="18"/>
+                <w:szCs w:val="18"/>
               </w:rPr>
               <w:t>23</w:t>
             </w:r>
@@ -5111,14 +4758,11 @@
             </w:pPr>
             <w:r>
               <w:rPr>
-                <w:rFonts w:ascii="Calibri" w:eastAsia="Times New Roman" w:hAnsi="Calibri" w:cs="Calibri"/>
-                <w:kern w:val="0"/>
-                <w:sz w:val="18"/>
-                <w:szCs w:val="18"/>
-                <w:lang w:eastAsia="pt-BR"/>
-                <w14:ligatures w14:val="none"/>
-              </w:rPr>
-              <w:t>TUBO PVC SOLD Ø 20MM</w:t>
+                <w:rFonts w:ascii="Calibri" w:hAnsi="Calibri" w:cs="Calibri"/>
+                <w:sz w:val="18"/>
+                <w:szCs w:val="18"/>
+              </w:rPr>
+              <w:t>TELA NYLON PARA VALULA DE PÉ C/ CRIVO</w:t>
             </w:r>
           </w:p>
         </w:tc>
@@ -5150,12 +4794,9 @@
             </w:pPr>
             <w:r>
               <w:rPr>
-                <w:rFonts w:ascii="Calibri" w:eastAsia="Times New Roman" w:hAnsi="Calibri" w:cs="Calibri"/>
-                <w:kern w:val="0"/>
-                <w:sz w:val="18"/>
-                <w:szCs w:val="18"/>
-                <w:lang w:eastAsia="pt-BR"/>
-                <w14:ligatures w14:val="none"/>
+                <w:rFonts w:ascii="Calibri" w:hAnsi="Calibri" w:cs="Calibri"/>
+                <w:sz w:val="18"/>
+                <w:szCs w:val="18"/>
               </w:rPr>
               <w:t>1</w:t>
             </w:r>
@@ -5189,12 +4830,9 @@
             </w:pPr>
             <w:r>
               <w:rPr>
-                <w:rFonts w:ascii="Calibri" w:eastAsia="Times New Roman" w:hAnsi="Calibri" w:cs="Calibri"/>
-                <w:kern w:val="0"/>
-                <w:sz w:val="18"/>
-                <w:szCs w:val="18"/>
-                <w:lang w:eastAsia="pt-BR"/>
-                <w14:ligatures w14:val="none"/>
+                <w:rFonts w:ascii="Calibri" w:hAnsi="Calibri" w:cs="Calibri"/>
+                <w:sz w:val="18"/>
+                <w:szCs w:val="18"/>
               </w:rPr>
               <w:t>M</w:t>
             </w:r>
@@ -5227,14 +4865,11 @@
             </w:pPr>
             <w:r>
               <w:rPr>
-                <w:rFonts w:ascii="Calibri" w:eastAsia="Times New Roman" w:hAnsi="Calibri" w:cs="Calibri"/>
-                <w:kern w:val="0"/>
-                <w:sz w:val="18"/>
-                <w:szCs w:val="18"/>
-                <w:lang w:eastAsia="pt-BR"/>
-                <w14:ligatures w14:val="none"/>
-              </w:rPr>
-              <w:t> </w:t>
+                <w:rFonts w:ascii="Calibri" w:hAnsi="Calibri" w:cs="Calibri"/>
+                <w:sz w:val="18"/>
+                <w:szCs w:val="18"/>
+              </w:rPr>
+              <w:t>CAPTAÇÃO SEÇÃO HIDRÁULICA</w:t>
             </w:r>
           </w:p>
         </w:tc>
@@ -5270,12 +4905,9 @@
             </w:pPr>
             <w:r>
               <w:rPr>
-                <w:rFonts w:ascii="Calibri" w:eastAsia="Times New Roman" w:hAnsi="Calibri" w:cs="Calibri"/>
-                <w:kern w:val="0"/>
-                <w:sz w:val="18"/>
-                <w:szCs w:val="18"/>
-                <w:lang w:eastAsia="pt-BR"/>
-                <w14:ligatures w14:val="none"/>
+                <w:rFonts w:ascii="Calibri" w:hAnsi="Calibri" w:cs="Calibri"/>
+                <w:sz w:val="18"/>
+                <w:szCs w:val="18"/>
               </w:rPr>
               <w:t>24</w:t>
             </w:r>
@@ -5308,14 +4940,11 @@
             </w:pPr>
             <w:r>
               <w:rPr>
-                <w:rFonts w:ascii="Calibri" w:eastAsia="Times New Roman" w:hAnsi="Calibri" w:cs="Calibri"/>
-                <w:kern w:val="0"/>
-                <w:sz w:val="18"/>
-                <w:szCs w:val="18"/>
-                <w:lang w:eastAsia="pt-BR"/>
-                <w14:ligatures w14:val="none"/>
-              </w:rPr>
-              <w:t>TUBO PVC SOLD Ø 25MM</w:t>
+                <w:rFonts w:ascii="Calibri" w:hAnsi="Calibri" w:cs="Calibri"/>
+                <w:sz w:val="18"/>
+                <w:szCs w:val="18"/>
+              </w:rPr>
+              <w:t>ABRAÇADEIRA DE NYLON 25X300MM</w:t>
             </w:r>
           </w:p>
         </w:tc>
@@ -5347,14 +4976,11 @@
             </w:pPr>
             <w:r>
               <w:rPr>
-                <w:rFonts w:ascii="Calibri" w:eastAsia="Times New Roman" w:hAnsi="Calibri" w:cs="Calibri"/>
-                <w:kern w:val="0"/>
-                <w:sz w:val="18"/>
-                <w:szCs w:val="18"/>
-                <w:lang w:eastAsia="pt-BR"/>
-                <w14:ligatures w14:val="none"/>
-              </w:rPr>
-              <w:t>1</w:t>
+                <w:rFonts w:ascii="Calibri" w:hAnsi="Calibri" w:cs="Calibri"/>
+                <w:sz w:val="18"/>
+                <w:szCs w:val="18"/>
+              </w:rPr>
+              <w:t>2</w:t>
             </w:r>
           </w:p>
         </w:tc>
@@ -5386,14 +5012,11 @@
             </w:pPr>
             <w:r>
               <w:rPr>
-                <w:rFonts w:ascii="Calibri" w:eastAsia="Times New Roman" w:hAnsi="Calibri" w:cs="Calibri"/>
-                <w:kern w:val="0"/>
-                <w:sz w:val="18"/>
-                <w:szCs w:val="18"/>
-                <w:lang w:eastAsia="pt-BR"/>
-                <w14:ligatures w14:val="none"/>
-              </w:rPr>
-              <w:t>M</w:t>
+                <w:rFonts w:ascii="Calibri" w:hAnsi="Calibri" w:cs="Calibri"/>
+                <w:sz w:val="18"/>
+                <w:szCs w:val="18"/>
+              </w:rPr>
+              <w:t>UNID</w:t>
             </w:r>
           </w:p>
         </w:tc>
@@ -5424,14 +5047,11 @@
             </w:pPr>
             <w:r>
               <w:rPr>
-                <w:rFonts w:ascii="Calibri" w:eastAsia="Times New Roman" w:hAnsi="Calibri" w:cs="Calibri"/>
-                <w:kern w:val="0"/>
-                <w:sz w:val="18"/>
-                <w:szCs w:val="18"/>
-                <w:lang w:eastAsia="pt-BR"/>
-                <w14:ligatures w14:val="none"/>
-              </w:rPr>
-              <w:t> </w:t>
+                <w:rFonts w:ascii="Calibri" w:hAnsi="Calibri" w:cs="Calibri"/>
+                <w:sz w:val="18"/>
+                <w:szCs w:val="18"/>
+              </w:rPr>
+              <w:t>MATERIAL DE FIXAÇÃO/MONTAGEM</w:t>
             </w:r>
           </w:p>
         </w:tc>
@@ -5467,12 +5087,9 @@
             </w:pPr>
             <w:r>
               <w:rPr>
-                <w:rFonts w:ascii="Calibri" w:eastAsia="Times New Roman" w:hAnsi="Calibri" w:cs="Calibri"/>
-                <w:kern w:val="0"/>
-                <w:sz w:val="18"/>
-                <w:szCs w:val="18"/>
-                <w:lang w:eastAsia="pt-BR"/>
-                <w14:ligatures w14:val="none"/>
+                <w:rFonts w:ascii="Calibri" w:hAnsi="Calibri" w:cs="Calibri"/>
+                <w:sz w:val="18"/>
+                <w:szCs w:val="18"/>
               </w:rPr>
               <w:t>25</w:t>
             </w:r>
@@ -5505,28 +5122,12 @@
             </w:pPr>
             <w:r>
               <w:rPr>
-                <w:rFonts w:ascii="Calibri" w:eastAsia="Times New Roman" w:hAnsi="Calibri" w:cs="Calibri"/>
-                <w:kern w:val="0"/>
-                <w:sz w:val="18"/>
-                <w:szCs w:val="18"/>
-                <w:lang w:eastAsia="pt-BR"/>
-                <w14:ligatures w14:val="none"/>
-              </w:rPr>
-              <w:t xml:space="preserve">BLOQUEADOR DE AR PARA HIDRÔMETRO - 3/4'' </w:t>
-            </w:r>
-            <w:proofErr w:type="spellStart"/>
-            <w:r>
-              <w:rPr>
-                <w:rFonts w:ascii="Calibri" w:eastAsia="Times New Roman" w:hAnsi="Calibri" w:cs="Calibri"/>
-                <w:kern w:val="0"/>
-                <w:sz w:val="18"/>
-                <w:szCs w:val="18"/>
-                <w:lang w:eastAsia="pt-BR"/>
-                <w14:ligatures w14:val="none"/>
-              </w:rPr>
-              <w:t>Opicional</w:t>
-            </w:r>
-            <w:proofErr w:type="spellEnd"/>
+                <w:rFonts w:ascii="Calibri" w:hAnsi="Calibri" w:cs="Calibri"/>
+                <w:sz w:val="18"/>
+                <w:szCs w:val="18"/>
+              </w:rPr>
+              <w:t>CORDA TRAÇADA 6MM</w:t>
+            </w:r>
           </w:p>
         </w:tc>
         <w:tc>
@@ -5557,14 +5158,11 @@
             </w:pPr>
             <w:r>
               <w:rPr>
-                <w:rFonts w:ascii="Calibri" w:eastAsia="Times New Roman" w:hAnsi="Calibri" w:cs="Calibri"/>
-                <w:kern w:val="0"/>
-                <w:sz w:val="18"/>
-                <w:szCs w:val="18"/>
-                <w:lang w:eastAsia="pt-BR"/>
-                <w14:ligatures w14:val="none"/>
-              </w:rPr>
-              <w:t>1</w:t>
+                <w:rFonts w:ascii="Calibri" w:hAnsi="Calibri" w:cs="Calibri"/>
+                <w:sz w:val="18"/>
+                <w:szCs w:val="18"/>
+              </w:rPr>
+              <w:t>2</w:t>
             </w:r>
           </w:p>
         </w:tc>
@@ -5596,14 +5194,11 @@
             </w:pPr>
             <w:r>
               <w:rPr>
-                <w:rFonts w:ascii="Calibri" w:eastAsia="Times New Roman" w:hAnsi="Calibri" w:cs="Calibri"/>
-                <w:kern w:val="0"/>
-                <w:sz w:val="18"/>
-                <w:szCs w:val="18"/>
-                <w:lang w:eastAsia="pt-BR"/>
-                <w14:ligatures w14:val="none"/>
-              </w:rPr>
-              <w:t>UNID</w:t>
+                <w:rFonts w:ascii="Calibri" w:hAnsi="Calibri" w:cs="Calibri"/>
+                <w:sz w:val="18"/>
+                <w:szCs w:val="18"/>
+              </w:rPr>
+              <w:t>M</w:t>
             </w:r>
           </w:p>
         </w:tc>
@@ -5634,14 +5229,11 @@
             </w:pPr>
             <w:r>
               <w:rPr>
-                <w:rFonts w:ascii="Calibri" w:eastAsia="Times New Roman" w:hAnsi="Calibri" w:cs="Calibri"/>
-                <w:kern w:val="0"/>
-                <w:sz w:val="18"/>
-                <w:szCs w:val="18"/>
-                <w:lang w:eastAsia="pt-BR"/>
-                <w14:ligatures w14:val="none"/>
-              </w:rPr>
-              <w:t> </w:t>
+                <w:rFonts w:ascii="Calibri" w:hAnsi="Calibri" w:cs="Calibri"/>
+                <w:sz w:val="18"/>
+                <w:szCs w:val="18"/>
+              </w:rPr>
+              <w:t>MATERIAL DE FIXAÇÃO/MONTAGEM</w:t>
             </w:r>
           </w:p>
         </w:tc>
@@ -5677,12 +5269,9 @@
             </w:pPr>
             <w:r>
               <w:rPr>
-                <w:rFonts w:ascii="Calibri" w:eastAsia="Times New Roman" w:hAnsi="Calibri" w:cs="Calibri"/>
-                <w:kern w:val="0"/>
-                <w:sz w:val="18"/>
-                <w:szCs w:val="18"/>
-                <w:lang w:eastAsia="pt-BR"/>
-                <w14:ligatures w14:val="none"/>
+                <w:rFonts w:ascii="Calibri" w:hAnsi="Calibri" w:cs="Calibri"/>
+                <w:sz w:val="18"/>
+                <w:szCs w:val="18"/>
               </w:rPr>
               <w:t>26</w:t>
             </w:r>
@@ -5715,36 +5304,11 @@
             </w:pPr>
             <w:r>
               <w:rPr>
-                <w:rFonts w:ascii="Calibri" w:eastAsia="Times New Roman" w:hAnsi="Calibri" w:cs="Calibri"/>
-                <w:kern w:val="0"/>
-                <w:sz w:val="18"/>
-                <w:szCs w:val="18"/>
-                <w:lang w:eastAsia="pt-BR"/>
-                <w14:ligatures w14:val="none"/>
-              </w:rPr>
-              <w:t xml:space="preserve">UNIÃO SOLDÁVEL </w:t>
-            </w:r>
-            <w:r>
-              <w:rPr>
-                <w:rFonts w:ascii="Cambria Math" w:eastAsia="Times New Roman" w:hAnsi="Cambria Math" w:cs="Cambria Math"/>
-                <w:kern w:val="0"/>
-                <w:sz w:val="18"/>
-                <w:szCs w:val="18"/>
-                <w:lang w:eastAsia="pt-BR"/>
-                <w14:ligatures w14:val="none"/>
-              </w:rPr>
-              <w:t>∅</w:t>
-            </w:r>
-            <w:r>
-              <w:rPr>
-                <w:rFonts w:ascii="Calibri" w:eastAsia="Times New Roman" w:hAnsi="Calibri" w:cs="Calibri"/>
-                <w:kern w:val="0"/>
-                <w:sz w:val="18"/>
-                <w:szCs w:val="18"/>
-                <w:lang w:eastAsia="pt-BR"/>
-                <w14:ligatures w14:val="none"/>
-              </w:rPr>
-              <w:t>40MM</w:t>
+                <w:rFonts w:ascii="Calibri" w:hAnsi="Calibri" w:cs="Calibri"/>
+                <w:sz w:val="18"/>
+                <w:szCs w:val="18"/>
+              </w:rPr>
+              <w:t>ADAPTADOR 32MM SOLD SAÍDA DENTADA 1" P/ MANGUEIRA</w:t>
             </w:r>
           </w:p>
         </w:tc>
@@ -5776,12 +5340,9 @@
             </w:pPr>
             <w:r>
               <w:rPr>
-                <w:rFonts w:ascii="Calibri" w:eastAsia="Times New Roman" w:hAnsi="Calibri" w:cs="Calibri"/>
-                <w:kern w:val="0"/>
-                <w:sz w:val="18"/>
-                <w:szCs w:val="18"/>
-                <w:lang w:eastAsia="pt-BR"/>
-                <w14:ligatures w14:val="none"/>
+                <w:rFonts w:ascii="Calibri" w:hAnsi="Calibri" w:cs="Calibri"/>
+                <w:sz w:val="18"/>
+                <w:szCs w:val="18"/>
               </w:rPr>
               <w:t>1</w:t>
             </w:r>
@@ -5815,12 +5376,9 @@
             </w:pPr>
             <w:r>
               <w:rPr>
-                <w:rFonts w:ascii="Calibri" w:eastAsia="Times New Roman" w:hAnsi="Calibri" w:cs="Calibri"/>
-                <w:kern w:val="0"/>
-                <w:sz w:val="18"/>
-                <w:szCs w:val="18"/>
-                <w:lang w:eastAsia="pt-BR"/>
-                <w14:ligatures w14:val="none"/>
+                <w:rFonts w:ascii="Calibri" w:hAnsi="Calibri" w:cs="Calibri"/>
+                <w:sz w:val="18"/>
+                <w:szCs w:val="18"/>
               </w:rPr>
               <w:t>UNID</w:t>
             </w:r>
@@ -5853,1004 +5411,25 @@
             </w:pPr>
             <w:r>
               <w:rPr>
-                <w:rFonts w:ascii="Calibri" w:eastAsia="Times New Roman" w:hAnsi="Calibri" w:cs="Calibri"/>
-                <w:kern w:val="0"/>
-                <w:sz w:val="18"/>
-                <w:szCs w:val="18"/>
-                <w:lang w:eastAsia="pt-BR"/>
-                <w14:ligatures w14:val="none"/>
-              </w:rPr>
-              <w:t> </w:t>
-            </w:r>
-          </w:p>
-        </w:tc>
-      </w:tr>
-      <w:tr>
-        <w:trPr>
-          <w:trHeight w:val="301"/>
-        </w:trPr>
-        <w:tc>
-          <w:tcPr>
-            <w:tcW w:w="569" w:type="dxa"/>
-            <w:tcBorders>
-              <w:top w:val="nil"/>
-              <w:left w:val="single" w:sz="4" w:space="0" w:color="auto"/>
-              <w:bottom w:val="single" w:sz="4" w:space="0" w:color="auto"/>
-              <w:right w:val="single" w:sz="4" w:space="0" w:color="auto"/>
-            </w:tcBorders>
-            <w:vAlign w:val="center"/>
-            <w:hideMark/>
-          </w:tcPr>
-          <w:p>
-            <w:pPr>
-              <w:spacing w:after="0" w:line="240" w:lineRule="auto"/>
-              <w:jc w:val="center"/>
-              <w:rPr>
-                <w:rFonts w:ascii="Calibri" w:eastAsia="Times New Roman" w:hAnsi="Calibri" w:cs="Calibri"/>
-                <w:kern w:val="0"/>
-                <w:sz w:val="18"/>
-                <w:szCs w:val="18"/>
-                <w:lang w:eastAsia="pt-BR"/>
-                <w14:ligatures w14:val="none"/>
-              </w:rPr>
-            </w:pPr>
-            <w:r>
-              <w:rPr>
-                <w:rFonts w:ascii="Calibri" w:eastAsia="Times New Roman" w:hAnsi="Calibri" w:cs="Calibri"/>
-                <w:kern w:val="0"/>
-                <w:sz w:val="18"/>
-                <w:szCs w:val="18"/>
-                <w:lang w:eastAsia="pt-BR"/>
-                <w14:ligatures w14:val="none"/>
-              </w:rPr>
-              <w:t>27</w:t>
-            </w:r>
-          </w:p>
-        </w:tc>
-        <w:tc>
-          <w:tcPr>
-            <w:tcW w:w="4504" w:type="dxa"/>
-            <w:tcBorders>
-              <w:top w:val="single" w:sz="4" w:space="0" w:color="auto"/>
-              <w:left w:val="nil"/>
-              <w:bottom w:val="single" w:sz="4" w:space="0" w:color="auto"/>
-              <w:right w:val="single" w:sz="4" w:space="0" w:color="auto"/>
-            </w:tcBorders>
-            <w:noWrap/>
-            <w:vAlign w:val="center"/>
-            <w:hideMark/>
-          </w:tcPr>
-          <w:p>
-            <w:pPr>
-              <w:spacing w:after="0" w:line="240" w:lineRule="auto"/>
-              <w:rPr>
-                <w:rFonts w:ascii="Calibri" w:eastAsia="Times New Roman" w:hAnsi="Calibri" w:cs="Calibri"/>
-                <w:kern w:val="0"/>
-                <w:sz w:val="18"/>
-                <w:szCs w:val="18"/>
-                <w:lang w:eastAsia="pt-BR"/>
-                <w14:ligatures w14:val="none"/>
-              </w:rPr>
-            </w:pPr>
-            <w:r>
-              <w:rPr>
-                <w:rFonts w:ascii="Calibri" w:eastAsia="Times New Roman" w:hAnsi="Calibri" w:cs="Calibri"/>
-                <w:kern w:val="0"/>
-                <w:sz w:val="18"/>
-                <w:szCs w:val="18"/>
-                <w:lang w:eastAsia="pt-BR"/>
-                <w14:ligatures w14:val="none"/>
-              </w:rPr>
-              <w:t>TELA NYLON PARA VALULA DE PÉ C/ CRIVO</w:t>
-            </w:r>
-          </w:p>
-        </w:tc>
-        <w:tc>
-          <w:tcPr>
-            <w:tcW w:w="900" w:type="dxa"/>
-            <w:tcBorders>
-              <w:top w:val="nil"/>
-              <w:left w:val="nil"/>
-              <w:bottom w:val="single" w:sz="4" w:space="0" w:color="auto"/>
-              <w:right w:val="single" w:sz="4" w:space="0" w:color="auto"/>
-            </w:tcBorders>
-            <w:noWrap/>
-            <w:vAlign w:val="center"/>
-            <w:hideMark/>
-          </w:tcPr>
-          <w:p>
-            <w:pPr>
-              <w:spacing w:after="0" w:line="240" w:lineRule="auto"/>
-              <w:jc w:val="center"/>
-              <w:rPr>
-                <w:rFonts w:ascii="Calibri" w:eastAsia="Times New Roman" w:hAnsi="Calibri" w:cs="Calibri"/>
-                <w:kern w:val="0"/>
-                <w:sz w:val="18"/>
-                <w:szCs w:val="18"/>
-                <w:lang w:eastAsia="pt-BR"/>
-                <w14:ligatures w14:val="none"/>
-              </w:rPr>
-            </w:pPr>
-            <w:r>
-              <w:rPr>
-                <w:rFonts w:ascii="Calibri" w:eastAsia="Times New Roman" w:hAnsi="Calibri" w:cs="Calibri"/>
-                <w:kern w:val="0"/>
-                <w:sz w:val="18"/>
-                <w:szCs w:val="18"/>
-                <w:lang w:eastAsia="pt-BR"/>
-                <w14:ligatures w14:val="none"/>
-              </w:rPr>
-              <w:t>1</w:t>
-            </w:r>
-          </w:p>
-        </w:tc>
-        <w:tc>
-          <w:tcPr>
-            <w:tcW w:w="900" w:type="dxa"/>
-            <w:tcBorders>
-              <w:top w:val="nil"/>
-              <w:left w:val="nil"/>
-              <w:bottom w:val="single" w:sz="4" w:space="0" w:color="auto"/>
-              <w:right w:val="single" w:sz="4" w:space="0" w:color="auto"/>
-            </w:tcBorders>
-            <w:noWrap/>
-            <w:vAlign w:val="center"/>
-            <w:hideMark/>
-          </w:tcPr>
-          <w:p>
-            <w:pPr>
-              <w:spacing w:after="0" w:line="240" w:lineRule="auto"/>
-              <w:jc w:val="center"/>
-              <w:rPr>
-                <w:rFonts w:ascii="Calibri" w:eastAsia="Times New Roman" w:hAnsi="Calibri" w:cs="Calibri"/>
-                <w:kern w:val="0"/>
-                <w:sz w:val="18"/>
-                <w:szCs w:val="18"/>
-                <w:lang w:eastAsia="pt-BR"/>
-                <w14:ligatures w14:val="none"/>
-              </w:rPr>
-            </w:pPr>
-            <w:r>
-              <w:rPr>
-                <w:rFonts w:ascii="Calibri" w:eastAsia="Times New Roman" w:hAnsi="Calibri" w:cs="Calibri"/>
-                <w:kern w:val="0"/>
-                <w:sz w:val="18"/>
-                <w:szCs w:val="18"/>
-                <w:lang w:eastAsia="pt-BR"/>
-                <w14:ligatures w14:val="none"/>
-              </w:rPr>
-              <w:t>UNID</w:t>
-            </w:r>
-          </w:p>
-        </w:tc>
-        <w:tc>
-          <w:tcPr>
-            <w:tcW w:w="3952" w:type="dxa"/>
-            <w:tcBorders>
-              <w:top w:val="single" w:sz="4" w:space="0" w:color="auto"/>
-              <w:left w:val="nil"/>
-              <w:bottom w:val="single" w:sz="4" w:space="0" w:color="auto"/>
-              <w:right w:val="single" w:sz="4" w:space="0" w:color="auto"/>
-            </w:tcBorders>
-            <w:noWrap/>
-            <w:vAlign w:val="center"/>
-            <w:hideMark/>
-          </w:tcPr>
-          <w:p>
-            <w:pPr>
-              <w:spacing w:after="0" w:line="240" w:lineRule="auto"/>
-              <w:rPr>
-                <w:rFonts w:ascii="Calibri" w:eastAsia="Times New Roman" w:hAnsi="Calibri" w:cs="Calibri"/>
-                <w:kern w:val="0"/>
-                <w:sz w:val="18"/>
-                <w:szCs w:val="18"/>
-                <w:lang w:eastAsia="pt-BR"/>
-                <w14:ligatures w14:val="none"/>
-              </w:rPr>
-            </w:pPr>
-            <w:r>
-              <w:rPr>
-                <w:rFonts w:ascii="Calibri" w:eastAsia="Times New Roman" w:hAnsi="Calibri" w:cs="Calibri"/>
-                <w:kern w:val="0"/>
-                <w:sz w:val="18"/>
-                <w:szCs w:val="18"/>
-                <w:lang w:eastAsia="pt-BR"/>
-                <w14:ligatures w14:val="none"/>
-              </w:rPr>
-              <w:t> </w:t>
-            </w:r>
-          </w:p>
-        </w:tc>
-      </w:tr>
-      <w:tr>
-        <w:trPr>
-          <w:trHeight w:val="301"/>
-        </w:trPr>
-        <w:tc>
-          <w:tcPr>
-            <w:tcW w:w="569" w:type="dxa"/>
-            <w:tcBorders>
-              <w:top w:val="nil"/>
-              <w:left w:val="single" w:sz="4" w:space="0" w:color="auto"/>
-              <w:bottom w:val="single" w:sz="4" w:space="0" w:color="auto"/>
-              <w:right w:val="single" w:sz="4" w:space="0" w:color="auto"/>
-            </w:tcBorders>
-            <w:vAlign w:val="center"/>
-            <w:hideMark/>
-          </w:tcPr>
-          <w:p>
-            <w:pPr>
-              <w:spacing w:after="0" w:line="240" w:lineRule="auto"/>
-              <w:jc w:val="center"/>
-              <w:rPr>
-                <w:rFonts w:ascii="Calibri" w:eastAsia="Times New Roman" w:hAnsi="Calibri" w:cs="Calibri"/>
-                <w:kern w:val="0"/>
-                <w:sz w:val="18"/>
-                <w:szCs w:val="18"/>
-                <w:lang w:eastAsia="pt-BR"/>
-                <w14:ligatures w14:val="none"/>
-              </w:rPr>
-            </w:pPr>
-            <w:r>
-              <w:rPr>
-                <w:rFonts w:ascii="Calibri" w:eastAsia="Times New Roman" w:hAnsi="Calibri" w:cs="Calibri"/>
-                <w:kern w:val="0"/>
-                <w:sz w:val="18"/>
-                <w:szCs w:val="18"/>
-                <w:lang w:eastAsia="pt-BR"/>
-                <w14:ligatures w14:val="none"/>
-              </w:rPr>
-              <w:t>28</w:t>
-            </w:r>
-          </w:p>
-        </w:tc>
-        <w:tc>
-          <w:tcPr>
-            <w:tcW w:w="4504" w:type="dxa"/>
-            <w:tcBorders>
-              <w:top w:val="single" w:sz="4" w:space="0" w:color="auto"/>
-              <w:left w:val="nil"/>
-              <w:bottom w:val="single" w:sz="4" w:space="0" w:color="auto"/>
-              <w:right w:val="single" w:sz="4" w:space="0" w:color="auto"/>
-            </w:tcBorders>
-            <w:noWrap/>
-            <w:vAlign w:val="center"/>
-            <w:hideMark/>
-          </w:tcPr>
-          <w:p>
-            <w:pPr>
-              <w:spacing w:after="0" w:line="240" w:lineRule="auto"/>
-              <w:rPr>
-                <w:rFonts w:ascii="Calibri" w:eastAsia="Times New Roman" w:hAnsi="Calibri" w:cs="Calibri"/>
-                <w:kern w:val="0"/>
-                <w:sz w:val="18"/>
-                <w:szCs w:val="18"/>
-                <w:lang w:eastAsia="pt-BR"/>
-                <w14:ligatures w14:val="none"/>
-              </w:rPr>
-            </w:pPr>
-            <w:r>
-              <w:rPr>
-                <w:rFonts w:ascii="Calibri" w:eastAsia="Times New Roman" w:hAnsi="Calibri" w:cs="Calibri"/>
-                <w:kern w:val="0"/>
-                <w:sz w:val="18"/>
-                <w:szCs w:val="18"/>
-                <w:lang w:eastAsia="pt-BR"/>
-                <w14:ligatures w14:val="none"/>
-              </w:rPr>
-              <w:t>ABRAÇADEIRA DE NYLON 25X300MM</w:t>
-            </w:r>
-          </w:p>
-        </w:tc>
-        <w:tc>
-          <w:tcPr>
-            <w:tcW w:w="900" w:type="dxa"/>
-            <w:tcBorders>
-              <w:top w:val="nil"/>
-              <w:left w:val="nil"/>
-              <w:bottom w:val="single" w:sz="4" w:space="0" w:color="auto"/>
-              <w:right w:val="single" w:sz="4" w:space="0" w:color="auto"/>
-            </w:tcBorders>
-            <w:noWrap/>
-            <w:vAlign w:val="center"/>
-            <w:hideMark/>
-          </w:tcPr>
-          <w:p>
-            <w:pPr>
-              <w:spacing w:after="0" w:line="240" w:lineRule="auto"/>
-              <w:jc w:val="center"/>
-              <w:rPr>
-                <w:rFonts w:ascii="Calibri" w:eastAsia="Times New Roman" w:hAnsi="Calibri" w:cs="Calibri"/>
-                <w:kern w:val="0"/>
-                <w:sz w:val="18"/>
-                <w:szCs w:val="18"/>
-                <w:lang w:eastAsia="pt-BR"/>
-                <w14:ligatures w14:val="none"/>
-              </w:rPr>
-            </w:pPr>
-            <w:r>
-              <w:rPr>
-                <w:rFonts w:ascii="Calibri" w:eastAsia="Times New Roman" w:hAnsi="Calibri" w:cs="Calibri"/>
-                <w:kern w:val="0"/>
-                <w:sz w:val="18"/>
-                <w:szCs w:val="18"/>
-                <w:lang w:eastAsia="pt-BR"/>
-                <w14:ligatures w14:val="none"/>
-              </w:rPr>
-              <w:t>1</w:t>
-            </w:r>
-          </w:p>
-        </w:tc>
-        <w:tc>
-          <w:tcPr>
-            <w:tcW w:w="900" w:type="dxa"/>
-            <w:tcBorders>
-              <w:top w:val="nil"/>
-              <w:left w:val="nil"/>
-              <w:bottom w:val="single" w:sz="4" w:space="0" w:color="auto"/>
-              <w:right w:val="single" w:sz="4" w:space="0" w:color="auto"/>
-            </w:tcBorders>
-            <w:noWrap/>
-            <w:vAlign w:val="center"/>
-            <w:hideMark/>
-          </w:tcPr>
-          <w:p>
-            <w:pPr>
-              <w:spacing w:after="0" w:line="240" w:lineRule="auto"/>
-              <w:jc w:val="center"/>
-              <w:rPr>
-                <w:rFonts w:ascii="Calibri" w:eastAsia="Times New Roman" w:hAnsi="Calibri" w:cs="Calibri"/>
-                <w:kern w:val="0"/>
-                <w:sz w:val="18"/>
-                <w:szCs w:val="18"/>
-                <w:lang w:eastAsia="pt-BR"/>
-                <w14:ligatures w14:val="none"/>
-              </w:rPr>
-            </w:pPr>
-            <w:r>
-              <w:rPr>
-                <w:rFonts w:ascii="Calibri" w:eastAsia="Times New Roman" w:hAnsi="Calibri" w:cs="Calibri"/>
-                <w:kern w:val="0"/>
-                <w:sz w:val="18"/>
-                <w:szCs w:val="18"/>
-                <w:lang w:eastAsia="pt-BR"/>
-                <w14:ligatures w14:val="none"/>
-              </w:rPr>
-              <w:t>UNID</w:t>
-            </w:r>
-          </w:p>
-        </w:tc>
-        <w:tc>
-          <w:tcPr>
-            <w:tcW w:w="3952" w:type="dxa"/>
-            <w:tcBorders>
-              <w:top w:val="single" w:sz="4" w:space="0" w:color="auto"/>
-              <w:left w:val="nil"/>
-              <w:bottom w:val="single" w:sz="4" w:space="0" w:color="auto"/>
-              <w:right w:val="single" w:sz="4" w:space="0" w:color="auto"/>
-            </w:tcBorders>
-            <w:noWrap/>
-            <w:vAlign w:val="center"/>
-            <w:hideMark/>
-          </w:tcPr>
-          <w:p>
-            <w:pPr>
-              <w:spacing w:after="0" w:line="240" w:lineRule="auto"/>
-              <w:rPr>
-                <w:rFonts w:ascii="Calibri" w:eastAsia="Times New Roman" w:hAnsi="Calibri" w:cs="Calibri"/>
-                <w:kern w:val="0"/>
-                <w:sz w:val="18"/>
-                <w:szCs w:val="18"/>
-                <w:lang w:eastAsia="pt-BR"/>
-                <w14:ligatures w14:val="none"/>
-              </w:rPr>
-            </w:pPr>
-            <w:r>
-              <w:rPr>
-                <w:rFonts w:ascii="Calibri" w:eastAsia="Times New Roman" w:hAnsi="Calibri" w:cs="Calibri"/>
-                <w:kern w:val="0"/>
-                <w:sz w:val="18"/>
-                <w:szCs w:val="18"/>
-                <w:lang w:eastAsia="pt-BR"/>
-                <w14:ligatures w14:val="none"/>
-              </w:rPr>
-              <w:t> </w:t>
-            </w:r>
-          </w:p>
-        </w:tc>
-      </w:tr>
-      <w:tr>
-        <w:trPr>
-          <w:trHeight w:val="301"/>
-        </w:trPr>
-        <w:tc>
-          <w:tcPr>
-            <w:tcW w:w="569" w:type="dxa"/>
-            <w:tcBorders>
-              <w:top w:val="nil"/>
-              <w:left w:val="single" w:sz="4" w:space="0" w:color="auto"/>
-              <w:bottom w:val="single" w:sz="4" w:space="0" w:color="auto"/>
-              <w:right w:val="single" w:sz="4" w:space="0" w:color="auto"/>
-            </w:tcBorders>
-            <w:vAlign w:val="center"/>
-            <w:hideMark/>
-          </w:tcPr>
-          <w:p>
-            <w:pPr>
-              <w:spacing w:after="0" w:line="240" w:lineRule="auto"/>
-              <w:jc w:val="center"/>
-              <w:rPr>
-                <w:rFonts w:ascii="Calibri" w:eastAsia="Times New Roman" w:hAnsi="Calibri" w:cs="Calibri"/>
-                <w:kern w:val="0"/>
-                <w:sz w:val="18"/>
-                <w:szCs w:val="18"/>
-                <w:lang w:eastAsia="pt-BR"/>
-                <w14:ligatures w14:val="none"/>
-              </w:rPr>
-            </w:pPr>
-            <w:r>
-              <w:rPr>
-                <w:rFonts w:ascii="Calibri" w:eastAsia="Times New Roman" w:hAnsi="Calibri" w:cs="Calibri"/>
-                <w:kern w:val="0"/>
-                <w:sz w:val="18"/>
-                <w:szCs w:val="18"/>
-                <w:lang w:eastAsia="pt-BR"/>
-                <w14:ligatures w14:val="none"/>
-              </w:rPr>
-              <w:t>29</w:t>
-            </w:r>
-          </w:p>
-        </w:tc>
-        <w:tc>
-          <w:tcPr>
-            <w:tcW w:w="4504" w:type="dxa"/>
-            <w:tcBorders>
-              <w:top w:val="single" w:sz="4" w:space="0" w:color="auto"/>
-              <w:left w:val="nil"/>
-              <w:bottom w:val="single" w:sz="4" w:space="0" w:color="auto"/>
-              <w:right w:val="single" w:sz="4" w:space="0" w:color="auto"/>
-            </w:tcBorders>
-            <w:noWrap/>
-            <w:vAlign w:val="center"/>
-            <w:hideMark/>
-          </w:tcPr>
-          <w:p>
-            <w:pPr>
-              <w:spacing w:after="0" w:line="240" w:lineRule="auto"/>
-              <w:rPr>
-                <w:rFonts w:ascii="Calibri" w:eastAsia="Times New Roman" w:hAnsi="Calibri" w:cs="Calibri"/>
-                <w:kern w:val="0"/>
-                <w:sz w:val="18"/>
-                <w:szCs w:val="18"/>
-                <w:lang w:eastAsia="pt-BR"/>
-                <w14:ligatures w14:val="none"/>
-              </w:rPr>
-            </w:pPr>
-            <w:r>
-              <w:rPr>
-                <w:rFonts w:ascii="Calibri" w:eastAsia="Times New Roman" w:hAnsi="Calibri" w:cs="Calibri"/>
-                <w:kern w:val="0"/>
-                <w:sz w:val="18"/>
-                <w:szCs w:val="18"/>
-                <w:lang w:eastAsia="pt-BR"/>
-                <w14:ligatures w14:val="none"/>
-              </w:rPr>
-              <w:t xml:space="preserve">CORDA TRAÇADA 6MM </w:t>
-            </w:r>
-          </w:p>
-        </w:tc>
-        <w:tc>
-          <w:tcPr>
-            <w:tcW w:w="900" w:type="dxa"/>
-            <w:tcBorders>
-              <w:top w:val="nil"/>
-              <w:left w:val="nil"/>
-              <w:bottom w:val="single" w:sz="4" w:space="0" w:color="auto"/>
-              <w:right w:val="single" w:sz="4" w:space="0" w:color="auto"/>
-            </w:tcBorders>
-            <w:noWrap/>
-            <w:vAlign w:val="center"/>
-            <w:hideMark/>
-          </w:tcPr>
-          <w:p>
-            <w:pPr>
-              <w:spacing w:after="0" w:line="240" w:lineRule="auto"/>
-              <w:jc w:val="center"/>
-              <w:rPr>
-                <w:rFonts w:ascii="Calibri" w:eastAsia="Times New Roman" w:hAnsi="Calibri" w:cs="Calibri"/>
-                <w:kern w:val="0"/>
-                <w:sz w:val="18"/>
-                <w:szCs w:val="18"/>
-                <w:lang w:eastAsia="pt-BR"/>
-                <w14:ligatures w14:val="none"/>
-              </w:rPr>
-            </w:pPr>
-            <w:r>
-              <w:rPr>
-                <w:rFonts w:ascii="Calibri" w:eastAsia="Times New Roman" w:hAnsi="Calibri" w:cs="Calibri"/>
-                <w:kern w:val="0"/>
-                <w:sz w:val="18"/>
-                <w:szCs w:val="18"/>
-                <w:lang w:eastAsia="pt-BR"/>
-                <w14:ligatures w14:val="none"/>
-              </w:rPr>
-              <w:t>2</w:t>
-            </w:r>
-          </w:p>
-        </w:tc>
-        <w:tc>
-          <w:tcPr>
-            <w:tcW w:w="900" w:type="dxa"/>
-            <w:tcBorders>
-              <w:top w:val="nil"/>
-              <w:left w:val="nil"/>
-              <w:bottom w:val="single" w:sz="4" w:space="0" w:color="auto"/>
-              <w:right w:val="single" w:sz="4" w:space="0" w:color="auto"/>
-            </w:tcBorders>
-            <w:noWrap/>
-            <w:vAlign w:val="center"/>
-            <w:hideMark/>
-          </w:tcPr>
-          <w:p>
-            <w:pPr>
-              <w:spacing w:after="0" w:line="240" w:lineRule="auto"/>
-              <w:jc w:val="center"/>
-              <w:rPr>
-                <w:rFonts w:ascii="Calibri" w:eastAsia="Times New Roman" w:hAnsi="Calibri" w:cs="Calibri"/>
-                <w:kern w:val="0"/>
-                <w:sz w:val="18"/>
-                <w:szCs w:val="18"/>
-                <w:lang w:eastAsia="pt-BR"/>
-                <w14:ligatures w14:val="none"/>
-              </w:rPr>
-            </w:pPr>
-            <w:r>
-              <w:rPr>
-                <w:rFonts w:ascii="Calibri" w:eastAsia="Times New Roman" w:hAnsi="Calibri" w:cs="Calibri"/>
-                <w:kern w:val="0"/>
-                <w:sz w:val="18"/>
-                <w:szCs w:val="18"/>
-                <w:lang w:eastAsia="pt-BR"/>
-                <w14:ligatures w14:val="none"/>
-              </w:rPr>
-              <w:t>M</w:t>
-            </w:r>
-          </w:p>
-        </w:tc>
-        <w:tc>
-          <w:tcPr>
-            <w:tcW w:w="3952" w:type="dxa"/>
-            <w:tcBorders>
-              <w:top w:val="single" w:sz="4" w:space="0" w:color="auto"/>
-              <w:left w:val="nil"/>
-              <w:bottom w:val="single" w:sz="4" w:space="0" w:color="auto"/>
-              <w:right w:val="single" w:sz="4" w:space="0" w:color="auto"/>
-            </w:tcBorders>
-            <w:noWrap/>
-            <w:vAlign w:val="center"/>
-            <w:hideMark/>
-          </w:tcPr>
-          <w:p>
-            <w:pPr>
-              <w:spacing w:after="0" w:line="240" w:lineRule="auto"/>
-              <w:rPr>
-                <w:rFonts w:ascii="Calibri" w:eastAsia="Times New Roman" w:hAnsi="Calibri" w:cs="Calibri"/>
-                <w:kern w:val="0"/>
-                <w:sz w:val="18"/>
-                <w:szCs w:val="18"/>
-                <w:lang w:eastAsia="pt-BR"/>
-                <w14:ligatures w14:val="none"/>
-              </w:rPr>
-            </w:pPr>
-            <w:r>
-              <w:rPr>
-                <w:rFonts w:ascii="Calibri" w:eastAsia="Times New Roman" w:hAnsi="Calibri" w:cs="Calibri"/>
-                <w:kern w:val="0"/>
-                <w:sz w:val="18"/>
-                <w:szCs w:val="18"/>
-                <w:lang w:eastAsia="pt-BR"/>
-                <w14:ligatures w14:val="none"/>
-              </w:rPr>
-              <w:t> </w:t>
-            </w:r>
-          </w:p>
-        </w:tc>
-      </w:tr>
-      <w:tr>
-        <w:trPr>
-          <w:trHeight w:val="301"/>
-        </w:trPr>
-        <w:tc>
-          <w:tcPr>
-            <w:tcW w:w="569" w:type="dxa"/>
-            <w:tcBorders>
-              <w:top w:val="nil"/>
-              <w:left w:val="single" w:sz="4" w:space="0" w:color="auto"/>
-              <w:bottom w:val="single" w:sz="4" w:space="0" w:color="auto"/>
-              <w:right w:val="single" w:sz="4" w:space="0" w:color="auto"/>
-            </w:tcBorders>
-            <w:vAlign w:val="center"/>
-            <w:hideMark/>
-          </w:tcPr>
-          <w:p>
-            <w:pPr>
-              <w:spacing w:after="0" w:line="240" w:lineRule="auto"/>
-              <w:jc w:val="center"/>
-              <w:rPr>
-                <w:rFonts w:ascii="Calibri" w:eastAsia="Times New Roman" w:hAnsi="Calibri" w:cs="Calibri"/>
-                <w:kern w:val="0"/>
-                <w:sz w:val="18"/>
-                <w:szCs w:val="18"/>
-                <w:lang w:eastAsia="pt-BR"/>
-                <w14:ligatures w14:val="none"/>
-              </w:rPr>
-            </w:pPr>
-            <w:r>
-              <w:rPr>
-                <w:rFonts w:ascii="Calibri" w:eastAsia="Times New Roman" w:hAnsi="Calibri" w:cs="Calibri"/>
-                <w:kern w:val="0"/>
-                <w:sz w:val="18"/>
-                <w:szCs w:val="18"/>
-                <w:lang w:eastAsia="pt-BR"/>
-                <w14:ligatures w14:val="none"/>
-              </w:rPr>
-              <w:t>30</w:t>
-            </w:r>
-          </w:p>
-        </w:tc>
-        <w:tc>
-          <w:tcPr>
-            <w:tcW w:w="4504" w:type="dxa"/>
-            <w:tcBorders>
-              <w:top w:val="single" w:sz="4" w:space="0" w:color="auto"/>
-              <w:left w:val="nil"/>
-              <w:bottom w:val="single" w:sz="4" w:space="0" w:color="auto"/>
-              <w:right w:val="single" w:sz="4" w:space="0" w:color="auto"/>
-            </w:tcBorders>
-            <w:noWrap/>
-            <w:vAlign w:val="center"/>
-            <w:hideMark/>
-          </w:tcPr>
-          <w:p>
-            <w:pPr>
-              <w:spacing w:after="0" w:line="240" w:lineRule="auto"/>
-              <w:rPr>
-                <w:rFonts w:ascii="Calibri" w:eastAsia="Times New Roman" w:hAnsi="Calibri" w:cs="Calibri"/>
-                <w:kern w:val="0"/>
-                <w:sz w:val="18"/>
-                <w:szCs w:val="18"/>
-                <w:lang w:eastAsia="pt-BR"/>
-                <w14:ligatures w14:val="none"/>
-              </w:rPr>
-            </w:pPr>
-            <w:r>
-              <w:rPr>
-                <w:rFonts w:ascii="Calibri" w:eastAsia="Times New Roman" w:hAnsi="Calibri" w:cs="Calibri"/>
-                <w:kern w:val="0"/>
-                <w:sz w:val="18"/>
-                <w:szCs w:val="18"/>
-                <w:lang w:eastAsia="pt-BR"/>
-                <w14:ligatures w14:val="none"/>
-              </w:rPr>
-              <w:t>BUCHA SOLDÁVEL 32 X 25</w:t>
-            </w:r>
-          </w:p>
-        </w:tc>
-        <w:tc>
-          <w:tcPr>
-            <w:tcW w:w="900" w:type="dxa"/>
-            <w:tcBorders>
-              <w:top w:val="nil"/>
-              <w:left w:val="nil"/>
-              <w:bottom w:val="single" w:sz="4" w:space="0" w:color="auto"/>
-              <w:right w:val="single" w:sz="4" w:space="0" w:color="auto"/>
-            </w:tcBorders>
-            <w:noWrap/>
-            <w:vAlign w:val="center"/>
-            <w:hideMark/>
-          </w:tcPr>
-          <w:p>
-            <w:pPr>
-              <w:spacing w:after="0" w:line="240" w:lineRule="auto"/>
-              <w:jc w:val="center"/>
-              <w:rPr>
-                <w:rFonts w:ascii="Calibri" w:eastAsia="Times New Roman" w:hAnsi="Calibri" w:cs="Calibri"/>
-                <w:kern w:val="0"/>
-                <w:sz w:val="18"/>
-                <w:szCs w:val="18"/>
-                <w:lang w:eastAsia="pt-BR"/>
-                <w14:ligatures w14:val="none"/>
-              </w:rPr>
-            </w:pPr>
-            <w:r>
-              <w:rPr>
-                <w:rFonts w:ascii="Calibri" w:eastAsia="Times New Roman" w:hAnsi="Calibri" w:cs="Calibri"/>
-                <w:kern w:val="0"/>
-                <w:sz w:val="18"/>
-                <w:szCs w:val="18"/>
-                <w:lang w:eastAsia="pt-BR"/>
-                <w14:ligatures w14:val="none"/>
-              </w:rPr>
-              <w:t>1</w:t>
-            </w:r>
-          </w:p>
-        </w:tc>
-        <w:tc>
-          <w:tcPr>
-            <w:tcW w:w="900" w:type="dxa"/>
-            <w:tcBorders>
-              <w:top w:val="nil"/>
-              <w:left w:val="nil"/>
-              <w:bottom w:val="single" w:sz="4" w:space="0" w:color="auto"/>
-              <w:right w:val="single" w:sz="4" w:space="0" w:color="auto"/>
-            </w:tcBorders>
-            <w:noWrap/>
-            <w:vAlign w:val="center"/>
-            <w:hideMark/>
-          </w:tcPr>
-          <w:p>
-            <w:pPr>
-              <w:spacing w:after="0" w:line="240" w:lineRule="auto"/>
-              <w:jc w:val="center"/>
-              <w:rPr>
-                <w:rFonts w:ascii="Calibri" w:eastAsia="Times New Roman" w:hAnsi="Calibri" w:cs="Calibri"/>
-                <w:kern w:val="0"/>
-                <w:sz w:val="18"/>
-                <w:szCs w:val="18"/>
-                <w:lang w:eastAsia="pt-BR"/>
-                <w14:ligatures w14:val="none"/>
-              </w:rPr>
-            </w:pPr>
-            <w:r>
-              <w:rPr>
-                <w:rFonts w:ascii="Calibri" w:eastAsia="Times New Roman" w:hAnsi="Calibri" w:cs="Calibri"/>
-                <w:kern w:val="0"/>
-                <w:sz w:val="18"/>
-                <w:szCs w:val="18"/>
-                <w:lang w:eastAsia="pt-BR"/>
-                <w14:ligatures w14:val="none"/>
-              </w:rPr>
-              <w:t>UNID</w:t>
-            </w:r>
-          </w:p>
-        </w:tc>
-        <w:tc>
-          <w:tcPr>
-            <w:tcW w:w="3952" w:type="dxa"/>
-            <w:tcBorders>
-              <w:top w:val="single" w:sz="4" w:space="0" w:color="auto"/>
-              <w:left w:val="nil"/>
-              <w:bottom w:val="single" w:sz="4" w:space="0" w:color="auto"/>
-              <w:right w:val="single" w:sz="4" w:space="0" w:color="auto"/>
-            </w:tcBorders>
-            <w:noWrap/>
-            <w:vAlign w:val="center"/>
-            <w:hideMark/>
-          </w:tcPr>
-          <w:p>
-            <w:pPr>
-              <w:spacing w:after="0" w:line="240" w:lineRule="auto"/>
-              <w:rPr>
-                <w:rFonts w:ascii="Calibri" w:eastAsia="Times New Roman" w:hAnsi="Calibri" w:cs="Calibri"/>
-                <w:kern w:val="0"/>
-                <w:sz w:val="18"/>
-                <w:szCs w:val="18"/>
-                <w:lang w:eastAsia="pt-BR"/>
-                <w14:ligatures w14:val="none"/>
-              </w:rPr>
-            </w:pPr>
-            <w:r>
-              <w:rPr>
-                <w:rFonts w:ascii="Calibri" w:eastAsia="Times New Roman" w:hAnsi="Calibri" w:cs="Calibri"/>
-                <w:kern w:val="0"/>
-                <w:sz w:val="18"/>
-                <w:szCs w:val="18"/>
-                <w:lang w:eastAsia="pt-BR"/>
-                <w14:ligatures w14:val="none"/>
-              </w:rPr>
-              <w:t> </w:t>
-            </w:r>
-          </w:p>
-        </w:tc>
-      </w:tr>
-      <w:tr>
-        <w:trPr>
-          <w:trHeight w:val="301"/>
-        </w:trPr>
-        <w:tc>
-          <w:tcPr>
-            <w:tcW w:w="569" w:type="dxa"/>
-            <w:tcBorders>
-              <w:top w:val="nil"/>
-              <w:left w:val="single" w:sz="4" w:space="0" w:color="auto"/>
-              <w:bottom w:val="single" w:sz="4" w:space="0" w:color="auto"/>
-              <w:right w:val="single" w:sz="4" w:space="0" w:color="auto"/>
-            </w:tcBorders>
-            <w:vAlign w:val="center"/>
-            <w:hideMark/>
-          </w:tcPr>
-          <w:p>
-            <w:pPr>
-              <w:spacing w:after="0" w:line="240" w:lineRule="auto"/>
-              <w:jc w:val="center"/>
-              <w:rPr>
-                <w:rFonts w:ascii="Calibri" w:eastAsia="Times New Roman" w:hAnsi="Calibri" w:cs="Calibri"/>
-                <w:kern w:val="0"/>
-                <w:sz w:val="18"/>
-                <w:szCs w:val="18"/>
-                <w:lang w:eastAsia="pt-BR"/>
-                <w14:ligatures w14:val="none"/>
-              </w:rPr>
-            </w:pPr>
-            <w:r>
-              <w:rPr>
-                <w:rFonts w:ascii="Calibri" w:eastAsia="Times New Roman" w:hAnsi="Calibri" w:cs="Calibri"/>
-                <w:kern w:val="0"/>
-                <w:sz w:val="18"/>
-                <w:szCs w:val="18"/>
-                <w:lang w:eastAsia="pt-BR"/>
-                <w14:ligatures w14:val="none"/>
-              </w:rPr>
-              <w:t>31</w:t>
-            </w:r>
-          </w:p>
-        </w:tc>
-        <w:tc>
-          <w:tcPr>
-            <w:tcW w:w="4504" w:type="dxa"/>
-            <w:tcBorders>
-              <w:top w:val="single" w:sz="4" w:space="0" w:color="auto"/>
-              <w:left w:val="nil"/>
-              <w:bottom w:val="single" w:sz="4" w:space="0" w:color="auto"/>
-              <w:right w:val="single" w:sz="4" w:space="0" w:color="auto"/>
-            </w:tcBorders>
-            <w:noWrap/>
-            <w:vAlign w:val="center"/>
-            <w:hideMark/>
-          </w:tcPr>
-          <w:p>
-            <w:pPr>
-              <w:spacing w:after="0" w:line="240" w:lineRule="auto"/>
-              <w:rPr>
-                <w:rFonts w:ascii="Calibri" w:eastAsia="Times New Roman" w:hAnsi="Calibri" w:cs="Calibri"/>
-                <w:kern w:val="0"/>
-                <w:sz w:val="18"/>
-                <w:szCs w:val="18"/>
-                <w:lang w:eastAsia="pt-BR"/>
-                <w14:ligatures w14:val="none"/>
-              </w:rPr>
-            </w:pPr>
-            <w:r>
-              <w:rPr>
-                <w:rFonts w:ascii="Calibri" w:eastAsia="Times New Roman" w:hAnsi="Calibri" w:cs="Calibri"/>
-                <w:kern w:val="0"/>
-                <w:sz w:val="18"/>
-                <w:szCs w:val="18"/>
-                <w:lang w:eastAsia="pt-BR"/>
-                <w14:ligatures w14:val="none"/>
-              </w:rPr>
-              <w:t>BUCHA SOLDÁVEL 32 X 20</w:t>
-            </w:r>
-          </w:p>
-        </w:tc>
-        <w:tc>
-          <w:tcPr>
-            <w:tcW w:w="900" w:type="dxa"/>
-            <w:tcBorders>
-              <w:top w:val="nil"/>
-              <w:left w:val="nil"/>
-              <w:bottom w:val="single" w:sz="4" w:space="0" w:color="auto"/>
-              <w:right w:val="single" w:sz="4" w:space="0" w:color="auto"/>
-            </w:tcBorders>
-            <w:noWrap/>
-            <w:vAlign w:val="center"/>
-            <w:hideMark/>
-          </w:tcPr>
-          <w:p>
-            <w:pPr>
-              <w:spacing w:after="0" w:line="240" w:lineRule="auto"/>
-              <w:jc w:val="center"/>
-              <w:rPr>
-                <w:rFonts w:ascii="Calibri" w:eastAsia="Times New Roman" w:hAnsi="Calibri" w:cs="Calibri"/>
-                <w:kern w:val="0"/>
-                <w:sz w:val="18"/>
-                <w:szCs w:val="18"/>
-                <w:lang w:eastAsia="pt-BR"/>
-                <w14:ligatures w14:val="none"/>
-              </w:rPr>
-            </w:pPr>
-            <w:r>
-              <w:rPr>
-                <w:rFonts w:ascii="Calibri" w:eastAsia="Times New Roman" w:hAnsi="Calibri" w:cs="Calibri"/>
-                <w:kern w:val="0"/>
-                <w:sz w:val="18"/>
-                <w:szCs w:val="18"/>
-                <w:lang w:eastAsia="pt-BR"/>
-                <w14:ligatures w14:val="none"/>
-              </w:rPr>
-              <w:t>1</w:t>
-            </w:r>
-          </w:p>
-        </w:tc>
-        <w:tc>
-          <w:tcPr>
-            <w:tcW w:w="900" w:type="dxa"/>
-            <w:tcBorders>
-              <w:top w:val="nil"/>
-              <w:left w:val="nil"/>
-              <w:bottom w:val="single" w:sz="4" w:space="0" w:color="auto"/>
-              <w:right w:val="single" w:sz="4" w:space="0" w:color="auto"/>
-            </w:tcBorders>
-            <w:noWrap/>
-            <w:vAlign w:val="center"/>
-            <w:hideMark/>
-          </w:tcPr>
-          <w:p>
-            <w:pPr>
-              <w:spacing w:after="0" w:line="240" w:lineRule="auto"/>
-              <w:jc w:val="center"/>
-              <w:rPr>
-                <w:rFonts w:ascii="Calibri" w:eastAsia="Times New Roman" w:hAnsi="Calibri" w:cs="Calibri"/>
-                <w:kern w:val="0"/>
-                <w:sz w:val="18"/>
-                <w:szCs w:val="18"/>
-                <w:lang w:eastAsia="pt-BR"/>
-                <w14:ligatures w14:val="none"/>
-              </w:rPr>
-            </w:pPr>
-            <w:r>
-              <w:rPr>
-                <w:rFonts w:ascii="Calibri" w:eastAsia="Times New Roman" w:hAnsi="Calibri" w:cs="Calibri"/>
-                <w:kern w:val="0"/>
-                <w:sz w:val="18"/>
-                <w:szCs w:val="18"/>
-                <w:lang w:eastAsia="pt-BR"/>
-                <w14:ligatures w14:val="none"/>
-              </w:rPr>
-              <w:t>UNID</w:t>
-            </w:r>
-          </w:p>
-        </w:tc>
-        <w:tc>
-          <w:tcPr>
-            <w:tcW w:w="3952" w:type="dxa"/>
-            <w:tcBorders>
-              <w:top w:val="single" w:sz="4" w:space="0" w:color="auto"/>
-              <w:left w:val="nil"/>
-              <w:bottom w:val="single" w:sz="4" w:space="0" w:color="auto"/>
-              <w:right w:val="single" w:sz="4" w:space="0" w:color="auto"/>
-            </w:tcBorders>
-            <w:noWrap/>
-            <w:vAlign w:val="center"/>
-            <w:hideMark/>
-          </w:tcPr>
-          <w:p>
-            <w:pPr>
-              <w:spacing w:after="0" w:line="240" w:lineRule="auto"/>
-              <w:rPr>
-                <w:rFonts w:ascii="Calibri" w:eastAsia="Times New Roman" w:hAnsi="Calibri" w:cs="Calibri"/>
-                <w:kern w:val="0"/>
-                <w:sz w:val="18"/>
-                <w:szCs w:val="18"/>
-                <w:lang w:eastAsia="pt-BR"/>
-                <w14:ligatures w14:val="none"/>
-              </w:rPr>
-            </w:pPr>
-            <w:r>
-              <w:rPr>
-                <w:rFonts w:ascii="Calibri" w:eastAsia="Times New Roman" w:hAnsi="Calibri" w:cs="Calibri"/>
-                <w:kern w:val="0"/>
-                <w:sz w:val="18"/>
-                <w:szCs w:val="18"/>
-                <w:lang w:eastAsia="pt-BR"/>
-                <w14:ligatures w14:val="none"/>
-              </w:rPr>
-              <w:t> </w:t>
+                <w:rFonts w:ascii="Calibri" w:hAnsi="Calibri" w:cs="Calibri"/>
+                <w:sz w:val="18"/>
+                <w:szCs w:val="18"/>
+              </w:rPr>
+              <w:t>DESCIDA TALUDE</w:t>
             </w:r>
           </w:p>
         </w:tc>
       </w:tr>
     </w:tbl>
+    <w:p>
+      <w:pPr>
+        <w:ind w:firstLine="360"/>
+        <w:jc w:val="both"/>
+        <w:rPr>
+          <w:rFonts w:ascii="Aptos Narrow" w:hAnsi="Aptos Narrow"/>
+        </w:rPr>
+      </w:pPr>
+    </w:p>
     <w:p>
       <w:pPr>
         <w:ind w:firstLine="360"/>
@@ -6910,6 +5489,15 @@
         </w:rPr>
         <w:t>.</w:t>
       </w:r>
+    </w:p>
+    <w:p>
+      <w:pPr>
+        <w:ind w:firstLine="360"/>
+        <w:jc w:val="both"/>
+        <w:rPr>
+          <w:rFonts w:ascii="Aptos Narrow" w:hAnsi="Aptos Narrow"/>
+        </w:rPr>
+      </w:pPr>
     </w:p>
     <w:p>
       <w:pPr>
@@ -7079,22 +5667,15 @@
         <w:rPr>
           <w:rFonts w:ascii="Aptos Narrow" w:hAnsi="Aptos Narrow"/>
         </w:rPr>
-        <w:t xml:space="preserve">- PE, ______ de ________________ </w:t>
+        <w:t>- PE, ______ de ________________ de 2026.</w:t>
       </w:r>
-      <w:proofErr w:type="spellStart"/>
-      <w:r>
-        <w:rPr>
-          <w:rFonts w:ascii="Aptos Narrow" w:hAnsi="Aptos Narrow"/>
-        </w:rPr>
-        <w:t>de</w:t>
-      </w:r>
-      <w:proofErr w:type="spellEnd"/>
-      <w:r>
-        <w:rPr>
-          <w:rFonts w:ascii="Aptos Narrow" w:hAnsi="Aptos Narrow"/>
-        </w:rPr>
-        <w:t xml:space="preserve"> 2026.</w:t>
-      </w:r>
+    </w:p>
+    <w:p>
+      <w:pPr>
+        <w:rPr>
+          <w:rFonts w:ascii="Aptos Narrow" w:hAnsi="Aptos Narrow"/>
+        </w:rPr>
+      </w:pPr>
     </w:p>
     <w:p>
       <w:pPr>

--- a/template_pisf-ATERRO.docx
+++ b/template_pisf-ATERRO.docx
@@ -109,7 +109,21 @@
         <w:rPr>
           <w:rFonts w:ascii="Aptos Narrow" w:hAnsi="Aptos Narrow"/>
         </w:rPr>
-        <w:t xml:space="preserve"> {{ PROPRIETARIO }}</w:t>
+        <w:t xml:space="preserve"> </w:t>
+      </w:r>
+      <w:proofErr w:type="gramStart"/>
+      <w:r>
+        <w:rPr>
+          <w:rFonts w:ascii="Aptos Narrow" w:hAnsi="Aptos Narrow"/>
+        </w:rPr>
+        <w:t>{{ PROPRIETARIO</w:t>
+      </w:r>
+      <w:proofErr w:type="gramEnd"/>
+      <w:r>
+        <w:rPr>
+          <w:rFonts w:ascii="Aptos Narrow" w:hAnsi="Aptos Narrow"/>
+        </w:rPr>
+        <w:t xml:space="preserve"> }}</w:t>
       </w:r>
     </w:p>
     <w:p>
@@ -166,7 +180,21 @@
         <w:rPr>
           <w:rFonts w:ascii="Aptos Narrow" w:hAnsi="Aptos Narrow"/>
         </w:rPr>
-        <w:t xml:space="preserve"> {{ CONTRATO }}</w:t>
+        <w:t xml:space="preserve"> </w:t>
+      </w:r>
+      <w:proofErr w:type="gramStart"/>
+      <w:r>
+        <w:rPr>
+          <w:rFonts w:ascii="Aptos Narrow" w:hAnsi="Aptos Narrow"/>
+        </w:rPr>
+        <w:t>{{ CONTRATO</w:t>
+      </w:r>
+      <w:proofErr w:type="gramEnd"/>
+      <w:r>
+        <w:rPr>
+          <w:rFonts w:ascii="Aptos Narrow" w:hAnsi="Aptos Narrow"/>
+        </w:rPr>
+        <w:t xml:space="preserve"> }}</w:t>
       </w:r>
     </w:p>
     <w:p>
@@ -191,7 +219,21 @@
         <w:rPr>
           <w:rFonts w:ascii="Aptos Narrow" w:hAnsi="Aptos Narrow"/>
         </w:rPr>
-        <w:t xml:space="preserve"> {{ MUNICIPIO }}</w:t>
+        <w:t xml:space="preserve"> </w:t>
+      </w:r>
+      <w:proofErr w:type="gramStart"/>
+      <w:r>
+        <w:rPr>
+          <w:rFonts w:ascii="Aptos Narrow" w:hAnsi="Aptos Narrow"/>
+        </w:rPr>
+        <w:t>{{ MUNICIPIO</w:t>
+      </w:r>
+      <w:proofErr w:type="gramEnd"/>
+      <w:r>
+        <w:rPr>
+          <w:rFonts w:ascii="Aptos Narrow" w:hAnsi="Aptos Narrow"/>
+        </w:rPr>
+        <w:t xml:space="preserve"> }}</w:t>
       </w:r>
     </w:p>
     <w:p>
@@ -218,17 +260,67 @@
         </w:rPr>
         <w:t xml:space="preserve"> </w:t>
       </w:r>
+      <w:proofErr w:type="gramStart"/>
       <w:r>
         <w:rPr>
           <w:rFonts w:ascii="Aptos Narrow" w:hAnsi="Aptos Narrow"/>
         </w:rPr>
-        <w:t xml:space="preserve">{{ EIXO }} - </w:t>
+        <w:t>{{ EIXO</w:t>
+      </w:r>
+      <w:proofErr w:type="gramEnd"/>
+      <w:r>
+        <w:rPr>
+          <w:rFonts w:ascii="Aptos Narrow" w:hAnsi="Aptos Narrow"/>
+        </w:rPr>
+        <w:t xml:space="preserve"> }} - </w:t>
       </w:r>
       <w:r>
         <w:rPr>
           <w:rFonts w:ascii="Aptos Narrow" w:hAnsi="Aptos Narrow"/>
         </w:rPr>
-        <w:t>Estaca {{ ESTACA }}  — Lado: {{ LADO }}</w:t>
+        <w:t xml:space="preserve">Estaca </w:t>
+      </w:r>
+      <w:proofErr w:type="gramStart"/>
+      <w:r>
+        <w:rPr>
+          <w:rFonts w:ascii="Aptos Narrow" w:hAnsi="Aptos Narrow"/>
+        </w:rPr>
+        <w:t>{{ ESTACA</w:t>
+      </w:r>
+      <w:proofErr w:type="gramEnd"/>
+      <w:r>
+        <w:rPr>
+          <w:rFonts w:ascii="Aptos Narrow" w:hAnsi="Aptos Narrow"/>
+        </w:rPr>
+        <w:t xml:space="preserve"> </w:t>
+      </w:r>
+      <w:proofErr w:type="gramStart"/>
+      <w:r>
+        <w:rPr>
+          <w:rFonts w:ascii="Aptos Narrow" w:hAnsi="Aptos Narrow"/>
+        </w:rPr>
+        <w:t>}}  —</w:t>
+      </w:r>
+      <w:proofErr w:type="gramEnd"/>
+      <w:r>
+        <w:rPr>
+          <w:rFonts w:ascii="Aptos Narrow" w:hAnsi="Aptos Narrow"/>
+        </w:rPr>
+        <w:t xml:space="preserve"> Lado: </w:t>
+      </w:r>
+      <w:proofErr w:type="gramStart"/>
+      <w:r>
+        <w:rPr>
+          <w:rFonts w:ascii="Aptos Narrow" w:hAnsi="Aptos Narrow"/>
+        </w:rPr>
+        <w:t>{{ LADO</w:t>
+      </w:r>
+      <w:proofErr w:type="gramEnd"/>
+      <w:r>
+        <w:rPr>
+          <w:rFonts w:ascii="Aptos Narrow" w:hAnsi="Aptos Narrow"/>
+        </w:rPr>
+        <w:t xml:space="preserve"> }}</w:t>
       </w:r>
     </w:p>
     <w:p>
@@ -287,7 +379,21 @@
         <w:rPr>
           <w:rFonts w:ascii="Aptos Narrow" w:hAnsi="Aptos Narrow"/>
         </w:rPr>
-        <w:t xml:space="preserve">: {{ LAT }} / </w:t>
+        <w:t xml:space="preserve">: </w:t>
+      </w:r>
+      <w:proofErr w:type="gramStart"/>
+      <w:r>
+        <w:rPr>
+          <w:rFonts w:ascii="Aptos Narrow" w:hAnsi="Aptos Narrow"/>
+        </w:rPr>
+        <w:t>{{ LAT</w:t>
+      </w:r>
+      <w:proofErr w:type="gramEnd"/>
+      <w:r>
+        <w:rPr>
+          <w:rFonts w:ascii="Aptos Narrow" w:hAnsi="Aptos Narrow"/>
+        </w:rPr>
+        <w:t xml:space="preserve"> }} / </w:t>
       </w:r>
       <w:r>
         <w:rPr>
@@ -299,7 +405,21 @@
         <w:rPr>
           <w:rFonts w:ascii="Aptos Narrow" w:hAnsi="Aptos Narrow"/>
         </w:rPr>
-        <w:t>: {{ LONG }}</w:t>
+        <w:t xml:space="preserve">: </w:t>
+      </w:r>
+      <w:proofErr w:type="gramStart"/>
+      <w:r>
+        <w:rPr>
+          <w:rFonts w:ascii="Aptos Narrow" w:hAnsi="Aptos Narrow"/>
+        </w:rPr>
+        <w:t>{{ LONG</w:t>
+      </w:r>
+      <w:proofErr w:type="gramEnd"/>
+      <w:r>
+        <w:rPr>
+          <w:rFonts w:ascii="Aptos Narrow" w:hAnsi="Aptos Narrow"/>
+        </w:rPr>
+        <w:t xml:space="preserve"> }}</w:t>
       </w:r>
     </w:p>
     <w:p>
@@ -324,7 +444,35 @@
         <w:rPr>
           <w:rFonts w:ascii="Aptos Narrow" w:hAnsi="Aptos Narrow"/>
         </w:rPr>
-        <w:t xml:space="preserve"> {{ USO_DA_AGUA }} | </w:t>
+        <w:t xml:space="preserve"> </w:t>
+      </w:r>
+      <w:proofErr w:type="gramStart"/>
+      <w:r>
+        <w:rPr>
+          <w:rFonts w:ascii="Aptos Narrow" w:hAnsi="Aptos Narrow"/>
+        </w:rPr>
+        <w:t>{{ USO</w:t>
+      </w:r>
+      <w:proofErr w:type="gramEnd"/>
+      <w:r>
+        <w:rPr>
+          <w:rFonts w:ascii="Aptos Narrow" w:hAnsi="Aptos Narrow"/>
+        </w:rPr>
+        <w:t>_DA_</w:t>
+      </w:r>
+      <w:proofErr w:type="gramStart"/>
+      <w:r>
+        <w:rPr>
+          <w:rFonts w:ascii="Aptos Narrow" w:hAnsi="Aptos Narrow"/>
+        </w:rPr>
+        <w:t>AGUA }</w:t>
+      </w:r>
+      <w:proofErr w:type="gramEnd"/>
+      <w:r>
+        <w:rPr>
+          <w:rFonts w:ascii="Aptos Narrow" w:hAnsi="Aptos Narrow"/>
+        </w:rPr>
+        <w:t xml:space="preserve">} | </w:t>
       </w:r>
       <w:r>
         <w:rPr>
@@ -340,6 +488,7 @@
         </w:rPr>
         <w:t xml:space="preserve"> </w:t>
       </w:r>
+      <w:proofErr w:type="gramStart"/>
       <w:r>
         <w:rPr>
           <w:rFonts w:ascii="Aptos Narrow" w:hAnsi="Aptos Narrow"/>
@@ -347,7 +496,17 @@
           <w:bCs/>
           <w:color w:val="EE0000"/>
         </w:rPr>
-        <w:t>{{ SISTEMA }}</w:t>
+        <w:t>{{ SISTEMA</w:t>
+      </w:r>
+      <w:proofErr w:type="gramEnd"/>
+      <w:r>
+        <w:rPr>
+          <w:rFonts w:ascii="Aptos Narrow" w:hAnsi="Aptos Narrow"/>
+          <w:b/>
+          <w:bCs/>
+          <w:color w:val="EE0000"/>
+        </w:rPr>
+        <w:t xml:space="preserve"> }}</w:t>
       </w:r>
     </w:p>
     <w:p>
@@ -372,7 +531,35 @@
         <w:rPr>
           <w:rFonts w:ascii="Aptos Narrow" w:hAnsi="Aptos Narrow"/>
         </w:rPr>
-        <w:t xml:space="preserve"> {{ ESTRUTURA_WBS }}.</w:t>
+        <w:t xml:space="preserve"> </w:t>
+      </w:r>
+      <w:proofErr w:type="gramStart"/>
+      <w:r>
+        <w:rPr>
+          <w:rFonts w:ascii="Aptos Narrow" w:hAnsi="Aptos Narrow"/>
+        </w:rPr>
+        <w:t>{{ ESTRUTURA</w:t>
+      </w:r>
+      <w:proofErr w:type="gramEnd"/>
+      <w:r>
+        <w:rPr>
+          <w:rFonts w:ascii="Aptos Narrow" w:hAnsi="Aptos Narrow"/>
+        </w:rPr>
+        <w:t>_</w:t>
+      </w:r>
+      <w:proofErr w:type="gramStart"/>
+      <w:r>
+        <w:rPr>
+          <w:rFonts w:ascii="Aptos Narrow" w:hAnsi="Aptos Narrow"/>
+        </w:rPr>
+        <w:t>WBS }</w:t>
+      </w:r>
+      <w:proofErr w:type="gramEnd"/>
+      <w:r>
+        <w:rPr>
+          <w:rFonts w:ascii="Aptos Narrow" w:hAnsi="Aptos Narrow"/>
+        </w:rPr>
+        <w:t>}.</w:t>
       </w:r>
     </w:p>
     <w:p>
@@ -5604,36 +5791,186 @@
                 <w:sz w:val="20"/>
                 <w:szCs w:val="20"/>
               </w:rPr>
-              <w:t>Foto 1: Ponto de captação na Estaca {{ ESTACA }}  — Lado: {{ LADO }}.</w:t>
-            </w:r>
-          </w:p>
-        </w:tc>
-        <w:tc>
-          <w:tcPr>
-            <w:tcW w:w="4819" w:type="dxa"/>
-          </w:tcPr>
-          <w:p>
-            <w:pPr>
-              <w:shd w:val="clear" w:color="auto" w:fill="FFFFFF" w:themeFill="background1"/>
-              <w:spacing w:after="0"/>
+              <w:t xml:space="preserve">Foto 1: Ponto de captação na Estaca </w:t>
+            </w:r>
+            <w:proofErr w:type="gramStart"/>
+            <w:r>
               <w:rPr>
                 <w:i/>
                 <w:sz w:val="20"/>
                 <w:szCs w:val="20"/>
               </w:rPr>
-            </w:pPr>
+              <w:t>{{ ESTACA</w:t>
+            </w:r>
+            <w:proofErr w:type="gramEnd"/>
             <w:r>
               <w:rPr>
                 <w:i/>
                 <w:sz w:val="20"/>
                 <w:szCs w:val="20"/>
               </w:rPr>
-              <w:t>Foto 2: Ponto de captação na Estaca {{ ESTACA }}  — Lado: {{ LADO }}.</w:t>
+              <w:t xml:space="preserve"> </w:t>
+            </w:r>
+            <w:proofErr w:type="gramStart"/>
+            <w:r>
+              <w:rPr>
+                <w:i/>
+                <w:sz w:val="20"/>
+                <w:szCs w:val="20"/>
+              </w:rPr>
+              <w:t>}}  —</w:t>
+            </w:r>
+            <w:proofErr w:type="gramEnd"/>
+            <w:r>
+              <w:rPr>
+                <w:i/>
+                <w:sz w:val="20"/>
+                <w:szCs w:val="20"/>
+              </w:rPr>
+              <w:t xml:space="preserve"> Lado: </w:t>
+            </w:r>
+            <w:proofErr w:type="gramStart"/>
+            <w:r>
+              <w:rPr>
+                <w:i/>
+                <w:sz w:val="20"/>
+                <w:szCs w:val="20"/>
+              </w:rPr>
+              <w:t>{{ LADO</w:t>
+            </w:r>
+            <w:proofErr w:type="gramEnd"/>
+            <w:r>
+              <w:rPr>
+                <w:i/>
+                <w:sz w:val="20"/>
+                <w:szCs w:val="20"/>
+              </w:rPr>
+              <w:t xml:space="preserve"> }}.</w:t>
+            </w:r>
+          </w:p>
+        </w:tc>
+        <w:tc>
+          <w:tcPr>
+            <w:tcW w:w="4819" w:type="dxa"/>
+          </w:tcPr>
+          <w:p>
+            <w:pPr>
+              <w:shd w:val="clear" w:color="auto" w:fill="FFFFFF" w:themeFill="background1"/>
+              <w:spacing w:after="0"/>
+              <w:rPr>
+                <w:i/>
+                <w:sz w:val="20"/>
+                <w:szCs w:val="20"/>
+              </w:rPr>
+            </w:pPr>
+            <w:r>
+              <w:rPr>
+                <w:i/>
+                <w:sz w:val="20"/>
+                <w:szCs w:val="20"/>
+              </w:rPr>
+              <w:t xml:space="preserve">Foto 2: Ponto de captação na Estaca </w:t>
+            </w:r>
+            <w:proofErr w:type="gramStart"/>
+            <w:r>
+              <w:rPr>
+                <w:i/>
+                <w:sz w:val="20"/>
+                <w:szCs w:val="20"/>
+              </w:rPr>
+              <w:t>{{ ESTACA</w:t>
+            </w:r>
+            <w:proofErr w:type="gramEnd"/>
+            <w:r>
+              <w:rPr>
+                <w:i/>
+                <w:sz w:val="20"/>
+                <w:szCs w:val="20"/>
+              </w:rPr>
+              <w:t xml:space="preserve"> </w:t>
+            </w:r>
+            <w:proofErr w:type="gramStart"/>
+            <w:r>
+              <w:rPr>
+                <w:i/>
+                <w:sz w:val="20"/>
+                <w:szCs w:val="20"/>
+              </w:rPr>
+              <w:t>}}  —</w:t>
+            </w:r>
+            <w:proofErr w:type="gramEnd"/>
+            <w:r>
+              <w:rPr>
+                <w:i/>
+                <w:sz w:val="20"/>
+                <w:szCs w:val="20"/>
+              </w:rPr>
+              <w:t xml:space="preserve"> Lado: </w:t>
+            </w:r>
+            <w:proofErr w:type="gramStart"/>
+            <w:r>
+              <w:rPr>
+                <w:i/>
+                <w:sz w:val="20"/>
+                <w:szCs w:val="20"/>
+              </w:rPr>
+              <w:t>{{ LADO</w:t>
+            </w:r>
+            <w:proofErr w:type="gramEnd"/>
+            <w:r>
+              <w:rPr>
+                <w:i/>
+                <w:sz w:val="20"/>
+                <w:szCs w:val="20"/>
+              </w:rPr>
+              <w:t xml:space="preserve"> }}.</w:t>
             </w:r>
           </w:p>
         </w:tc>
       </w:tr>
     </w:tbl>
+    <w:p>
+      <w:pPr>
+        <w:spacing w:after="0"/>
+        <w:rPr>
+          <w:rFonts w:ascii="Aptos Narrow" w:hAnsi="Aptos Narrow"/>
+        </w:rPr>
+      </w:pPr>
+    </w:p>
+    <w:p>
+      <w:pPr>
+        <w:spacing w:after="0"/>
+        <w:rPr>
+          <w:rFonts w:ascii="Aptos Narrow" w:hAnsi="Aptos Narrow"/>
+        </w:rPr>
+      </w:pPr>
+      <w:r>
+        <w:rPr>
+          <w:rFonts w:ascii="Aptos Narrow" w:hAnsi="Aptos Narrow"/>
+        </w:rPr>
+        <w:t xml:space="preserve">Sertânia </w:t>
+      </w:r>
+      <w:r>
+        <w:rPr>
+          <w:rFonts w:ascii="Aptos Narrow" w:hAnsi="Aptos Narrow"/>
+        </w:rPr>
+        <w:t xml:space="preserve">- PE, ______ de ________________ </w:t>
+      </w:r>
+      <w:proofErr w:type="spellStart"/>
+      <w:r>
+        <w:rPr>
+          <w:rFonts w:ascii="Aptos Narrow" w:hAnsi="Aptos Narrow"/>
+        </w:rPr>
+        <w:t>de</w:t>
+      </w:r>
+      <w:proofErr w:type="spellEnd"/>
+      <w:r>
+        <w:rPr>
+          <w:rFonts w:ascii="Aptos Narrow" w:hAnsi="Aptos Narrow"/>
+        </w:rPr>
+        <w:t xml:space="preserve"> 2026.</w:t>
+      </w:r>
+    </w:p>
     <w:p>
       <w:pPr>
         <w:spacing w:after="0"/>
@@ -5657,18 +5994,6 @@
           <w:docGrid w:linePitch="360"/>
         </w:sectPr>
       </w:pPr>
-      <w:r>
-        <w:rPr>
-          <w:rFonts w:ascii="Aptos Narrow" w:hAnsi="Aptos Narrow"/>
-        </w:rPr>
-        <w:t xml:space="preserve">Sertânia </w:t>
-      </w:r>
-      <w:r>
-        <w:rPr>
-          <w:rFonts w:ascii="Aptos Narrow" w:hAnsi="Aptos Narrow"/>
-        </w:rPr>
-        <w:t>- PE, ______ de ________________ de 2026.</w:t>
-      </w:r>
     </w:p>
     <w:p>
       <w:pPr>
@@ -5686,41 +6011,7 @@
     </w:p>
     <w:p>
       <w:pPr>
-        <w:rPr>
-          <w:rFonts w:ascii="Aptos Narrow" w:hAnsi="Aptos Narrow"/>
-        </w:rPr>
-      </w:pPr>
-    </w:p>
-    <w:p>
-      <w:pPr>
-        <w:rPr>
-          <w:rFonts w:ascii="Aptos Narrow" w:hAnsi="Aptos Narrow"/>
-        </w:rPr>
-      </w:pPr>
-    </w:p>
-    <w:p>
-      <w:pPr>
-        <w:rPr>
-          <w:rFonts w:ascii="Aptos Narrow" w:hAnsi="Aptos Narrow"/>
-        </w:rPr>
-      </w:pPr>
-    </w:p>
-    <w:p>
-      <w:pPr>
-        <w:rPr>
-          <w:rFonts w:ascii="Aptos Narrow" w:hAnsi="Aptos Narrow"/>
-        </w:rPr>
-      </w:pPr>
-    </w:p>
-    <w:p>
-      <w:pPr>
-        <w:rPr>
-          <w:rFonts w:ascii="Aptos Narrow" w:hAnsi="Aptos Narrow"/>
-        </w:rPr>
-      </w:pPr>
-    </w:p>
-    <w:p>
-      <w:pPr>
+        <w:spacing w:after="0"/>
         <w:rPr>
           <w:rFonts w:ascii="Aptos Narrow" w:hAnsi="Aptos Narrow"/>
         </w:rPr>
@@ -5732,6 +6023,60 @@
           <w:docGrid w:linePitch="360"/>
         </w:sectPr>
       </w:pPr>
+      <w:r>
+        <w:rPr>
+          <w:rFonts w:ascii="Aptos Narrow" w:hAnsi="Aptos Narrow"/>
+          <w:noProof/>
+        </w:rPr>
+        <w:drawing>
+          <wp:inline distT="0" distB="0" distL="0" distR="0" wp14:anchorId="076765CE" wp14:editId="24B937ED">
+            <wp:extent cx="1276350" cy="1009650"/>
+            <wp:effectExtent l="0" t="0" r="0" b="0"/>
+            <wp:docPr id="688629907" name="Imagem 4"/>
+            <wp:cNvGraphicFramePr>
+              <a:graphicFrameLocks xmlns:a="http://schemas.openxmlformats.org/drawingml/2006/main" noChangeAspect="1"/>
+            </wp:cNvGraphicFramePr>
+            <a:graphic xmlns:a="http://schemas.openxmlformats.org/drawingml/2006/main">
+              <a:graphicData uri="http://schemas.openxmlformats.org/drawingml/2006/picture">
+                <pic:pic xmlns:pic="http://schemas.openxmlformats.org/drawingml/2006/picture">
+                  <pic:nvPicPr>
+                    <pic:cNvPr id="0" name="Picture 5"/>
+                    <pic:cNvPicPr>
+                      <a:picLocks noChangeAspect="1" noChangeArrowheads="1"/>
+                    </pic:cNvPicPr>
+                  </pic:nvPicPr>
+                  <pic:blipFill>
+                    <a:blip r:embed="rId10">
+                      <a:extLst>
+                        <a:ext uri="{28A0092B-C50C-407E-A947-70E740481C1C}">
+                          <a14:useLocalDpi xmlns:a14="http://schemas.microsoft.com/office/drawing/2010/main" val="0"/>
+                        </a:ext>
+                      </a:extLst>
+                    </a:blip>
+                    <a:srcRect/>
+                    <a:stretch>
+                      <a:fillRect/>
+                    </a:stretch>
+                  </pic:blipFill>
+                  <pic:spPr bwMode="auto">
+                    <a:xfrm>
+                      <a:off x="0" y="0"/>
+                      <a:ext cx="1276350" cy="1009650"/>
+                    </a:xfrm>
+                    <a:prstGeom prst="rect">
+                      <a:avLst/>
+                    </a:prstGeom>
+                    <a:noFill/>
+                    <a:ln>
+                      <a:noFill/>
+                    </a:ln>
+                  </pic:spPr>
+                </pic:pic>
+              </a:graphicData>
+            </a:graphic>
+          </wp:inline>
+        </w:drawing>
+      </w:r>
     </w:p>
     <w:p>
       <w:pPr>
@@ -5868,11 +6213,19 @@
                                 <w:rFonts w:ascii="Aptos Narrow" w:hAnsi="Aptos Narrow"/>
                               </w:rPr>
                             </w:pPr>
+                            <w:proofErr w:type="gramStart"/>
                             <w:r>
                               <w:rPr>
                                 <w:rFonts w:ascii="Aptos Narrow" w:hAnsi="Aptos Narrow"/>
                               </w:rPr>
-                              <w:t>{{ PROPRIETARIO }}</w:t>
+                              <w:t>{{ PROPRIETARIO</w:t>
+                            </w:r>
+                            <w:proofErr w:type="gramEnd"/>
+                            <w:r>
+                              <w:rPr>
+                                <w:rFonts w:ascii="Aptos Narrow" w:hAnsi="Aptos Narrow"/>
+                              </w:rPr>
+                              <w:t xml:space="preserve"> }}</w:t>
                             </w:r>
                             <w:r>
                               <w:rPr>
@@ -5935,11 +6288,19 @@
                           <w:rFonts w:ascii="Aptos Narrow" w:hAnsi="Aptos Narrow"/>
                         </w:rPr>
                       </w:pPr>
+                      <w:proofErr w:type="gramStart"/>
                       <w:r>
                         <w:rPr>
                           <w:rFonts w:ascii="Aptos Narrow" w:hAnsi="Aptos Narrow"/>
                         </w:rPr>
-                        <w:t>{{ PROPRIETARIO }}</w:t>
+                        <w:t>{{ PROPRIETARIO</w:t>
+                      </w:r>
+                      <w:proofErr w:type="gramEnd"/>
+                      <w:r>
+                        <w:rPr>
+                          <w:rFonts w:ascii="Aptos Narrow" w:hAnsi="Aptos Narrow"/>
+                        </w:rPr>
+                        <w:t xml:space="preserve"> }}</w:t>
                       </w:r>
                       <w:r>
                         <w:rPr>
@@ -6225,7 +6586,16 @@
                               <w:sz w:val="20"/>
                               <w:szCs w:val="20"/>
                             </w:rPr>
-                            <w:t xml:space="preserve">CONTRATO {{ </w:t>
+                            <w:t xml:space="preserve">CONTRATO </w:t>
+                          </w:r>
+                          <w:proofErr w:type="gramStart"/>
+                          <w:r>
+                            <w:rPr>
+                              <w:rFonts w:ascii="Aptos Narrow" w:hAnsi="Aptos Narrow"/>
+                              <w:sz w:val="20"/>
+                              <w:szCs w:val="20"/>
+                            </w:rPr>
+                            <w:t xml:space="preserve">{{ </w:t>
                           </w:r>
                           <w:r>
                             <w:rPr>
@@ -6246,6 +6616,7 @@
                             </w:rPr>
                             <w:t>CONTRATO</w:t>
                           </w:r>
+                          <w:proofErr w:type="gramEnd"/>
                           <w:r>
                             <w:rPr>
                               <w:rFonts w:ascii="Aptos Narrow" w:hAnsi="Aptos Narrow"/>
@@ -6296,7 +6667,16 @@
                         <w:sz w:val="20"/>
                         <w:szCs w:val="20"/>
                       </w:rPr>
-                      <w:t xml:space="preserve">CONTRATO {{ </w:t>
+                      <w:t xml:space="preserve">CONTRATO </w:t>
+                    </w:r>
+                    <w:proofErr w:type="gramStart"/>
+                    <w:r>
+                      <w:rPr>
+                        <w:rFonts w:ascii="Aptos Narrow" w:hAnsi="Aptos Narrow"/>
+                        <w:sz w:val="20"/>
+                        <w:szCs w:val="20"/>
+                      </w:rPr>
+                      <w:t xml:space="preserve">{{ </w:t>
                     </w:r>
                     <w:r>
                       <w:rPr>
@@ -6317,6 +6697,7 @@
                       </w:rPr>
                       <w:t>CONTRATO</w:t>
                     </w:r>
+                    <w:proofErr w:type="gramEnd"/>
                     <w:r>
                       <w:rPr>
                         <w:rFonts w:ascii="Aptos Narrow" w:hAnsi="Aptos Narrow"/>

--- a/template_pisf-ATERRO.docx
+++ b/template_pisf-ATERRO.docx
@@ -2977,7 +2977,7 @@
                 <w:sz w:val="18"/>
                 <w:szCs w:val="18"/>
               </w:rPr>
-              <w:t>2</w:t>
+              <w:t>4</w:t>
             </w:r>
           </w:p>
         </w:tc>
@@ -3049,6 +3049,14 @@
                 <w:szCs w:val="18"/>
               </w:rPr>
               <w:t>CAIXA HIDRÔMETRO</w:t>
+            </w:r>
+            <w:r>
+              <w:rPr>
+                <w:rFonts w:ascii="Calibri" w:hAnsi="Calibri" w:cs="Calibri"/>
+                <w:sz w:val="18"/>
+                <w:szCs w:val="18"/>
+              </w:rPr>
+              <w:t>/DESCIDA TALUDE</w:t>
             </w:r>
           </w:p>
         </w:tc>
@@ -5531,7 +5539,7 @@
                 <w:sz w:val="18"/>
                 <w:szCs w:val="18"/>
               </w:rPr>
-              <w:t>1</w:t>
+              <w:t>2</w:t>
             </w:r>
           </w:p>
         </w:tc>
